--- a/docx_output_v2/Sibelius-Semester2-Part2-Lessons-41-48.docx
+++ b/docx_output_v2/Sibelius-Semester2-Part2-Lessons-41-48.docx
@@ -35061,6 +35061,8 @@
       <w:pgSz w:w="11906" w:h="16838"/>
       <w:pgMar w:top="1134" w:right="1417" w:bottom="1134" w:left="1417" w:header="720" w:footer="720" w:gutter="0"/>
       <w:cols w:space="720"/>
+      <w:bidi w:val="1"/>
+      <w:textDirection w:val="lrTb"/>
     </w:sectPr>
   </w:body>
 </w:document>

--- a/docx_output_v2/Sibelius-Semester2-Part2-Lessons-41-48.docx
+++ b/docx_output_v2/Sibelius-Semester2-Part2-Lessons-41-48.docx
@@ -752,7 +752,7 @@
                 <w:rFonts w:cs="Calibri"/>
                 <w:szCs w:val="18"/>
               </w:rPr>
-              <w:t>حجاز (Hijaz)</w:t>
+              <w:t>حجاز ‏(Hijaz)‏</w:t>
             </w:r>
           </w:p>
         </w:tc>
@@ -800,7 +800,7 @@
                 <w:rFonts w:cs="Calibri"/>
                 <w:szCs w:val="18"/>
               </w:rPr>
-              <w:t>خبيتي (Khibiti) + رمبي حريمي (Rambi Harimi)</w:t>
+              <w:t>خبيتي ‏(Khibiti)‏ + رمبي حريمي ‏(Rambi Harimi)‏</w:t>
             </w:r>
           </w:p>
         </w:tc>
@@ -856,7 +856,7 @@
           <w:rFonts w:cs="Calibri"/>
           <w:szCs w:val="22"/>
         </w:rPr>
-        <w:t>فهم فاصلة الثانية الزائدة (Augmented Second)</w:t>
+        <w:t>فهم فاصلة الثانية الزائدة ‏(Augmented Second)‏</w:t>
       </w:r>
     </w:p>
     <w:p>
@@ -909,7 +909,7 @@
           <w:rFonts w:cs="Calibri"/>
           <w:szCs w:val="28"/>
         </w:rPr>
-        <w:t>1. النظري | Theory (10 min)</w:t>
+        <w:t>1. النظري | Theory ‏(10 min)‏</w:t>
       </w:r>
     </w:p>
     <w:p>
@@ -928,7 +928,7 @@
           <w:rFonts w:cs="Calibri"/>
           <w:szCs w:val="24"/>
         </w:rPr>
-        <w:t>مقام الحجاز (Hijaz)</w:t>
+        <w:t>مقام الحجاز ‏(Hijaz)‏</w:t>
       </w:r>
     </w:p>
     <w:p>
@@ -965,7 +965,7 @@
           <w:rFonts w:cs="Calibri"/>
           <w:szCs w:val="24"/>
         </w:rPr>
-        <w:t>سلم الحجاز على D (الأكثر شيوعاً)</w:t>
+        <w:t>سلم الحجاز على D ‏(الأكثر شيوعاً)‏</w:t>
       </w:r>
     </w:p>
     <w:p>
@@ -1003,7 +1003,7 @@
           <w:rFonts w:cs="Calibri"/>
           <w:szCs w:val="24"/>
         </w:rPr>
-        <w:t>الفاصلة المميزة: Augmented Second (A2)</w:t>
+        <w:t>الفاصلة المميزة: Augmented Second ‏(A2)‏</w:t>
       </w:r>
     </w:p>
     <w:p>
@@ -1020,7 +1020,7 @@
           <w:rFonts w:cs="Calibri"/>
           <w:szCs w:val="22"/>
         </w:rPr>
-        <w:t>• E♭ → F♯ = 3 Semitones (Augmented Second)</w:t>
+        <w:t>• E♭ → F♯ = 3 Semitones ‏(Augmented Second)‏</w:t>
       </w:r>
     </w:p>
     <w:p>
@@ -1056,7 +1056,7 @@
           <w:rFonts w:cs="Calibri"/>
           <w:szCs w:val="24"/>
         </w:rPr>
-        <w:t>الحجاز على D (الأكثر شيوعاً)</w:t>
+        <w:t>الحجاز على D ‏(الأكثر شيوعاً)‏</w:t>
       </w:r>
     </w:p>
     <w:tbl>
@@ -1224,7 +1224,7 @@
                 <w:rFonts w:cs="Calibri"/>
                 <w:szCs w:val="18"/>
               </w:rPr>
-              <w:t>دو (قرار)</w:t>
+              <w:t>دو ‏(قرار)‏</w:t>
             </w:r>
           </w:p>
         </w:tc>
@@ -1369,7 +1369,7 @@
                 <w:rFonts w:cs="Calibri"/>
                 <w:szCs w:val="18"/>
               </w:rPr>
-              <w:t>دييز (رفع)</w:t>
+              <w:t>دييز ‏(رفع)‏</w:t>
             </w:r>
           </w:p>
         </w:tc>
@@ -1755,7 +1755,7 @@
           <w:rFonts w:cs="Calibri"/>
           <w:szCs w:val="24"/>
         </w:rPr>
-        <w:t>رمبي حريمي (Rambi Harimi) – 4/4</w:t>
+        <w:t>رمبي حريمي ‏(Rambi Harimi)‏ – 4/4</w:t>
       </w:r>
     </w:p>
     <w:p>
@@ -1792,7 +1792,7 @@
           <w:rFonts w:cs="Calibri"/>
           <w:szCs w:val="28"/>
         </w:rPr>
-        <w:t>2. التطبيق العملي | Practice (30 min)</w:t>
+        <w:t>2. التطبيق العملي | Practice ‏(30 min)‏</w:t>
       </w:r>
     </w:p>
     <w:p>
@@ -1811,7 +1811,7 @@
           <w:rFonts w:cs="Calibri"/>
           <w:szCs w:val="24"/>
         </w:rPr>
-        <w:t>تمرين 1: سلم الحجاز (10 دقائق)</w:t>
+        <w:t>تمرين 1: سلم الحجاز ‏(10 دقائق)‏</w:t>
       </w:r>
     </w:p>
     <w:p>
@@ -1864,9 +1864,9 @@
           <w:rFonts w:cs="Calibri"/>
           <w:szCs w:val="18"/>
         </w:rPr>
-        <w:t>مازورة 1: D E♭ F♯ G | A B♭ C♯ D | (صعود)</w:t>
+        <w:t>مازورة 1: D E♭ F♯ G | A B♭ C♯ D | ‏(صعود)‏</w:t>
         <w:br/>
-        <w:t>مازورة 2: D C♯ B♭ A | G F♯ E♭ D | (نزول)</w:t>
+        <w:t>مازورة 2: D C♯ B♭ A | G F♯ E♭ D | ‏(نزول)‏</w:t>
         <w:br/>
         <w:t>مازورة 3-4: كرر</w:t>
       </w:r>
@@ -1886,7 +1886,7 @@
           <w:rFonts w:cs="Calibri"/>
           <w:szCs w:val="22"/>
         </w:rPr>
-        <w:t>انتبه: F♯ و C♯ (اضغط + بعد F و C)</w:t>
+        <w:t>انتبه: F♯ و C♯ ‏(اضغط + بعد F و C)‏</w:t>
       </w:r>
     </w:p>
     <w:p>
@@ -1905,7 +1905,7 @@
           <w:rFonts w:cs="Calibri"/>
           <w:szCs w:val="24"/>
         </w:rPr>
-        <w:t>تمرين 2: جنس الحجاز (10 دقائق)</w:t>
+        <w:t>تمرين 2: جنس الحجاز ‏(10 دقائق)‏</w:t>
       </w:r>
     </w:p>
     <w:p>
@@ -1947,7 +1947,7 @@
           <w:rFonts w:cs="Calibri"/>
           <w:szCs w:val="24"/>
         </w:rPr>
-        <w:t>تمرين 3: الحجاز مع خبيتي (10 دقائق)</w:t>
+        <w:t>تمرين 3: الحجاز مع خبيتي ‏(10 دقائق)‏</w:t>
       </w:r>
     </w:p>
     <w:p>
@@ -1966,15 +1966,15 @@
           <w:rFonts w:cs="Calibri"/>
           <w:szCs w:val="18"/>
         </w:rPr>
-        <w:t>مازورة 1-2 (خبيتي, 2/4):</w:t>
+        <w:t>مازورة 1-2 ‏(خبيتي, 2/4)‏:</w:t>
         <w:br/>
-        <w:t>| D (Noire) | (Rest) |  (DUM -)</w:t>
+        <w:t>| D ‏(Noire)‏ | ‏(Rest)‏ |  ‏(DUM -)‏</w:t>
         <w:br/>
-        <w:t>| E♭ (Croche) F♯ (Croche) | G (Croche) A (Croche) |  (TAK TAK)</w:t>
+        <w:t>| E♭ ‏(Croche)‏ F♯ ‏(Croche)‏ | G ‏(Croche)‏ A ‏(Croche)‏ |  ‏(TAK TAK)‏</w:t>
         <w:br/>
-        <w:t>مازورة 3-4: | B♭ (Noire) | C♯ (Noire) |</w:t>
+        <w:t>مازورة 3-4: | B♭ ‏(Noire)‏ | C♯ ‏(Noire)‏ |</w:t>
         <w:br/>
-        <w:t>| D (Blanche) | (Rest) |</w:t>
+        <w:t>| D ‏(Blanche)‏ | ‏(Rest)‏ |</w:t>
       </w:r>
     </w:p>
     <w:p>
@@ -1993,7 +1993,7 @@
           <w:rFonts w:cs="Calibri"/>
           <w:szCs w:val="28"/>
         </w:rPr>
-        <w:t>3. اختصارات Sibelius (5 min)</w:t>
+        <w:t>3. اختصارات Sibelius ‏(5 min)‏</w:t>
       </w:r>
     </w:p>
     <w:tbl>
@@ -2473,7 +2473,7 @@
           <w:rFonts w:cs="Calibri"/>
           <w:szCs w:val="28"/>
         </w:rPr>
-        <w:t>4. مراجعة وواجب | Review &amp; HW (5 min)</w:t>
+        <w:t>4. مراجعة وواجب | Review &amp; HW ‏(5 min)‏</w:t>
       </w:r>
     </w:p>
     <w:p>
@@ -2493,7 +2493,7 @@
         </w:rPr>
         <w:t>أسئلة: 1. ما الفاصلة المميزة في مقام الحجاز؟ 2. كم Semitone بين E♭ و F♯؟ 3. ما الفرق بين الحجاز والعجم؟</w:t>
         <w:br/>
-        <w:t>الواجب: اكتب 16 مازورة: سلم حجاز (4) + جنس حجاز (4) + لحن حجاز مع خبيتي (8). احفظ `Lesson41_Hijaz.sib`</w:t>
+        <w:t>الواجب: اكتب 16 مازورة: سلم حجاز ‏(4)‏ + جنس حجاز ‏(4)‏ + لحن حجاز مع خبيتي ‏(8)‏. احفظ `Lesson41_Hijaz.sib`</w:t>
       </w:r>
     </w:p>
     <w:p>
@@ -2530,7 +2530,7 @@
           <w:rFonts w:cs="Calibri"/>
           <w:szCs w:val="22"/>
         </w:rPr>
-        <w:t>اعزف سلم الحجاز: D (الوتر الرابع عقدة 2) - E♭ (الوتر الثالث مطلق) - F♯ (الوتر الثالث عقدة 2) - G (الوتر الثالث عقدة 3). لاحظ الطابع الشرقي القوي!</w:t>
+        <w:t>اعزف سلم الحجاز: D ‏(الوتر الرابع عقدة 2)‏ - E♭ ‏(الوتر الثالث مطلق)‏ - F♯ ‏(الوتر الثالث عقدة 2)‏ - G ‏(الوتر الثالث عقدة 3)‏. لاحظ الطابع الشرقي القوي!</w:t>
       </w:r>
     </w:p>
     <w:p>
@@ -2568,7 +2568,7 @@
           <w:rFonts w:cs="Calibri"/>
           <w:szCs w:val="28"/>
         </w:rPr>
-        <w:t>7. مفردات: حجاز (Hijaz), Augmented Second, رمبي حريمي (Rambi Harimi)</w:t>
+        <w:t>7. مفردات: حجاز ‏(Hijaz)‏, Augmented Second, رمبي حريمي ‏(Rambi Harimi)‏</w:t>
       </w:r>
     </w:p>
     <w:p>
@@ -2934,7 +2934,7 @@
                 <w:rFonts w:cs="Calibri"/>
                 <w:szCs w:val="18"/>
               </w:rPr>
-              <w:t>حجاز (Hijaz)</w:t>
+              <w:t>حجاز ‏(Hijaz)‏</w:t>
             </w:r>
           </w:p>
         </w:tc>
@@ -2982,7 +2982,7 @@
                 <w:rFonts w:cs="Calibri"/>
                 <w:szCs w:val="18"/>
               </w:rPr>
-              <w:t>البندري (Al-Bandari) – 4/4 + السامري (Al-Sameri) – 4/4</w:t>
+              <w:t>البندري ‏(Al-Bandari)‏ – 4/4 + السامري ‏(Al-Sameri)‏ – 4/4</w:t>
             </w:r>
           </w:p>
         </w:tc>
@@ -3038,7 +3038,7 @@
           <w:rFonts w:cs="Calibri"/>
           <w:szCs w:val="22"/>
         </w:rPr>
-        <w:t>إتقان إيقاع البندري (4/4) مع الحجاز</w:t>
+        <w:t>إتقان إيقاع البندري ‏(4/4)‏ مع الحجاز</w:t>
       </w:r>
     </w:p>
     <w:p>
@@ -3055,7 +3055,7 @@
           <w:rFonts w:cs="Calibri"/>
           <w:szCs w:val="22"/>
         </w:rPr>
-        <w:t>إتقان إيقاع السامري (4/4) مع الحجاز</w:t>
+        <w:t>إتقان إيقاع السامري ‏(4/4)‏ مع الحجاز</w:t>
       </w:r>
     </w:p>
     <w:p>
@@ -3091,7 +3091,7 @@
           <w:rFonts w:cs="Calibri"/>
           <w:szCs w:val="28"/>
         </w:rPr>
-        <w:t>1. النظري | Theory (10 min)</w:t>
+        <w:t>1. النظري | Theory ‏(10 min)‏</w:t>
       </w:r>
     </w:p>
     <w:p>
@@ -3110,7 +3110,7 @@
           <w:rFonts w:cs="Calibri"/>
           <w:szCs w:val="24"/>
         </w:rPr>
-        <w:t>مراجعة مقام الحجاز (Hijaz Review)</w:t>
+        <w:t>مراجعة مقام الحجاز ‏(Hijaz Review)‏</w:t>
       </w:r>
     </w:p>
     <w:p>
@@ -3146,7 +3146,7 @@
           <w:rFonts w:cs="Calibri"/>
           <w:szCs w:val="22"/>
         </w:rPr>
-        <w:t>• الغماز: D (Re)</w:t>
+        <w:t>• الغماز: D ‏(Re)‏</w:t>
       </w:r>
     </w:p>
     <w:p>
@@ -3163,7 +3163,7 @@
           <w:rFonts w:cs="Calibri"/>
           <w:szCs w:val="22"/>
         </w:rPr>
-        <w:t>• الفاصلة المميزة: Augmented Second بين E♭ → F♯ (3 Semitones)</w:t>
+        <w:t>• الفاصلة المميزة: Augmented Second بين E♭ → F♯ ‏(3 Semitones)‏</w:t>
       </w:r>
     </w:p>
     <w:p>
@@ -3233,7 +3233,7 @@
           <w:rFonts w:cs="Calibri"/>
           <w:szCs w:val="24"/>
         </w:rPr>
-        <w:t>البندري (Al-Bandari) – 4/4</w:t>
+        <w:t>البندري ‏(Al-Bandari)‏ – 4/4</w:t>
       </w:r>
     </w:p>
     <w:p>
@@ -3491,7 +3491,7 @@
           <w:rFonts w:cs="Calibri"/>
           <w:szCs w:val="18"/>
         </w:rPr>
-        <w:t>| ♩  | ♩  | ♩  | ♪ ♪ ♪ (♪) |</w:t>
+        <w:t>| ♩  | ♩  | ♩  | ♪ ♪ ♪ ‏(♪)‏ |</w:t>
         <w:br/>
         <w:t>| DUM | TAK | DUM | TAK TAK TAK - |</w:t>
       </w:r>
@@ -3512,7 +3512,7 @@
           <w:rFonts w:cs="Calibri"/>
           <w:szCs w:val="24"/>
         </w:rPr>
-        <w:t>السامري (Al-Sameri) – 4/4</w:t>
+        <w:t>السامري ‏(Al-Sameri)‏ – 4/4</w:t>
       </w:r>
     </w:p>
     <w:p>
@@ -3602,7 +3602,7 @@
                 <w:rFonts w:cs="Calibri"/>
                 <w:szCs w:val="18"/>
               </w:rPr>
-              <w:t>- (Rest)</w:t>
+              <w:t>- ‏(Rest)‏</w:t>
             </w:r>
           </w:p>
         </w:tc>
@@ -4058,7 +4058,7 @@
                 <w:rFonts w:cs="Calibri"/>
                 <w:szCs w:val="18"/>
               </w:rPr>
-              <w:t>الشدة (Accent)</w:t>
+              <w:t>الشدة ‏(Accent)‏</w:t>
             </w:r>
           </w:p>
         </w:tc>
@@ -4126,7 +4126,7 @@
           <w:rFonts w:cs="Calibri"/>
           <w:szCs w:val="28"/>
         </w:rPr>
-        <w:t>2. التطبيق العملي | Practice (30 min)</w:t>
+        <w:t>2. التطبيق العملي | Practice ‏(30 min)‏</w:t>
       </w:r>
     </w:p>
     <w:p>
@@ -4145,7 +4145,7 @@
           <w:rFonts w:cs="Calibri"/>
           <w:szCs w:val="24"/>
         </w:rPr>
-        <w:t>تمرین 1: سلم الحجاز (5 دقائق)</w:t>
+        <w:t>تمرین 1: سلم الحجاز ‏(5 دقائق)‏</w:t>
       </w:r>
     </w:p>
     <w:p>
@@ -4162,7 +4162,7 @@
           <w:rFonts w:cs="Calibri"/>
           <w:szCs w:val="22"/>
         </w:rPr>
-        <w:t>Sibelius → Blank Score → Treble Clef → 4/4 → Key Signature = C Major (بدون علامات)</w:t>
+        <w:t>Sibelius → Blank Score → Treble Clef → 4/4 → Key Signature = C Major ‏(بدون علامات)‏</w:t>
       </w:r>
     </w:p>
     <w:p>
@@ -4198,9 +4198,9 @@
           <w:rFonts w:cs="Calibri"/>
           <w:szCs w:val="18"/>
         </w:rPr>
-        <w:t>مازورة 1: D E♭ F♯ G | A B♭ C♯ D | (صعود)</w:t>
+        <w:t>مازورة 1: D E♭ F♯ G | A B♭ C♯ D | ‏(صعود)‏</w:t>
         <w:br/>
-        <w:t>مازورة 2: D C♯ B♭ A | G F♯ E♭ D | (نزول)</w:t>
+        <w:t>مازورة 2: D C♯ B♭ A | G F♯ E♭ D | ‏(نزول)‏</w:t>
         <w:br/>
         <w:t>مازورة 3-4: كرر</w:t>
       </w:r>
@@ -4239,7 +4239,7 @@
           <w:rFonts w:cs="Calibri"/>
           <w:szCs w:val="24"/>
         </w:rPr>
-        <w:t>تمرین 2: جنس الحجاز على D (5 دقائق)</w:t>
+        <w:t>تمرین 2: جنس الحجاز على D ‏(5 دقائق)‏</w:t>
       </w:r>
     </w:p>
     <w:p>
@@ -4260,11 +4260,11 @@
         </w:rPr>
         <w:t>جنس حجاز: D E♭ F♯ G</w:t>
         <w:br/>
-        <w:t>مازورة 1: D (Noire) | E♭ (Noire) | F♯ (Noire) | G (Noire) |</w:t>
+        <w:t>مازورة 1: D ‏(Noire)‏ | E♭ ‏(Noire)‏ | F♯ ‏(Noire)‏ | G ‏(Noire)‏ |</w:t>
         <w:br/>
-        <w:t>مازورة 2: G (Noire) | F♯ (Noire) | E♭ (Noire) | D (Noire) |</w:t>
+        <w:t>مازورة 2: G ‏(Noire)‏ | F♯ ‏(Noire)‏ | E♭ ‏(Noire)‏ | D ‏(Noire)‏ |</w:t>
         <w:br/>
-        <w:t>مازورة 3: D E♭ F♯ G (Croches) | G F♯ E♭ D (Croches) |</w:t>
+        <w:t>مازورة 3: D E♭ F♯ G ‏(Croches)‏ | G F♯ E♭ D ‏(Croches)‏ |</w:t>
         <w:br/>
         <w:t>مازورة 4: كرر مازورة 3</w:t>
       </w:r>
@@ -4285,7 +4285,7 @@
           <w:rFonts w:cs="Calibri"/>
           <w:szCs w:val="24"/>
         </w:rPr>
-        <w:t>تمرین 3: الحجاز مع البندري (10 دقائق)</w:t>
+        <w:t>تمرین 3: الحجاز مع البندري ‏(10 دقائق)‏</w:t>
       </w:r>
     </w:p>
     <w:p>
@@ -4307,18 +4307,18 @@
         <w:t>إيقاع بندري – 8 مازوارات:</w:t>
         <w:br/>
         <w:br/>
-        <w:t>مازورة 1: | D (Noire) | D (Noire) | D (Noire) | D (Croche) E♭ (Croche) F♯ (Croche) (Croche Rest) |</w:t>
+        <w:t>مازورة 1: | D ‏(Noire)‏ | D ‏(Noire)‏ | D ‏(Noire)‏ | D ‏(Croche)‏ E♭ ‏(Croche)‏ F♯ ‏(Croche)‏ ‏(Croche Rest)‏ |</w:t>
         <w:br/>
         <w:t xml:space="preserve">            |   DUM     |   TAK     |   DUM     |   TAK    TAK    TAK       -                 |</w:t>
         <w:br/>
         <w:br/>
-        <w:t>مازورة 2: | G (Noire) | G (Noire) | G (Noire) | A B♭ C♯ (Croches) (Croche Rest) |</w:t>
+        <w:t>مازورة 2: | G ‏(Noire)‏ | G ‏(Noire)‏ | G ‏(Noire)‏ | A B♭ C♯ ‏(Croches)‏ ‏(Croche Rest)‏ |</w:t>
         <w:br/>
         <w:br/>
-        <w:t>مازورة 3: | D (Noire) | C♯ (Noire) | B♭ (Noire) | A G F♯ (Croches) (Croche Rest) |</w:t>
+        <w:t>مازورة 3: | D ‏(Noire)‏ | C♯ ‏(Noire)‏ | B♭ ‏(Noire)‏ | A G F♯ ‏(Croches)‏ ‏(Croche Rest)‏ |</w:t>
         <w:br/>
         <w:br/>
-        <w:t>مازورة 4: | E♭ (Noire) | F♯ (Noire) | G (Noire) | A B♭ C♯ (Croches) (Croche Rest) |</w:t>
+        <w:t>مازورة 4: | E♭ ‏(Noire)‏ | F♯ ‏(Noire)‏ | G ‏(Noire)‏ | A B♭ C♯ ‏(Croches)‏ ‏(Croche Rest)‏ |</w:t>
         <w:br/>
         <w:br/>
         <w:t>مازورة 5-8: كرر مازورة 1-4</w:t>
@@ -4340,7 +4340,7 @@
           <w:rFonts w:cs="Calibri"/>
           <w:szCs w:val="24"/>
         </w:rPr>
-        <w:t>تمرین 4: الحجاز مع السامري (10 دقائق)</w:t>
+        <w:t>تمرین 4: الحجاز مع السامري ‏(10 دقائق)‏</w:t>
       </w:r>
     </w:p>
     <w:p>
@@ -4362,18 +4362,18 @@
         <w:t>إيقاع سامري – 8 مازوارات:</w:t>
         <w:br/>
         <w:br/>
-        <w:t>مازورة 1: | D (Noire) | (Noire Rest) | D (Noire) | E♭ F♯ G (Croches) |</w:t>
+        <w:t>مازورة 1: | D ‏(Noire)‏ | ‏(Noire Rest)‏ | D ‏(Noire)‏ | E♭ F♯ G ‏(Croches)‏ |</w:t>
         <w:br/>
         <w:t xml:space="preserve">            |   DUM     |      -       |   TAK     | TAK TAK TAK         |</w:t>
         <w:br/>
         <w:br/>
-        <w:t>مازورة 2: | A (Noire) | (Noire Rest) | B♭ (Noire) | C♯ D E♭ (Croches) |</w:t>
+        <w:t>مازورة 2: | A ‏(Noire)‏ | ‏(Noire Rest)‏ | B♭ ‏(Noire)‏ | C♯ D E♭ ‏(Croches)‏ |</w:t>
         <w:br/>
         <w:br/>
-        <w:t>مازورة 3: | F♯ (Noire) | (Noire Rest) | G (Noire) | A B♭ C♯ (Croches) |</w:t>
+        <w:t>مازورة 3: | F♯ ‏(Noire)‏ | ‏(Noire Rest)‏ | G ‏(Noire)‏ | A B♭ C♯ ‏(Croches)‏ |</w:t>
         <w:br/>
         <w:br/>
-        <w:t>مازورة 4: | D (Noire) | (Noire Rest) | C♯ (Noire) | B♭ A G (Croches) |</w:t>
+        <w:t>مازورة 4: | D ‏(Noire)‏ | ‏(Noire Rest)‏ | C♯ ‏(Noire)‏ | B♭ A G ‏(Croches)‏ |</w:t>
         <w:br/>
         <w:br/>
         <w:t>مازورة 5-8: كرر مازورة 1-4</w:t>
@@ -4395,7 +4395,7 @@
           <w:rFonts w:cs="Calibri"/>
           <w:szCs w:val="24"/>
         </w:rPr>
-        <w:t>تمرین 5: الانتقال بين الإيقاعين (بتنفيذ اختياري للمتفوقين)</w:t>
+        <w:t>تمرین 5: الانتقال بين الإيقاعين ‏(بتنفيذ اختياري للمتفوقين)‏</w:t>
       </w:r>
     </w:p>
     <w:p>
@@ -4433,11 +4433,11 @@
         </w:rPr>
         <w:t>نصائح:</w:t>
         <w:br/>
-        <w:t>- غير Time Signature إلى 4/4 (موجود أصلاً)</w:t>
+        <w:t>- غير Time Signature إلى 4/4 ‏(موجود أصلاً)‏</w:t>
         <w:br/>
         <w:t>- لاحظ أن البندري يبدأ بـ DUM بدون سكتة، بينما السامري يبدأ بـ DUM ثم سكتة</w:t>
         <w:br/>
-        <w:t>- أضف علامات Accent (&gt;) على الـ DUM باستخدام سهم `Shift+&gt;` أو من Keypad</w:t>
+        <w:t>- أضف علامات Accent ‏(&gt;)‏ على الـ DUM باستخدام سهم `Shift+&gt;` أو من Keypad</w:t>
       </w:r>
     </w:p>
     <w:p>
@@ -4456,7 +4456,7 @@
           <w:rFonts w:cs="Calibri"/>
           <w:szCs w:val="28"/>
         </w:rPr>
-        <w:t>3. اختصارات Sibelius (5 min)</w:t>
+        <w:t>3. اختصارات Sibelius ‏(5 min)‏</w:t>
       </w:r>
     </w:p>
     <w:tbl>
@@ -4651,7 +4651,7 @@
                 <w:rFonts w:cs="Calibri"/>
                 <w:szCs w:val="18"/>
               </w:rPr>
-              <w:t>إضافة علامة Accent (&gt;) على النوتة</w:t>
+              <w:t>إضافة علامة Accent ‏(&gt;)‏ على النوتة</w:t>
             </w:r>
           </w:p>
         </w:tc>
@@ -4843,7 +4843,7 @@
                 <w:rFonts w:cs="Calibri"/>
                 <w:szCs w:val="18"/>
               </w:rPr>
-              <w:t>إظهار Lines Gallery (لخطوط الإيقاع)</w:t>
+              <w:t>إظهار Lines Gallery ‏(لخطوط الإيقاع)‏</w:t>
             </w:r>
           </w:p>
         </w:tc>
@@ -5080,7 +5080,7 @@
           <w:rFonts w:cs="Calibri"/>
           <w:szCs w:val="28"/>
         </w:rPr>
-        <w:t>4. مراجعة وواجب | Review &amp; HW (5 min)</w:t>
+        <w:t>4. مراجعة وواجب | Review &amp; HW ‏(5 min)‏</w:t>
       </w:r>
     </w:p>
     <w:p>
@@ -5133,7 +5133,7 @@
           <w:rFonts w:cs="Calibri"/>
           <w:szCs w:val="22"/>
         </w:rPr>
-        <w:t>في أي إيقاع توجد سكتة (Rest) بعد الضربة الأولى؟</w:t>
+        <w:t>في أي إيقاع توجد سكتة ‏(Rest)‏ بعد الضربة الأولى؟</w:t>
       </w:r>
     </w:p>
     <w:p>
@@ -5186,7 +5186,7 @@
           <w:rFonts w:cs="Calibri"/>
           <w:szCs w:val="22"/>
         </w:rPr>
-        <w:t>أنشئ نوتة جديدة في Sibelius (Treble Clef, 4/4)</w:t>
+        <w:t>أنشئ نوتة جديدة في Sibelius ‏(Treble Clef, 4/4)‏</w:t>
       </w:r>
     </w:p>
     <w:p>
@@ -5220,7 +5220,7 @@
           <w:rFonts w:cs="Calibri"/>
           <w:szCs w:val="22"/>
         </w:rPr>
-        <w:t>• 8 مازورة بإيقاع البندري (تذكر: DUM TAK DUM TAK TAK TAK)</w:t>
+        <w:t>• 8 مازورة بإيقاع البندري ‏(تذكر: DUM TAK DUM TAK TAK TAK)‏</w:t>
       </w:r>
     </w:p>
     <w:p>
@@ -5237,7 +5237,7 @@
           <w:rFonts w:cs="Calibri"/>
           <w:szCs w:val="22"/>
         </w:rPr>
-        <w:t>• 8 مازورة بإيقاع السامري (تذكر: DUM - TAK TAK TAK TAK)</w:t>
+        <w:t>• 8 مازورة بإيقاع السامري ‏(تذكر: DUM - TAK TAK TAK TAK)‏</w:t>
       </w:r>
     </w:p>
     <w:p>
@@ -5328,9 +5328,9 @@
         </w:rPr>
         <w:t>اعزف سلم الحجاز على العود:</w:t>
         <w:br/>
-        <w:t>- D: الوتر الرابع (بم) عقدة 2</w:t>
+        <w:t>- D: الوتر الرابع ‏(بم)‏ عقدة 2</w:t>
         <w:br/>
-        <w:t>- E♭: الوتر الثالث (مثلث) مطلق مع خفض الأصبع قليلاً للربع درجة</w:t>
+        <w:t>- E♭: الوتر الثالث ‏(مثلث)‏ مطلق مع خفض الأصبع قليلاً للربع درجة</w:t>
         <w:br/>
         <w:t>- F♯: الوتر الثالث عقدة 2</w:t>
         <w:br/>
@@ -5340,7 +5340,7 @@
         <w:br/>
         <w:t>- B♭: الوتر الثاني عقدة 3 مع إزاحة يسار</w:t>
         <w:br/>
-        <w:t>- C♯: الوتر الأول (الحاد) عقدة 2</w:t>
+        <w:t>- C♯: الوتر الأول ‏(الحاد)‏ عقدة 2</w:t>
         <w:br/>
         <w:t>- D: الوتر الأول عقدة 3</w:t>
       </w:r>
@@ -5364,9 +5364,9 @@
         <w:br/>
         <w:t>```</w:t>
         <w:br/>
-        <w:t>DUM: ريشة قوية (تحت) على الوتر الرابع</w:t>
+        <w:t>DUM: ريشة قوية ‏(تحت)‏ على الوتر الرابع</w:t>
         <w:br/>
-        <w:t>TAK: ريشة خفيفة (تحت-فوق)</w:t>
+        <w:t>TAK: ريشة خفيفة ‏(تحت-فوق)‏</w:t>
         <w:br/>
         <w:t>كرر النمط DUM TAK DUM TAK TAK TAK</w:t>
         <w:br/>
@@ -5533,7 +5533,7 @@
                 <w:rFonts w:cs="Calibri"/>
                 <w:szCs w:val="18"/>
               </w:rPr>
-              <w:t>الحجاز مع البندري (4 مازوارات على الأقل)</w:t>
+              <w:t>الحجاز مع البندري ‏(4 مازوارات على الأقل)‏</w:t>
             </w:r>
           </w:p>
         </w:tc>
@@ -5582,7 +5582,7 @@
                 <w:rFonts w:cs="Calibri"/>
                 <w:szCs w:val="18"/>
               </w:rPr>
-              <w:t>الحجاز مع السامري (4 مازوارات على الأقل)</w:t>
+              <w:t>الحجاز مع السامري ‏(4 مازوارات على الأقل)‏</w:t>
             </w:r>
           </w:p>
         </w:tc>
@@ -6346,7 +6346,7 @@
           <w:rFonts w:cs="Calibri"/>
           <w:szCs w:val="22"/>
         </w:rPr>
-        <w:t>• الدرس 42 هو أول تطبيق خليجي على مقام الحجاز (بعد تقديم الحجاز في الدرس 41)</w:t>
+        <w:t>• الدرس 42 هو أول تطبيق خليجي على مقام الحجاز ‏(بعد تقديم الحجاز في الدرس 41)‏</w:t>
       </w:r>
     </w:p>
     <w:p>
@@ -6414,7 +6414,7 @@
           <w:rFonts w:cs="Calibri"/>
           <w:szCs w:val="22"/>
         </w:rPr>
-        <w:t>• يمكن للطلاب المتقدمين إضافة خط إيقاعي ثانٍ (Percussion Staff) باستخدام الإيقاع فقط</w:t>
+        <w:t>• يمكن للطلاب المتقدمين إضافة خط إيقاعي ثانٍ ‏(Percussion Staff)‏ باستخدام الإيقاع فقط</w:t>
       </w:r>
     </w:p>
     <w:p>
@@ -6778,7 +6778,7 @@
                 <w:rFonts w:cs="Calibri"/>
                 <w:szCs w:val="18"/>
               </w:rPr>
-              <w:t>حجاز (Hijaz)</w:t>
+              <w:t>حجاز ‏(Hijaz)‏</w:t>
             </w:r>
           </w:p>
         </w:tc>
@@ -6826,7 +6826,7 @@
                 <w:rFonts w:cs="Calibri"/>
                 <w:szCs w:val="18"/>
               </w:rPr>
-              <w:t>الهيوا (Al-Haywa) – 2/4 + الحربي (Al-Harbi) – 4/4</w:t>
+              <w:t>الهيوا ‏(Al-Haywa)‏ – 2/4 + الحربي ‏(Al-Harbi)‏ – 4/4</w:t>
             </w:r>
           </w:p>
         </w:tc>
@@ -6865,7 +6865,7 @@
           <w:rFonts w:cs="Calibri"/>
           <w:szCs w:val="22"/>
         </w:rPr>
-        <w:t>إتقان إيقاع الهيوا (2/4) مع مقام الحجاز</w:t>
+        <w:t>إتقان إيقاع الهيوا ‏(2/4)‏ مع مقام الحجاز</w:t>
       </w:r>
     </w:p>
     <w:p>
@@ -6882,7 +6882,7 @@
           <w:rFonts w:cs="Calibri"/>
           <w:szCs w:val="22"/>
         </w:rPr>
-        <w:t>إتقان إيقاع الحربي (4/4) مع مقام الحجاز</w:t>
+        <w:t>إتقان إيقاع الحربي ‏(4/4)‏ مع مقام الحجاز</w:t>
       </w:r>
     </w:p>
     <w:p>
@@ -6935,7 +6935,7 @@
           <w:rFonts w:cs="Calibri"/>
           <w:szCs w:val="28"/>
         </w:rPr>
-        <w:t>1. النظري | Theory (10 min)</w:t>
+        <w:t>1. النظري | Theory ‏(10 min)‏</w:t>
       </w:r>
     </w:p>
     <w:p>
@@ -6993,9 +6993,9 @@
         </w:rPr>
         <w:t>أجناس الحجاز:</w:t>
         <w:br/>
-        <w:t>- جنس حجاز على D: D E♭ F♯ G (رباعي الحجاز)</w:t>
+        <w:t>- جنس حجاز على D: D E♭ F♯ G ‏(رباعي الحجاز)‏</w:t>
         <w:br/>
-        <w:t>- جنس نوى على A: A B♭ C♯ D (رباعي نوى مع رفع رابع درجة)</w:t>
+        <w:t>- جنس نوى على A: A B♭ C♯ D ‏(رباعي نوى مع رفع رابع درجة)‏</w:t>
       </w:r>
     </w:p>
     <w:p>
@@ -7014,7 +7014,7 @@
           <w:rFonts w:cs="Calibri"/>
           <w:szCs w:val="24"/>
         </w:rPr>
-        <w:t>الهيوا (Al-Haywa) – 2/4</w:t>
+        <w:t>الهيوا ‏(Al-Haywa)‏ – 2/4</w:t>
       </w:r>
     </w:p>
     <w:p>
@@ -7194,9 +7194,9 @@
         </w:rPr>
         <w:t>الخصائص:</w:t>
         <w:br/>
-        <w:t>- وزن 2/4 (ثنائي بسيط)</w:t>
+        <w:t>- وزن 2/4 ‏(ثنائي بسيط)‏</w:t>
         <w:br/>
-        <w:t>- إيقاع حيوي سريع (≈ 120-140 BPM)</w:t>
+        <w:t>- إيقاع حيوي سريع ‏(≈ 120-140 BPM)‏</w:t>
         <w:br/>
         <w:t>- يستخدم بكثرة في الأغاني الخليجية الحماسية</w:t>
       </w:r>
@@ -7217,7 +7217,7 @@
           <w:rFonts w:cs="Calibri"/>
           <w:szCs w:val="24"/>
         </w:rPr>
-        <w:t>الحربي (Al-Harbi) – 4/4</w:t>
+        <w:t>الحربي ‏(Al-Harbi)‏ – 4/4</w:t>
       </w:r>
     </w:p>
     <w:p>
@@ -7307,7 +7307,7 @@
                 <w:rFonts w:cs="Calibri"/>
                 <w:szCs w:val="18"/>
               </w:rPr>
-              <w:t>(Rest)</w:t>
+              <w:t>‏(Rest)‏</w:t>
             </w:r>
           </w:p>
         </w:tc>
@@ -7501,7 +7501,7 @@
         <w:br/>
         <w:t>- يشبه السامري لكن أبطأ قليلاً وأكثر وقاراً</w:t>
         <w:br/>
-        <w:t>- يُستخدم في فن الحربي (رقصة سيفية تراثية)</w:t>
+        <w:t>- يُستخدم في فن الحربي ‏(رقصة سيفية تراثية)‏</w:t>
       </w:r>
     </w:p>
     <w:p>
@@ -7971,7 +7971,7 @@
         <w:br/>
         <w:t>2. اذهب إلى Tab: Notations → Tremolo</w:t>
         <w:br/>
-        <w:t>3. اختر عدد الخطوط (2 خط = سريع، 3 خط = أسرع)</w:t>
+        <w:t>3. اختر عدد الخطوط ‏(2 خط = سريع، 3 خط = أسرع)‏</w:t>
       </w:r>
     </w:p>
     <w:p>
@@ -7990,7 +7990,7 @@
           <w:rFonts w:cs="Calibri"/>
           <w:szCs w:val="28"/>
         </w:rPr>
-        <w:t>2. التطبيق العملي | Practice (30 min)</w:t>
+        <w:t>2. التطبيق العملي | Practice ‏(30 min)‏</w:t>
       </w:r>
     </w:p>
     <w:p>
@@ -8009,7 +8009,7 @@
           <w:rFonts w:cs="Calibri"/>
           <w:szCs w:val="24"/>
         </w:rPr>
-        <w:t>تمرین 1: سلم الحجاز مع الهيوا (8 دقائق)</w:t>
+        <w:t>تمرین 1: سلم الحجاز مع الهيوا ‏(8 دقائق)‏</w:t>
       </w:r>
     </w:p>
     <w:p>
@@ -8062,15 +8062,15 @@
           <w:rFonts w:cs="Calibri"/>
           <w:szCs w:val="18"/>
         </w:rPr>
-        <w:t>مازورة 1: D (Noire) | E♭ (Croche) F♯ (Croche) |   (DUM - TAK TAK)</w:t>
+        <w:t>مازورة 1: D ‏(Noire)‏ | E♭ ‏(Croche)‏ F♯ ‏(Croche)‏ |   ‏(DUM - TAK TAK)‏</w:t>
         <w:br/>
-        <w:t>مازورة 2: G (Noire) | A (Croche) B♭ (Croche) |</w:t>
+        <w:t>مازورة 2: G ‏(Noire)‏ | A ‏(Croche)‏ B♭ ‏(Croche)‏ |</w:t>
         <w:br/>
-        <w:t>مازورة 3: C♯ (Noire) | D (Croche) C♯ (Croche) |</w:t>
+        <w:t>مازورة 3: C♯ ‏(Noire)‏ | D ‏(Croche)‏ C♯ ‏(Croche)‏ |</w:t>
         <w:br/>
-        <w:t>مازورة 4: B♭ (Noire) | A (Croche) G (Croche) |</w:t>
+        <w:t>مازورة 4: B♭ ‏(Noire)‏ | A ‏(Croche)‏ G ‏(Croche)‏ |</w:t>
         <w:br/>
-        <w:t>مازورة 5: F♯ (Noire) | E♭ (Croche) D (Croche) |</w:t>
+        <w:t>مازورة 5: F♯ ‏(Noire)‏ | E♭ ‏(Croche)‏ D ‏(Croche)‏ |</w:t>
         <w:br/>
         <w:t>مازورة 6-8: كرر</w:t>
       </w:r>
@@ -8091,7 +8091,7 @@
           <w:rFonts w:cs="Calibri"/>
           <w:szCs w:val="24"/>
         </w:rPr>
-        <w:t>تمرین 2: نمط الهيوا مع الحجاز (7 دقائق)</w:t>
+        <w:t>تمرین 2: نمط الهيوا مع الحجاز ‏(7 دقائق)‏</w:t>
       </w:r>
     </w:p>
     <w:p>
@@ -8113,21 +8113,21 @@
         <w:t>لحن حجازي حيوي بهيوا - 8 مازوارات:</w:t>
         <w:br/>
         <w:br/>
-        <w:t>مازورة 1: | D (Noire) | E♭ (Croche) D (Croche) |   ♩ ♪ ♪</w:t>
+        <w:t>مازورة 1: | D ‏(Noire)‏ | E♭ ‏(Croche)‏ D ‏(Croche)‏ |   ♩ ♪ ♪</w:t>
         <w:br/>
-        <w:t>مازورة 2: | F♯ (Noire) | E♭ (Croche) D (Croche) |</w:t>
+        <w:t>مازورة 2: | F♯ ‏(Noire)‏ | E♭ ‏(Croche)‏ D ‏(Croche)‏ |</w:t>
         <w:br/>
-        <w:t>مازورة 3: | G (Noire) | F♯ (Croche) E♭ (Croche) |</w:t>
+        <w:t>مازورة 3: | G ‏(Noire)‏ | F♯ ‏(Croche)‏ E♭ ‏(Croche)‏ |</w:t>
         <w:br/>
-        <w:t>مازورة 4: | D (Noire) | C♯ (Croche) B♭ (Croche) |</w:t>
+        <w:t>مازورة 4: | D ‏(Noire)‏ | C♯ ‏(Croche)‏ B♭ ‏(Croche)‏ |</w:t>
         <w:br/>
-        <w:t>مازورة 5: | A (Noire) | B♭ (Croche) A (Croche) |</w:t>
+        <w:t>مازورة 5: | A ‏(Noire)‏ | B♭ ‏(Croche)‏ A ‏(Croche)‏ |</w:t>
         <w:br/>
-        <w:t>مازورة 6: | G (Noire) | F♯ (Croche) E♭ (Croche) |</w:t>
+        <w:t>مازورة 6: | G ‏(Noire)‏ | F♯ ‏(Croche)‏ E♭ ‏(Croche)‏ |</w:t>
         <w:br/>
-        <w:t>مازورة 7: | F♯ (Noire) | G (Croche) A (Croche) |</w:t>
+        <w:t>مازورة 7: | F♯ ‏(Noire)‏ | G ‏(Croche)‏ A ‏(Croche)‏ |</w:t>
         <w:br/>
-        <w:t>مازورة 8: | D (Noire) | (Rest Noire) |</w:t>
+        <w:t>مازورة 8: | D ‏(Noire)‏ | ‏(Rest Noire)‏ |</w:t>
       </w:r>
     </w:p>
     <w:p>
@@ -8146,7 +8146,7 @@
           <w:rFonts w:cs="Calibri"/>
           <w:szCs w:val="24"/>
         </w:rPr>
-        <w:t>تمرین 3: سلم الحجاز مع الحربي (7 دقائق)</w:t>
+        <w:t>تمرین 3: سلم الحجاز مع الحربي ‏(7 دقائق)‏</w:t>
       </w:r>
     </w:p>
     <w:p>
@@ -8199,18 +8199,18 @@
           <w:rFonts w:cs="Calibri"/>
           <w:szCs w:val="18"/>
         </w:rPr>
-        <w:t>مازورة 1: | D (Noire) | (Noire Rest) | E♭ (Noire) | F♯ G A (Croches) |</w:t>
+        <w:t>مازورة 1: | D ‏(Noire)‏ | ‏(Noire Rest)‏ | E♭ ‏(Noire)‏ | F♯ G A ‏(Croches)‏ |</w:t>
         <w:br/>
         <w:t xml:space="preserve">            |   DUM     |      -       |   TAK       | TAK TAK TAK      |</w:t>
         <w:br/>
         <w:br/>
-        <w:t>مازورة 2: | B♭ (Noire) | (Noire Rest) | C♯ (Noire) | D E♭ F♯ (Croches) |</w:t>
+        <w:t>مازورة 2: | B♭ ‏(Noire)‏ | ‏(Noire Rest)‏ | C♯ ‏(Noire)‏ | D E♭ F♯ ‏(Croches)‏ |</w:t>
         <w:br/>
         <w:br/>
-        <w:t>مازورة 3: | G (Noire) | (Noire Rest) | F♯ (Noire) | E♭ D C♯ (Croches) |</w:t>
+        <w:t>مازورة 3: | G ‏(Noire)‏ | ‏(Noire Rest)‏ | F♯ ‏(Noire)‏ | E♭ D C♯ ‏(Croches)‏ |</w:t>
         <w:br/>
         <w:br/>
-        <w:t>مازورة 4: | B♭ (Noire) | (Noire Rest) | A (Noire) | G F♯ E♭ (Croches) |</w:t>
+        <w:t>مازورة 4: | B♭ ‏(Noire)‏ | ‏(Noire Rest)‏ | A ‏(Noire)‏ | G F♯ E♭ ‏(Croches)‏ |</w:t>
         <w:br/>
         <w:br/>
         <w:t>مازورة 5-8: كرر</w:t>
@@ -8232,7 +8232,7 @@
           <w:rFonts w:cs="Calibri"/>
           <w:szCs w:val="24"/>
         </w:rPr>
-        <w:t>تمرین 4: تطبيق Tremolo في الحجاز (8 دقائق)</w:t>
+        <w:t>تمرین 4: تطبيق Tremolo في الحجاز ‏(8 دقائق)‏</w:t>
       </w:r>
     </w:p>
     <w:p>
@@ -8254,17 +8254,17 @@
         <w:t>Tremolo على نوتات الحجاز - 8 مازوارات:</w:t>
         <w:br/>
         <w:br/>
-        <w:t>مازورة 1: | D (Noire مع Tremolo) | E♭ (Noire مع Tremolo) | (هيوا 2/4)</w:t>
+        <w:t>مازورة 1: | D ‏(Noire مع Tremolo)‏ | E♭ ‏(Noire مع Tremolo)‏ | ‏(هيوا 2/4)‏</w:t>
         <w:br/>
-        <w:t>مازورة 2: | F♯ (Noire مع Tremolo) | G (Noire مع Tremolo) |</w:t>
+        <w:t>مازورة 2: | F♯ ‏(Noire مع Tremolo)‏ | G ‏(Noire مع Tremolo)‏ |</w:t>
         <w:br/>
         <w:br/>
-        <w:t>مازورة 3-4: | A (Noire مع Tremolo) | B♭ (Noire مع Tremolo) |</w:t>
+        <w:t>مازورة 3-4: | A ‏(Noire مع Tremolo)‏ | B♭ ‏(Noire مع Tremolo)‏ |</w:t>
         <w:br/>
-        <w:t xml:space="preserve">             | C♯ (Noire مع Tremolo) | D (Blanche مع Tremolo) |</w:t>
+        <w:t xml:space="preserve">             | C♯ ‏(Noire مع Tremolo)‏ | D ‏(Blanche مع Tremolo)‏ |</w:t>
         <w:br/>
         <w:br/>
-        <w:t>مازورة 5-8: كرر مع الحربي (4/4)</w:t>
+        <w:t>مازورة 5-8: كرر مع الحربي ‏(4/4)‏</w:t>
       </w:r>
     </w:p>
     <w:p>
@@ -8284,7 +8284,7 @@
         </w:rPr>
         <w:t>خطوات إضافة Tremolo:</w:t>
         <w:br/>
-        <w:t>1. اختر النوتة (Noire أو Blanche)</w:t>
+        <w:t>1. اختر النوتة ‏(Noire أو Blanche)‏</w:t>
         <w:br/>
         <w:t>2. Tab: Notations → Tremolo → اختر 2 أو 3 خطوط</w:t>
         <w:br/>
@@ -8307,7 +8307,7 @@
           <w:rFonts w:cs="Calibri"/>
           <w:szCs w:val="28"/>
         </w:rPr>
-        <w:t>3. اختصارات Sibelius (5 min)</w:t>
+        <w:t>3. اختصارات Sibelius ‏(5 min)‏</w:t>
       </w:r>
     </w:p>
     <w:tbl>
@@ -8931,7 +8931,7 @@
           <w:rFonts w:cs="Calibri"/>
           <w:szCs w:val="28"/>
         </w:rPr>
-        <w:t>4. مراجعة وواجب | Review &amp; HW (5 min)</w:t>
+        <w:t>4. مراجعة وواجب | Review &amp; HW ‏(5 min)‏</w:t>
       </w:r>
     </w:p>
     <w:p>
@@ -9037,7 +9037,7 @@
           <w:rFonts w:cs="Calibri"/>
           <w:szCs w:val="22"/>
         </w:rPr>
-        <w:t>أنشئ نوتة جديدة (Treble Clef)</w:t>
+        <w:t>أنشئ نوتة جديدة ‏(Treble Clef)‏</w:t>
       </w:r>
     </w:p>
     <w:p>
@@ -9071,7 +9071,7 @@
           <w:rFonts w:cs="Calibri"/>
           <w:szCs w:val="22"/>
         </w:rPr>
-        <w:t>• 8 مازورة بإيقاع الهيوا (2/4) – لحن حيوي سريع</w:t>
+        <w:t>• 8 مازورة بإيقاع الهيوا ‏(2/4)‏ – لحن حيوي سريع</w:t>
       </w:r>
     </w:p>
     <w:p>
@@ -9088,7 +9088,7 @@
           <w:rFonts w:cs="Calibri"/>
           <w:szCs w:val="22"/>
         </w:rPr>
-        <w:t>• 8 مازورة بإيقاع الحربي (4/4) – لحن وقور مهيب</w:t>
+        <w:t>• 8 مازورة بإيقاع الحربي ‏(4/4)‏ – لحن وقور مهيب</w:t>
       </w:r>
     </w:p>
     <w:p>
@@ -9122,7 +9122,7 @@
           <w:rFonts w:cs="Calibri"/>
           <w:szCs w:val="22"/>
         </w:rPr>
-        <w:t>أضف ديناميك (mf للحن الحيوي، mp للحرب الوقور)</w:t>
+        <w:t>أضف ديناميك ‏(mf للحن الحيوي، mp للحرب الوقور)‏</w:t>
       </w:r>
     </w:p>
     <w:p>
@@ -9194,7 +9194,7 @@
           <w:rFonts w:cs="Calibri"/>
           <w:szCs w:val="22"/>
         </w:rPr>
-        <w:t>اعزف تقاسيم حرة (Taqasim) بمقام الحجاز:</w:t>
+        <w:t>اعزف تقاسيم حرة ‏(Taqasim)‏ بمقام الحجاز:</w:t>
       </w:r>
     </w:p>
     <w:p>
@@ -9216,9 +9216,9 @@
         <w:br/>
         <w:t>```</w:t>
         <w:br/>
-        <w:t>D (رابع بم ع2) → E♭ (ثالث مثلث مطلق) → F♯ (ثالث مثلث ع2) → G (ثالث مثلث ع3)</w:t>
+        <w:t>D ‏(رابع بم ع2)‏ → E♭ ‏(ثالث مثلث مطلق)‏ → F♯ ‏(ثالث مثلث ع2)‏ → G ‏(ثالث مثلث ع3)‏</w:t>
         <w:br/>
-        <w:t>→ A (ثاني بم ع2) → B♭ (ثاني بم ع3 مع إزاحة) → C♯ (أول حاد ع2) → D (أول حاد ع3)</w:t>
+        <w:t>→ A ‏(ثاني بم ع2)‏ → B♭ ‏(ثاني بم ع3 مع إزاحة)‏ → C♯ ‏(أول حاد ع2)‏ → D ‏(أول حاد ع3)‏</w:t>
         <w:br/>
         <w:t>```</w:t>
       </w:r>
@@ -9238,15 +9238,15 @@
           <w:rFonts w:cs="Calibri"/>
           <w:szCs w:val="22"/>
         </w:rPr>
-        <w:t>تطبيق الهيوا (2/4):</w:t>
+        <w:t>تطبيق الهيوا ‏(2/4)‏:</w:t>
         <w:br/>
         <w:t>```</w:t>
         <w:br/>
         <w:t>كرر على وتر واحد:</w:t>
         <w:br/>
-        <w:t>DUM (ريشة تحت قوية على الوتر الرابع)</w:t>
+        <w:t>DUM ‏(ريشة تحت قوية على الوتر الرابع)‏</w:t>
         <w:br/>
-        <w:t>TAK TAK (ريشة فوق-تحت على الوتر الثالث)</w:t>
+        <w:t>TAK TAK ‏(ريشة فوق-تحت على الوتر الثالث)‏</w:t>
         <w:br/>
         <w:t>- تأكد من سرعة الريشة 120 BPM</w:t>
         <w:br/>
@@ -9274,7 +9274,7 @@
         <w:br/>
         <w:t>```</w:t>
         <w:br/>
-        <w:t>rrrr (ريشة يمين-يسار-يمين-يسار بسرعة)</w:t>
+        <w:t>rrrr ‏(ريشة يمين-يسار-يمين-يسار بسرعة)‏</w:t>
         <w:br/>
         <w:t>على نوتة D ثم الانتقال إلى E♭</w:t>
         <w:br/>
@@ -9392,7 +9392,7 @@
                 <w:rFonts w:cs="Calibri"/>
                 <w:szCs w:val="18"/>
               </w:rPr>
-              <w:t>سلم الحجاز مع الهيوا (2/4)</w:t>
+              <w:t>سلم الحجاز مع الهيوا ‏(2/4)‏</w:t>
             </w:r>
           </w:p>
         </w:tc>
@@ -9441,7 +9441,7 @@
                 <w:rFonts w:cs="Calibri"/>
                 <w:szCs w:val="18"/>
               </w:rPr>
-              <w:t>سلم الحجاز مع الحربي (4/4)</w:t>
+              <w:t>سلم الحجاز مع الحربي ‏(4/4)‏</w:t>
             </w:r>
           </w:p>
         </w:tc>
@@ -10292,7 +10292,7 @@
           <w:rFonts w:cs="Calibri"/>
           <w:szCs w:val="22"/>
         </w:rPr>
-        <w:t>• الهيوا (2/4) سريع وخفيف → ركز على الحيوية</w:t>
+        <w:t>• الهيوا ‏(2/4)‏ سريع وخفيف → ركز على الحيوية</w:t>
       </w:r>
     </w:p>
     <w:p>
@@ -10309,7 +10309,7 @@
           <w:rFonts w:cs="Calibri"/>
           <w:szCs w:val="22"/>
         </w:rPr>
-        <w:t>• الحربي (4/4) مهيب وثقيل → ركز على الوقار</w:t>
+        <w:t>• الحربي ‏(4/4)‏ مهيب وثقيل → ركز على الوقار</w:t>
       </w:r>
     </w:p>
     <w:p>
@@ -10360,7 +10360,7 @@
           <w:rFonts w:cs="Calibri"/>
           <w:szCs w:val="22"/>
         </w:rPr>
-        <w:t>• استمع لـ "يا مرحبا" (هيوا) وأغاني العرضة السعودية (حربي)</w:t>
+        <w:t>• استمع لـ "يا مرحبا" ‏(هيوا)‏ وأغاني العرضة السعودية ‏(حربي)‏</w:t>
       </w:r>
     </w:p>
     <w:p>
@@ -10741,7 +10741,7 @@
                 <w:rFonts w:cs="Calibri"/>
                 <w:szCs w:val="18"/>
               </w:rPr>
-              <w:t>حجاز (Hijaz)</w:t>
+              <w:t>حجاز ‏(Hijaz)‏</w:t>
             </w:r>
           </w:p>
         </w:tc>
@@ -10789,7 +10789,7 @@
                 <w:rFonts w:cs="Calibri"/>
                 <w:szCs w:val="18"/>
               </w:rPr>
-              <w:t>الليوا (Al-Liwa) – 2/4 + البستة (Al-Basta) – 4/4</w:t>
+              <w:t>الليوا ‏(Al-Liwa)‏ – 2/4 + البستة ‏(Al-Basta)‏ – 4/4</w:t>
             </w:r>
           </w:p>
         </w:tc>
@@ -10828,7 +10828,7 @@
           <w:rFonts w:cs="Calibri"/>
           <w:szCs w:val="22"/>
         </w:rPr>
-        <w:t>إتقان إيقاع الليوا (2/4) مع الحجاز</w:t>
+        <w:t>إتقان إيقاع الليوا ‏(2/4)‏ مع الحجاز</w:t>
       </w:r>
     </w:p>
     <w:p>
@@ -10845,7 +10845,7 @@
           <w:rFonts w:cs="Calibri"/>
           <w:szCs w:val="22"/>
         </w:rPr>
-        <w:t>إتقان إيقاع البستة (4/4) مع الحجاز</w:t>
+        <w:t>إتقان إيقاع البستة ‏(4/4)‏ مع الحجاز</w:t>
       </w:r>
     </w:p>
     <w:p>
@@ -10879,7 +10879,7 @@
           <w:rFonts w:cs="Calibri"/>
           <w:szCs w:val="22"/>
         </w:rPr>
-        <w:t>تطبيق جميع إيقاعات وحدة الحجاز (خبيتي، بندري، سامري، هيوا، حربي، ليوا، بستة)</w:t>
+        <w:t>تطبيق جميع إيقاعات وحدة الحجاز ‏(خبيتي، بندري، سامري، هيوا، حربي، ليوا، بستة)‏</w:t>
       </w:r>
     </w:p>
     <w:p>
@@ -10915,7 +10915,7 @@
           <w:rFonts w:cs="Calibri"/>
           <w:szCs w:val="28"/>
         </w:rPr>
-        <w:t>1. النظري | Theory (10 min)</w:t>
+        <w:t>1. النظري | Theory ‏(10 min)‏</w:t>
       </w:r>
     </w:p>
     <w:p>
@@ -10934,7 +10934,7 @@
           <w:rFonts w:cs="Calibri"/>
           <w:szCs w:val="24"/>
         </w:rPr>
-        <w:t>مراجعة وحدة الحجاز (Hijaz Unit Review)</w:t>
+        <w:t>مراجعة وحدة الحجاز ‏(Hijaz Unit Review)‏</w:t>
       </w:r>
     </w:p>
     <w:p>
@@ -11315,7 +11315,7 @@
                 <w:rFonts w:cs="Calibri"/>
                 <w:szCs w:val="18"/>
               </w:rPr>
-              <w:t>مشروع الحجاز (هذا الدرس)</w:t>
+              <w:t>مشروع الحجاز ‏(هذا الدرس)‏</w:t>
             </w:r>
           </w:p>
         </w:tc>
@@ -11361,7 +11361,7 @@
           <w:rFonts w:cs="Calibri"/>
           <w:szCs w:val="24"/>
         </w:rPr>
-        <w:t>الليوا (Al-Liwa) – 2/4</w:t>
+        <w:t>الليوا ‏(Al-Liwa)‏ – 2/4</w:t>
       </w:r>
     </w:p>
     <w:p>
@@ -11478,7 +11478,7 @@
                 <w:rFonts w:cs="Calibri"/>
                 <w:szCs w:val="18"/>
               </w:rPr>
-              <w:t>(Rest)</w:t>
+              <w:t>‏(Rest)‏</w:t>
             </w:r>
           </w:p>
         </w:tc>
@@ -11530,7 +11530,7 @@
                 <w:rFonts w:cs="Calibri"/>
                 <w:szCs w:val="18"/>
               </w:rPr>
-              <w:t>(في 2/4 مع الاختلافات)</w:t>
+              <w:t>‏(في 2/4 مع الاختلافات)‏</w:t>
             </w:r>
           </w:p>
         </w:tc>
@@ -11599,7 +11599,7 @@
                 <w:rFonts w:cs="Calibri"/>
                 <w:szCs w:val="18"/>
               </w:rPr>
-              <w:t>DUM (يمين)</w:t>
+              <w:t>DUM ‏(يمين)‏</w:t>
             </w:r>
           </w:p>
         </w:tc>
@@ -11625,7 +11625,7 @@
                 <w:rFonts w:cs="Calibri"/>
                 <w:szCs w:val="18"/>
               </w:rPr>
-              <w:t>TAK (يسار)</w:t>
+              <w:t>TAK ‏(يسار)‏</w:t>
             </w:r>
           </w:p>
         </w:tc>
@@ -11651,7 +11651,7 @@
                 <w:rFonts w:cs="Calibri"/>
                 <w:szCs w:val="18"/>
               </w:rPr>
-              <w:t>TAK (يمين)</w:t>
+              <w:t>TAK ‏(يمين)‏</w:t>
             </w:r>
           </w:p>
         </w:tc>
@@ -11677,7 +11677,7 @@
                 <w:rFonts w:cs="Calibri"/>
                 <w:szCs w:val="18"/>
               </w:rPr>
-              <w:t>(Rest)</w:t>
+              <w:t>‏(Rest)‏</w:t>
             </w:r>
           </w:p>
         </w:tc>
@@ -11812,7 +11812,7 @@
           <w:rFonts w:cs="Calibri"/>
           <w:szCs w:val="22"/>
         </w:rPr>
-        <w:t>مازورة: | DUM (Noire) | TAK (Croche) TAK (Croche) |   (2/4)</w:t>
+        <w:t>مازورة: | DUM ‏(Noire)‏ | TAK ‏(Croche)‏ TAK ‏(Croche)‏ |   ‏(2/4)‏</w:t>
         <w:br/>
         <w:t>```</w:t>
       </w:r>
@@ -11833,7 +11833,7 @@
           <w:rFonts w:cs="Calibri"/>
           <w:szCs w:val="24"/>
         </w:rPr>
-        <w:t>البستة (Al-Basta) – 4/4</w:t>
+        <w:t>البستة ‏(Al-Basta)‏ – 4/4</w:t>
       </w:r>
     </w:p>
     <w:p>
@@ -12112,7 +12112,7 @@
           <w:rFonts w:cs="Calibri"/>
           <w:szCs w:val="24"/>
         </w:rPr>
-        <w:t>خريطة إيقاعات الحجاز (4 دروس)</w:t>
+        <w:t>خريطة إيقاعات الحجاز ‏(4 دروس)‏</w:t>
       </w:r>
     </w:p>
     <w:tbl>
@@ -12261,7 +12261,7 @@
                 <w:rFonts w:cs="Calibri"/>
                 <w:szCs w:val="18"/>
               </w:rPr>
-              <w:t>خبيتي (Al-Khibiti)</w:t>
+              <w:t>خبيتي ‏(Al-Khibiti)‏</w:t>
             </w:r>
           </w:p>
         </w:tc>
@@ -12356,7 +12356,7 @@
                 <w:rFonts w:cs="Calibri"/>
                 <w:szCs w:val="18"/>
               </w:rPr>
-              <w:t>بندري (Al-Bandari)</w:t>
+              <w:t>بندري ‏(Al-Bandari)‏</w:t>
             </w:r>
           </w:p>
         </w:tc>
@@ -12453,7 +12453,7 @@
                 <w:rFonts w:cs="Calibri"/>
                 <w:szCs w:val="18"/>
               </w:rPr>
-              <w:t>سامري (Al-Sameri)</w:t>
+              <w:t>سامري ‏(Al-Sameri)‏</w:t>
             </w:r>
           </w:p>
         </w:tc>
@@ -12522,7 +12522,7 @@
                 <w:rFonts w:cs="Calibri"/>
                 <w:szCs w:val="18"/>
               </w:rPr>
-              <w:t>أول فقط (مع سكتة)</w:t>
+              <w:t>أول فقط ‏(مع سكتة)‏</w:t>
             </w:r>
           </w:p>
         </w:tc>
@@ -12548,7 +12548,7 @@
                 <w:rFonts w:cs="Calibri"/>
                 <w:szCs w:val="18"/>
               </w:rPr>
-              <w:t>هيوا (Al-Haywa)</w:t>
+              <w:t>هيوا ‏(Al-Haywa)‏</w:t>
             </w:r>
           </w:p>
         </w:tc>
@@ -12645,7 +12645,7 @@
                 <w:rFonts w:cs="Calibri"/>
                 <w:szCs w:val="18"/>
               </w:rPr>
-              <w:t>حربي (Al-Harbi)</w:t>
+              <w:t>حربي ‏(Al-Harbi)‏</w:t>
             </w:r>
           </w:p>
         </w:tc>
@@ -12740,7 +12740,7 @@
                 <w:rFonts w:cs="Calibri"/>
                 <w:szCs w:val="18"/>
               </w:rPr>
-              <w:t>ليوا (Al-Liwa)</w:t>
+              <w:t>ليوا ‏(Al-Liwa)‏</w:t>
             </w:r>
           </w:p>
         </w:tc>
@@ -12837,7 +12837,7 @@
                 <w:rFonts w:cs="Calibri"/>
                 <w:szCs w:val="18"/>
               </w:rPr>
-              <w:t>بستة (Al-Basta)</w:t>
+              <w:t>بستة ‏(Al-Basta)‏</w:t>
             </w:r>
           </w:p>
         </w:tc>
@@ -12932,7 +12932,7 @@
                 <w:rFonts w:cs="Calibri"/>
                 <w:szCs w:val="18"/>
               </w:rPr>
-              <w:t>رمبي حريمي (Rambi Harimi)</w:t>
+              <w:t>رمبي حريمي ‏(Rambi Harimi)‏</w:t>
             </w:r>
           </w:p>
         </w:tc>
@@ -13026,7 +13026,7 @@
           <w:rFonts w:cs="Calibri"/>
           <w:szCs w:val="24"/>
         </w:rPr>
-        <w:t>بناء المشروع (32 مازورة)</w:t>
+        <w:t>بناء المشروع ‏(32 مازورة)‏</w:t>
       </w:r>
     </w:p>
     <w:p>
@@ -13047,25 +13047,25 @@
         </w:rPr>
         <w:t>┌─────────────────────────────────────────────┐</w:t>
         <w:br/>
-        <w:t>│  القسم A (8 مقاطع) – ليوا 2/4               │</w:t>
+        <w:t>│  القسم A ‏(8 مقاطع)‏ – ليوا 2/4               │</w:t>
         <w:br/>
         <w:t>│  لحن حجازي استهلالي بسيط                     │</w:t>
         <w:br/>
         <w:t>├─────────────────────────────────────────────┤</w:t>
         <w:br/>
-        <w:t>│  القسم B (8 مقاطع) – بستة 4/4               │</w:t>
+        <w:t>│  القسم B ‏(8 مقاطع)‏ – بستة 4/4               │</w:t>
         <w:br/>
         <w:t>│  لحن حجازي أكثر تعقيداً مع Tremolo           │</w:t>
         <w:br/>
         <w:t>├─────────────────────────────────────────────┤</w:t>
         <w:br/>
-        <w:t>│  القسم C (8 مقاطع) – ليوا 2/4               │</w:t>
+        <w:t>│  القسم C ‏(8 مقاطع)‏ – ليوا 2/4               │</w:t>
         <w:br/>
         <w:t>│  جواب: لحن متقابل أو معاكس للقسم A          │</w:t>
         <w:br/>
         <w:t>├─────────────────────────────────────────────┤</w:t>
         <w:br/>
-        <w:t>│  القسم D (8 مقاطع) – خبيتي 2/4              │</w:t>
+        <w:t>│  القسم D ‏(8 مقاطع)‏ – خبيتي 2/4              │</w:t>
         <w:br/>
         <w:t>│  خاتمة حماسية سريعة                          │</w:t>
         <w:br/>
@@ -13088,7 +13088,7 @@
           <w:rFonts w:cs="Calibri"/>
           <w:szCs w:val="28"/>
         </w:rPr>
-        <w:t>2. التطبيق العملي | Practice (30 min)</w:t>
+        <w:t>2. التطبيق العملي | Practice ‏(30 min)‏</w:t>
       </w:r>
     </w:p>
     <w:p>
@@ -13107,7 +13107,7 @@
           <w:rFonts w:cs="Calibri"/>
           <w:szCs w:val="24"/>
         </w:rPr>
-        <w:t>تمرین 1: الليوا مع الحجاز (8 دقائق)</w:t>
+        <w:t>تمرین 1: الليوا مع الحجاز ‏(8 دقائق)‏</w:t>
       </w:r>
     </w:p>
     <w:p>
@@ -13160,21 +13160,21 @@
           <w:rFonts w:cs="Calibri"/>
           <w:szCs w:val="18"/>
         </w:rPr>
-        <w:t>مازورة 1: | D (Noire) | E♭ (Croche) D (Croche) |   (DUM - TAK TAK)</w:t>
+        <w:t>مازورة 1: | D ‏(Noire)‏ | E♭ ‏(Croche)‏ D ‏(Croche)‏ |   ‏(DUM - TAK TAK)‏</w:t>
         <w:br/>
-        <w:t>مازورة 2: | F♯ (Noire) | E♭ (Croche) D (Croche) |</w:t>
+        <w:t>مازورة 2: | F♯ ‏(Noire)‏ | E♭ ‏(Croche)‏ D ‏(Croche)‏ |</w:t>
         <w:br/>
-        <w:t>مازورة 3: | G (Noire) | F♯ (Croche) E♭ (Croche) |</w:t>
+        <w:t>مازورة 3: | G ‏(Noire)‏ | F♯ ‏(Croche)‏ E♭ ‏(Croche)‏ |</w:t>
         <w:br/>
-        <w:t>مازورة 4: | A (Noire) | G (Croche) F♯ (Croche) |</w:t>
+        <w:t>مازورة 4: | A ‏(Noire)‏ | G ‏(Croche)‏ F♯ ‏(Croche)‏ |</w:t>
         <w:br/>
-        <w:t>مازورة 5: | B♭ (Noire) | A (Croche) G (Croche) |</w:t>
+        <w:t>مازورة 5: | B♭ ‏(Noire)‏ | A ‏(Croche)‏ G ‏(Croche)‏ |</w:t>
         <w:br/>
-        <w:t>مازورة 6: | C♯ (Noire) | B♭ (Croche) A (Croche) |</w:t>
+        <w:t>مازورة 6: | C♯ ‏(Noire)‏ | B♭ ‏(Croche)‏ A ‏(Croche)‏ |</w:t>
         <w:br/>
-        <w:t>مازورة 7: | D (Noire) | C♯ (Croche) B♭ (Croche) |</w:t>
+        <w:t>مازورة 7: | D ‏(Noire)‏ | C♯ ‏(Croche)‏ B♭ ‏(Croche)‏ |</w:t>
         <w:br/>
-        <w:t>مازورة 8: | D (Blanche) | (Rest) |</w:t>
+        <w:t>مازورة 8: | D ‏(Blanche)‏ | ‏(Rest)‏ |</w:t>
       </w:r>
     </w:p>
     <w:p>
@@ -13193,7 +13193,7 @@
           <w:rFonts w:cs="Calibri"/>
           <w:szCs w:val="24"/>
         </w:rPr>
-        <w:t>تمرین 2: البستة مع الحجاز (8 دقائق)</w:t>
+        <w:t>تمرین 2: البستة مع الحجاز ‏(8 دقائق)‏</w:t>
       </w:r>
     </w:p>
     <w:p>
@@ -13246,30 +13246,30 @@
           <w:rFonts w:cs="Calibri"/>
           <w:szCs w:val="18"/>
         </w:rPr>
-        <w:t>مازورة 1: | D (Noire) | E♭ (Noire) | F♯ (Noire) | G (Croche) A (Croche) |</w:t>
+        <w:t>مازورة 1: | D ‏(Noire)‏ | E♭ ‏(Noire)‏ | F♯ ‏(Noire)‏ | G ‏(Croche)‏ A ‏(Croche)‏ |</w:t>
         <w:br/>
         <w:t xml:space="preserve">            |   DUM     |   TAK       |   DUM      | TAK    TAK           |</w:t>
         <w:br/>
         <w:br/>
-        <w:t>مازورة 2: | B♭ (Noire) | C♯ (Noire) | D (Noire) | E♭ (Croche) F♯ (Croche) |</w:t>
+        <w:t>مازورة 2: | B♭ ‏(Noire)‏ | C♯ ‏(Noire)‏ | D ‏(Noire)‏ | E♭ ‏(Croche)‏ F♯ ‏(Croche)‏ |</w:t>
         <w:br/>
         <w:br/>
-        <w:t>مازورة 3: | G (Noire) | F♯ (Noire) | E♭ (Noire) | D (Croche) C♯ (Croche) |</w:t>
+        <w:t>مازورة 3: | G ‏(Noire)‏ | F♯ ‏(Noire)‏ | E♭ ‏(Noire)‏ | D ‏(Croche)‏ C♯ ‏(Croche)‏ |</w:t>
         <w:br/>
         <w:br/>
-        <w:t>مازورة 4: | B♭ (Noire) | A (Noire) | G (Noire) | F♯ (Croche) E♭ (Croche) |</w:t>
+        <w:t>مازورة 4: | B♭ ‏(Noire)‏ | A ‏(Noire)‏ | G ‏(Noire)‏ | F♯ ‏(Croche)‏ E♭ ‏(Croche)‏ |</w:t>
         <w:br/>
         <w:br/>
-        <w:t>مازورة 5: | D (Noire) | (Noire Rest) | E♭ (Noire) | F♯ (Croche) D (Croche) |  (تنويع)</w:t>
+        <w:t>مازورة 5: | D ‏(Noire)‏ | ‏(Noire Rest)‏ | E♭ ‏(Noire)‏ | F♯ ‏(Croche)‏ D ‏(Croche)‏ |  ‏(تنويع)‏</w:t>
         <w:br/>
         <w:br/>
-        <w:t>مازورة 6: | G (Noire) | A (Noire) | B♭ (Noire) | C♯ (Croche) A (Croche) |</w:t>
+        <w:t>مازورة 6: | G ‏(Noire)‏ | A ‏(Noire)‏ | B♭ ‏(Noire)‏ | C♯ ‏(Croche)‏ A ‏(Croche)‏ |</w:t>
         <w:br/>
         <w:br/>
-        <w:t>مازورة 7: | D (Noire) | C♯ (Noire) | B♭ (Noire) | A (Croche) G (Croche) |</w:t>
+        <w:t>مازورة 7: | D ‏(Noire)‏ | C♯ ‏(Noire)‏ | B♭ ‏(Noire)‏ | A ‏(Croche)‏ G ‏(Croche)‏ |</w:t>
         <w:br/>
         <w:br/>
-        <w:t>مازورة 8: | F♯ (Noire) | E♭ (Noire) | D (Blanche) | (Rest) |</w:t>
+        <w:t>مازورة 8: | F♯ ‏(Noire)‏ | E♭ ‏(Noire)‏ | D ‏(Blanche)‏ | ‏(Rest)‏ |</w:t>
       </w:r>
     </w:p>
     <w:p>
@@ -13288,7 +13288,7 @@
           <w:rFonts w:cs="Calibri"/>
           <w:szCs w:val="24"/>
         </w:rPr>
-        <w:t>تمرین 3: بناء المشروع المكتمل (10 دقائق)</w:t>
+        <w:t>تمرین 3: بناء المشروع المكتمل ‏(10 دقائق)‏</w:t>
       </w:r>
     </w:p>
     <w:p>
@@ -13332,7 +13332,7 @@
         <w:br/>
         <w:t>- Tempo: 120 BPM</w:t>
         <w:br/>
-        <w:t>- Time Signatures: 2/4 (للقسم A, C, D) و 4/4 (للقسم B)</w:t>
+        <w:t>- Time Signatures: 2/4 ‏(للقسم A, C, D)‏ و 4/4 ‏(للقسم B)‏</w:t>
       </w:r>
     </w:p>
     <w:p>
@@ -13369,46 +13369,46 @@
           <w:rFonts w:cs="Calibri"/>
           <w:szCs w:val="18"/>
         </w:rPr>
-        <w:t>القسم A – ليوا (2/4) – 8 مقاطع – استهلال حجازي</w:t>
+        <w:t>القسم A – ليوا ‏(2/4)‏ – 8 مقاطع – استهلال حجازي</w:t>
         <w:br/>
         <w:t>مازورة 1-8: لحن ليوا من التمرین 1</w:t>
         <w:br/>
         <w:br/>
-        <w:t>القسم B – بستة (4/4) – 8 مقاطع – تطوير</w:t>
+        <w:t>القسم B – بستة ‏(4/4)‏ – 8 مقاطع – تطوير</w:t>
         <w:br/>
         <w:t>مازورة 9-16: لحن بستة من التمرین 2</w:t>
         <w:br/>
         <w:t>أضف Tremolo على المازورة 12-14</w:t>
         <w:br/>
         <w:br/>
-        <w:t>القسم C – ليوا (2/4) – 8 مقاطع – جواب</w:t>
+        <w:t>القسم C – ليوا ‏(2/4)‏ – 8 مقاطع – جواب</w:t>
         <w:br/>
         <w:t>مازورة 17-24: كرر لحن القسم A لكن:</w:t>
         <w:br/>
-        <w:t>- غير بعض النوتات (جواب)</w:t>
+        <w:t>- غير بعض النوتات ‏(جواب)‏</w:t>
         <w:br/>
         <w:t>- ابدأ من G بدلاً من D: G A B♭ C♯ | D E♭ F♯ G |</w:t>
         <w:br/>
         <w:br/>
-        <w:t>القسم D – خبيتي (2/4) – 8 مقاطع – خاتمة</w:t>
+        <w:t>القسم D – خبيتي ‏(2/4)‏ – 8 مقاطع – خاتمة</w:t>
         <w:br/>
         <w:t>مازورة 25-32: خاتمة سريعة حماسية</w:t>
         <w:br/>
-        <w:t>مازورة 25: | D (Noire) | D (Noire) |  (DUM DUM)</w:t>
+        <w:t>مازورة 25: | D ‏(Noire)‏ | D ‏(Noire)‏ |  ‏(DUM DUM)‏</w:t>
         <w:br/>
-        <w:t>مازورة 26: | D (Croche) D (Croche) | E♭ (Croche) E♭ (Croche) |</w:t>
+        <w:t>مازورة 26: | D ‏(Croche)‏ D ‏(Croche)‏ | E♭ ‏(Croche)‏ E♭ ‏(Croche)‏ |</w:t>
         <w:br/>
-        <w:t>مازورة 27: | F♯ (Croche) F♯ (Croche) | G (Croche) G (Croche) |</w:t>
+        <w:t>مازورة 27: | F♯ ‏(Croche)‏ F♯ ‏(Croche)‏ | G ‏(Croche)‏ G ‏(Croche)‏ |</w:t>
         <w:br/>
-        <w:t>مازورة 28: | A (Croche) A (Croche) | B♭ (Croche) B♭ (Croche) |</w:t>
+        <w:t>مازورة 28: | A ‏(Croche)‏ A ‏(Croche)‏ | B♭ ‏(Croche)‏ B♭ ‏(Croche)‏ |</w:t>
         <w:br/>
-        <w:t>مازورة 29: | C♯ (Croche) C♯ (Croche) | D (Croche) D (Croche) |</w:t>
+        <w:t>مازورة 29: | C♯ ‏(Croche)‏ C♯ ‏(Croche)‏ | D ‏(Croche)‏ D ‏(Croche)‏ |</w:t>
         <w:br/>
-        <w:t>مازورة 30: | D (Noire) | C♯ B♭ A G (Croches) |</w:t>
+        <w:t>مازورة 30: | D ‏(Noire)‏ | C♯ B♭ A G ‏(Croches)‏ |</w:t>
         <w:br/>
-        <w:t>مازورة 31: | F♯ E♭ D C♯ (Croches) | B♭ A G F♯ (Croches) |</w:t>
+        <w:t>مازورة 31: | F♯ E♭ D C♯ ‏(Croches)‏ | B♭ A G F♯ ‏(Croches)‏ |</w:t>
         <w:br/>
-        <w:t>مازورة 32: | D (Ronde) | (Rest) |</w:t>
+        <w:t>مازورة 32: | D ‏(Ronde)‏ | ‏(Rest)‏ |</w:t>
       </w:r>
     </w:p>
     <w:p>
@@ -13427,7 +13427,7 @@
           <w:rFonts w:cs="Calibri"/>
           <w:szCs w:val="24"/>
         </w:rPr>
-        <w:t>تمرین 4: إضافة التفاصيل النهائية (4 دقائق)</w:t>
+        <w:t>تمرین 4: إضافة التفاصيل النهائية ‏(4 دقائق)‏</w:t>
       </w:r>
     </w:p>
     <w:p>
@@ -13478,7 +13478,7 @@
           <w:rFonts w:cs="Calibri"/>
           <w:szCs w:val="22"/>
         </w:rPr>
-        <w:t>Tremolo: أضف Tremolo في القسم B (مازورة 12-14)</w:t>
+        <w:t>Tremolo: أضف Tremolo في القسم B ‏(مازورة 12-14)‏</w:t>
       </w:r>
     </w:p>
     <w:p>
@@ -13529,7 +13529,7 @@
           <w:rFonts w:cs="Calibri"/>
           <w:szCs w:val="22"/>
         </w:rPr>
-        <w:t>• PDF: File → Export → PDF (أو Ctrl+P → Print to PDF)</w:t>
+        <w:t>• PDF: File → Export → PDF ‏(أو Ctrl+P → Print to PDF)‏</w:t>
       </w:r>
     </w:p>
     <w:p>
@@ -13563,7 +13563,7 @@
           <w:rFonts w:cs="Calibri"/>
           <w:szCs w:val="22"/>
         </w:rPr>
-        <w:t>• Audio: File → Export → Audio (للطلاب المتقدمين)</w:t>
+        <w:t>• Audio: File → Export → Audio ‏(للطلاب المتقدمين)‏</w:t>
       </w:r>
     </w:p>
     <w:p>
@@ -13582,7 +13582,7 @@
           <w:rFonts w:cs="Calibri"/>
           <w:szCs w:val="28"/>
         </w:rPr>
-        <w:t>3. اختصارات Sibelius (5 min)</w:t>
+        <w:t>3. اختصارات Sibelius ‏(5 min)‏</w:t>
       </w:r>
     </w:p>
     <w:tbl>
@@ -13874,7 +13874,7 @@
                 <w:rFonts w:cs="Calibri"/>
                 <w:szCs w:val="18"/>
               </w:rPr>
-              <w:t>إضافة Expression Text (p, mf, f)</w:t>
+              <w:t>إضافة Expression Text ‏(p, mf, f)‏</w:t>
             </w:r>
           </w:p>
         </w:tc>
@@ -14066,7 +14066,7 @@
                 <w:rFonts w:cs="Calibri"/>
                 <w:szCs w:val="18"/>
               </w:rPr>
-              <w:t>إضافة System Break (لكل المقاطع)</w:t>
+              <w:t>إضافة System Break ‏(لكل المقاطع)‏</w:t>
             </w:r>
           </w:p>
         </w:tc>
@@ -14206,7 +14206,7 @@
           <w:rFonts w:cs="Calibri"/>
           <w:szCs w:val="28"/>
         </w:rPr>
-        <w:t>4. مراجعة وواجب | Review &amp; HW (5 min)</w:t>
+        <w:t>4. مراجعة وواجب | Review &amp; HW ‏(5 min)‏</w:t>
       </w:r>
     </w:p>
     <w:p>
@@ -14259,7 +14259,7 @@
           <w:rFonts w:cs="Calibri"/>
           <w:szCs w:val="22"/>
         </w:rPr>
-        <w:t>ما الإيقاعات التي تعلمناها في وحدة الحجاز (الدروس 41-44)؟</w:t>
+        <w:t>ما الإيقاعات التي تعلمناها في وحدة الحجاز ‏(الدروس 41-44)‏؟</w:t>
       </w:r>
     </w:p>
     <w:p>
@@ -14346,7 +14346,7 @@
           <w:rFonts w:cs="Calibri"/>
           <w:szCs w:val="22"/>
         </w:rPr>
-        <w:t>• القسم A: ليوا (2/4) - 8 مازوارات</w:t>
+        <w:t>• القسم A: ليوا ‏(2/4)‏ - 8 مازوارات</w:t>
       </w:r>
     </w:p>
     <w:p>
@@ -14363,7 +14363,7 @@
           <w:rFonts w:cs="Calibri"/>
           <w:szCs w:val="22"/>
         </w:rPr>
-        <w:t>• القسم B: بستة (4/4) - 8 مازوارات</w:t>
+        <w:t>• القسم B: بستة ‏(4/4)‏ - 8 مازوارات</w:t>
       </w:r>
     </w:p>
     <w:p>
@@ -14380,7 +14380,7 @@
           <w:rFonts w:cs="Calibri"/>
           <w:szCs w:val="22"/>
         </w:rPr>
-        <w:t>• القسم C: سامري (4/4) - 8 مازوارات (من اختيارك)</w:t>
+        <w:t>• القسم C: سامري ‏(4/4)‏ - 8 مازوارات ‏(من اختيارك)‏</w:t>
       </w:r>
     </w:p>
     <w:p>
@@ -14397,7 +14397,7 @@
           <w:rFonts w:cs="Calibri"/>
           <w:szCs w:val="22"/>
         </w:rPr>
-        <w:t>• القسم D: خبيتي (2/4) - 8 مازوارات</w:t>
+        <w:t>• القسم D: خبيتي ‏(2/4)‏ - 8 مازوارات</w:t>
       </w:r>
     </w:p>
     <w:p>
@@ -14448,7 +14448,7 @@
           <w:rFonts w:cs="Calibri"/>
           <w:szCs w:val="22"/>
         </w:rPr>
-        <w:t>• `Lesson44_Hijaz_Project.sib` (ملف Sibelius)</w:t>
+        <w:t>• `Lesson44_Hijaz_Project.sib` ‏(ملف Sibelius)‏</w:t>
       </w:r>
     </w:p>
     <w:p>
@@ -14465,7 +14465,7 @@
           <w:rFonts w:cs="Calibri"/>
           <w:szCs w:val="22"/>
         </w:rPr>
-        <w:t>• `Lesson44_Hijaz_Project.pdf` (ملف PDF)</w:t>
+        <w:t>• `Lesson44_Hijaz_Project.pdf` ‏(ملف PDF)‏</w:t>
       </w:r>
     </w:p>
     <w:p>
@@ -14482,7 +14482,7 @@
           <w:rFonts w:cs="Calibri"/>
           <w:szCs w:val="22"/>
         </w:rPr>
-        <w:t>• `Lesson44_Hijaz_Project.mid` (ملف MIDI)</w:t>
+        <w:t>• `Lesson44_Hijaz_Project.mid` ‏(ملف MIDI)‏</w:t>
       </w:r>
     </w:p>
     <w:p>
@@ -14555,9 +14555,9 @@
           <w:rFonts w:cs="Calibri"/>
           <w:szCs w:val="22"/>
         </w:rPr>
-        <w:t>مقدمة (تقاسيم حرة):</w:t>
+        <w:t>مقدمة ‏(تقاسيم حرة)‏:</w:t>
         <w:br/>
-        <w:t>ابدأ تقاسيم حرة على D (الوتر الرابع ع2):</w:t>
+        <w:t>ابدأ تقاسيم حرة على D ‏(الوتر الرابع ع2)‏:</w:t>
         <w:br/>
         <w:t>- D → E♭ → D → F♯ → E♭ → D → G → F♯ → E♭ → D</w:t>
         <w:br/>
@@ -14583,7 +14583,7 @@
         <w:br/>
         <w:t>```</w:t>
         <w:br/>
-        <w:t>مازورة: | DUM (ريشة تحت، وتر رابع) | TAK TAK (فوق-تحت، وتر ثالث) |</w:t>
+        <w:t>مازورة: | DUM ‏(ريشة تحت، وتر رابع)‏ | TAK TAK ‏(فوق-تحت، وتر ثالث)‏ |</w:t>
         <w:br/>
         <w:t>كرر على نوتات مختلفة من سلم الحجاز</w:t>
         <w:br/>
@@ -14609,7 +14609,7 @@
         <w:br/>
         <w:t>```</w:t>
         <w:br/>
-        <w:t>مازورة: | DUM (ريشة تحت) | TAK (فوق) | DUM (تحت) | TAK TAK (فوق-تحت) |</w:t>
+        <w:t>مازورة: | DUM ‏(ريشة تحت)‏ | TAK ‏(فوق)‏ | DUM ‏(تحت)‏ | TAK TAK ‏(فوق-تحت)‏ |</w:t>
         <w:br/>
         <w:t>```</w:t>
       </w:r>
@@ -14631,7 +14631,7 @@
         </w:rPr>
         <w:t>خاتمة:</w:t>
         <w:br/>
-        <w:t>اختم بـ D منخفضة (الوتر الرابع عقدة 2) مع ترجيع (Vibrato) بطيء.</w:t>
+        <w:t>اختم بـ D منخفضة ‏(الوتر الرابع عقدة 2)‏ مع ترجيع ‏(Vibrato)‏ بطيء.</w:t>
       </w:r>
     </w:p>
     <w:p>
@@ -14745,7 +14745,7 @@
                 <w:rFonts w:cs="Calibri"/>
                 <w:szCs w:val="18"/>
               </w:rPr>
-              <w:t>القسم A – ليوا (8 مقاطع)</w:t>
+              <w:t>القسم A – ليوا ‏(8 مقاطع)‏</w:t>
             </w:r>
           </w:p>
         </w:tc>
@@ -14794,7 +14794,7 @@
                 <w:rFonts w:cs="Calibri"/>
                 <w:szCs w:val="18"/>
               </w:rPr>
-              <w:t>القسم B – بستة (8 مقاطع)</w:t>
+              <w:t>القسم B – بستة ‏(8 مقاطع)‏</w:t>
             </w:r>
           </w:p>
         </w:tc>
@@ -15035,7 +15035,7 @@
           <w:rFonts w:cs="Calibri"/>
           <w:szCs w:val="22"/>
         </w:rPr>
-        <w:t>معايير إضافية للمتفوقين: (+5 نقاط إضافية للمشروع الاستثنائي):</w:t>
+        <w:t>معايير إضافية للمتفوقين: ‏(+5 نقاط إضافية للمشروع الاستثنائي)‏:</w:t>
         <w:br/>
         <w:t>- استخدام 5 إيقاعات مختلفة</w:t>
         <w:br/>
@@ -15778,7 +15778,7 @@
           <w:rFonts w:cs="Calibri"/>
           <w:szCs w:val="22"/>
         </w:rPr>
-        <w:t>• الدرس 44 هو مشروع ختامي لوحدة الحجاز (الدروس 41-44)</w:t>
+        <w:t>• الدرس 44 هو مشروع ختامي لوحدة الحجاز ‏(الدروس 41-44)‏</w:t>
       </w:r>
     </w:p>
     <w:p>
@@ -15846,7 +15846,7 @@
           <w:rFonts w:cs="Calibri"/>
           <w:szCs w:val="22"/>
         </w:rPr>
-        <w:t>• للمتفوقين: يمكن إضافة خط إيقاعي منفصل (Percussion Staff) لتوضيح إيقاع الليوا والبستة</w:t>
+        <w:t>• للمتفوقين: يمكن إضافة خط إيقاعي منفصل ‏(Percussion Staff)‏ لتوضيح إيقاع الليوا والبستة</w:t>
       </w:r>
     </w:p>
     <w:p>
@@ -15863,7 +15863,7 @@
           <w:rFonts w:cs="Calibri"/>
           <w:szCs w:val="22"/>
         </w:rPr>
-        <w:t>• للطلاب الأقل تقدماً: يمكن اختصار المشروع إلى 16 مازورة (A+B فقط)</w:t>
+        <w:t>• للطلاب الأقل تقدماً: يمكن اختصار المشروع إلى 16 مازورة ‏(A+B فقط)‏</w:t>
       </w:r>
     </w:p>
     <w:p>
@@ -15880,7 +15880,7 @@
           <w:rFonts w:cs="Calibri"/>
           <w:szCs w:val="22"/>
         </w:rPr>
-        <w:t>• تأكد من أن الطلاب يعرفون خطوات التصدير الثلاث (PDF, MIDI, Audio)</w:t>
+        <w:t>• تأكد من أن الطلاب يعرفون خطوات التصدير الثلاث ‏(PDF, MIDI, Audio)‏</w:t>
       </w:r>
     </w:p>
     <w:p>
@@ -15897,7 +15897,7 @@
           <w:rFonts w:cs="Calibri"/>
           <w:szCs w:val="22"/>
         </w:rPr>
-        <w:t>• بعد هذا الدرس، ينتقل الطالب إلى مقام الكرد (الدروس 45-48)</w:t>
+        <w:t>• بعد هذا الدرس، ينتقل الطالب إلى مقام الكرد ‏(الدروس 45-48)‏</w:t>
       </w:r>
     </w:p>
     <w:p>
@@ -15914,7 +15914,7 @@
           <w:rFonts w:cs="Calibri"/>
           <w:szCs w:val="22"/>
         </w:rPr>
-        <w:t>• استماع مقترح: "يا بوي" (ليوا) و "يا زين العشاق" (بستة)</w:t>
+        <w:t>• استماع مقترح: "يا بوي" ‏(ليوا)‏ و "يا زين العشاق" ‏(بستة)‏</w:t>
       </w:r>
     </w:p>
     <w:p>
@@ -16278,7 +16278,7 @@
                 <w:rFonts w:cs="Calibri"/>
                 <w:szCs w:val="18"/>
               </w:rPr>
-              <w:t>كرد (Kurd)</w:t>
+              <w:t>كرد ‏(Kurd)‏</w:t>
             </w:r>
           </w:p>
         </w:tc>
@@ -16326,7 +16326,7 @@
                 <w:rFonts w:cs="Calibri"/>
                 <w:szCs w:val="18"/>
               </w:rPr>
-              <w:t>الخبيتي (Al-Khibiti) – 2/4 + المعلاية (Al-Ma'laya) – 4/4</w:t>
+              <w:t>الخبيتي ‏(Al-Khibiti)‏ – 2/4 + المعلاية ‏(Al-Ma'laya)‏ – 4/4</w:t>
             </w:r>
           </w:p>
         </w:tc>
@@ -16365,7 +16365,7 @@
           <w:rFonts w:cs="Calibri"/>
           <w:szCs w:val="22"/>
         </w:rPr>
-        <w:t>تعريف مقام الكرد (يقابل Dorian Mode)</w:t>
+        <w:t>تعريف مقام الكرد ‏(يقابل Dorian Mode)‏</w:t>
       </w:r>
     </w:p>
     <w:p>
@@ -16435,7 +16435,7 @@
           <w:rFonts w:cs="Calibri"/>
           <w:szCs w:val="28"/>
         </w:rPr>
-        <w:t>1. النظري | Theory (10 min)</w:t>
+        <w:t>1. النظري | Theory ‏(10 min)‏</w:t>
       </w:r>
     </w:p>
     <w:p>
@@ -16454,7 +16454,7 @@
           <w:rFonts w:cs="Calibri"/>
           <w:szCs w:val="24"/>
         </w:rPr>
-        <w:t>مقام الكرد (Maqam Kurd)</w:t>
+        <w:t>مقام الكرد ‏(Maqam Kurd)‏</w:t>
       </w:r>
     </w:p>
     <w:p>
@@ -16498,11 +16498,11 @@
         <w:br/>
         <w:t>```</w:t>
         <w:br/>
-        <w:t>- الغماز: D (Re)</w:t>
+        <w:t>- الغماز: D ‏(Re)‏</w:t>
         <w:br/>
-        <w:t>- لا توجد علامات عرضية (نفس Key Signature لعجم C Major)</w:t>
+        <w:t>- لا توجد علامات عرضية ‏(نفس Key Signature لعجم C Major)‏</w:t>
         <w:br/>
-        <w:t>- الدرجة المميزة: F طبيعي (هذا ما يفرق الكرد عن النهاوند)</w:t>
+        <w:t>- الدرجة المميزة: F طبيعي ‏(هذا ما يفرق الكرد عن النهاوند)‏</w:t>
       </w:r>
     </w:p>
     <w:p>
@@ -16593,7 +16593,7 @@
                 <w:rFonts w:cs="Calibri"/>
                 <w:szCs w:val="18"/>
               </w:rPr>
-              <w:t>كرد (على D)</w:t>
+              <w:t>كرد ‏(على D)‏</w:t>
             </w:r>
           </w:p>
         </w:tc>
@@ -16619,7 +16619,7 @@
                 <w:rFonts w:cs="Calibri"/>
                 <w:szCs w:val="18"/>
               </w:rPr>
-              <w:t>النهاوند (على D)</w:t>
+              <w:t>النهاوند ‏(على D)‏</w:t>
             </w:r>
           </w:p>
         </w:tc>
@@ -16645,7 +16645,7 @@
                 <w:rFonts w:cs="Calibri"/>
                 <w:szCs w:val="18"/>
               </w:rPr>
-              <w:t>العجم (على C)</w:t>
+              <w:t>العجم ‏(على C)‏</w:t>
             </w:r>
           </w:p>
         </w:tc>
@@ -16885,7 +16885,7 @@
                 <w:rFonts w:cs="Calibri"/>
                 <w:szCs w:val="18"/>
               </w:rPr>
-              <w:t>F (♮)</w:t>
+              <w:t>F ‏(♮)‏</w:t>
             </w:r>
           </w:p>
         </w:tc>
@@ -16908,7 +16908,7 @@
                 <w:rFonts w:cs="Calibri"/>
                 <w:szCs w:val="18"/>
               </w:rPr>
-              <w:t>F♭ (♭)</w:t>
+              <w:t>F♭ ‏(♭)‏</w:t>
             </w:r>
           </w:p>
         </w:tc>
@@ -17173,7 +17173,7 @@
                 <w:rFonts w:cs="Calibri"/>
                 <w:szCs w:val="18"/>
               </w:rPr>
-              <w:t>B (♮)</w:t>
+              <w:t>B ‏(♮)‏</w:t>
             </w:r>
           </w:p>
         </w:tc>
@@ -17197,7 +17197,7 @@
                 <w:rFonts w:cs="Calibri"/>
                 <w:szCs w:val="18"/>
               </w:rPr>
-              <w:t>B♭ (♭)</w:t>
+              <w:t>B♭ ‏(♭)‏</w:t>
             </w:r>
           </w:p>
         </w:tc>
@@ -17436,9 +17436,9 @@
         </w:rPr>
         <w:t>الخلاصة:</w:t>
         <w:br/>
-        <w:t>- كرد: F طبيعي + B طبيعي (وسط بين العجم والنهاوند)</w:t>
+        <w:t>- كرد: F طبيعي + B طبيعي ‏(وسط بين العجم والنهاوند)‏</w:t>
         <w:br/>
-        <w:t>- العجم: F طبيعي + B طبيعي أيضاً (لكن يبدأ من C)</w:t>
+        <w:t>- العجم: F طبيعي + B طبيعي أيضاً ‏(لكن يبدأ من C)‏</w:t>
         <w:br/>
         <w:t>- النهاوند: F بيمول + B بيمول</w:t>
       </w:r>
@@ -17476,7 +17476,7 @@
           <w:rFonts w:cs="Calibri"/>
           <w:szCs w:val="22"/>
         </w:rPr>
-        <w:t>• جنس كرد على D: D E F G (رباعي)</w:t>
+        <w:t>• جنس كرد على D: D E F G ‏(رباعي)‏</w:t>
       </w:r>
     </w:p>
     <w:p>
@@ -17493,7 +17493,7 @@
           <w:rFonts w:cs="Calibri"/>
           <w:szCs w:val="22"/>
         </w:rPr>
-        <w:t>• جنس كرد على A: A B C D (رباعي)</w:t>
+        <w:t>• جنس كرد على A: A B C D ‏(رباعي)‏</w:t>
       </w:r>
     </w:p>
     <w:p>
@@ -17512,7 +17512,7 @@
           <w:rFonts w:cs="Calibri"/>
           <w:szCs w:val="24"/>
         </w:rPr>
-        <w:t>الخبيتي (Al-Khibiti) – 2/4</w:t>
+        <w:t>الخبيتي ‏(Al-Khibiti)‏ – 2/4</w:t>
       </w:r>
     </w:p>
     <w:p>
@@ -17530,7 +17530,7 @@
           <w:rFonts w:cs="Calibri"/>
           <w:szCs w:val="22"/>
         </w:rPr>
-        <w:t>إيقاع خليجي سريع حماسي (تم تقديمه في الدرس 37 و 41).</w:t>
+        <w:t>إيقاع خليجي سريع حماسي ‏(تم تقديمه في الدرس 37 و 41)‏.</w:t>
       </w:r>
     </w:p>
     <w:tbl>
@@ -17602,7 +17602,7 @@
                 <w:rFonts w:cs="Calibri"/>
                 <w:szCs w:val="18"/>
               </w:rPr>
-              <w:t>(Rest)</w:t>
+              <w:t>‏(Rest)‏</w:t>
             </w:r>
           </w:p>
         </w:tc>
@@ -17770,7 +17770,7 @@
           <w:rFonts w:cs="Calibri"/>
           <w:szCs w:val="24"/>
         </w:rPr>
-        <w:t>المعلاية (Al-Ma'laya) – 4/4</w:t>
+        <w:t>المعلاية ‏(Al-Ma'laya)‏ – 4/4</w:t>
       </w:r>
     </w:p>
     <w:p>
@@ -18052,7 +18052,7 @@
         <w:br/>
         <w:t>- وزن 4/4</w:t>
         <w:br/>
-        <w:t>- إيقاع متوسط (≈ 100-110 BPM)</w:t>
+        <w:t>- إيقاع متوسط ‏(≈ 100-110 BPM)‏</w:t>
         <w:br/>
         <w:t>- يُستخدم في فن المعلاية الإماراتي</w:t>
         <w:br/>
@@ -18075,7 +18075,7 @@
           <w:rFonts w:cs="Calibri"/>
           <w:szCs w:val="28"/>
         </w:rPr>
-        <w:t>2. التطبيق العملي | Practice (30 min)</w:t>
+        <w:t>2. التطبيق العملي | Practice ‏(30 min)‏</w:t>
       </w:r>
     </w:p>
     <w:p>
@@ -18094,7 +18094,7 @@
           <w:rFonts w:cs="Calibri"/>
           <w:szCs w:val="24"/>
         </w:rPr>
-        <w:t>تمرین 1: سلم الكرد (8 دقائق)</w:t>
+        <w:t>تمرین 1: سلم الكرد ‏(8 دقائق)‏</w:t>
       </w:r>
     </w:p>
     <w:p>
@@ -18164,9 +18164,9 @@
           <w:rFonts w:cs="Calibri"/>
           <w:szCs w:val="18"/>
         </w:rPr>
-        <w:t>مازورة 1: D E F G | A B C D | (صعود)</w:t>
+        <w:t>مازورة 1: D E F G | A B C D | ‏(صعود)‏</w:t>
         <w:br/>
-        <w:t>مازورة 2: D C B A | G F E D | (نزول)</w:t>
+        <w:t>مازورة 2: D C B A | G F E D | ‏(نزول)‏</w:t>
         <w:br/>
         <w:t>مازورة 3-4: كرر</w:t>
         <w:br/>
@@ -18214,7 +18214,7 @@
           <w:rFonts w:cs="Calibri"/>
           <w:szCs w:val="24"/>
         </w:rPr>
-        <w:t>تمرین 2: جنس الكرد (7 دقائق)</w:t>
+        <w:t>تمرین 2: جنس الكرد ‏(7 دقائق)‏</w:t>
       </w:r>
     </w:p>
     <w:p>
@@ -18235,16 +18235,16 @@
         </w:rPr>
         <w:t>جنس كرد على D:</w:t>
         <w:br/>
-        <w:t>مازورة 1: D (Noire) | E (Noire) | F (Noire) | G (Noire) |</w:t>
+        <w:t>مازورة 1: D ‏(Noire)‏ | E ‏(Noire)‏ | F ‏(Noire)‏ | G ‏(Noire)‏ |</w:t>
         <w:br/>
-        <w:t>مازورة 2: G (Noire) | F (Noire) | E (Noire) | D (Noire) |</w:t>
+        <w:t>مازورة 2: G ‏(Noire)‏ | F ‏(Noire)‏ | E ‏(Noire)‏ | D ‏(Noire)‏ |</w:t>
         <w:br/>
         <w:br/>
         <w:t>جنس كرد على A:</w:t>
         <w:br/>
-        <w:t>مازورة 3: A (Noire) | B (Noire) | C (Noire) | D (Noire) |</w:t>
+        <w:t>مازورة 3: A ‏(Noire)‏ | B ‏(Noire)‏ | C ‏(Noire)‏ | D ‏(Noire)‏ |</w:t>
         <w:br/>
-        <w:t>مازورة 4: D (Noire) | C (Noire) | B (Noire) | A (Noire) |</w:t>
+        <w:t>مازورة 4: D ‏(Noire)‏ | C ‏(Noire)‏ | B ‏(Noire)‏ | A ‏(Noire)‏ |</w:t>
       </w:r>
     </w:p>
     <w:p>
@@ -18263,7 +18263,7 @@
           <w:rFonts w:cs="Calibri"/>
           <w:szCs w:val="24"/>
         </w:rPr>
-        <w:t>تمرین 3: الكرد مع الخبيتي (8 دقائق)</w:t>
+        <w:t>تمرین 3: الكرد مع الخبيتي ‏(8 دقائق)‏</w:t>
       </w:r>
     </w:p>
     <w:p>
@@ -18316,21 +18316,21 @@
           <w:rFonts w:cs="Calibri"/>
           <w:szCs w:val="18"/>
         </w:rPr>
-        <w:t>مازورة 1: | D (Noire) | (Noire Rest) |  (DUM -)</w:t>
+        <w:t>مازورة 1: | D ‏(Noire)‏ | ‏(Noire Rest)‏ |  ‏(DUM -)‏</w:t>
         <w:br/>
-        <w:t>مازورة 2: | E (Croche) F (Croche) | G (Croche) A (Croche) |  (TAK TAK TAK TAK)</w:t>
+        <w:t>مازورة 2: | E ‏(Croche)‏ F ‏(Croche)‏ | G ‏(Croche)‏ A ‏(Croche)‏ |  ‏(TAK TAK TAK TAK)‏</w:t>
         <w:br/>
-        <w:t>مازورة 3: | B (Noire) | (Noire Rest) |</w:t>
+        <w:t>مازورة 3: | B ‏(Noire)‏ | ‏(Noire Rest)‏ |</w:t>
         <w:br/>
-        <w:t>مازورة 4: | C (Croche) B (Croche) | A (Croche) G (Croche) |</w:t>
+        <w:t>مازورة 4: | C ‏(Croche)‏ B ‏(Croche)‏ | A ‏(Croche)‏ G ‏(Croche)‏ |</w:t>
         <w:br/>
-        <w:t>مازورة 5: | F (Noire) | (Noire Rest) |</w:t>
+        <w:t>مازورة 5: | F ‏(Noire)‏ | ‏(Noire Rest)‏ |</w:t>
         <w:br/>
-        <w:t>مازورة 6: | E (Croche) F (Croche) | G (Croche) A (Croche) |</w:t>
+        <w:t>مازورة 6: | E ‏(Croche)‏ F ‏(Croche)‏ | G ‏(Croche)‏ A ‏(Croche)‏ |</w:t>
         <w:br/>
-        <w:t>مازورة 7: | B (Noire) | C (Noire) |</w:t>
+        <w:t>مازورة 7: | B ‏(Noire)‏ | C ‏(Noire)‏ |</w:t>
         <w:br/>
-        <w:t>مازورة 8: | D (Blanche) | (Rest) |</w:t>
+        <w:t>مازورة 8: | D ‏(Blanche)‏ | ‏(Rest)‏ |</w:t>
       </w:r>
     </w:p>
     <w:p>
@@ -18349,7 +18349,7 @@
           <w:rFonts w:cs="Calibri"/>
           <w:szCs w:val="24"/>
         </w:rPr>
-        <w:t>تمرین 4: الكرد مع المعلاية (7 دقائق)</w:t>
+        <w:t>تمرین 4: الكرد مع المعلاية ‏(7 دقائق)‏</w:t>
       </w:r>
     </w:p>
     <w:p>
@@ -18402,30 +18402,30 @@
           <w:rFonts w:cs="Calibri"/>
           <w:szCs w:val="18"/>
         </w:rPr>
-        <w:t>مازورة 1: | D (Noire) | D (Noire) | D (Noire) | E (Croche) F (Croche) (Noire Rest) |</w:t>
+        <w:t>مازورة 1: | D ‏(Noire)‏ | D ‏(Noire)‏ | D ‏(Noire)‏ | E ‏(Croche)‏ F ‏(Croche)‏ ‏(Noire Rest)‏ |</w:t>
         <w:br/>
         <w:t xml:space="preserve">            |   DUM     |   TAK     |   DUM     | DUM   TAK       -                 |</w:t>
         <w:br/>
         <w:br/>
-        <w:t>مازورة 2: | G (Noire) | G (Noire) | G (Noire) | A (Croche) B (Croche) (Noire Rest) |</w:t>
+        <w:t>مازورة 2: | G ‏(Noire)‏ | G ‏(Noire)‏ | G ‏(Noire)‏ | A ‏(Croche)‏ B ‏(Croche)‏ ‏(Noire Rest)‏ |</w:t>
         <w:br/>
         <w:br/>
-        <w:t>مازورة 3: | C (Noire) | C (Noire) | B (Noire) | A (Croche) G (Croche) (Noire Rest) |</w:t>
+        <w:t>مازورة 3: | C ‏(Noire)‏ | C ‏(Noire)‏ | B ‏(Noire)‏ | A ‏(Croche)‏ G ‏(Croche)‏ ‏(Noire Rest)‏ |</w:t>
         <w:br/>
         <w:br/>
-        <w:t>مازورة 4: | F (Noire) | E (Noire) | D (Noire) | C (Croche) B (Croche) (Noire Rest) |</w:t>
+        <w:t>مازورة 4: | F ‏(Noire)‏ | E ‏(Noire)‏ | D ‏(Noire)‏ | C ‏(Croche)‏ B ‏(Croche)‏ ‏(Noire Rest)‏ |</w:t>
         <w:br/>
         <w:br/>
-        <w:t>مازورة 5: | D (Noire) | F (Noire) | A (Noire) | B (Croche) C (Croche) (Noire Rest) |  (قفزات)</w:t>
+        <w:t>مازورة 5: | D ‏(Noire)‏ | F ‏(Noire)‏ | A ‏(Noire)‏ | B ‏(Croche)‏ C ‏(Croche)‏ ‏(Noire Rest)‏ |  ‏(قفزات)‏</w:t>
         <w:br/>
         <w:br/>
-        <w:t>مازورة 6: | D (Noire) | C (Noire) | B (Noire) | A (Croche) G (Croche) (Noire Rest) |</w:t>
+        <w:t>مازورة 6: | D ‏(Noire)‏ | C ‏(Noire)‏ | B ‏(Noire)‏ | A ‏(Croche)‏ G ‏(Croche)‏ ‏(Noire Rest)‏ |</w:t>
         <w:br/>
         <w:br/>
-        <w:t>مازورة 7: | F (Noire) | E (Noire) | D (Noire) | C (Croche) D (Croche) (Noire Rest) |</w:t>
+        <w:t>مازورة 7: | F ‏(Noire)‏ | E ‏(Noire)‏ | D ‏(Noire)‏ | C ‏(Croche)‏ D ‏(Croche)‏ ‏(Noire Rest)‏ |</w:t>
         <w:br/>
         <w:br/>
-        <w:t>مازورة 8: | D (Blanche) | (Noire Rest) | (Noire Rest) | (Croche Rest)(Croche Rest)(Noire Rest) |</w:t>
+        <w:t>مازورة 8: | D ‏(Blanche)‏ | ‏(Noire Rest)‏ | ‏(Noire Rest)‏ | ‏(Croche Rest)‏‏(Croche Rest)‏‏(Noire Rest)‏ |</w:t>
       </w:r>
     </w:p>
     <w:p>
@@ -18444,7 +18444,7 @@
           <w:rFonts w:cs="Calibri"/>
           <w:szCs w:val="28"/>
         </w:rPr>
-        <w:t>3. اختصارات Sibelius (5 min)</w:t>
+        <w:t>3. اختصارات Sibelius ‏(5 min)‏</w:t>
       </w:r>
     </w:p>
     <w:tbl>
@@ -18639,7 +18639,7 @@
                 <w:rFonts w:cs="Calibri"/>
                 <w:szCs w:val="18"/>
               </w:rPr>
-              <w:t>إضافة Dotted Note (منقطة) مزدوجة</w:t>
+              <w:t>إضافة Dotted Note ‏(منقطة)‏ مزدوجة</w:t>
             </w:r>
           </w:p>
         </w:tc>
@@ -18736,7 +18736,7 @@
                 <w:rFonts w:cs="Calibri"/>
                 <w:szCs w:val="18"/>
               </w:rPr>
-              <w:t>تحريك النوتة لأعلى/أسفل (بسرعة)</w:t>
+              <w:t>تحريك النوتة لأعلى/أسفل ‏(بسرعة)‏</w:t>
             </w:r>
           </w:p>
         </w:tc>
@@ -18831,7 +18831,7 @@
                 <w:rFonts w:cs="Calibri"/>
                 <w:szCs w:val="18"/>
               </w:rPr>
-              <w:t>Voice 1/2/3 (للأصوات المتعددة)</w:t>
+              <w:t>Voice 1/2/3 ‏(للأصوات المتعددة)‏</w:t>
             </w:r>
           </w:p>
         </w:tc>
@@ -18928,7 +18928,7 @@
                 <w:rFonts w:cs="Calibri"/>
                 <w:szCs w:val="18"/>
               </w:rPr>
-              <w:t>إظهار Accidental على دفعة (لتحرير)</w:t>
+              <w:t>إظهار Accidental على دفعة ‏(لتحرير)‏</w:t>
             </w:r>
           </w:p>
         </w:tc>
@@ -19023,7 +19023,7 @@
                 <w:rFonts w:cs="Calibri"/>
                 <w:szCs w:val="18"/>
               </w:rPr>
-              <w:t>إظهار Mixer (مزج الأصوات)</w:t>
+              <w:t>إظهار Mixer ‏(مزج الأصوات)‏</w:t>
             </w:r>
           </w:p>
         </w:tc>
@@ -19068,7 +19068,7 @@
           <w:rFonts w:cs="Calibri"/>
           <w:szCs w:val="28"/>
         </w:rPr>
-        <w:t>4. مراجعة وواجب | Review &amp; HW (5 min)</w:t>
+        <w:t>4. مراجعة وواجب | Review &amp; HW ‏(5 min)‏</w:t>
       </w:r>
     </w:p>
     <w:p>
@@ -19174,7 +19174,7 @@
           <w:rFonts w:cs="Calibri"/>
           <w:szCs w:val="22"/>
         </w:rPr>
-        <w:t>أنشئ نوتة جديدة (Treble Clef)</w:t>
+        <w:t>أنشئ نوتة جديدة ‏(Treble Clef)‏</w:t>
       </w:r>
     </w:p>
     <w:p>
@@ -19208,7 +19208,7 @@
           <w:rFonts w:cs="Calibri"/>
           <w:szCs w:val="22"/>
         </w:rPr>
-        <w:t>• اكتب سلم الكرد صعوداً ونزولاً (4 مازوارات)</w:t>
+        <w:t>• اكتب سلم الكرد صعوداً ونزولاً ‏(4 مازوارات)‏</w:t>
       </w:r>
     </w:p>
     <w:p>
@@ -19225,7 +19225,7 @@
           <w:rFonts w:cs="Calibri"/>
           <w:szCs w:val="22"/>
         </w:rPr>
-        <w:t>• 4 مازوارات بإيقاع الخبيتي (2/4)</w:t>
+        <w:t>• 4 مازوارات بإيقاع الخبيتي ‏(2/4)‏</w:t>
       </w:r>
     </w:p>
     <w:p>
@@ -19242,7 +19242,7 @@
           <w:rFonts w:cs="Calibri"/>
           <w:szCs w:val="22"/>
         </w:rPr>
-        <w:t>• 8 مازوارات بإيقاع المعلاية (4/4)</w:t>
+        <w:t>• 8 مازوارات بإيقاع المعلاية ‏(4/4)‏</w:t>
       </w:r>
     </w:p>
     <w:p>
@@ -19335,9 +19335,9 @@
         <w:br/>
         <w:t>```</w:t>
         <w:br/>
-        <w:t>D: الوتر الرابع (بم) عقدة 2</w:t>
+        <w:t>D: الوتر الرابع ‏(بم)‏ عقدة 2</w:t>
         <w:br/>
-        <w:t>E: الوتر الرابع عقدة 4 (أو الوتر الثالث مطلق)</w:t>
+        <w:t>E: الوتر الرابع عقدة 4 ‏(أو الوتر الثالث مطلق)‏</w:t>
         <w:br/>
         <w:t>F: الوتر الثالث عقدة 1</w:t>
         <w:br/>
@@ -19373,11 +19373,11 @@
         <w:br/>
         <w:t>```</w:t>
         <w:br/>
-        <w:t>DUM: ريشة تحت (الوتر الرابع D)</w:t>
+        <w:t>DUM: ريشة تحت ‏(الوتر الرابع D)‏</w:t>
         <w:br/>
         <w:t>سكتة</w:t>
         <w:br/>
-        <w:t>TAK TAK: فوق-تحت (الوتر الثالث G-A)</w:t>
+        <w:t>TAK TAK: فوق-تحت ‏(الوتر الثالث G-A)‏</w:t>
         <w:br/>
         <w:t>كرر</w:t>
         <w:br/>
@@ -19441,7 +19441,7 @@
         <w:br/>
         <w:t>3. سلم العجم: C D E F G A B C</w:t>
         <w:br/>
-        <w:t>استمع لفرق F الطبيعية (كرد) مقابل F البيمول (نهاوند)</w:t>
+        <w:t>استمع لفرق F الطبيعية ‏(كرد)‏ مقابل F البيمول ‏(نهاوند)‏</w:t>
       </w:r>
     </w:p>
     <w:p>
@@ -19604,7 +19604,7 @@
                 <w:rFonts w:cs="Calibri"/>
                 <w:szCs w:val="18"/>
               </w:rPr>
-              <w:t>جنس الكرد (D + A)</w:t>
+              <w:t>جنس الكرد ‏(D + A)‏</w:t>
             </w:r>
           </w:p>
         </w:tc>
@@ -19653,7 +19653,7 @@
                 <w:rFonts w:cs="Calibri"/>
                 <w:szCs w:val="18"/>
               </w:rPr>
-              <w:t>الكرد مع الخبيتي (2/4)</w:t>
+              <w:t>الكرد مع الخبيتي ‏(2/4)‏</w:t>
             </w:r>
           </w:p>
         </w:tc>
@@ -19702,7 +19702,7 @@
                 <w:rFonts w:cs="Calibri"/>
                 <w:szCs w:val="18"/>
               </w:rPr>
-              <w:t>الكرد مع المعلاية (4/4)</w:t>
+              <w:t>الكرد مع المعلاية ‏(4/4)‏</w:t>
             </w:r>
           </w:p>
         </w:tc>
@@ -20417,7 +20417,7 @@
           <w:rFonts w:cs="Calibri"/>
           <w:szCs w:val="22"/>
         </w:rPr>
-        <w:t>• الدرس 45 هو مدخل وحدة الكرد (الدروس 45-48) بعد إكمال وحدة الحجاز</w:t>
+        <w:t>• الدرس 45 هو مدخل وحدة الكرد ‏(الدروس 45-48)‏ بعد إكمال وحدة الحجاز</w:t>
       </w:r>
     </w:p>
     <w:p>
@@ -20485,7 +20485,7 @@
           <w:rFonts w:cs="Calibri"/>
           <w:szCs w:val="22"/>
         </w:rPr>
-        <w:t>• الخبيتي سريع (120-140 BPM)، المعلاية متوسط (100-110 BPM)</w:t>
+        <w:t>• الخبيتي سريع ‏(120-140 BPM)‏، المعلاية متوسط ‏(100-110 BPM)‏</w:t>
       </w:r>
     </w:p>
     <w:p>
@@ -20900,7 +20900,7 @@
                 <w:rFonts w:cs="Calibri"/>
                 <w:szCs w:val="18"/>
               </w:rPr>
-              <w:t>كرد (Kurd)</w:t>
+              <w:t>كرد ‏(Kurd)‏</w:t>
             </w:r>
           </w:p>
         </w:tc>
@@ -20948,7 +20948,7 @@
                 <w:rFonts w:cs="Calibri"/>
                 <w:szCs w:val="18"/>
               </w:rPr>
-              <w:t>البندري (Al-Bandari) – 4/4 + رمبي حريمي (Rambi Harimi) – 4/4</w:t>
+              <w:t>البندري ‏(Al-Bandari)‏ – 4/4 + رمبي حريمي ‏(Rambi Harimi)‏ – 4/4</w:t>
             </w:r>
           </w:p>
         </w:tc>
@@ -21021,7 +21021,7 @@
           <w:rFonts w:cs="Calibri"/>
           <w:szCs w:val="22"/>
         </w:rPr>
-        <w:t>تطبيق إيقاع البندري (4/4) مع الكرد</w:t>
+        <w:t>تطبيق إيقاع البندري ‏(4/4)‏ مع الكرد</w:t>
       </w:r>
     </w:p>
     <w:p>
@@ -21038,7 +21038,7 @@
           <w:rFonts w:cs="Calibri"/>
           <w:szCs w:val="22"/>
         </w:rPr>
-        <w:t>تطبيق إيقاع رمبي حريمي (4/4) مع الكرد</w:t>
+        <w:t>تطبيق إيقاع رمبي حريمي ‏(4/4)‏ مع الكرد</w:t>
       </w:r>
     </w:p>
     <w:p>
@@ -21055,7 +21055,7 @@
           <w:rFonts w:cs="Calibri"/>
           <w:szCs w:val="22"/>
         </w:rPr>
-        <w:t>كتابة كوردات (Chords) مصاحبة للكرد</w:t>
+        <w:t>كتابة كوردات ‏(Chords)‏ مصاحبة للكرد</w:t>
       </w:r>
     </w:p>
     <w:p>
@@ -21074,7 +21074,7 @@
           <w:rFonts w:cs="Calibri"/>
           <w:szCs w:val="28"/>
         </w:rPr>
-        <w:t>1. النظري | Theory (10 min)</w:t>
+        <w:t>1. النظري | Theory ‏(10 min)‏</w:t>
       </w:r>
     </w:p>
     <w:p>
@@ -21093,7 +21093,7 @@
           <w:rFonts w:cs="Calibri"/>
           <w:szCs w:val="24"/>
         </w:rPr>
-        <w:t>مراجعة مقام الكرد (Kurd Review)</w:t>
+        <w:t>مراجعة مقام الكرد ‏(Kurd Review)‏</w:t>
       </w:r>
     </w:p>
     <w:p>
@@ -21129,7 +21129,7 @@
           <w:rFonts w:cs="Calibri"/>
           <w:szCs w:val="22"/>
         </w:rPr>
-        <w:t>سلم الكرد على D (الأكثر شيوعاً):</w:t>
+        <w:t>سلم الكرد على D ‏(الأكثر شيوعاً)‏:</w:t>
         <w:br/>
         <w:t>```</w:t>
         <w:br/>
@@ -21137,11 +21137,11 @@
         <w:br/>
         <w:t>```</w:t>
         <w:br/>
-        <w:t>- لا يوجد علامات عرضية (C Major / A Minor Key Signature)</w:t>
+        <w:t>- لا يوجد علامات عرضية ‏(C Major / A Minor Key Signature)‏</w:t>
         <w:br/>
-        <w:t>- الفرق عن النهاوند: F طبيعي (♮) بدلاً من F♭</w:t>
+        <w:t>- الفرق عن النهاوند: F طبيعي ‏(♮)‏ بدلاً من F♭</w:t>
         <w:br/>
-        <w:t>- الفرق عن العجم: E طبيعي (ليس بينونه)، F طبيعي</w:t>
+        <w:t>- الفرق عن العجم: E طبيعي ‏(ليس بينونه)‏، F طبيعي</w:t>
       </w:r>
     </w:p>
     <w:p>
@@ -21427,7 +21427,7 @@
                 <w:rFonts w:cs="Calibri"/>
                 <w:szCs w:val="18"/>
               </w:rPr>
-              <w:t>E (طبيعي)</w:t>
+              <w:t>E ‏(طبيعي)‏</w:t>
             </w:r>
           </w:p>
         </w:tc>
@@ -21451,7 +21451,7 @@
                 <w:rFonts w:cs="Calibri"/>
                 <w:szCs w:val="18"/>
               </w:rPr>
-              <w:t>E♭ (بيمول)</w:t>
+              <w:t>E♭ ‏(بيمول)‏</w:t>
             </w:r>
           </w:p>
         </w:tc>
@@ -21523,7 +21523,7 @@
                 <w:rFonts w:cs="Calibri"/>
                 <w:szCs w:val="18"/>
               </w:rPr>
-              <w:t>F (طبيعي)</w:t>
+              <w:t>F ‏(طبيعي)‏</w:t>
             </w:r>
           </w:p>
         </w:tc>
@@ -21546,7 +21546,7 @@
                 <w:rFonts w:cs="Calibri"/>
                 <w:szCs w:val="18"/>
               </w:rPr>
-              <w:t>F♭ (بيمول)</w:t>
+              <w:t>F♭ ‏(بيمول)‏</w:t>
             </w:r>
           </w:p>
         </w:tc>
@@ -21811,7 +21811,7 @@
                 <w:rFonts w:cs="Calibri"/>
                 <w:szCs w:val="18"/>
               </w:rPr>
-              <w:t>B (طبيعي)</w:t>
+              <w:t>B ‏(طبيعي)‏</w:t>
             </w:r>
           </w:p>
         </w:tc>
@@ -21835,7 +21835,7 @@
                 <w:rFonts w:cs="Calibri"/>
                 <w:szCs w:val="18"/>
               </w:rPr>
-              <w:t>B♭ (بيمول)</w:t>
+              <w:t>B♭ ‏(بيمول)‏</w:t>
             </w:r>
           </w:p>
         </w:tc>
@@ -21907,7 +21907,7 @@
                 <w:rFonts w:cs="Calibri"/>
                 <w:szCs w:val="18"/>
               </w:rPr>
-              <w:t>C (طبيعي)</w:t>
+              <w:t>C ‏(طبيعي)‏</w:t>
             </w:r>
           </w:p>
         </w:tc>
@@ -21930,7 +21930,7 @@
                 <w:rFonts w:cs="Calibri"/>
                 <w:szCs w:val="18"/>
               </w:rPr>
-              <w:t>C (طبيعي)</w:t>
+              <w:t>C ‏(طبيعي)‏</w:t>
             </w:r>
           </w:p>
         </w:tc>
@@ -22074,9 +22074,9 @@
         </w:rPr>
         <w:t>الأجناس:</w:t>
         <w:br/>
-        <w:t>- جنس كرد على D: D E F G (رباعي كردي = طبيعي صغير مع F طبيعي)</w:t>
+        <w:t>- جنس كرد على D: D E F G ‏(رباعي كردي = طبيعي صغير مع F طبيعي)‏</w:t>
         <w:br/>
-        <w:t>- جنس كرد على A: A B C D (رباعي كردي ثاني)</w:t>
+        <w:t>- جنس كرد على A: A B C D ‏(رباعي كردي ثاني)‏</w:t>
       </w:r>
     </w:p>
     <w:p>
@@ -22095,7 +22095,7 @@
           <w:rFonts w:cs="Calibri"/>
           <w:szCs w:val="24"/>
         </w:rPr>
-        <w:t>البندري (Al-Bandari) – 4/4</w:t>
+        <w:t>البندري ‏(Al-Bandari)‏ – 4/4</w:t>
       </w:r>
     </w:p>
     <w:p>
@@ -22113,7 +22113,7 @@
           <w:rFonts w:cs="Calibri"/>
           <w:szCs w:val="22"/>
         </w:rPr>
-        <w:t>إيقاع خليجي شعبي (تم شرحه في الدرس 37 و 42).</w:t>
+        <w:t>إيقاع خليجي شعبي ‏(تم شرحه في الدرس 37 و 42)‏.</w:t>
       </w:r>
     </w:p>
     <w:tbl>
@@ -22353,7 +22353,7 @@
           <w:rFonts w:cs="Calibri"/>
           <w:szCs w:val="24"/>
         </w:rPr>
-        <w:t>رمبي حريمي (Rambi Harimi) – 4/4</w:t>
+        <w:t>رمبي حريمي ‏(Rambi Harimi)‏ – 4/4</w:t>
       </w:r>
     </w:p>
     <w:p>
@@ -22443,7 +22443,7 @@
                 <w:rFonts w:cs="Calibri"/>
                 <w:szCs w:val="18"/>
               </w:rPr>
-              <w:t>- (Rest)</w:t>
+              <w:t>- ‏(Rest)‏</w:t>
             </w:r>
           </w:p>
         </w:tc>
@@ -22495,7 +22495,7 @@
                 <w:rFonts w:cs="Calibri"/>
                 <w:szCs w:val="18"/>
               </w:rPr>
-              <w:t>TAK TAK - (Rest)</w:t>
+              <w:t>TAK TAK - ‏(Rest)‏</w:t>
             </w:r>
           </w:p>
         </w:tc>
@@ -22635,9 +22635,9 @@
         <w:br/>
         <w:t>- وزن 4/4</w:t>
         <w:br/>
-        <w:t>- بطيء وحزين (≈ 60-80 BPM)</w:t>
+        <w:t>- بطيء وحزين ‏(≈ 60-80 BPM)‏</w:t>
         <w:br/>
-        <w:t>- مناسب جداً لمقام الكرد (الطابع الحزين المشترك)</w:t>
+        <w:t>- مناسب جداً لمقام الكرد ‏(الطابع الحزين المشترك)‏</w:t>
         <w:br/>
         <w:t>- من الإيقاعات الكويتية القديمة</w:t>
       </w:r>
@@ -22658,7 +22658,7 @@
           <w:rFonts w:cs="Calibri"/>
           <w:szCs w:val="24"/>
         </w:rPr>
-        <w:t>كوردات الكرد (Chords for Kurd)</w:t>
+        <w:t>كوردات الكرد ‏(Chords for Kurd)‏</w:t>
       </w:r>
     </w:p>
     <w:p>
@@ -22825,7 +22825,7 @@
                 <w:rFonts w:cs="Calibri"/>
                 <w:szCs w:val="18"/>
               </w:rPr>
-              <w:t>I (D)</w:t>
+              <w:t>I ‏(D)‏</w:t>
             </w:r>
           </w:p>
         </w:tc>
@@ -22894,7 +22894,7 @@
                 <w:rFonts w:cs="Calibri"/>
                 <w:szCs w:val="18"/>
               </w:rPr>
-              <w:t>صغير (Minor)</w:t>
+              <w:t>صغير ‏(Minor)‏</w:t>
             </w:r>
           </w:p>
         </w:tc>
@@ -22920,7 +22920,7 @@
                 <w:rFonts w:cs="Calibri"/>
                 <w:szCs w:val="18"/>
               </w:rPr>
-              <w:t>II (E)</w:t>
+              <w:t>II ‏(E)‏</w:t>
             </w:r>
           </w:p>
         </w:tc>
@@ -22992,7 +22992,7 @@
                 <w:rFonts w:cs="Calibri"/>
                 <w:szCs w:val="18"/>
               </w:rPr>
-              <w:t>ناقص (Dim)</w:t>
+              <w:t>ناقص ‏(Dim)‏</w:t>
             </w:r>
           </w:p>
         </w:tc>
@@ -23017,7 +23017,7 @@
                 <w:rFonts w:cs="Calibri"/>
                 <w:szCs w:val="18"/>
               </w:rPr>
-              <w:t>III (F)</w:t>
+              <w:t>III ‏(F)‏</w:t>
             </w:r>
           </w:p>
         </w:tc>
@@ -23086,7 +23086,7 @@
                 <w:rFonts w:cs="Calibri"/>
                 <w:szCs w:val="18"/>
               </w:rPr>
-              <w:t>كبير (Major)</w:t>
+              <w:t>كبير ‏(Major)‏</w:t>
             </w:r>
           </w:p>
         </w:tc>
@@ -23112,7 +23112,7 @@
                 <w:rFonts w:cs="Calibri"/>
                 <w:szCs w:val="18"/>
               </w:rPr>
-              <w:t>IV (G)</w:t>
+              <w:t>IV ‏(G)‏</w:t>
             </w:r>
           </w:p>
         </w:tc>
@@ -23184,7 +23184,7 @@
                 <w:rFonts w:cs="Calibri"/>
                 <w:szCs w:val="18"/>
               </w:rPr>
-              <w:t>صغير (Minor) – مع B♭!</w:t>
+              <w:t>صغير ‏(Minor)‏ – مع B♭!</w:t>
             </w:r>
           </w:p>
         </w:tc>
@@ -23209,7 +23209,7 @@
                 <w:rFonts w:cs="Calibri"/>
                 <w:szCs w:val="18"/>
               </w:rPr>
-              <w:t>V (A)</w:t>
+              <w:t>V ‏(A)‏</w:t>
             </w:r>
           </w:p>
         </w:tc>
@@ -23278,7 +23278,7 @@
                 <w:rFonts w:cs="Calibri"/>
                 <w:szCs w:val="18"/>
               </w:rPr>
-              <w:t>صغير (Minor)</w:t>
+              <w:t>صغير ‏(Minor)‏</w:t>
             </w:r>
           </w:p>
         </w:tc>
@@ -23304,7 +23304,7 @@
                 <w:rFonts w:cs="Calibri"/>
                 <w:szCs w:val="18"/>
               </w:rPr>
-              <w:t>VI (B)</w:t>
+              <w:t>VI ‏(B)‏</w:t>
             </w:r>
           </w:p>
         </w:tc>
@@ -23376,7 +23376,7 @@
                 <w:rFonts w:cs="Calibri"/>
                 <w:szCs w:val="18"/>
               </w:rPr>
-              <w:t>كبير (Major)</w:t>
+              <w:t>كبير ‏(Major)‏</w:t>
             </w:r>
           </w:p>
         </w:tc>
@@ -23401,7 +23401,7 @@
                 <w:rFonts w:cs="Calibri"/>
                 <w:szCs w:val="18"/>
               </w:rPr>
-              <w:t>VII (C)</w:t>
+              <w:t>VII ‏(C)‏</w:t>
             </w:r>
           </w:p>
         </w:tc>
@@ -23470,7 +23470,7 @@
                 <w:rFonts w:cs="Calibri"/>
                 <w:szCs w:val="18"/>
               </w:rPr>
-              <w:t>كبير (Major)</w:t>
+              <w:t>كبير ‏(Major)‏</w:t>
             </w:r>
           </w:p>
         </w:tc>
@@ -23510,7 +23510,7 @@
           <w:rFonts w:cs="Calibri"/>
           <w:szCs w:val="28"/>
         </w:rPr>
-        <w:t>2. التطبيق العملي | Practice (30 min)</w:t>
+        <w:t>2. التطبيق العملي | Practice ‏(30 min)‏</w:t>
       </w:r>
     </w:p>
     <w:p>
@@ -23529,7 +23529,7 @@
           <w:rFonts w:cs="Calibri"/>
           <w:szCs w:val="24"/>
         </w:rPr>
-        <w:t>تمرین 1: سلم الكرد على D (5 دقائق)</w:t>
+        <w:t>تمرین 1: سلم الكرد على D ‏(5 دقائق)‏</w:t>
       </w:r>
     </w:p>
     <w:p>
@@ -23582,14 +23582,14 @@
           <w:rFonts w:cs="Calibri"/>
           <w:szCs w:val="18"/>
         </w:rPr>
-        <w:t>مازورة 1: D (Noire) | E (Noire) | F (Noire) | G (Noire) |</w:t>
+        <w:t>مازورة 1: D ‏(Noire)‏ | E ‏(Noire)‏ | F ‏(Noire)‏ | G ‏(Noire)‏ |</w:t>
         <w:br/>
-        <w:t>مازورة 2: A (Noire) | B (Noire) | C (Noire) | D (Noire) |</w:t>
+        <w:t>مازورة 2: A ‏(Noire)‏ | B ‏(Noire)‏ | C ‏(Noire)‏ | D ‏(Noire)‏ |</w:t>
         <w:br/>
         <w:br/>
-        <w:t>مازورة 3: D (Noire) | C (Noire) | B (Noire) | A (Noire) |</w:t>
+        <w:t>مازورة 3: D ‏(Noire)‏ | C ‏(Noire)‏ | B ‏(Noire)‏ | A ‏(Noire)‏ |</w:t>
         <w:br/>
-        <w:t>مازورة 4: G (Noire) | F (Noire) | E (Noire) | D (Noire) |</w:t>
+        <w:t>مازورة 4: G ‏(Noire)‏ | F ‏(Noire)‏ | E ‏(Noire)‏ | D ‏(Noire)‏ |</w:t>
       </w:r>
     </w:p>
     <w:p>
@@ -23608,7 +23608,7 @@
           <w:rFonts w:cs="Calibri"/>
           <w:szCs w:val="24"/>
         </w:rPr>
-        <w:t>تمرین 2: جنس الكرد (5 دقائق)</w:t>
+        <w:t>تمرین 2: جنس الكرد ‏(5 دقائق)‏</w:t>
       </w:r>
     </w:p>
     <w:p>
@@ -23629,14 +23629,14 @@
         </w:rPr>
         <w:t>جنس كرد على D: D E F G</w:t>
         <w:br/>
-        <w:t>مازورة 1: D (Blanche) | E F G (Croches) |   (3/4 شعور)</w:t>
+        <w:t>مازورة 1: D ‏(Blanche)‏ | E F G ‏(Croches)‏ |   ‏(3/4 شعور)‏</w:t>
         <w:br/>
-        <w:t>مازورة 2: G (Blanche) | F E D (Croches) |</w:t>
+        <w:t>مازورة 2: G ‏(Blanche)‏ | F E D ‏(Croches)‏ |</w:t>
         <w:br/>
         <w:br/>
         <w:t xml:space="preserve">جنس كرد على A: A B C D  </w:t>
         <w:br/>
-        <w:t>مازورة 3: A B C D (Croches) | D C B A (Croches) |</w:t>
+        <w:t>مازورة 3: A B C D ‏(Croches)‏ | D C B A ‏(Croches)‏ |</w:t>
         <w:br/>
         <w:t>مازورة 4: كرر</w:t>
       </w:r>
@@ -23657,7 +23657,7 @@
           <w:rFonts w:cs="Calibri"/>
           <w:szCs w:val="24"/>
         </w:rPr>
-        <w:t>تمرین 3: الكرد مع البندري (10 دقائق)</w:t>
+        <w:t>تمرین 3: الكرد مع البندري ‏(10 دقائق)‏</w:t>
       </w:r>
     </w:p>
     <w:p>
@@ -23679,30 +23679,30 @@
         <w:t>لحن كردي بإيقاع بندري – 8 مازوارات:</w:t>
         <w:br/>
         <w:br/>
-        <w:t>مازورة 1: | D (Noire) | D (Noire) | D (Noire) | E F G (Croches) (Croche Rest) |</w:t>
+        <w:t>مازورة 1: | D ‏(Noire)‏ | D ‏(Noire)‏ | D ‏(Noire)‏ | E F G ‏(Croches)‏ ‏(Croche Rest)‏ |</w:t>
         <w:br/>
         <w:t xml:space="preserve">            |   DUM     |   TAK     |   DUM     | TAK TAK TAK      -           |</w:t>
         <w:br/>
         <w:br/>
-        <w:t>مازورة 2: | A (Noire) | A (Noire) | A (Noire) | B C D (Croches) (Croche Rest) |</w:t>
+        <w:t>مازورة 2: | A ‏(Noire)‏ | A ‏(Noire)‏ | A ‏(Noire)‏ | B C D ‏(Croches)‏ ‏(Croche Rest)‏ |</w:t>
         <w:br/>
         <w:br/>
-        <w:t>مازورة 3: | C (Noire) | B (Noire) | A (Noire) | G F E (Croches) (Croche Rest) |</w:t>
+        <w:t>مازورة 3: | C ‏(Noire)‏ | B ‏(Noire)‏ | A ‏(Noire)‏ | G F E ‏(Croches)‏ ‏(Croche Rest)‏ |</w:t>
         <w:br/>
         <w:br/>
-        <w:t>مازورة 4: | D (Noire) | D (Noire) | E (Noire) | F G A (Croches) (Croche Rest) |</w:t>
+        <w:t>مازورة 4: | D ‏(Noire)‏ | D ‏(Noire)‏ | E ‏(Noire)‏ | F G A ‏(Croches)‏ ‏(Croche Rest)‏ |</w:t>
         <w:br/>
         <w:br/>
-        <w:t>مازورة 5: | B (Noire) | B (Noire) | A (Noire) | G F E (Croches) (Croche Rest) |</w:t>
+        <w:t>مازورة 5: | B ‏(Noire)‏ | B ‏(Noire)‏ | A ‏(Noire)‏ | G F E ‏(Croches)‏ ‏(Croche Rest)‏ |</w:t>
         <w:br/>
         <w:br/>
-        <w:t>مازورة 6: | D (Noire) | C (Noire) | B (Noire) | A G F (Croches) (Croche Rest) |</w:t>
+        <w:t>مازورة 6: | D ‏(Noire)‏ | C ‏(Noire)‏ | B ‏(Noire)‏ | A G F ‏(Croches)‏ ‏(Croche Rest)‏ |</w:t>
         <w:br/>
         <w:br/>
-        <w:t>مازورة 7: | E (Noire) | F (Noire) | G (Noire) | A B C (Croches) (Croche Rest) |</w:t>
+        <w:t>مازورة 7: | E ‏(Noire)‏ | F ‏(Noire)‏ | G ‏(Noire)‏ | A B C ‏(Croches)‏ ‏(Croche Rest)‏ |</w:t>
         <w:br/>
         <w:br/>
-        <w:t>مازورة 8: | D (Noire) | C B A G (Croches) | F (Noire) | E D (Croche)(Croche Rest) |</w:t>
+        <w:t>مازورة 8: | D ‏(Noire)‏ | C B A G ‏(Croches)‏ | F ‏(Noire)‏ | E D ‏(Croche)‏‏(Croche Rest)‏ |</w:t>
         <w:br/>
         <w:t xml:space="preserve">            |   DUM     | TAK TAK TAK TAK   |   DUM     | TAK TAK   -              |</w:t>
       </w:r>
@@ -23723,7 +23723,7 @@
           <w:rFonts w:cs="Calibri"/>
           <w:szCs w:val="24"/>
         </w:rPr>
-        <w:t>تمرین 4: الكرد مع رمبي حريمي (10 دقائق)</w:t>
+        <w:t>تمرین 4: الكرد مع رمبي حريمي ‏(10 دقائق)‏</w:t>
       </w:r>
     </w:p>
     <w:p>
@@ -23745,30 +23745,30 @@
         <w:t>لحن كردي حزين بإيقاع رمبي حريمي – 8 مازوارات:</w:t>
         <w:br/>
         <w:br/>
-        <w:t>مازورة 1: | D (Noire) | (Noire Rest) | D (Noire) | E (Croche) F (Croche) (Noire Rest) |</w:t>
+        <w:t>مازورة 1: | D ‏(Noire)‏ | ‏(Noire Rest)‏ | D ‏(Noire)‏ | E ‏(Croche)‏ F ‏(Croche)‏ ‏(Noire Rest)‏ |</w:t>
         <w:br/>
         <w:t xml:space="preserve">            |   DUM     |      -       |   DUM     | TAK    TAK       -                |</w:t>
         <w:br/>
         <w:br/>
-        <w:t>مازورة 2: | G (Noire) | (Noire Rest) | G (Noire) | A (Croche) B (Croche) (Noire Rest) |</w:t>
+        <w:t>مازورة 2: | G ‏(Noire)‏ | ‏(Noire Rest)‏ | G ‏(Noire)‏ | A ‏(Croche)‏ B ‏(Croche)‏ ‏(Noire Rest)‏ |</w:t>
         <w:br/>
         <w:br/>
-        <w:t>مازورة 3: | C (Noire) | (Noire Rest) | B (Noire) | A (Croche) G (Croche) (Noire Rest) |</w:t>
+        <w:t>مازورة 3: | C ‏(Noire)‏ | ‏(Noire Rest)‏ | B ‏(Noire)‏ | A ‏(Croche)‏ G ‏(Croche)‏ ‏(Noire Rest)‏ |</w:t>
         <w:br/>
         <w:br/>
-        <w:t>مازورة 4: | F (Noire) | (Noire Rest) | E (Noire) | D (Croche) C (Croche) (Noire Rest) |</w:t>
+        <w:t>مازورة 4: | F ‏(Noire)‏ | ‏(Noire Rest)‏ | E ‏(Noire)‏ | D ‏(Croche)‏ C ‏(Croche)‏ ‏(Noire Rest)‏ |</w:t>
         <w:br/>
         <w:br/>
-        <w:t>مازورة 5: | D (Noire) | (Noire Rest) | F (Noire) | A (Croche) C (Croche) (Noire Rest) |</w:t>
+        <w:t>مازورة 5: | D ‏(Noire)‏ | ‏(Noire Rest)‏ | F ‏(Noire)‏ | A ‏(Croche)‏ C ‏(Croche)‏ ‏(Noire Rest)‏ |</w:t>
         <w:br/>
         <w:br/>
-        <w:t>مازورة 6: | B (Noire) | (Noire Rest) | G (Noire) | F (Croche) E (Croche) (Noire Rest) |</w:t>
+        <w:t>مازورة 6: | B ‏(Noire)‏ | ‏(Noire Rest)‏ | G ‏(Noire)‏ | F ‏(Croche)‏ E ‏(Croche)‏ ‏(Noire Rest)‏ |</w:t>
         <w:br/>
         <w:br/>
-        <w:t>مازورة 7: | D (Blanche) | (Noire Rest) | F (Noire) | A (Croche) D (Croche) (Noire Rest) |</w:t>
+        <w:t>مازورة 7: | D ‏(Blanche)‏ | ‏(Noire Rest)‏ | F ‏(Noire)‏ | A ‏(Croche)‏ D ‏(Croche)‏ ‏(Noire Rest)‏ |</w:t>
         <w:br/>
         <w:br/>
-        <w:t>مازورة 8: | D (Noire) | C B A G (Croches) | F (Noire) | E D (Croche)(Croche Rest) |</w:t>
+        <w:t>مازورة 8: | D ‏(Noire)‏ | C B A G ‏(Croches)‏ | F ‏(Noire)‏ | E D ‏(Croche)‏‏(Croche Rest)‏ |</w:t>
       </w:r>
     </w:p>
     <w:p>
@@ -23787,7 +23787,7 @@
           <w:rFonts w:cs="Calibri"/>
           <w:szCs w:val="24"/>
         </w:rPr>
-        <w:t>تمرین 5: إضافة كوردات (بونص للمتفوقين)</w:t>
+        <w:t>تمرین 5: إضافة كوردات ‏(بونص للمتفوقين)‏</w:t>
       </w:r>
     </w:p>
     <w:p>
@@ -23857,17 +23857,17 @@
           <w:rFonts w:cs="Calibri"/>
           <w:szCs w:val="18"/>
         </w:rPr>
-        <w:t>مازورة 1: Dm (D F A)</w:t>
+        <w:t>مازورة 1: Dm ‏(D F A)‏</w:t>
         <w:br/>
-        <w:t>مازورة 2: Am (A C E)</w:t>
+        <w:t>مازورة 2: Am ‏(A C E)‏</w:t>
         <w:br/>
-        <w:t>مازورة 3: F (F A C)</w:t>
+        <w:t>مازورة 3: F ‏(F A C)‏</w:t>
         <w:br/>
-        <w:t>مازورة 4: Dm (D F A)</w:t>
+        <w:t>مازورة 4: Dm ‏(D F A)‏</w:t>
         <w:br/>
         <w:t>مازورة 5: Am</w:t>
         <w:br/>
-        <w:t>مازورة 6: C (C E G)</w:t>
+        <w:t>مازورة 6: C ‏(C E G)‏</w:t>
         <w:br/>
         <w:t>مازورة 7: F</w:t>
         <w:br/>
@@ -23890,7 +23890,7 @@
           <w:rFonts w:cs="Calibri"/>
           <w:szCs w:val="28"/>
         </w:rPr>
-        <w:t>3. اختصارات Sibelius (5 min)</w:t>
+        <w:t>3. اختصارات Sibelius ‏(5 min)‏</w:t>
       </w:r>
     </w:p>
     <w:tbl>
@@ -24085,7 +24085,7 @@
                 <w:rFonts w:cs="Calibri"/>
                 <w:szCs w:val="18"/>
               </w:rPr>
-              <w:t>إضافة كورد سيمبل (Chord Symbol)</w:t>
+              <w:t>إضافة كورد سيمبل ‏(Chord Symbol)‏</w:t>
             </w:r>
           </w:p>
         </w:tc>
@@ -24158,7 +24158,7 @@
                 <w:rFonts w:cs="Calibri"/>
                 <w:szCs w:val="18"/>
               </w:rPr>
-              <w:t>Tab (في وضع الكورد)</w:t>
+              <w:t>Tab ‏(في وضع الكورد)‏</w:t>
             </w:r>
           </w:p>
         </w:tc>
@@ -24254,7 +24254,7 @@
                 <w:rFonts w:cs="Calibri"/>
                 <w:szCs w:val="18"/>
               </w:rPr>
-              <w:t>Shift+Tab (في وضع الكورد)</w:t>
+              <w:t>Shift+Tab ‏(في وضع الكورد)‏</w:t>
             </w:r>
           </w:p>
         </w:tc>
@@ -24374,7 +24374,7 @@
                 <w:rFonts w:cs="Calibri"/>
                 <w:szCs w:val="18"/>
               </w:rPr>
-              <w:t>إضافة كورد Notation (نوتة كاملة)</w:t>
+              <w:t>إضافة كورد Notation ‏(نوتة كاملة)‏</w:t>
             </w:r>
           </w:p>
         </w:tc>
@@ -24514,7 +24514,7 @@
           <w:rFonts w:cs="Calibri"/>
           <w:szCs w:val="28"/>
         </w:rPr>
-        <w:t>4. مراجعة وواجب | Review &amp; HW (5 min)</w:t>
+        <w:t>4. مراجعة وواجب | Review &amp; HW ‏(5 min)‏</w:t>
       </w:r>
     </w:p>
     <w:p>
@@ -24584,7 +24584,7 @@
           <w:rFonts w:cs="Calibri"/>
           <w:szCs w:val="22"/>
         </w:rPr>
-        <w:t>ما هي كورد (Chord) الدرجة الأولى في مقام الكرد على D؟</w:t>
+        <w:t>ما هي كورد ‏(Chord)‏ الدرجة الأولى في مقام الكرد على D؟</w:t>
       </w:r>
     </w:p>
     <w:p>
@@ -24620,7 +24620,7 @@
           <w:rFonts w:cs="Calibri"/>
           <w:szCs w:val="22"/>
         </w:rPr>
-        <w:t>أنشئ نوتة جديدة (Treble Clef, 4/4)</w:t>
+        <w:t>أنشئ نوتة جديدة ‏(Treble Clef, 4/4)‏</w:t>
       </w:r>
     </w:p>
     <w:p>
@@ -24654,7 +24654,7 @@
           <w:rFonts w:cs="Calibri"/>
           <w:szCs w:val="22"/>
         </w:rPr>
-        <w:t>• 8 مازورة بإيقاع البندري (DUM TAK DUM TAK TAK TAK)</w:t>
+        <w:t>• 8 مازورة بإيقاع البندري ‏(DUM TAK DUM TAK TAK TAK)‏</w:t>
       </w:r>
     </w:p>
     <w:p>
@@ -24671,7 +24671,7 @@
           <w:rFonts w:cs="Calibri"/>
           <w:szCs w:val="22"/>
         </w:rPr>
-        <w:t>• 8 مازورة بإيقاع رمبي حريمي (DUM - DUM TAK TAK -)</w:t>
+        <w:t>• 8 مازورة بإيقاع رمبي حريمي ‏(DUM - DUM TAK TAK -)‏</w:t>
       </w:r>
     </w:p>
     <w:p>
@@ -24764,9 +24764,9 @@
         <w:br/>
         <w:t>```</w:t>
         <w:br/>
-        <w:t>D: الوتر الرابع (بم) عقدة 2</w:t>
+        <w:t>D: الوتر الرابع ‏(بم)‏ عقدة 2</w:t>
         <w:br/>
-        <w:t>E: الوتر الرابع عقدة 4 (أو الوتر الثالث مطلق)</w:t>
+        <w:t>E: الوتر الرابع عقدة 4 ‏(أو الوتر الثالث مطلق)‏</w:t>
         <w:br/>
         <w:t>F: الوتر الثالث عقدة 1</w:t>
         <w:br/>
@@ -24774,7 +24774,7 @@
         <w:br/>
         <w:t>A: الوتر الثاني عقدة 2</w:t>
         <w:br/>
-        <w:t>B: الوتر الثاني عقدة 4 (أو الوتر الأول مطلق)</w:t>
+        <w:t>B: الوتر الثاني عقدة 4 ‏(أو الوتر الأول مطلق)‏</w:t>
         <w:br/>
         <w:t>C: الوتر الأول عقدة 1</w:t>
         <w:br/>
@@ -24802,13 +24802,13 @@
         <w:br/>
         <w:t>```</w:t>
         <w:br/>
-        <w:t>DUM: ريشة تحت ثقيلة على الوتر الرابع (قرار D)</w:t>
+        <w:t>DUM: ريشة تحت ثقيلة على الوتر الرابع ‏(قرار D)‏</w:t>
         <w:br/>
         <w:t>سكتة</w:t>
         <w:br/>
-        <w:t>DUM: ريشة تحت على الوتر الثالث (G)</w:t>
+        <w:t>DUM: ريشة تحت على الوتر الثالث ‏(G)‏</w:t>
         <w:br/>
-        <w:t>TAK TAK: ريشة فوق-تحت خفيفة على الوتر الثاني (A-B)</w:t>
+        <w:t>TAK TAK: ريشة فوق-تحت خفيفة على الوتر الثاني ‏(A-B)‏</w:t>
         <w:br/>
         <w:t>سكتة</w:t>
         <w:br/>
@@ -24834,13 +24834,13 @@
         <w:br/>
         <w:t>```</w:t>
         <w:br/>
-        <w:t>DUM: ريشة تحت (D)</w:t>
+        <w:t>DUM: ريشة تحت ‏(D)‏</w:t>
         <w:br/>
-        <w:t>TAK: ريشة فوق (E)</w:t>
+        <w:t>TAK: ريشة فوق ‏(E)‏</w:t>
         <w:br/>
-        <w:t>DUM: ريشة تحت (D)</w:t>
+        <w:t>DUM: ريشة تحت ‏(D)‏</w:t>
         <w:br/>
-        <w:t>TAK TAK TAK: تحت-فوق-تحت (E-F-G)</w:t>
+        <w:t>TAK TAK TAK: تحت-فوق-تحت ‏(E-F-G)‏</w:t>
         <w:br/>
         <w:t>كرر</w:t>
         <w:br/>
@@ -24872,7 +24872,7 @@
         <w:br/>
         <w:t>```</w:t>
         <w:br/>
-        <w:t>لاحظ الطابع الحزين المعتدل (ليس حزيناً مثل النهاوند، فيه أمل).</w:t>
+        <w:t>لاحظ الطابع الحزين المعتدل ‏(ليس حزيناً مثل النهاوند، فيه أمل)‏.</w:t>
       </w:r>
     </w:p>
     <w:p>
@@ -25035,7 +25035,7 @@
                 <w:rFonts w:cs="Calibri"/>
                 <w:szCs w:val="18"/>
               </w:rPr>
-              <w:t>الكرد مع البندري (8 مازوارات)</w:t>
+              <w:t>الكرد مع البندري ‏(8 مازوارات)‏</w:t>
             </w:r>
           </w:p>
         </w:tc>
@@ -25084,7 +25084,7 @@
                 <w:rFonts w:cs="Calibri"/>
                 <w:szCs w:val="18"/>
               </w:rPr>
-              <w:t>الكرد مع رمبي حريمي (8 مازوارات)</w:t>
+              <w:t>الكرد مع رمبي حريمي ‏(8 مازوارات)‏</w:t>
             </w:r>
           </w:p>
         </w:tc>
@@ -25614,7 +25614,7 @@
                 <w:rFonts w:cs="Calibri"/>
                 <w:szCs w:val="18"/>
               </w:rPr>
-              <w:t>كورد حزين (Dm, Am, Em)</w:t>
+              <w:t>كورد حزين ‏(Dm, Am, Em)‏</w:t>
             </w:r>
           </w:p>
         </w:tc>
@@ -25685,7 +25685,7 @@
                 <w:rFonts w:cs="Calibri"/>
                 <w:szCs w:val="18"/>
               </w:rPr>
-              <w:t>كورد مفرح (F, C)</w:t>
+              <w:t>كورد مفرح ‏(F, C)‏</w:t>
             </w:r>
           </w:p>
         </w:tc>
@@ -25759,7 +25759,7 @@
                 <w:rFonts w:cs="Calibri"/>
                 <w:szCs w:val="18"/>
               </w:rPr>
-              <w:t>رمز الكورد (Dm, F, Am)</w:t>
+              <w:t>رمز الكورد ‏(Dm, F, Am)‏</w:t>
             </w:r>
           </w:p>
         </w:tc>
@@ -25886,7 +25886,7 @@
           <w:rFonts w:cs="Calibri"/>
           <w:szCs w:val="22"/>
         </w:rPr>
-        <w:t>• الكرد يشبه Dorian Mode – طابع حزين معتدل (أقل حزناً من النهاوند)</w:t>
+        <w:t>• الكرد يشبه Dorian Mode – طابع حزين معتدل ‏(أقل حزناً من النهاوند)‏</w:t>
       </w:r>
     </w:p>
     <w:p>
@@ -25903,7 +25903,7 @@
           <w:rFonts w:cs="Calibri"/>
           <w:szCs w:val="22"/>
         </w:rPr>
-        <w:t>• رمبي حريمي مناسب جداً للكرد (الطابع الحزين المشترك)</w:t>
+        <w:t>• رمبي حريمي مناسب جداً للكرد ‏(الطابع الحزين المشترك)‏</w:t>
       </w:r>
     </w:p>
     <w:p>
@@ -25954,7 +25954,7 @@
           <w:rFonts w:cs="Calibri"/>
           <w:szCs w:val="22"/>
         </w:rPr>
-        <w:t>• استماع مقترح: "سكة القطار" (مقام كرد) و"يا هويدلك" (رمبي حريمي)</w:t>
+        <w:t>• استماع مقترح: "سكة القطار" ‏(مقام كرد)‏ و"يا هويدلك" ‏(رمبي حريمي)‏</w:t>
       </w:r>
     </w:p>
     <w:p>
@@ -25971,7 +25971,7 @@
           <w:rFonts w:cs="Calibri"/>
           <w:szCs w:val="22"/>
         </w:rPr>
-        <w:t>• مقارنة سمعية: اشرح الفرق بين D Dorian (كرد) و D Minor (نهاوند) و C Major (عجم)</w:t>
+        <w:t>• مقارنة سمعية: اشرح الفرق بين D Dorian ‏(كرد)‏ و D Minor ‏(نهاوند)‏ و C Major ‏(عجم)‏</w:t>
       </w:r>
     </w:p>
     <w:p>
@@ -25988,7 +25988,7 @@
           <w:rFonts w:cs="Calibri"/>
           <w:szCs w:val="22"/>
         </w:rPr>
-        <w:t>• اعزف D E F G A B C D (كرد) → D E♭ F G A B♭ C D (نهاوند) → C D E F G A B C (عجم)</w:t>
+        <w:t>• اعزف D E F G A B C D ‏(كرد)‏ → D E♭ F G A B♭ C D ‏(نهاوند)‏ → C D E F G A B C ‏(عجم)‏</w:t>
       </w:r>
     </w:p>
     <w:p>
@@ -26022,7 +26022,7 @@
           <w:rFonts w:cs="Calibri"/>
           <w:szCs w:val="22"/>
         </w:rPr>
-        <w:t>• حافظ على الإيقاع البطيء (80 BPM) لرمبي حريمي والحيوية (120 BPM) للبندري</w:t>
+        <w:t>• حافظ على الإيقاع البطيء ‏(80 BPM)‏ لرمبي حريمي والحيوية ‏(120 BPM)‏ للبندري</w:t>
       </w:r>
     </w:p>
     <w:p>
@@ -26369,7 +26369,7 @@
                 <w:rFonts w:cs="Calibri"/>
                 <w:szCs w:val="18"/>
               </w:rPr>
-              <w:t>كرد (Kurd)</w:t>
+              <w:t>كرد ‏(Kurd)‏</w:t>
             </w:r>
           </w:p>
         </w:tc>
@@ -26417,7 +26417,7 @@
                 <w:rFonts w:cs="Calibri"/>
                 <w:szCs w:val="18"/>
               </w:rPr>
-              <w:t>السامري (Al-Sameri) – 2/4 أو 4/4 + الينبعاوي (Al-Yanbawi) – 4/4</w:t>
+              <w:t>السامري ‏(Al-Sameri)‏ – 2/4 أو 4/4 + الينبعاوي ‏(Al-Yanbawi)‏ – 4/4</w:t>
             </w:r>
           </w:p>
         </w:tc>
@@ -26507,7 +26507,7 @@
           <w:rFonts w:cs="Calibri"/>
           <w:szCs w:val="22"/>
         </w:rPr>
-        <w:t>استخدام الـ Slur (الربطة التعبيرية) في اللحن الكردي</w:t>
+        <w:t>استخدام الـ Slur ‏(الربطة التعبيرية)‏ في اللحن الكردي</w:t>
       </w:r>
     </w:p>
     <w:p>
@@ -26543,7 +26543,7 @@
           <w:rFonts w:cs="Calibri"/>
           <w:szCs w:val="28"/>
         </w:rPr>
-        <w:t>1. النظري | Theory (10 min)</w:t>
+        <w:t>1. النظري | Theory ‏(10 min)‏</w:t>
       </w:r>
     </w:p>
     <w:p>
@@ -26562,7 +26562,7 @@
           <w:rFonts w:cs="Calibri"/>
           <w:szCs w:val="24"/>
         </w:rPr>
-        <w:t>مراجعة مقام الكرد (Kurd Review)</w:t>
+        <w:t>مراجعة مقام الكرد ‏(Kurd Review)‏</w:t>
       </w:r>
     </w:p>
     <w:p>
@@ -26580,7 +26580,7 @@
           <w:rFonts w:cs="Calibri"/>
           <w:szCs w:val="22"/>
         </w:rPr>
-        <w:t>سلم الكرد على D (Modal Dorian):</w:t>
+        <w:t>سلم الكرد على D ‏(Modal Dorian)‏:</w:t>
         <w:br/>
         <w:t>```</w:t>
         <w:br/>
@@ -26606,11 +26606,11 @@
         </w:rPr>
         <w:t>خصائص الكرد:</w:t>
         <w:br/>
-        <w:t>- نفس علامات C Major (لا يوجد Key Signature)</w:t>
+        <w:t>- نفس علامات C Major ‏(لا يوجد Key Signature)‏</w:t>
         <w:br/>
-        <w:t>- F طبيعي (هذا ما يميزه عن النهاوند)</w:t>
+        <w:t>- F طبيعي ‏(هذا ما يميزه عن النهاوند)‏</w:t>
         <w:br/>
-        <w:t>- طابع: حزين معتدل (ليس حزيناً جداً)</w:t>
+        <w:t>- طابع: حزين معتدل ‏(ليس حزيناً جداً)‏</w:t>
       </w:r>
     </w:p>
     <w:p>
@@ -26630,9 +26630,9 @@
         </w:rPr>
         <w:t>الأجناس:</w:t>
         <w:br/>
-        <w:t>- جنس كرد على D: D E F G (رباعي)</w:t>
+        <w:t>- جنس كرد على D: D E F G ‏(رباعي)‏</w:t>
         <w:br/>
-        <w:t>- جنس كرد على A: A B C D (رباعي)</w:t>
+        <w:t>- جنس كرد على A: A B C D ‏(رباعي)‏</w:t>
       </w:r>
     </w:p>
     <w:p>
@@ -26651,7 +26651,7 @@
           <w:rFonts w:cs="Calibri"/>
           <w:szCs w:val="24"/>
         </w:rPr>
-        <w:t>السامري (Al-Sameri) – 4/4</w:t>
+        <w:t>السامري ‏(Al-Sameri)‏ – 4/4</w:t>
       </w:r>
     </w:p>
     <w:p>
@@ -26741,7 +26741,7 @@
                 <w:rFonts w:cs="Calibri"/>
                 <w:szCs w:val="18"/>
               </w:rPr>
-              <w:t>(Rest)</w:t>
+              <w:t>‏(Rest)‏</w:t>
             </w:r>
           </w:p>
         </w:tc>
@@ -26930,7 +26930,7 @@
           <w:rFonts w:cs="Calibri"/>
           <w:szCs w:val="24"/>
         </w:rPr>
-        <w:t>الينبعاوي (Al-Yanbawi) – 4/4</w:t>
+        <w:t>الينبعاوي ‏(Al-Yanbawi)‏ – 4/4</w:t>
       </w:r>
     </w:p>
     <w:p>
@@ -27020,7 +27020,7 @@
                 <w:rFonts w:cs="Calibri"/>
                 <w:szCs w:val="18"/>
               </w:rPr>
-              <w:t>(Rest)</w:t>
+              <w:t>‏(Rest)‏</w:t>
             </w:r>
           </w:p>
         </w:tc>
@@ -27072,7 +27072,7 @@
                 <w:rFonts w:cs="Calibri"/>
                 <w:szCs w:val="18"/>
               </w:rPr>
-              <w:t>TAK (Rest)</w:t>
+              <w:t>TAK ‏(Rest)‏</w:t>
             </w:r>
           </w:p>
         </w:tc>
@@ -27210,7 +27210,7 @@
         </w:rPr>
         <w:t>خصائص الينبعاوي:</w:t>
         <w:br/>
-        <w:t>- وزن 4/4 ببطء (≈ 80-100 BPM)</w:t>
+        <w:t>- وزن 4/4 ببطء ‏(≈ 80-100 BPM)‏</w:t>
         <w:br/>
         <w:t>- إيقاع بحري، استرخائي</w:t>
         <w:br/>
@@ -27380,7 +27380,7 @@
                 <w:rFonts w:cs="Calibri"/>
                 <w:szCs w:val="18"/>
               </w:rPr>
-              <w:t>3 × TAK (♪ ♪ ♪)</w:t>
+              <w:t>3 × TAK ‏(♪ ♪ ♪)‏</w:t>
             </w:r>
           </w:p>
         </w:tc>
@@ -27403,7 +27403,7 @@
                 <w:rFonts w:cs="Calibri"/>
                 <w:szCs w:val="18"/>
               </w:rPr>
-              <w:t>2 × TAK ثم سكتة (♪ ♪ 𝄽)</w:t>
+              <w:t>2 × TAK ثم سكتة ‏(♪ ♪ 𝄽)‏</w:t>
             </w:r>
           </w:p>
         </w:tc>
@@ -27644,7 +27644,7 @@
           <w:rFonts w:cs="Calibri"/>
           <w:szCs w:val="24"/>
         </w:rPr>
-        <w:t>الـ Slur (الربطة التعبيرية)</w:t>
+        <w:t>الـ Slur ‏(الربطة التعبيرية)‏</w:t>
       </w:r>
     </w:p>
     <w:p>
@@ -27662,7 +27662,7 @@
           <w:rFonts w:cs="Calibri"/>
           <w:szCs w:val="22"/>
         </w:rPr>
-        <w:t>Slur = قوس يربط نوتتين أو أكثر لعزفها متصلة (Legato).</w:t>
+        <w:t>Slur = قوس يربط نوتتين أو أكثر لعزفها متصلة ‏(Legato)‏.</w:t>
       </w:r>
     </w:p>
     <w:p>
@@ -27725,7 +27725,7 @@
           <w:rFonts w:cs="Calibri"/>
           <w:szCs w:val="28"/>
         </w:rPr>
-        <w:t>2. التطبيق العملي | Practice (30 min)</w:t>
+        <w:t>2. التطبيق العملي | Practice ‏(30 min)‏</w:t>
       </w:r>
     </w:p>
     <w:p>
@@ -27744,7 +27744,7 @@
           <w:rFonts w:cs="Calibri"/>
           <w:szCs w:val="24"/>
         </w:rPr>
-        <w:t>تمرین 1: سلم الكرد مع Slurs (5 دقائق)</w:t>
+        <w:t>تمرین 1: سلم الكرد مع Slurs ‏(5 دقائق)‏</w:t>
       </w:r>
     </w:p>
     <w:p>
@@ -27797,11 +27797,11 @@
           <w:rFonts w:cs="Calibri"/>
           <w:szCs w:val="18"/>
         </w:rPr>
-        <w:t>مازورة 1: D (Noire) ~ E (Noire) ~ F (Noire) ~ G (Noire) |</w:t>
+        <w:t>مازورة 1: D ‏(Noire)‏ ~ E ‏(Noire)‏ ~ F ‏(Noire)‏ ~ G ‏(Noire)‏ |</w:t>
         <w:br/>
-        <w:t>مازورة 2: A (Noire) ~ B (Noire) ~ C (Noire) ~ D (Noire) |</w:t>
+        <w:t>مازورة 2: A ‏(Noire)‏ ~ B ‏(Noire)‏ ~ C ‏(Noire)‏ ~ D ‏(Noire)‏ |</w:t>
         <w:br/>
-        <w:t>(~ = Slur بين كل نوتتين)</w:t>
+        <w:t>‏(~ = Slur بين كل نوتتين)‏</w:t>
         <w:br/>
         <w:br/>
         <w:t>طريقة العمل:</w:t>
@@ -27833,7 +27833,7 @@
           <w:rFonts w:cs="Calibri"/>
           <w:szCs w:val="24"/>
         </w:rPr>
-        <w:t>تمرین 2: الكرد مع السامري (10 دقائق)</w:t>
+        <w:t>تمرین 2: الكرد مع السامري ‏(10 دقائق)‏</w:t>
       </w:r>
     </w:p>
     <w:p>
@@ -27855,30 +27855,30 @@
         <w:t>لحن كردي بإيقاع سامري – 8 مازوارات:</w:t>
         <w:br/>
         <w:br/>
-        <w:t>مازورة 1: | D (Noire) | (Noire Rest) | D (Noire) | E F G (Croches) |</w:t>
+        <w:t>مازورة 1: | D ‏(Noire)‏ | ‏(Noire Rest)‏ | D ‏(Noire)‏ | E F G ‏(Croches)‏ |</w:t>
         <w:br/>
         <w:t xml:space="preserve">            |   DUM     |      -       |   TAK     | TAK TAK TAK     |</w:t>
         <w:br/>
         <w:br/>
-        <w:t>مازورة 2: | A (Noire) | (Noire Rest) | A (Noire) | B C D (Croches) |</w:t>
+        <w:t>مازورة 2: | A ‏(Noire)‏ | ‏(Noire Rest)‏ | A ‏(Noire)‏ | B C D ‏(Croches)‏ |</w:t>
         <w:br/>
         <w:br/>
-        <w:t>مازورة 3: | C (Noire) | (Noire Rest) | B (Noire) | A G F (Croches) |</w:t>
+        <w:t>مازورة 3: | C ‏(Noire)‏ | ‏(Noire Rest)‏ | B ‏(Noire)‏ | A G F ‏(Croches)‏ |</w:t>
         <w:br/>
         <w:br/>
-        <w:t>مازورة 4: | E (Noire) | (Noire Rest) | D (Noire) | C B A (Croches) |</w:t>
+        <w:t>مازورة 4: | E ‏(Noire)‏ | ‏(Noire Rest)‏ | D ‏(Noire)‏ | C B A ‏(Croches)‏ |</w:t>
         <w:br/>
         <w:br/>
-        <w:t>مازورة 5: | G (Noire) | (Noire Rest) | F (Noire) | E D E (Croches) |  (تنويع)</w:t>
+        <w:t>مازورة 5: | G ‏(Noire)‏ | ‏(Noire Rest)‏ | F ‏(Noire)‏ | E D E ‏(Croches)‏ |  ‏(تنويع)‏</w:t>
         <w:br/>
         <w:br/>
-        <w:t>مازورة 6: | F (Noire) | (Noire Rest) | G (Noire) | A B C (Croches) |</w:t>
+        <w:t>مازورة 6: | F ‏(Noire)‏ | ‏(Noire Rest)‏ | G ‏(Noire)‏ | A B C ‏(Croches)‏ |</w:t>
         <w:br/>
         <w:br/>
-        <w:t>مازورة 7: | D (Noire) | C (Noire) | B (Noire) | A G F (Croches) |  (تغيير: DUM بدون سكتة)</w:t>
+        <w:t>مازورة 7: | D ‏(Noire)‏ | C ‏(Noire)‏ | B ‏(Noire)‏ | A G F ‏(Croches)‏ |  ‏(تغيير: DUM بدون سكتة)‏</w:t>
         <w:br/>
         <w:br/>
-        <w:t>مازورة 8: | E (Noire) | (Noire Rest) | D (Noire) | (Croche Rest)(Croche Rest)(Croche Rest)(Croche Rest) |</w:t>
+        <w:t>مازورة 8: | E ‏(Noire)‏ | ‏(Noire Rest)‏ | D ‏(Noire)‏ | ‏(Croche Rest)‏‏(Croche Rest)‏‏(Croche Rest)‏‏(Croche Rest)‏ |</w:t>
         <w:br/>
         <w:t xml:space="preserve">            |   DUM     |      -       |   TAK     |     -    -    -    -                                   |</w:t>
       </w:r>
@@ -27900,7 +27900,7 @@
         </w:rPr>
         <w:t>إضافة Slurs للسامري:</w:t>
         <w:br/>
-        <w:t>أضف Slur بين نوتات الـ TAK TAK TAK (E F G في المازورة 1) لتجعلها متصلة:</w:t>
+        <w:t>أضف Slur بين نوتات الـ TAK TAK TAK ‏(E F G في المازورة 1)‏ لتجعلها متصلة:</w:t>
         <w:br/>
         <w:t>- اختر E → Shift+Click G → اضغط S</w:t>
       </w:r>
@@ -27921,7 +27921,7 @@
           <w:rFonts w:cs="Calibri"/>
           <w:szCs w:val="24"/>
         </w:rPr>
-        <w:t>تمرین 3: الكرد مع الينبعاوي (10 دقائق)</w:t>
+        <w:t>تمرین 3: الكرد مع الينبعاوي ‏(10 دقائق)‏</w:t>
       </w:r>
     </w:p>
     <w:p>
@@ -27943,30 +27943,30 @@
         <w:t>لحن كردي بإيقاع ينبعاوي – 8 مازوارات:</w:t>
         <w:br/>
         <w:br/>
-        <w:t>مازورة 1: | D (Noire) | (Noire Rest) | E (Croche) F (Croche) | (Croche Rest) (Croche Rest) |</w:t>
+        <w:t>مازورة 1: | D ‏(Noire)‏ | ‏(Noire Rest)‏ | E ‏(Croche)‏ F ‏(Croche)‏ | ‏(Croche Rest)‏ ‏(Croche Rest)‏ |</w:t>
         <w:br/>
         <w:t xml:space="preserve">            |   DUM     |      -       | TAK    TAK            | TAK          -             |</w:t>
         <w:br/>
         <w:br/>
-        <w:t>مازورة 2: | G (Noire) | (Noire Rest) | A (Croche) B (Croche) | (Croche Rest) (Croche Rest) |</w:t>
+        <w:t>مازورة 2: | G ‏(Noire)‏ | ‏(Noire Rest)‏ | A ‏(Croche)‏ B ‏(Croche)‏ | ‏(Croche Rest)‏ ‏(Croche Rest)‏ |</w:t>
         <w:br/>
         <w:br/>
-        <w:t>مازورة 3: | C (Noire) | (Noire Rest) | B (Croche) A (Croche) | (Croche Rest) (Croche Rest) |</w:t>
+        <w:t>مازورة 3: | C ‏(Noire)‏ | ‏(Noire Rest)‏ | B ‏(Croche)‏ A ‏(Croche)‏ | ‏(Croche Rest)‏ ‏(Croche Rest)‏ |</w:t>
         <w:br/>
         <w:br/>
-        <w:t>مازورة 4: | G (Noire) | (Noire Rest) | F (Croche) E (Croche) | (Croche Rest) (Croche Rest) |</w:t>
+        <w:t>مازورة 4: | G ‏(Noire)‏ | ‏(Noire Rest)‏ | F ‏(Croche)‏ E ‏(Croche)‏ | ‏(Croche Rest)‏ ‏(Croche Rest)‏ |</w:t>
         <w:br/>
         <w:br/>
-        <w:t>مازورة 5: | D (Noire) | F (Noire) | A (Croche) C (Croche) | (Croche Rest) (Croche Rest) |  (تنويع مع قفزات)</w:t>
+        <w:t>مازورة 5: | D ‏(Noire)‏ | F ‏(Noire)‏ | A ‏(Croche)‏ C ‏(Croche)‏ | ‏(Croche Rest)‏ ‏(Croche Rest)‏ |  ‏(تنويع مع قفزات)‏</w:t>
         <w:br/>
         <w:br/>
-        <w:t>مازورة 6: | B (Noire) | (Noire Rest) | A (Croche) G (Croche) | (Croche Rest) (Croche Rest) |</w:t>
+        <w:t>مازورة 6: | B ‏(Noire)‏ | ‏(Noire Rest)‏ | A ‏(Croche)‏ G ‏(Croche)‏ | ‏(Croche Rest)‏ ‏(Croche Rest)‏ |</w:t>
         <w:br/>
         <w:br/>
-        <w:t>مازورة 7: | F (Noire) | E (Noire) | D (Croche) C (Croche) | (Croche Rest) (Croche Rest) |</w:t>
+        <w:t>مازورة 7: | F ‏(Noire)‏ | E ‏(Noire)‏ | D ‏(Croche)‏ C ‏(Croche)‏ | ‏(Croche Rest)‏ ‏(Croche Rest)‏ |</w:t>
         <w:br/>
         <w:br/>
-        <w:t>مازورة 8: | D (Blanche) | (Noire Rest) | D (Noire) | (Croche Rest)(Croche Rest)(Croche Rest)(Croche Rest) |</w:t>
+        <w:t>مازورة 8: | D ‏(Blanche)‏ | ‏(Noire Rest)‏ | D ‏(Noire)‏ | ‏(Croche Rest)‏‏(Croche Rest)‏‏(Croche Rest)‏‏(Croche Rest)‏ |</w:t>
         <w:br/>
         <w:t xml:space="preserve">            |   DUM       |      -       |   DUM     |     -    -    -    -                                   |</w:t>
       </w:r>
@@ -27987,7 +27987,7 @@
           <w:rFonts w:cs="Calibri"/>
           <w:szCs w:val="24"/>
         </w:rPr>
-        <w:t>تمرین 4: دمج السامري والينبعاوي (5 دقائق)</w:t>
+        <w:t>تمرین 4: دمج السامري والينبعاوي ‏(5 دقائق)‏</w:t>
       </w:r>
     </w:p>
     <w:p>
@@ -28009,7 +28009,7 @@
         <w:br/>
         <w:t>```</w:t>
         <w:br/>
-        <w:t>المقطع A (سامري – 8 مقاطع):</w:t>
+        <w:t>المقطع A ‏(سامري – 8 مقاطع)‏:</w:t>
         <w:br/>
         <w:t>مازورة 1-8: لحن السامري من تمرین 2</w:t>
         <w:br/>
@@ -28031,7 +28031,7 @@
           <w:rFonts w:cs="Calibri"/>
           <w:szCs w:val="22"/>
         </w:rPr>
-        <w:t>المقطع B (ينبعاوي – 8 مقاطع):</w:t>
+        <w:t>المقطع B ‏(ينبعاوي – 8 مقاطع)‏:</w:t>
         <w:br/>
         <w:t>مازورة 9-16: لحن الينبعاوي من تمرین 3</w:t>
         <w:br/>
@@ -28074,7 +28074,7 @@
           <w:rFonts w:cs="Calibri"/>
           <w:szCs w:val="28"/>
         </w:rPr>
-        <w:t>3. اختصارات Sibelius (5 min)</w:t>
+        <w:t>3. اختصارات Sibelius ‏(5 min)‏</w:t>
       </w:r>
     </w:p>
     <w:tbl>
@@ -28269,7 +28269,7 @@
                 <w:rFonts w:cs="Calibri"/>
                 <w:szCs w:val="18"/>
               </w:rPr>
-              <w:t>إضافة Slur (ربطة تعبيرية)</w:t>
+              <w:t>إضافة Slur ‏(ربطة تعبيرية)‏</w:t>
             </w:r>
           </w:p>
         </w:tc>
@@ -28366,7 +28366,7 @@
                 <w:rFonts w:cs="Calibri"/>
                 <w:szCs w:val="18"/>
               </w:rPr>
-              <w:t>إضافة Slur معكوس (أسفل النوتات)</w:t>
+              <w:t>إضافة Slur معكوس ‏(أسفل النوتات)‏</w:t>
             </w:r>
           </w:p>
         </w:tc>
@@ -28653,7 +28653,7 @@
                 <w:rFonts w:cs="Calibri"/>
                 <w:szCs w:val="18"/>
               </w:rPr>
-              <w:t>إضافة Lyric (نص تحت النوتات)</w:t>
+              <w:t>إضافة Lyric ‏(نص تحت النوتات)‏</w:t>
             </w:r>
           </w:p>
         </w:tc>
@@ -28698,7 +28698,7 @@
           <w:rFonts w:cs="Calibri"/>
           <w:szCs w:val="28"/>
         </w:rPr>
-        <w:t>4. مراجعة وواجب | Review &amp; HW (5 min)</w:t>
+        <w:t>4. مراجعة وواجب | Review &amp; HW ‏(5 min)‏</w:t>
       </w:r>
     </w:p>
     <w:p>
@@ -28804,7 +28804,7 @@
           <w:rFonts w:cs="Calibri"/>
           <w:szCs w:val="22"/>
         </w:rPr>
-        <w:t>أنشئ نوتة جديدة (Treble Clef, 4/4)</w:t>
+        <w:t>أنشئ نوتة جديدة ‏(Treble Clef, 4/4)‏</w:t>
       </w:r>
     </w:p>
     <w:p>
@@ -28855,7 +28855,7 @@
           <w:rFonts w:cs="Calibri"/>
           <w:szCs w:val="22"/>
         </w:rPr>
-        <w:t>• 8 مازورة بإيقاع الينبعاوي (مع السكتات)</w:t>
+        <w:t>• 8 مازورة بإيقاع الينبعاوي ‏(مع السكتات)‏</w:t>
       </w:r>
     </w:p>
     <w:p>
@@ -28889,7 +28889,7 @@
           <w:rFonts w:cs="Calibri"/>
           <w:szCs w:val="22"/>
         </w:rPr>
-        <w:t>أضف ديناميك (mp للمقدمة، mf للجواب)</w:t>
+        <w:t>أضف ديناميك ‏(mp للمقدمة، mf للجواب)‏</w:t>
       </w:r>
     </w:p>
     <w:p>
@@ -28961,13 +28961,13 @@
           <w:rFonts w:cs="Calibri"/>
           <w:szCs w:val="22"/>
         </w:rPr>
-        <w:t>سلم الكرد (عود):</w:t>
+        <w:t>سلم الكرد ‏(عود)‏:</w:t>
         <w:br/>
         <w:t>```</w:t>
         <w:br/>
-        <w:t>D (رابع بم ع2) → E (رابع بم ع4) → F (ثالث مثلث ع1) → G (ثالث مثلث ع3)</w:t>
+        <w:t>D ‏(رابع بم ع2)‏ → E ‏(رابع بم ع4)‏ → F ‏(ثالث مثلث ع1)‏ → G ‏(ثالث مثلث ع3)‏</w:t>
         <w:br/>
-        <w:t>→ A (ثاني بم ع2) → B (ثاني بم ع4) → C (أول حاد ع1) → D (أول حاد ع3)</w:t>
+        <w:t>→ A ‏(ثاني بم ع2)‏ → B ‏(ثاني بم ع4)‏ → C ‏(أول حاد ع1)‏ → D ‏(أول حاد ع3)‏</w:t>
         <w:br/>
         <w:t>```</w:t>
       </w:r>
@@ -28991,13 +28991,13 @@
         <w:br/>
         <w:t>```</w:t>
         <w:br/>
-        <w:t>DUM: ريشة تحت قوية (الوتر الرابع D)</w:t>
+        <w:t>DUM: ريشة تحت قوية ‏(الوتر الرابع D)‏</w:t>
         <w:br/>
         <w:t>سكتة</w:t>
         <w:br/>
-        <w:t>TAK: ريشة فوق خفيفة (الوتر الثالث F)</w:t>
+        <w:t>TAK: ريشة فوق خفيفة ‏(الوتر الثالث F)‏</w:t>
         <w:br/>
-        <w:t>TAK TAK TAK: تحت-فوق-تحت (G-A-B)</w:t>
+        <w:t>TAK TAK TAK: تحت-فوق-تحت ‏(G-A-B)‏</w:t>
         <w:br/>
         <w:t>```</w:t>
       </w:r>
@@ -29021,11 +29021,11 @@
         <w:br/>
         <w:t>```</w:t>
         <w:br/>
-        <w:t>DUM: ريشة تحت (الوتر الرابع D)</w:t>
+        <w:t>DUM: ريشة تحت ‏(الوتر الرابع D)‏</w:t>
         <w:br/>
         <w:t>سكتة</w:t>
         <w:br/>
-        <w:t>TAK TAK: فوق-تحت (الوتر الثالث E-F)</w:t>
+        <w:t>TAK TAK: فوق-تحت ‏(الوتر الثالث E-F)‏</w:t>
         <w:br/>
         <w:t>سكتة</w:t>
         <w:br/>
@@ -29055,7 +29055,7 @@
         <w:br/>
         <w:t>```</w:t>
         <w:br/>
-        <w:t>اعزف D (ريشة تحت) → E (ريشة تحت أيضاً، بدون رفع) → F (ريشة تحت)</w:t>
+        <w:t>اعزف D ‏(ريشة تحت)‏ → E ‏(ريشة تحت أيضاً، بدون رفع)‏ → F ‏(ريشة تحت)‏</w:t>
         <w:br/>
         <w:t>هذه تقنية "الريشة المتصلة" التي تعطي طابعاً حزيناً</w:t>
         <w:br/>
@@ -29242,7 +29242,7 @@
                 <w:rFonts w:cs="Calibri"/>
                 <w:szCs w:val="18"/>
               </w:rPr>
-              <w:t>الكرد مع السامري (8 مازوارات)</w:t>
+              <w:t>الكرد مع السامري ‏(8 مازوارات)‏</w:t>
             </w:r>
           </w:p>
         </w:tc>
@@ -29291,7 +29291,7 @@
                 <w:rFonts w:cs="Calibri"/>
                 <w:szCs w:val="18"/>
               </w:rPr>
-              <w:t>الكرد مع الينبعاوي (8 مازوارات)</w:t>
+              <w:t>الكرد مع الينبعاوي ‏(8 مازوارات)‏</w:t>
             </w:r>
           </w:p>
         </w:tc>
@@ -29821,7 +29821,7 @@
                 <w:rFonts w:cs="Calibri"/>
                 <w:szCs w:val="18"/>
               </w:rPr>
-              <w:t>نسبة للساحل (الينبعاوي)</w:t>
+              <w:t>نسبة للساحل ‏(الينبعاوي)‏</w:t>
             </w:r>
           </w:p>
         </w:tc>
@@ -29892,7 +29892,7 @@
                 <w:rFonts w:cs="Calibri"/>
                 <w:szCs w:val="18"/>
               </w:rPr>
-              <w:t>نسبة للجبال (السامري أصله من نجد)</w:t>
+              <w:t>نسبة للجبال ‏(السامري أصله من نجد)‏</w:t>
             </w:r>
           </w:p>
         </w:tc>
@@ -30076,7 +30076,7 @@
           <w:rFonts w:cs="Calibri"/>
           <w:szCs w:val="22"/>
         </w:rPr>
-        <w:t>• الدرس 47 يختتم وحدة الكرد استعداداً للدرس 48 (مشروع الكرد)</w:t>
+        <w:t>• الدرس 47 يختتم وحدة الكرد استعداداً للدرس 48 ‏(مشروع الكرد)‏</w:t>
       </w:r>
     </w:p>
     <w:p>
@@ -30161,7 +30161,7 @@
           <w:rFonts w:cs="Calibri"/>
           <w:szCs w:val="22"/>
         </w:rPr>
-        <w:t>• استماع مقترح: "يا طير يا طير" (ينبعاوي) و "يا ورد من وين" (سامري)</w:t>
+        <w:t>• استماع مقترح: "يا طير يا طير" ‏(ينبعاوي)‏ و "يا ورد من وين" ‏(سامري)‏</w:t>
       </w:r>
     </w:p>
     <w:p>
@@ -30212,7 +30212,7 @@
           <w:rFonts w:cs="Calibri"/>
           <w:szCs w:val="22"/>
         </w:rPr>
-        <w:t>• بعد الدرس 48 ينتقل الطالب للمقامات المتقدمة (49-54): سيكاه، هزام، صبا، نوا أثر، نكريز، شهناز، سوزناك</w:t>
+        <w:t>• بعد الدرس 48 ينتقل الطالب للمقامات المتقدمة ‏(49-54)‏: سيكاه، هزام، صبا، نوا أثر، نكريز، شهناز، سوزناك</w:t>
       </w:r>
     </w:p>
     <w:p>
@@ -30559,7 +30559,7 @@
                 <w:rFonts w:cs="Calibri"/>
                 <w:szCs w:val="18"/>
               </w:rPr>
-              <w:t>كرد (Kurd) – مراجعة مع جميع المقامات السابقة</w:t>
+              <w:t>كرد ‏(Kurd)‏ – مراجعة مع جميع المقامات السابقة</w:t>
             </w:r>
           </w:p>
         </w:tc>
@@ -30607,7 +30607,7 @@
                 <w:rFonts w:cs="Calibri"/>
                 <w:szCs w:val="18"/>
               </w:rPr>
-              <w:t>الجوبي (Jubi) 2/4، الهجع (Haja) 4/4، ربع الهجع (Rub' Haja) 4/4، الخشابة (Khashaba) 4/4، البلدي (Baladi) 4/4، الليوا (Liwa) 2/4</w:t>
+              <w:t>الجوبي ‏(Jubi)‏ 2/4، الهجع ‏(Haja)‏ 4/4، ربع الهجع ‏(Rub' Haja)‏ 4/4، الخشابة ‏(Khashaba)‏ 4/4، البلدي ‏(Baladi)‏ 4/4، الليوا ‏(Liwa)‏ 2/4</w:t>
             </w:r>
           </w:p>
         </w:tc>
@@ -30646,7 +30646,7 @@
           <w:rFonts w:cs="Calibri"/>
           <w:szCs w:val="22"/>
         </w:rPr>
-        <w:t>مراجعة شاملة لجميع الإيقاعات العراقية (جوبي، هجع، ربع هجع، خشابة، بلدي)</w:t>
+        <w:t>مراجعة شاملة لجميع الإيقاعات العراقية ‏(جوبي، هجع، ربع هجع، خشابة، بلدي)‏</w:t>
       </w:r>
     </w:p>
     <w:p>
@@ -30663,7 +30663,7 @@
           <w:rFonts w:cs="Calibri"/>
           <w:szCs w:val="22"/>
         </w:rPr>
-        <w:t>إتقان إيقاع الليوا (Liwa) – إيقاع خليجي/عراقي مميز</w:t>
+        <w:t>إتقان إيقاع الليوا ‏(Liwa)‏ – إيقاع خليجي/عراقي مميز</w:t>
       </w:r>
     </w:p>
     <w:p>
@@ -30733,7 +30733,7 @@
           <w:rFonts w:cs="Calibri"/>
           <w:szCs w:val="28"/>
         </w:rPr>
-        <w:t>1. النظري | Theory (10 min)</w:t>
+        <w:t>1. النظري | Theory ‏(10 min)‏</w:t>
       </w:r>
     </w:p>
     <w:p>
@@ -30770,7 +30770,7 @@
           <w:rFonts w:cs="Calibri"/>
           <w:szCs w:val="22"/>
         </w:rPr>
-        <w:t>على مدى الدروس السابقة (29-31، 33-48)، تعلمنا 11 إيقاعاً عراقياً وخليجياً. اليوم نقوم بمراجعة شاملة مع التركيز على الإيقاعات العراقية الخمسة الأساسية:</w:t>
+        <w:t>على مدى الدروس السابقة ‏(29-31، 33-48)‏، تعلمنا 11 إيقاعاً عراقياً وخليجياً. اليوم نقوم بمراجعة شاملة مع التركيز على الإيقاعات العراقية الخمسة الأساسية:</w:t>
       </w:r>
     </w:p>
     <w:p>
@@ -30788,7 +30788,7 @@
           <w:rFonts w:cs="Calibri"/>
           <w:szCs w:val="22"/>
         </w:rPr>
-        <w:t>1. الجوبي (Al-Jubi) – 2/4</w:t>
+        <w:t>1. الجوبي ‏(Al-Jubi)‏ – 2/4</w:t>
         <w:br/>
         <w:t>إيقاع سريع، حيوي، يستخدم في الرقصات الشعبية العراقية.</w:t>
       </w:r>
@@ -30929,7 +30929,7 @@
           <w:rFonts w:cs="Calibri"/>
           <w:szCs w:val="22"/>
         </w:rPr>
-        <w:t>النمط: DUM TAK TAK (لكل مازورة واحدة)</w:t>
+        <w:t>النمط: DUM TAK TAK ‏(لكل مازورة واحدة)‏</w:t>
       </w:r>
     </w:p>
     <w:p>
@@ -30947,7 +30947,7 @@
           <w:rFonts w:cs="Calibri"/>
           <w:szCs w:val="22"/>
         </w:rPr>
-        <w:t>2. الهجع (Al-Haja) – 4/4</w:t>
+        <w:t>2. الهجع ‏(Al-Haja)‏ – 4/4</w:t>
         <w:br/>
         <w:t>إيقاع ثقيل، مهيب، يستخدم في المقامات الجادة.</w:t>
       </w:r>
@@ -31021,7 +31021,7 @@
                 <w:rFonts w:cs="Calibri"/>
                 <w:szCs w:val="18"/>
               </w:rPr>
-              <w:t>(Rest)</w:t>
+              <w:t>‏(Rest)‏</w:t>
             </w:r>
           </w:p>
         </w:tc>
@@ -31206,7 +31206,7 @@
           <w:rFonts w:cs="Calibri"/>
           <w:szCs w:val="22"/>
         </w:rPr>
-        <w:t>3. ربع الهجع (Rub' Al-Haja) – 4/4</w:t>
+        <w:t>3. ربع الهجع ‏(Rub' Al-Haja)‏ – 4/4</w:t>
         <w:br/>
         <w:t>نصف وزن الهجع – أخف وأسرع.</w:t>
       </w:r>
@@ -31465,9 +31465,9 @@
           <w:rFonts w:cs="Calibri"/>
           <w:szCs w:val="22"/>
         </w:rPr>
-        <w:t>4. الخشابة (Al-Khashaba) – 4/4</w:t>
+        <w:t>4. الخشابة ‏(Al-Khashaba)‏ – 4/4</w:t>
         <w:br/>
-        <w:t>إيقاع عراقي تراثي، اسمه مشتق من الخشب (آلة إيقاعية خشبية).</w:t>
+        <w:t>إيقاع عراقي تراثي، اسمه مشتق من الخشب ‏(آلة إيقاعية خشبية)‏.</w:t>
       </w:r>
     </w:p>
     <w:tbl>
@@ -31724,7 +31724,7 @@
           <w:rFonts w:cs="Calibri"/>
           <w:szCs w:val="22"/>
         </w:rPr>
-        <w:t>5. البلدي (Al-Baladi) – 4/4</w:t>
+        <w:t>5. البلدي ‏(Al-Baladi)‏ – 4/4</w:t>
         <w:br/>
         <w:t>إيقاع شعبي مصري/عراقي، حيوي ومناسب للرقص.</w:t>
       </w:r>
@@ -31983,9 +31983,9 @@
           <w:rFonts w:cs="Calibri"/>
           <w:szCs w:val="22"/>
         </w:rPr>
-        <w:t>6. الليوا (Al-Liwa) – 2/4 (إيقاع جديد)</w:t>
+        <w:t>6. الليوا ‏(Al-Liwa)‏ – 2/4 ‏(إيقاع جديد)‏</w:t>
         <w:br/>
-        <w:t>إيقاع خليجي شجيّ، أصله من الرقصات البحرينية والخليجية. سرعة متوسطة (Andante ~88 BPM).</w:t>
+        <w:t>إيقاع خليجي شجيّ، أصله من الرقصات البحرينية والخليجية. سرعة متوسطة ‏(Andante ~88 BPM)‏.</w:t>
       </w:r>
     </w:p>
     <w:tbl>
@@ -32180,9 +32180,9 @@
         <w:br/>
         <w:t>- كلاهما في 2/4</w:t>
         <w:br/>
-        <w:t>- الجوبي = أسرع (Allegro ~110 BPM)، أنشط</w:t>
+        <w:t>- الجوبي = أسرع ‏(Allegro ~110 BPM)‏، أنشط</w:t>
         <w:br/>
-        <w:t>- الليوا = أبطأ (Andante ~88 BPM)، أرقّ وأكثر حنيناً</w:t>
+        <w:t>- الليوا = أبطأ ‏(Andante ~88 BPM)‏، أرقّ وأكثر حنيناً</w:t>
       </w:r>
     </w:p>
     <w:p>
@@ -32244,7 +32244,7 @@
           <w:rFonts w:cs="Calibri"/>
           <w:szCs w:val="28"/>
         </w:rPr>
-        <w:t>2. التطبيق العملي | Practice (30 min)</w:t>
+        <w:t>2. التطبيق العملي | Practice ‏(30 min)‏</w:t>
       </w:r>
     </w:p>
     <w:p>
@@ -32263,7 +32263,7 @@
           <w:rFonts w:cs="Calibri"/>
           <w:szCs w:val="24"/>
         </w:rPr>
-        <w:t>تمرين 1: كتابة إيقاعات العراقية الخمسة (10 دقائق)</w:t>
+        <w:t>تمرين 1: كتابة إيقاعات العراقية الخمسة ‏(10 دقائق)‏</w:t>
       </w:r>
     </w:p>
     <w:p>
@@ -32280,7 +32280,7 @@
           <w:rFonts w:cs="Calibri"/>
           <w:szCs w:val="22"/>
         </w:rPr>
-        <w:t>Sibelius → Blank Score → Treble Clef → اختر 4/4 للإيقاعات الرباعية (هجع، ربع هجع، خشابة، بلدي)</w:t>
+        <w:t>Sibelius → Blank Score → Treble Clef → اختر 4/4 للإيقاعات الرباعية ‏(هجع، ربع هجع، خشابة، بلدي)‏</w:t>
       </w:r>
     </w:p>
     <w:p>
@@ -32297,7 +32297,7 @@
           <w:rFonts w:cs="Calibri"/>
           <w:szCs w:val="22"/>
         </w:rPr>
-        <w:t>أ. الجوبي (2/4) – 4 مازورات:</w:t>
+        <w:t>أ. الجوبي ‏(2/4)‏ – 4 مازورات:</w:t>
       </w:r>
     </w:p>
     <w:p>
@@ -32333,13 +32333,13 @@
           <w:rFonts w:cs="Calibri"/>
           <w:szCs w:val="18"/>
         </w:rPr>
-        <w:t xml:space="preserve">   مازورة 1: D (Noire, DUM)  |  E (Croche) F (Croche, TAK TAK)</w:t>
+        <w:t xml:space="preserve">   مازورة 1: D ‏(Noire, DUM)‏  |  E ‏(Croche)‏ F ‏(Croche, TAK TAK)‏</w:t>
         <w:br/>
-        <w:t xml:space="preserve">   مازورة 2: G (Noire, DUM)  |  A (Croche) B (Croche, TAK TAK)</w:t>
+        <w:t xml:space="preserve">   مازورة 2: G ‏(Noire, DUM)‏  |  A ‏(Croche)‏ B ‏(Croche, TAK TAK)‏</w:t>
         <w:br/>
-        <w:t xml:space="preserve">   مازورة 3: C (Noire, DUM)  |  B (Croche) A (Croche, TAK TAK)</w:t>
+        <w:t xml:space="preserve">   مازورة 3: C ‏(Noire, DUM)‏  |  B ‏(Croche)‏ A ‏(Croche, TAK TAK)‏</w:t>
         <w:br/>
-        <w:t xml:space="preserve">   مازورة 4: G (Noire, DUM)  |  F (Croche) E (Croche, TAK TAK)</w:t>
+        <w:t xml:space="preserve">   مازورة 4: G ‏(Noire, DUM)‏  |  F ‏(Croche)‏ E ‏(Croche, TAK TAK)‏</w:t>
       </w:r>
     </w:p>
     <w:p>
@@ -32356,7 +32356,7 @@
           <w:rFonts w:cs="Calibri"/>
           <w:szCs w:val="22"/>
         </w:rPr>
-        <w:t>ب. الهجع (4/4) – 4 مازورات:</w:t>
+        <w:t>ب. الهجع ‏(4/4)‏ – 4 مازورات:</w:t>
       </w:r>
     </w:p>
     <w:p>
@@ -32392,13 +32392,13 @@
           <w:rFonts w:cs="Calibri"/>
           <w:szCs w:val="18"/>
         </w:rPr>
-        <w:t xml:space="preserve">   مازورة 1: D (Noire, DUM)  |  (Croche Rest) &amp; (Croche Rest)  |  F (Noire, TAK)  |  G (Croche) A (Croche, DUM TAK)</w:t>
+        <w:t xml:space="preserve">   مازورة 1: D ‏(Noire, DUM)‏  |  ‏(Croche Rest)‏ &amp; ‏(Croche Rest)‏  |  F ‏(Noire, TAK)‏  |  G ‏(Croche)‏ A ‏(Croche, DUM TAK)‏</w:t>
         <w:br/>
-        <w:t xml:space="preserve">   مازورة 2: B♭ (Noire, DUM) |  (Rest) (Rest)                   |  A (Noire, TAK)  |  G (Croche) F (Croche, DUM TAK)</w:t>
+        <w:t xml:space="preserve">   مازورة 2: B♭ ‏(Noire, DUM)‏ |  ‏(Rest)‏ ‏(Rest)‏                   |  A ‏(Noire, TAK)‏  |  G ‏(Croche)‏ F ‏(Croche, DUM TAK)‏</w:t>
         <w:br/>
         <w:t xml:space="preserve">   مازورة 3: كرر المازورة 1</w:t>
         <w:br/>
-        <w:t xml:space="preserve">   مازورة 4: D (Blanche, DUM مديدة) |  (Rest)  |  (Rest)  |</w:t>
+        <w:t xml:space="preserve">   مازورة 4: D ‏(Blanche, DUM مديدة)‏ |  ‏(Rest)‏  |  ‏(Rest)‏  |</w:t>
       </w:r>
     </w:p>
     <w:p>
@@ -32415,7 +32415,7 @@
           <w:rFonts w:cs="Calibri"/>
           <w:szCs w:val="22"/>
         </w:rPr>
-        <w:t>ج. ربع الهجع (4/4) – 4 مازورات:</w:t>
+        <w:t>ج. ربع الهجع ‏(4/4)‏ – 4 مازورات:</w:t>
       </w:r>
     </w:p>
     <w:p>
@@ -32434,13 +32434,13 @@
           <w:rFonts w:cs="Calibri"/>
           <w:szCs w:val="18"/>
         </w:rPr>
-        <w:t xml:space="preserve">   مازورة 1: D (Noire, DUM)  |  E (Noire, TAK)  |  F (Noire, DUM)  |  G (Noire, TAK)</w:t>
+        <w:t xml:space="preserve">   مازورة 1: D ‏(Noire, DUM)‏  |  E ‏(Noire, TAK)‏  |  F ‏(Noire, DUM)‏  |  G ‏(Noire, TAK)‏</w:t>
         <w:br/>
-        <w:t xml:space="preserve">   مازورة 2: A (Noire, DUM)  |  B♭ (Noire, TAK) |  A (Noire, DUM)  |  G (Noire, TAK)</w:t>
+        <w:t xml:space="preserve">   مازورة 2: A ‏(Noire, DUM)‏  |  B♭ ‏(Noire, TAK)‏ |  A ‏(Noire, DUM)‏  |  G ‏(Noire, TAK)‏</w:t>
         <w:br/>
-        <w:t xml:space="preserve">   مازورة 3: F (Noire, DUM)  |  E (Noire, TAK)  |  D (Noire, DUM)  |  (Noire Rest, TAK)</w:t>
+        <w:t xml:space="preserve">   مازورة 3: F ‏(Noire, DUM)‏  |  E ‏(Noire, TAK)‏  |  D ‏(Noire, DUM)‏  |  ‏(Noire Rest, TAK)‏</w:t>
         <w:br/>
-        <w:t xml:space="preserve">   مازورة 4: D (Blanche, DUM مديدة) |  (Rest)  |  (Rest)  |</w:t>
+        <w:t xml:space="preserve">   مازورة 4: D ‏(Blanche, DUM مديدة)‏ |  ‏(Rest)‏  |  ‏(Rest)‏  |</w:t>
       </w:r>
     </w:p>
     <w:p>
@@ -32457,7 +32457,7 @@
           <w:rFonts w:cs="Calibri"/>
           <w:szCs w:val="22"/>
         </w:rPr>
-        <w:t>د. الخشابة (4/4) – 4 مازورات:</w:t>
+        <w:t>د. الخشابة ‏(4/4)‏ – 4 مازورات:</w:t>
       </w:r>
     </w:p>
     <w:p>
@@ -32476,9 +32476,9 @@
           <w:rFonts w:cs="Calibri"/>
           <w:szCs w:val="18"/>
         </w:rPr>
-        <w:t xml:space="preserve">   مازورة 1: D (Noire, DUM)  |  E (Croche) F (Croche, TAK TAK)  |  G (Noire, DUM)  |  A (Croche) B♭ (Croche, TAK TAK)</w:t>
+        <w:t xml:space="preserve">   مازورة 1: D ‏(Noire, DUM)‏  |  E ‏(Croche)‏ F ‏(Croche, TAK TAK)‏  |  G ‏(Noire, DUM)‏  |  A ‏(Croche)‏ B♭ ‏(Croche, TAK TAK)‏</w:t>
         <w:br/>
-        <w:t xml:space="preserve">   مازورة 2: C (Noire, DUM)  |  B♭ (Croche) A (Croche, TAK TAK) |  G (Noire, DUM)  |  F (Croche) E (Croche, TAK TAK)</w:t>
+        <w:t xml:space="preserve">   مازورة 2: C ‏(Noire, DUM)‏  |  B♭ ‏(Croche)‏ A ‏(Croche, TAK TAK)‏ |  G ‏(Noire, DUM)‏  |  F ‏(Croche)‏ E ‏(Croche, TAK TAK)‏</w:t>
         <w:br/>
         <w:t xml:space="preserve">   مازورة 3-4: كرر المازورات 1-2</w:t>
       </w:r>
@@ -32497,7 +32497,7 @@
           <w:rFonts w:cs="Calibri"/>
           <w:szCs w:val="22"/>
         </w:rPr>
-        <w:t>هـ. البلدي (4/4) – 4 مازورات:</w:t>
+        <w:t>هـ. البلدي ‏(4/4)‏ – 4 مازورات:</w:t>
       </w:r>
     </w:p>
     <w:p>
@@ -32516,13 +32516,13 @@
           <w:rFonts w:cs="Calibri"/>
           <w:szCs w:val="18"/>
         </w:rPr>
-        <w:t xml:space="preserve">   مازورة 1: D (Noire, DUM)  |  E (Noire, TAK)  |  F (Croche) G (Croche, DUM TAK)  |  A (Noire, TAK)</w:t>
+        <w:t xml:space="preserve">   مازورة 1: D ‏(Noire, DUM)‏  |  E ‏(Noire, TAK)‏  |  F ‏(Croche)‏ G ‏(Croche, DUM TAK)‏  |  A ‏(Noire, TAK)‏</w:t>
         <w:br/>
-        <w:t xml:space="preserve">   مازورة 2: B♭ (Noire, DUM) |  A (Noire, TAK)  |  G (Croche) F (Croche, DUM TAK)  |  E (Noire, TAK)</w:t>
+        <w:t xml:space="preserve">   مازورة 2: B♭ ‏(Noire, DUM)‏ |  A ‏(Noire, TAK)‏  |  G ‏(Croche)‏ F ‏(Croche, DUM TAK)‏  |  E ‏(Noire, TAK)‏</w:t>
         <w:br/>
-        <w:t xml:space="preserve">   مازورة 3: D (Noire, DUM)  |  F (Croche) (Croche Rest, TAK)  |  E (Croche) D (Croche, DUM TAK) |  (Noire Rest, TAK)</w:t>
+        <w:t xml:space="preserve">   مازورة 3: D ‏(Noire, DUM)‏  |  F ‏(Croche)‏ ‏(Croche Rest, TAK)‏  |  E ‏(Croche)‏ D ‏(Croche, DUM TAK)‏ |  ‏(Noire Rest, TAK)‏</w:t>
         <w:br/>
-        <w:t xml:space="preserve">   مازورة 4: D (Blanche)     |  (Rest)  |  (Rest)  |</w:t>
+        <w:t xml:space="preserve">   مازورة 4: D ‏(Blanche)‏     |  ‏(Rest)‏  |  ‏(Rest)‏  |</w:t>
       </w:r>
     </w:p>
     <w:p>
@@ -32541,7 +32541,7 @@
           <w:rFonts w:cs="Calibri"/>
           <w:szCs w:val="24"/>
         </w:rPr>
-        <w:t>تمرين 2: إيقاع الليوا الجديد (Liwa) – 2/4 (10 دقائق)</w:t>
+        <w:t>تمرين 2: إيقاع الليوا الجديد ‏(Liwa)‏ – 2/4 ‏(10 دقائق)‏</w:t>
       </w:r>
     </w:p>
     <w:p>
@@ -32575,7 +32575,7 @@
           <w:rFonts w:cs="Calibri"/>
           <w:szCs w:val="22"/>
         </w:rPr>
-        <w:t>اكتب لحناً بمقام الكرد على إيقاع الليوا (8 مازورات):</w:t>
+        <w:t>اكتب لحناً بمقام الكرد على إيقاع الليوا ‏(8 مازورات)‏:</w:t>
       </w:r>
     </w:p>
     <w:p>
@@ -32594,21 +32594,21 @@
           <w:rFonts w:cs="Calibri"/>
           <w:szCs w:val="18"/>
         </w:rPr>
-        <w:t>مازورة 1:  | D (Noire, DUM)     |  E (Croche) F (Croche, TAK TAK)  |</w:t>
+        <w:t>مازورة 1:  | D ‏(Noire, DUM)‏     |  E ‏(Croche)‏ F ‏(Croche, TAK TAK)‏  |</w:t>
         <w:br/>
-        <w:t>مازورة 2:  | G (Noire, DUM)     |  A (Croche) B♭ (Croche, TAK TAK) |</w:t>
+        <w:t>مازورة 2:  | G ‏(Noire, DUM)‏     |  A ‏(Croche)‏ B♭ ‏(Croche, TAK TAK)‏ |</w:t>
         <w:br/>
-        <w:t>مازورة 3:  | C (Noire, DUM)     |  B♭ (Croche) A (Croche, TAK TAK) |</w:t>
+        <w:t>مازورة 3:  | C ‏(Noire, DUM)‏     |  B♭ ‏(Croche)‏ A ‏(Croche, TAK TAK)‏ |</w:t>
         <w:br/>
-        <w:t>مازورة 4:  | G (Noire, DUM)     |  F (Croche) E (Croche, TAK TAK) |</w:t>
+        <w:t>مازورة 4:  | G ‏(Noire, DUM)‏     |  F ‏(Croche)‏ E ‏(Croche, TAK TAK)‏ |</w:t>
         <w:br/>
-        <w:t>مازورة 5:  | D (Noire, DUM)     |  F (Croche) G (Croche, TAK TAK) |</w:t>
+        <w:t>مازورة 5:  | D ‏(Noire, DUM)‏     |  F ‏(Croche)‏ G ‏(Croche, TAK TAK)‏ |</w:t>
         <w:br/>
-        <w:t>مازورة 6:  | A (Noire, DUM)     |  G (Croche) F (Croche, TAK TAK) |</w:t>
+        <w:t>مازورة 6:  | A ‏(Noire, DUM)‏     |  G ‏(Croche)‏ F ‏(Croche, TAK TAK)‏ |</w:t>
         <w:br/>
-        <w:t>مازورة 7:  | E (Noire, DUM)     |  D (Croche) — (Croche Rest)     |</w:t>
+        <w:t>مازورة 7:  | E ‏(Noire, DUM)‏     |  D ‏(Croche)‏ — ‏(Croche Rest)‏     |</w:t>
         <w:br/>
-        <w:t>مازورة 8:  | D (Blanche, fermata)  |</w:t>
+        <w:t>مازورة 8:  | D ‏(Blanche, fermata)‏  |</w:t>
       </w:r>
     </w:p>
     <w:p>
@@ -32625,7 +32625,7 @@
           <w:rFonts w:cs="Calibri"/>
           <w:szCs w:val="22"/>
         </w:rPr>
-        <w:t>خاصية الـ Slur (الربطة التعبيرية):</w:t>
+        <w:t>خاصية الـ Slur ‏(الربطة التعبيرية)‏:</w:t>
       </w:r>
     </w:p>
     <w:p>
@@ -32642,7 +32642,7 @@
           <w:rFonts w:cs="Calibri"/>
           <w:szCs w:val="22"/>
         </w:rPr>
-        <w:t>• ظلل المازورات 3-4 (C B♭ A G F E)</w:t>
+        <w:t>• ظلل المازورات 3-4 ‏(C B♭ A G F E)‏</w:t>
       </w:r>
     </w:p>
     <w:p>
@@ -32712,7 +32712,7 @@
           <w:rFonts w:cs="Calibri"/>
           <w:szCs w:val="24"/>
         </w:rPr>
-        <w:t>تمرين 3: مقطوعة متكاملة – إيقاعان عراقيان (10 دقائق)</w:t>
+        <w:t>تمرين 3: مقطوعة متكاملة – إيقاعان عراقيان ‏(10 دقائق)‏</w:t>
       </w:r>
     </w:p>
     <w:p>
@@ -32748,9 +32748,9 @@
           <w:rFonts w:cs="Calibri"/>
           <w:szCs w:val="22"/>
         </w:rPr>
-        <w:t>القسم A – الليوا (Liwa) – مازورات 1-8:</w:t>
+        <w:t>القسم A – الليوا ‏(Liwa)‏ – مازورات 1-8:</w:t>
         <w:br/>
-        <w:t>- 2/4، سرعة Andante (~88 BPM)</w:t>
+        <w:t>- 2/4، سرعة Andante ‏(~88 BPM)‏</w:t>
         <w:br/>
         <w:t>- لحن كردي بسيط وحنون</w:t>
         <w:br/>
@@ -32772,9 +32772,9 @@
           <w:rFonts w:cs="Calibri"/>
           <w:szCs w:val="22"/>
         </w:rPr>
-        <w:t>القسم B – البلدي (Baladi) – مازورات 9-16:</w:t>
+        <w:t>القسم B – البلدي ‏(Baladi)‏ – مازورات 9-16:</w:t>
         <w:br/>
-        <w:t>- 4/4، سرعة Allegro (~110 BPM)</w:t>
+        <w:t>- 4/4، سرعة Allegro ‏(~110 BPM)‏</w:t>
         <w:br/>
         <w:t>- غيّر Time Signature في المازورة 9: اضغط M → اختر 4/4</w:t>
         <w:br/>
@@ -32798,7 +32798,7 @@
           <w:rFonts w:cs="Calibri"/>
           <w:szCs w:val="22"/>
         </w:rPr>
-        <w:t>نموذج القسم B (البلدي):</w:t>
+        <w:t>نموذج القسم B ‏(البلدي)‏:</w:t>
       </w:r>
     </w:p>
     <w:p>
@@ -32817,19 +32817,19 @@
           <w:rFonts w:cs="Calibri"/>
           <w:szCs w:val="18"/>
         </w:rPr>
-        <w:t>مازورة 9:  | D (Noire, DUM)  |  F (Noire, TAK)   |  E (Croche) D (Croche, DUM TAK)  |  C (Noire, TAK)</w:t>
+        <w:t>مازورة 9:  | D ‏(Noire, DUM)‏  |  F ‏(Noire, TAK)‏   |  E ‏(Croche)‏ D ‏(Croche, DUM TAK)‏  |  C ‏(Noire, TAK)‏</w:t>
         <w:br/>
-        <w:t>مازورة 10: | D (Noire, DUM)  |  F (Noire, TAK)   |  G (Croche) A (Croche, DUM TAK)  |  B♭ (Noire, TAK)</w:t>
+        <w:t>مازورة 10: | D ‏(Noire, DUM)‏  |  F ‏(Noire, TAK)‏   |  G ‏(Croche)‏ A ‏(Croche, DUM TAK)‏  |  B♭ ‏(Noire, TAK)‏</w:t>
         <w:br/>
-        <w:t>مازورة 11: | C (Noire, DUM)  |  B♭ (Noire, TAK)  |  A (Croche) G (Croche, DUM TAK)  |  F (Noire, TAK)</w:t>
+        <w:t>مازورة 11: | C ‏(Noire, DUM)‏  |  B♭ ‏(Noire, TAK)‏  |  A ‏(Croche)‏ G ‏(Croche, DUM TAK)‏  |  F ‏(Noire, TAK)‏</w:t>
         <w:br/>
-        <w:t>مازورة 12: | E (Noire, DUM)  |  D (Croche) (Croche Rest, TAK) |  C (Croche) D (Croche, DUM TAK) |  D (Noire, fermata, TAK)</w:t>
+        <w:t>مازورة 12: | E ‏(Noire, DUM)‏  |  D ‏(Croche)‏ ‏(Croche Rest, TAK)‏ |  C ‏(Croche)‏ D ‏(Croche, DUM TAK)‏ |  D ‏(Noire, fermata, TAK)‏</w:t>
         <w:br/>
         <w:t>مازورة 13-14: كرر المازورات 9-10</w:t>
         <w:br/>
-        <w:t>مازورة 15:   | D (Noire, DUM)  |  F (Noire, TAK)   |  D (Croche) F (Croche, DUM TAK)  |  E (Noire, TAK)</w:t>
+        <w:t>مازورة 15:   | D ‏(Noire, DUM)‏  |  F ‏(Noire, TAK)‏   |  D ‏(Croche)‏ F ‏(Croche, DUM TAK)‏  |  E ‏(Noire, TAK)‏</w:t>
         <w:br/>
-        <w:t>مازورة 16:   | D (Blanche, DUM مديدة) |  (Rest)  |  (Rest)  |</w:t>
+        <w:t>مازورة 16:   | D ‏(Blanche, DUM مديدة)‏ |  ‏(Rest)‏  |  ‏(Rest)‏  |</w:t>
       </w:r>
     </w:p>
     <w:p>
@@ -32849,11 +32849,11 @@
         </w:rPr>
         <w:t>خطوات إضافية:</w:t>
         <w:br/>
-        <w:t>- أضف علامة Fine (نهاية) في نهاية المازورة 16</w:t>
+        <w:t>- أضف علامة Fine ‏(نهاية)‏ في نهاية المازورة 16</w:t>
         <w:br/>
         <w:t>- أضف D.C. al Fine في نهاية المازورة 8</w:t>
         <w:br/>
-        <w:t>- ظلل القسم B وأضف ديناميك mf (اضغط Ctrl+E واكتب `mf`)</w:t>
+        <w:t>- ظلل القسم B وأضف ديناميك mf ‏(اضغط Ctrl+E واكتب `mf`)‏</w:t>
       </w:r>
     </w:p>
     <w:p>
@@ -32890,7 +32890,7 @@
           <w:rFonts w:cs="Calibri"/>
           <w:szCs w:val="28"/>
         </w:rPr>
-        <w:t>3. اختصارات Sibelius (5 min)</w:t>
+        <w:t>3. اختصارات Sibelius ‏(5 min)‏</w:t>
       </w:r>
     </w:p>
     <w:tbl>
@@ -33058,7 +33058,7 @@
                 <w:rFonts w:cs="Calibri"/>
                 <w:szCs w:val="18"/>
               </w:rPr>
-              <w:t>إضافة/تغيير Barline (خط المازورة) – مفيد للفصل بين أقسام الإيقاع</w:t>
+              <w:t>إضافة/تغيير Barline ‏(خط المازورة)‏ – مفيد للفصل بين أقسام الإيقاع</w:t>
             </w:r>
           </w:p>
         </w:tc>
@@ -33132,7 +33132,7 @@
                 <w:rFonts w:cs="Calibri"/>
                 <w:szCs w:val="18"/>
               </w:rPr>
-              <w:t>Slur (الربطة التعبيرية) – إضافة خط منحنٍ بين النوتات</w:t>
+              <w:t>Slur ‏(الربطة التعبيرية)‏ – إضافة خط منحنٍ بين النوتات</w:t>
             </w:r>
           </w:p>
         </w:tc>
@@ -33277,7 +33277,7 @@
                 <w:rFonts w:cs="Calibri"/>
                 <w:szCs w:val="18"/>
               </w:rPr>
-              <w:t>إضافة علامة تعبير (Expression) – للديناميكيات</w:t>
+              <w:t>إضافة علامة تعبير ‏(Expression)‏ – للديناميكيات</w:t>
             </w:r>
           </w:p>
         </w:tc>
@@ -33348,7 +33348,7 @@
                 <w:rFonts w:cs="Calibri"/>
                 <w:szCs w:val="18"/>
               </w:rPr>
-              <w:t>Fine (نهاية المقطوعة)</w:t>
+              <w:t>Fine ‏(نهاية المقطوعة)‏</w:t>
             </w:r>
           </w:p>
         </w:tc>
@@ -33370,7 +33370,7 @@
           <w:rFonts w:cs="Calibri"/>
           <w:szCs w:val="28"/>
         </w:rPr>
-        <w:t>4. مراجعة وواجب | Review &amp; HW (5 min)</w:t>
+        <w:t>4. مراجعة وواجب | Review &amp; HW ‏(5 min)‏</w:t>
       </w:r>
     </w:p>
     <w:p>
@@ -33390,9 +33390,9 @@
         </w:rPr>
         <w:t>أسئلة المراجعة:</w:t>
         <w:br/>
-        <w:t>1. ما الفرق بين إيقاع الجوبي والليوا (كلاهما 2/4)؟</w:t>
+        <w:t>1. ما الفرق بين إيقاع الجوبي والليوا ‏(كلاهما 2/4)‏؟</w:t>
         <w:br/>
-        <w:t>2. ما هو الإيقاع الذي نمطه DUM TAK DUM TAK DUM TAK (خشابة)؟</w:t>
+        <w:t>2. ما هو الإيقاع الذي نمطه DUM TAK DUM TAK DUM TAK ‏(خشابة)‏؟</w:t>
         <w:br/>
         <w:t>3. كيف تغيّر Time Signature في منتصف المقطوعة في Sibelius؟</w:t>
       </w:r>
@@ -33416,13 +33416,13 @@
         <w:br/>
         <w:t>1. اكتب مقطوعة من 24 مازورة في مقام الكرد تجمع بين 3 إيقاعات عراقية على الأقل</w:t>
         <w:br/>
-        <w:t>2. استخدم (جوبي، هجع، ربع هجع، خشابة، بلدي، ليوا) – اختر 3 منها</w:t>
+        <w:t>2. استخدم ‏(جوبي، هجع، ربع هجع، خشابة، بلدي، ليوا)‏ – اختر 3 منها</w:t>
         <w:br/>
         <w:t>3. استخدم Double Barlines للفصل بين الأقسام</w:t>
         <w:br/>
         <w:t>4. أضف Slurs في القسم الهادئ</w:t>
         <w:br/>
-        <w:t>5. أضف علامات النقل (D.C. al Fine) إن أمكن</w:t>
+        <w:t>5. أضف علامات النقل ‏(D.C. al Fine)‏ إن أمكن</w:t>
         <w:br/>
         <w:t>6. احفظ باسم `Lesson48_HW_Iraqi.sib`</w:t>
         <w:br/>
@@ -33465,9 +33465,9 @@
         </w:rPr>
         <w:t>اعزف إيقاع الليوا على العود:</w:t>
         <w:br/>
-        <w:t>- DUM = ضربة ريشة تحت (ثقيلة) على وتر D (Re)</w:t>
+        <w:t>- DUM = ضربة ريشة تحت ‏(ثقيلة)‏ على وتر D ‏(Re)‏</w:t>
         <w:br/>
-        <w:t>- TAK = ضربة ريشة فوق (خفيفة) على وتر D ثم وتر G (Sol)</w:t>
+        <w:t>- TAK = ضربة ريشة فوق ‏(خفيفة)‏ على وتر D ثم وتر G ‏(Sol)‏</w:t>
       </w:r>
     </w:p>
     <w:p>
@@ -33485,7 +33485,7 @@
           <w:rFonts w:cs="Calibri"/>
           <w:szCs w:val="22"/>
         </w:rPr>
-        <w:t>نمط الليوا: دوم - تك تك | دوم - تك تك (2/4)</w:t>
+        <w:t>نمط الليوا: دوم - تك تك | دوم - تك تك ‏(2/4)‏</w:t>
         <w:br/>
         <w:t>كرر النمط 16 مرة مع صعود سلم الكرد التدريجي.</w:t>
       </w:r>
@@ -33579,7 +33579,7 @@
                 <w:rFonts w:cs="Calibri"/>
                 <w:szCs w:val="18"/>
               </w:rPr>
-              <w:t>ممتاز (3-5)</w:t>
+              <w:t>ممتاز ‏(3-5)‏</w:t>
             </w:r>
           </w:p>
         </w:tc>
@@ -33605,7 +33605,7 @@
                 <w:rFonts w:cs="Calibri"/>
                 <w:szCs w:val="18"/>
               </w:rPr>
-              <w:t>جيد (2)</w:t>
+              <w:t>جيد ‏(2)‏</w:t>
             </w:r>
           </w:p>
         </w:tc>
@@ -33631,7 +33631,7 @@
                 <w:rFonts w:cs="Calibri"/>
                 <w:szCs w:val="18"/>
               </w:rPr>
-              <w:t>يحتاج تحسين (1-0)</w:t>
+              <w:t>يحتاج تحسين ‏(1-0)‏</w:t>
             </w:r>
           </w:p>
         </w:tc>
@@ -33682,7 +33682,7 @@
                 <w:rFonts w:cs="Calibri"/>
                 <w:szCs w:val="18"/>
               </w:rPr>
-              <w:t>كتابة الإيقاعات العراقية الخمسة (5)</w:t>
+              <w:t>كتابة الإيقاعات العراقية الخمسة ‏(5)‏</w:t>
             </w:r>
           </w:p>
         </w:tc>
@@ -33800,7 +33800,7 @@
                 <w:rFonts w:cs="Calibri"/>
                 <w:szCs w:val="18"/>
               </w:rPr>
-              <w:t>إيقاع الليوا (3)</w:t>
+              <w:t>إيقاع الليوا ‏(3)‏</w:t>
             </w:r>
           </w:p>
         </w:tc>
@@ -33921,7 +33921,7 @@
                 <w:rFonts w:cs="Calibri"/>
                 <w:szCs w:val="18"/>
               </w:rPr>
-              <w:t>المقطوعة المركبة (قسمين) (4)</w:t>
+              <w:t>المقطوعة المركبة ‏(قسمين)‏ ‏(4)‏</w:t>
             </w:r>
           </w:p>
         </w:tc>
@@ -34039,7 +34039,7 @@
                 <w:rFonts w:cs="Calibri"/>
                 <w:szCs w:val="18"/>
               </w:rPr>
-              <w:t>أسئلة المراجعة (3)</w:t>
+              <w:t>أسئلة المراجعة ‏(3)‏</w:t>
             </w:r>
           </w:p>
         </w:tc>
@@ -35036,7 +35036,7 @@
           <w:rFonts w:cs="Calibri"/>
           <w:szCs w:val="22"/>
         </w:rPr>
-        <w:t>• الربط مع المقامات السابقة: شجّع الطلاب على تجربة نفس الإيقاعات مع مقامات أخرى (عجم، نهاوند، راست، بياتي، حجاز) كتحدي إضافي.</w:t>
+        <w:t>• الربط مع المقامات السابقة: شجّع الطلاب على تجربة نفس الإيقاعات مع مقامات أخرى ‏(عجم، نهاوند، راست، بياتي، حجاز)‏ كتحدي إضافي.</w:t>
       </w:r>
     </w:p>
     <w:p>

--- a/docx_output_v2/Sibelius-Semester2-Part2-Lessons-41-48.docx
+++ b/docx_output_v2/Sibelius-Semester2-Part2-Lessons-41-48.docx
@@ -914,19 +914,19 @@
     </w:p>
     <w:p>
       <w:pPr>
+        <w:bidi w:val="1"/>
         <w:jc w:val="right"/>
-        <w:bidi w:val="1"/>
         <w:textDirection w:val="lrTb"/>
       </w:pPr>
       <w:r>
         <w:rPr>
           <w:rFonts w:ascii="Calibri" w:hAnsi="Calibri"/>
           <w:b/>
-          <w:color w:val="445588"/>
-          <w:sz w:val="24"/>
+          <w:color w:val="333333"/>
+          <w:sz w:val="22"/>
           <w:rtl w:val="1"/>
           <w:rFonts w:cs="Calibri"/>
-          <w:szCs w:val="24"/>
+          <w:szCs w:val="22"/>
         </w:rPr>
         <w:t>مقام الحجاز ‏(Hijaz)‏</w:t>
       </w:r>
@@ -951,19 +951,19 @@
     </w:p>
     <w:p>
       <w:pPr>
+        <w:bidi w:val="1"/>
         <w:jc w:val="right"/>
-        <w:bidi w:val="1"/>
         <w:textDirection w:val="lrTb"/>
       </w:pPr>
       <w:r>
         <w:rPr>
           <w:rFonts w:ascii="Calibri" w:hAnsi="Calibri"/>
           <w:b/>
-          <w:color w:val="445588"/>
-          <w:sz w:val="24"/>
+          <w:color w:val="333333"/>
+          <w:sz w:val="22"/>
           <w:rtl w:val="1"/>
           <w:rFonts w:cs="Calibri"/>
-          <w:szCs w:val="24"/>
+          <w:szCs w:val="22"/>
         </w:rPr>
         <w:t>سلم الحجاز على D ‏(الأكثر شيوعاً)‏</w:t>
       </w:r>
@@ -989,19 +989,19 @@
     </w:p>
     <w:p>
       <w:pPr>
+        <w:bidi w:val="1"/>
         <w:jc w:val="right"/>
-        <w:bidi w:val="1"/>
         <w:textDirection w:val="lrTb"/>
       </w:pPr>
       <w:r>
         <w:rPr>
           <w:rFonts w:ascii="Calibri" w:hAnsi="Calibri"/>
           <w:b/>
-          <w:color w:val="445588"/>
-          <w:sz w:val="24"/>
+          <w:color w:val="333333"/>
+          <w:sz w:val="22"/>
           <w:rtl w:val="1"/>
           <w:rFonts w:cs="Calibri"/>
-          <w:szCs w:val="24"/>
+          <w:szCs w:val="22"/>
         </w:rPr>
         <w:t>الفاصلة المميزة: Augmented Second ‏(A2)‏</w:t>
       </w:r>
@@ -1042,19 +1042,19 @@
     </w:p>
     <w:p>
       <w:pPr>
+        <w:bidi w:val="1"/>
         <w:jc w:val="right"/>
-        <w:bidi w:val="1"/>
         <w:textDirection w:val="lrTb"/>
       </w:pPr>
       <w:r>
         <w:rPr>
           <w:rFonts w:ascii="Calibri" w:hAnsi="Calibri"/>
           <w:b/>
-          <w:color w:val="445588"/>
-          <w:sz w:val="24"/>
+          <w:color w:val="333333"/>
+          <w:sz w:val="22"/>
           <w:rtl w:val="1"/>
           <w:rFonts w:cs="Calibri"/>
-          <w:szCs w:val="24"/>
+          <w:szCs w:val="22"/>
         </w:rPr>
         <w:t>الحجاز على D ‏(الأكثر شيوعاً)‏</w:t>
       </w:r>
@@ -1741,19 +1741,19 @@
     </w:tbl>
     <w:p>
       <w:pPr>
+        <w:bidi w:val="1"/>
         <w:jc w:val="right"/>
-        <w:bidi w:val="1"/>
         <w:textDirection w:val="lrTb"/>
       </w:pPr>
       <w:r>
         <w:rPr>
           <w:rFonts w:ascii="Calibri" w:hAnsi="Calibri"/>
           <w:b/>
-          <w:color w:val="445588"/>
-          <w:sz w:val="24"/>
+          <w:color w:val="333333"/>
+          <w:sz w:val="22"/>
           <w:rtl w:val="1"/>
           <w:rFonts w:cs="Calibri"/>
-          <w:szCs w:val="24"/>
+          <w:szCs w:val="22"/>
         </w:rPr>
         <w:t>رمبي حريمي ‏(Rambi Harimi)‏ – 4/4</w:t>
       </w:r>
@@ -1797,19 +1797,19 @@
     </w:p>
     <w:p>
       <w:pPr>
+        <w:bidi w:val="1"/>
         <w:jc w:val="right"/>
-        <w:bidi w:val="1"/>
         <w:textDirection w:val="lrTb"/>
       </w:pPr>
       <w:r>
         <w:rPr>
           <w:rFonts w:ascii="Calibri" w:hAnsi="Calibri"/>
           <w:b/>
-          <w:color w:val="445588"/>
-          <w:sz w:val="24"/>
+          <w:color w:val="333333"/>
+          <w:sz w:val="22"/>
           <w:rtl w:val="1"/>
           <w:rFonts w:cs="Calibri"/>
-          <w:szCs w:val="24"/>
+          <w:szCs w:val="22"/>
         </w:rPr>
         <w:t>تمرين 1: سلم الحجاز ‏(10 دقائق)‏</w:t>
       </w:r>
@@ -1891,19 +1891,19 @@
     </w:p>
     <w:p>
       <w:pPr>
+        <w:bidi w:val="1"/>
         <w:jc w:val="right"/>
-        <w:bidi w:val="1"/>
         <w:textDirection w:val="lrTb"/>
       </w:pPr>
       <w:r>
         <w:rPr>
           <w:rFonts w:ascii="Calibri" w:hAnsi="Calibri"/>
           <w:b/>
-          <w:color w:val="445588"/>
-          <w:sz w:val="24"/>
+          <w:color w:val="333333"/>
+          <w:sz w:val="22"/>
           <w:rtl w:val="1"/>
           <w:rFonts w:cs="Calibri"/>
-          <w:szCs w:val="24"/>
+          <w:szCs w:val="22"/>
         </w:rPr>
         <w:t>تمرين 2: جنس الحجاز ‏(10 دقائق)‏</w:t>
       </w:r>
@@ -1933,19 +1933,19 @@
     </w:p>
     <w:p>
       <w:pPr>
+        <w:bidi w:val="1"/>
         <w:jc w:val="right"/>
-        <w:bidi w:val="1"/>
         <w:textDirection w:val="lrTb"/>
       </w:pPr>
       <w:r>
         <w:rPr>
           <w:rFonts w:ascii="Calibri" w:hAnsi="Calibri"/>
           <w:b/>
-          <w:color w:val="445588"/>
-          <w:sz w:val="24"/>
+          <w:color w:val="333333"/>
+          <w:sz w:val="22"/>
           <w:rtl w:val="1"/>
           <w:rFonts w:cs="Calibri"/>
-          <w:szCs w:val="24"/>
+          <w:szCs w:val="22"/>
         </w:rPr>
         <w:t>تمرين 3: الحجاز مع خبيتي ‏(10 دقائق)‏</w:t>
       </w:r>
@@ -3096,19 +3096,19 @@
     </w:p>
     <w:p>
       <w:pPr>
+        <w:bidi w:val="1"/>
         <w:jc w:val="right"/>
-        <w:bidi w:val="1"/>
         <w:textDirection w:val="lrTb"/>
       </w:pPr>
       <w:r>
         <w:rPr>
           <w:rFonts w:ascii="Calibri" w:hAnsi="Calibri"/>
           <w:b/>
-          <w:color w:val="445588"/>
-          <w:sz w:val="24"/>
+          <w:color w:val="333333"/>
+          <w:sz w:val="22"/>
           <w:rtl w:val="1"/>
           <w:rFonts w:cs="Calibri"/>
-          <w:szCs w:val="24"/>
+          <w:szCs w:val="22"/>
         </w:rPr>
         <w:t>مراجعة مقام الحجاز ‏(Hijaz Review)‏</w:t>
       </w:r>
@@ -3219,19 +3219,19 @@
     </w:p>
     <w:p>
       <w:pPr>
+        <w:bidi w:val="1"/>
         <w:jc w:val="right"/>
-        <w:bidi w:val="1"/>
         <w:textDirection w:val="lrTb"/>
       </w:pPr>
       <w:r>
         <w:rPr>
           <w:rFonts w:ascii="Calibri" w:hAnsi="Calibri"/>
           <w:b/>
-          <w:color w:val="445588"/>
-          <w:sz w:val="24"/>
+          <w:color w:val="333333"/>
+          <w:sz w:val="22"/>
           <w:rtl w:val="1"/>
           <w:rFonts w:cs="Calibri"/>
-          <w:szCs w:val="24"/>
+          <w:szCs w:val="22"/>
         </w:rPr>
         <w:t>البندري ‏(Al-Bandari)‏ – 4/4</w:t>
       </w:r>
@@ -3498,19 +3498,19 @@
     </w:p>
     <w:p>
       <w:pPr>
+        <w:bidi w:val="1"/>
         <w:jc w:val="right"/>
-        <w:bidi w:val="1"/>
         <w:textDirection w:val="lrTb"/>
       </w:pPr>
       <w:r>
         <w:rPr>
           <w:rFonts w:ascii="Calibri" w:hAnsi="Calibri"/>
           <w:b/>
-          <w:color w:val="445588"/>
-          <w:sz w:val="24"/>
+          <w:color w:val="333333"/>
+          <w:sz w:val="22"/>
           <w:rtl w:val="1"/>
           <w:rFonts w:cs="Calibri"/>
-          <w:szCs w:val="24"/>
+          <w:szCs w:val="22"/>
         </w:rPr>
         <w:t>السامري ‏(Al-Sameri)‏ – 4/4</w:t>
       </w:r>
@@ -3777,19 +3777,19 @@
     </w:p>
     <w:p>
       <w:pPr>
+        <w:bidi w:val="1"/>
         <w:jc w:val="right"/>
-        <w:bidi w:val="1"/>
         <w:textDirection w:val="lrTb"/>
       </w:pPr>
       <w:r>
         <w:rPr>
           <w:rFonts w:ascii="Calibri" w:hAnsi="Calibri"/>
           <w:b/>
-          <w:color w:val="445588"/>
-          <w:sz w:val="24"/>
+          <w:color w:val="333333"/>
+          <w:sz w:val="22"/>
           <w:rtl w:val="1"/>
           <w:rFonts w:cs="Calibri"/>
-          <w:szCs w:val="24"/>
+          <w:szCs w:val="22"/>
         </w:rPr>
         <w:t>الفرق بين البندري والسامري</w:t>
       </w:r>
@@ -4131,19 +4131,19 @@
     </w:p>
     <w:p>
       <w:pPr>
+        <w:bidi w:val="1"/>
         <w:jc w:val="right"/>
-        <w:bidi w:val="1"/>
         <w:textDirection w:val="lrTb"/>
       </w:pPr>
       <w:r>
         <w:rPr>
           <w:rFonts w:ascii="Calibri" w:hAnsi="Calibri"/>
           <w:b/>
-          <w:color w:val="445588"/>
-          <w:sz w:val="24"/>
+          <w:color w:val="333333"/>
+          <w:sz w:val="22"/>
           <w:rtl w:val="1"/>
           <w:rFonts w:cs="Calibri"/>
-          <w:szCs w:val="24"/>
+          <w:szCs w:val="22"/>
         </w:rPr>
         <w:t>تمرین 1: سلم الحجاز ‏(5 دقائق)‏</w:t>
       </w:r>
@@ -4225,19 +4225,19 @@
     </w:p>
     <w:p>
       <w:pPr>
+        <w:bidi w:val="1"/>
         <w:jc w:val="right"/>
-        <w:bidi w:val="1"/>
         <w:textDirection w:val="lrTb"/>
       </w:pPr>
       <w:r>
         <w:rPr>
           <w:rFonts w:ascii="Calibri" w:hAnsi="Calibri"/>
           <w:b/>
-          <w:color w:val="445588"/>
-          <w:sz w:val="24"/>
+          <w:color w:val="333333"/>
+          <w:sz w:val="22"/>
           <w:rtl w:val="1"/>
           <w:rFonts w:cs="Calibri"/>
-          <w:szCs w:val="24"/>
+          <w:szCs w:val="22"/>
         </w:rPr>
         <w:t>تمرین 2: جنس الحجاز على D ‏(5 دقائق)‏</w:t>
       </w:r>
@@ -4271,19 +4271,19 @@
     </w:p>
     <w:p>
       <w:pPr>
+        <w:bidi w:val="1"/>
         <w:jc w:val="right"/>
-        <w:bidi w:val="1"/>
         <w:textDirection w:val="lrTb"/>
       </w:pPr>
       <w:r>
         <w:rPr>
           <w:rFonts w:ascii="Calibri" w:hAnsi="Calibri"/>
           <w:b/>
-          <w:color w:val="445588"/>
-          <w:sz w:val="24"/>
+          <w:color w:val="333333"/>
+          <w:sz w:val="22"/>
           <w:rtl w:val="1"/>
           <w:rFonts w:cs="Calibri"/>
-          <w:szCs w:val="24"/>
+          <w:szCs w:val="22"/>
         </w:rPr>
         <w:t>تمرین 3: الحجاز مع البندري ‏(10 دقائق)‏</w:t>
       </w:r>
@@ -4326,19 +4326,19 @@
     </w:p>
     <w:p>
       <w:pPr>
+        <w:bidi w:val="1"/>
         <w:jc w:val="right"/>
-        <w:bidi w:val="1"/>
         <w:textDirection w:val="lrTb"/>
       </w:pPr>
       <w:r>
         <w:rPr>
           <w:rFonts w:ascii="Calibri" w:hAnsi="Calibri"/>
           <w:b/>
-          <w:color w:val="445588"/>
-          <w:sz w:val="24"/>
+          <w:color w:val="333333"/>
+          <w:sz w:val="22"/>
           <w:rtl w:val="1"/>
           <w:rFonts w:cs="Calibri"/>
-          <w:szCs w:val="24"/>
+          <w:szCs w:val="22"/>
         </w:rPr>
         <w:t>تمرین 4: الحجاز مع السامري ‏(10 دقائق)‏</w:t>
       </w:r>
@@ -4381,19 +4381,19 @@
     </w:p>
     <w:p>
       <w:pPr>
+        <w:bidi w:val="1"/>
         <w:jc w:val="right"/>
-        <w:bidi w:val="1"/>
         <w:textDirection w:val="lrTb"/>
       </w:pPr>
       <w:r>
         <w:rPr>
           <w:rFonts w:ascii="Calibri" w:hAnsi="Calibri"/>
           <w:b/>
-          <w:color w:val="445588"/>
-          <w:sz w:val="24"/>
+          <w:color w:val="333333"/>
+          <w:sz w:val="22"/>
           <w:rtl w:val="1"/>
           <w:rFonts w:cs="Calibri"/>
-          <w:szCs w:val="24"/>
+          <w:szCs w:val="22"/>
         </w:rPr>
         <w:t>تمرین 5: الانتقال بين الإيقاعين ‏(بتنفيذ اختياري للمتفوقين)‏</w:t>
       </w:r>
@@ -5085,19 +5085,19 @@
     </w:p>
     <w:p>
       <w:pPr>
+        <w:bidi w:val="1"/>
         <w:jc w:val="right"/>
-        <w:bidi w:val="1"/>
         <w:textDirection w:val="lrTb"/>
       </w:pPr>
       <w:r>
         <w:rPr>
           <w:rFonts w:ascii="Calibri" w:hAnsi="Calibri"/>
           <w:b/>
-          <w:color w:val="445588"/>
-          <w:sz w:val="24"/>
+          <w:color w:val="333333"/>
+          <w:sz w:val="22"/>
           <w:rtl w:val="1"/>
           <w:rFonts w:cs="Calibri"/>
-          <w:szCs w:val="24"/>
+          <w:szCs w:val="22"/>
         </w:rPr>
         <w:t>أسئلة المراجعة</w:t>
       </w:r>
@@ -5155,19 +5155,19 @@
     </w:p>
     <w:p>
       <w:pPr>
+        <w:bidi w:val="1"/>
         <w:jc w:val="right"/>
-        <w:bidi w:val="1"/>
         <w:textDirection w:val="lrTb"/>
       </w:pPr>
       <w:r>
         <w:rPr>
           <w:rFonts w:ascii="Calibri" w:hAnsi="Calibri"/>
           <w:b/>
-          <w:color w:val="445588"/>
-          <w:sz w:val="24"/>
+          <w:color w:val="333333"/>
+          <w:sz w:val="22"/>
           <w:rtl w:val="1"/>
           <w:rFonts w:cs="Calibri"/>
-          <w:szCs w:val="24"/>
+          <w:szCs w:val="22"/>
         </w:rPr>
         <w:t>الواجب المنزلي</w:t>
       </w:r>
@@ -6940,19 +6940,19 @@
     </w:p>
     <w:p>
       <w:pPr>
+        <w:bidi w:val="1"/>
         <w:jc w:val="right"/>
-        <w:bidi w:val="1"/>
         <w:textDirection w:val="lrTb"/>
       </w:pPr>
       <w:r>
         <w:rPr>
           <w:rFonts w:ascii="Calibri" w:hAnsi="Calibri"/>
           <w:b/>
-          <w:color w:val="445588"/>
-          <w:sz w:val="24"/>
+          <w:color w:val="333333"/>
+          <w:sz w:val="22"/>
           <w:rtl w:val="1"/>
           <w:rFonts w:cs="Calibri"/>
-          <w:szCs w:val="24"/>
+          <w:szCs w:val="22"/>
         </w:rPr>
         <w:t>مراجعة سريعة: مقام الحجاز</w:t>
       </w:r>
@@ -7000,19 +7000,19 @@
     </w:p>
     <w:p>
       <w:pPr>
+        <w:bidi w:val="1"/>
         <w:jc w:val="right"/>
-        <w:bidi w:val="1"/>
         <w:textDirection w:val="lrTb"/>
       </w:pPr>
       <w:r>
         <w:rPr>
           <w:rFonts w:ascii="Calibri" w:hAnsi="Calibri"/>
           <w:b/>
-          <w:color w:val="445588"/>
-          <w:sz w:val="24"/>
+          <w:color w:val="333333"/>
+          <w:sz w:val="22"/>
           <w:rtl w:val="1"/>
           <w:rFonts w:cs="Calibri"/>
-          <w:szCs w:val="24"/>
+          <w:szCs w:val="22"/>
         </w:rPr>
         <w:t>الهيوا ‏(Al-Haywa)‏ – 2/4</w:t>
       </w:r>
@@ -7203,19 +7203,19 @@
     </w:p>
     <w:p>
       <w:pPr>
+        <w:bidi w:val="1"/>
         <w:jc w:val="right"/>
-        <w:bidi w:val="1"/>
         <w:textDirection w:val="lrTb"/>
       </w:pPr>
       <w:r>
         <w:rPr>
           <w:rFonts w:ascii="Calibri" w:hAnsi="Calibri"/>
           <w:b/>
-          <w:color w:val="445588"/>
-          <w:sz w:val="24"/>
+          <w:color w:val="333333"/>
+          <w:sz w:val="22"/>
           <w:rtl w:val="1"/>
           <w:rFonts w:cs="Calibri"/>
-          <w:szCs w:val="24"/>
+          <w:szCs w:val="22"/>
         </w:rPr>
         <w:t>الحربي ‏(Al-Harbi)‏ – 4/4</w:t>
       </w:r>
@@ -7506,19 +7506,19 @@
     </w:p>
     <w:p>
       <w:pPr>
+        <w:bidi w:val="1"/>
         <w:jc w:val="right"/>
-        <w:bidi w:val="1"/>
         <w:textDirection w:val="lrTb"/>
       </w:pPr>
       <w:r>
         <w:rPr>
           <w:rFonts w:ascii="Calibri" w:hAnsi="Calibri"/>
           <w:b/>
-          <w:color w:val="445588"/>
-          <w:sz w:val="24"/>
+          <w:color w:val="333333"/>
+          <w:sz w:val="22"/>
           <w:rtl w:val="1"/>
           <w:rFonts w:cs="Calibri"/>
-          <w:szCs w:val="24"/>
+          <w:szCs w:val="22"/>
         </w:rPr>
         <w:t>الفرق بين الهيوا والحربي</w:t>
       </w:r>
@@ -7915,19 +7915,19 @@
     </w:tbl>
     <w:p>
       <w:pPr>
+        <w:bidi w:val="1"/>
         <w:jc w:val="right"/>
-        <w:bidi w:val="1"/>
         <w:textDirection w:val="lrTb"/>
       </w:pPr>
       <w:r>
         <w:rPr>
           <w:rFonts w:ascii="Calibri" w:hAnsi="Calibri"/>
           <w:b/>
-          <w:color w:val="445588"/>
-          <w:sz w:val="24"/>
+          <w:color w:val="333333"/>
+          <w:sz w:val="22"/>
           <w:rtl w:val="1"/>
           <w:rFonts w:cs="Calibri"/>
-          <w:szCs w:val="24"/>
+          <w:szCs w:val="22"/>
         </w:rPr>
         <w:t>Tremolo كتقنية تعبيرية</w:t>
       </w:r>
@@ -7995,19 +7995,19 @@
     </w:p>
     <w:p>
       <w:pPr>
+        <w:bidi w:val="1"/>
         <w:jc w:val="right"/>
-        <w:bidi w:val="1"/>
         <w:textDirection w:val="lrTb"/>
       </w:pPr>
       <w:r>
         <w:rPr>
           <w:rFonts w:ascii="Calibri" w:hAnsi="Calibri"/>
           <w:b/>
-          <w:color w:val="445588"/>
-          <w:sz w:val="24"/>
+          <w:color w:val="333333"/>
+          <w:sz w:val="22"/>
           <w:rtl w:val="1"/>
           <w:rFonts w:cs="Calibri"/>
-          <w:szCs w:val="24"/>
+          <w:szCs w:val="22"/>
         </w:rPr>
         <w:t>تمرین 1: سلم الحجاز مع الهيوا ‏(8 دقائق)‏</w:t>
       </w:r>
@@ -8077,19 +8077,19 @@
     </w:p>
     <w:p>
       <w:pPr>
+        <w:bidi w:val="1"/>
         <w:jc w:val="right"/>
-        <w:bidi w:val="1"/>
         <w:textDirection w:val="lrTb"/>
       </w:pPr>
       <w:r>
         <w:rPr>
           <w:rFonts w:ascii="Calibri" w:hAnsi="Calibri"/>
           <w:b/>
-          <w:color w:val="445588"/>
-          <w:sz w:val="24"/>
+          <w:color w:val="333333"/>
+          <w:sz w:val="22"/>
           <w:rtl w:val="1"/>
           <w:rFonts w:cs="Calibri"/>
-          <w:szCs w:val="24"/>
+          <w:szCs w:val="22"/>
         </w:rPr>
         <w:t>تمرین 2: نمط الهيوا مع الحجاز ‏(7 دقائق)‏</w:t>
       </w:r>
@@ -8132,19 +8132,19 @@
     </w:p>
     <w:p>
       <w:pPr>
+        <w:bidi w:val="1"/>
         <w:jc w:val="right"/>
-        <w:bidi w:val="1"/>
         <w:textDirection w:val="lrTb"/>
       </w:pPr>
       <w:r>
         <w:rPr>
           <w:rFonts w:ascii="Calibri" w:hAnsi="Calibri"/>
           <w:b/>
-          <w:color w:val="445588"/>
-          <w:sz w:val="24"/>
+          <w:color w:val="333333"/>
+          <w:sz w:val="22"/>
           <w:rtl w:val="1"/>
           <w:rFonts w:cs="Calibri"/>
-          <w:szCs w:val="24"/>
+          <w:szCs w:val="22"/>
         </w:rPr>
         <w:t>تمرین 3: سلم الحجاز مع الحربي ‏(7 دقائق)‏</w:t>
       </w:r>
@@ -8218,19 +8218,19 @@
     </w:p>
     <w:p>
       <w:pPr>
+        <w:bidi w:val="1"/>
         <w:jc w:val="right"/>
-        <w:bidi w:val="1"/>
         <w:textDirection w:val="lrTb"/>
       </w:pPr>
       <w:r>
         <w:rPr>
           <w:rFonts w:ascii="Calibri" w:hAnsi="Calibri"/>
           <w:b/>
-          <w:color w:val="445588"/>
-          <w:sz w:val="24"/>
+          <w:color w:val="333333"/>
+          <w:sz w:val="22"/>
           <w:rtl w:val="1"/>
           <w:rFonts w:cs="Calibri"/>
-          <w:szCs w:val="24"/>
+          <w:szCs w:val="22"/>
         </w:rPr>
         <w:t>تمرین 4: تطبيق Tremolo في الحجاز ‏(8 دقائق)‏</w:t>
       </w:r>
@@ -8936,19 +8936,19 @@
     </w:p>
     <w:p>
       <w:pPr>
+        <w:bidi w:val="1"/>
         <w:jc w:val="right"/>
-        <w:bidi w:val="1"/>
         <w:textDirection w:val="lrTb"/>
       </w:pPr>
       <w:r>
         <w:rPr>
           <w:rFonts w:ascii="Calibri" w:hAnsi="Calibri"/>
           <w:b/>
-          <w:color w:val="445588"/>
-          <w:sz w:val="24"/>
+          <w:color w:val="333333"/>
+          <w:sz w:val="22"/>
           <w:rtl w:val="1"/>
           <w:rFonts w:cs="Calibri"/>
-          <w:szCs w:val="24"/>
+          <w:szCs w:val="22"/>
         </w:rPr>
         <w:t>أسئلة المراجعة</w:t>
       </w:r>
@@ -9006,19 +9006,19 @@
     </w:p>
     <w:p>
       <w:pPr>
+        <w:bidi w:val="1"/>
         <w:jc w:val="right"/>
-        <w:bidi w:val="1"/>
         <w:textDirection w:val="lrTb"/>
       </w:pPr>
       <w:r>
         <w:rPr>
           <w:rFonts w:ascii="Calibri" w:hAnsi="Calibri"/>
           <w:b/>
-          <w:color w:val="445588"/>
-          <w:sz w:val="24"/>
+          <w:color w:val="333333"/>
+          <w:sz w:val="22"/>
           <w:rtl w:val="1"/>
           <w:rFonts w:cs="Calibri"/>
-          <w:szCs w:val="24"/>
+          <w:szCs w:val="22"/>
         </w:rPr>
         <w:t>الواجب المنزلي</w:t>
       </w:r>
@@ -10920,19 +10920,19 @@
     </w:p>
     <w:p>
       <w:pPr>
+        <w:bidi w:val="1"/>
         <w:jc w:val="right"/>
-        <w:bidi w:val="1"/>
         <w:textDirection w:val="lrTb"/>
       </w:pPr>
       <w:r>
         <w:rPr>
           <w:rFonts w:ascii="Calibri" w:hAnsi="Calibri"/>
           <w:b/>
-          <w:color w:val="445588"/>
-          <w:sz w:val="24"/>
+          <w:color w:val="333333"/>
+          <w:sz w:val="22"/>
           <w:rtl w:val="1"/>
           <w:rFonts w:cs="Calibri"/>
-          <w:szCs w:val="24"/>
+          <w:szCs w:val="22"/>
         </w:rPr>
         <w:t>مراجعة وحدة الحجاز ‏(Hijaz Unit Review)‏</w:t>
       </w:r>
@@ -11347,19 +11347,19 @@
     </w:tbl>
     <w:p>
       <w:pPr>
+        <w:bidi w:val="1"/>
         <w:jc w:val="right"/>
-        <w:bidi w:val="1"/>
         <w:textDirection w:val="lrTb"/>
       </w:pPr>
       <w:r>
         <w:rPr>
           <w:rFonts w:ascii="Calibri" w:hAnsi="Calibri"/>
           <w:b/>
-          <w:color w:val="445588"/>
-          <w:sz w:val="24"/>
+          <w:color w:val="333333"/>
+          <w:sz w:val="22"/>
           <w:rtl w:val="1"/>
           <w:rFonts w:cs="Calibri"/>
-          <w:szCs w:val="24"/>
+          <w:szCs w:val="22"/>
         </w:rPr>
         <w:t>الليوا ‏(Al-Liwa)‏ – 2/4</w:t>
       </w:r>
@@ -11819,19 +11819,19 @@
     </w:p>
     <w:p>
       <w:pPr>
+        <w:bidi w:val="1"/>
         <w:jc w:val="right"/>
-        <w:bidi w:val="1"/>
         <w:textDirection w:val="lrTb"/>
       </w:pPr>
       <w:r>
         <w:rPr>
           <w:rFonts w:ascii="Calibri" w:hAnsi="Calibri"/>
           <w:b/>
-          <w:color w:val="445588"/>
-          <w:sz w:val="24"/>
+          <w:color w:val="333333"/>
+          <w:sz w:val="22"/>
           <w:rtl w:val="1"/>
           <w:rFonts w:cs="Calibri"/>
-          <w:szCs w:val="24"/>
+          <w:szCs w:val="22"/>
         </w:rPr>
         <w:t>البستة ‏(Al-Basta)‏ – 4/4</w:t>
       </w:r>
@@ -12098,19 +12098,19 @@
     </w:p>
     <w:p>
       <w:pPr>
+        <w:bidi w:val="1"/>
         <w:jc w:val="right"/>
-        <w:bidi w:val="1"/>
         <w:textDirection w:val="lrTb"/>
       </w:pPr>
       <w:r>
         <w:rPr>
           <w:rFonts w:ascii="Calibri" w:hAnsi="Calibri"/>
           <w:b/>
-          <w:color w:val="445588"/>
-          <w:sz w:val="24"/>
+          <w:color w:val="333333"/>
+          <w:sz w:val="22"/>
           <w:rtl w:val="1"/>
           <w:rFonts w:cs="Calibri"/>
-          <w:szCs w:val="24"/>
+          <w:szCs w:val="22"/>
         </w:rPr>
         <w:t>خريطة إيقاعات الحجاز ‏(4 دروس)‏</w:t>
       </w:r>
@@ -13012,19 +13012,19 @@
     </w:tbl>
     <w:p>
       <w:pPr>
+        <w:bidi w:val="1"/>
         <w:jc w:val="right"/>
-        <w:bidi w:val="1"/>
         <w:textDirection w:val="lrTb"/>
       </w:pPr>
       <w:r>
         <w:rPr>
           <w:rFonts w:ascii="Calibri" w:hAnsi="Calibri"/>
           <w:b/>
-          <w:color w:val="445588"/>
-          <w:sz w:val="24"/>
+          <w:color w:val="333333"/>
+          <w:sz w:val="22"/>
           <w:rtl w:val="1"/>
           <w:rFonts w:cs="Calibri"/>
-          <w:szCs w:val="24"/>
+          <w:szCs w:val="22"/>
         </w:rPr>
         <w:t>بناء المشروع ‏(32 مازورة)‏</w:t>
       </w:r>
@@ -13093,19 +13093,19 @@
     </w:p>
     <w:p>
       <w:pPr>
+        <w:bidi w:val="1"/>
         <w:jc w:val="right"/>
-        <w:bidi w:val="1"/>
         <w:textDirection w:val="lrTb"/>
       </w:pPr>
       <w:r>
         <w:rPr>
           <w:rFonts w:ascii="Calibri" w:hAnsi="Calibri"/>
           <w:b/>
-          <w:color w:val="445588"/>
-          <w:sz w:val="24"/>
+          <w:color w:val="333333"/>
+          <w:sz w:val="22"/>
           <w:rtl w:val="1"/>
           <w:rFonts w:cs="Calibri"/>
-          <w:szCs w:val="24"/>
+          <w:szCs w:val="22"/>
         </w:rPr>
         <w:t>تمرین 1: الليوا مع الحجاز ‏(8 دقائق)‏</w:t>
       </w:r>
@@ -13179,19 +13179,19 @@
     </w:p>
     <w:p>
       <w:pPr>
+        <w:bidi w:val="1"/>
         <w:jc w:val="right"/>
-        <w:bidi w:val="1"/>
         <w:textDirection w:val="lrTb"/>
       </w:pPr>
       <w:r>
         <w:rPr>
           <w:rFonts w:ascii="Calibri" w:hAnsi="Calibri"/>
           <w:b/>
-          <w:color w:val="445588"/>
-          <w:sz w:val="24"/>
+          <w:color w:val="333333"/>
+          <w:sz w:val="22"/>
           <w:rtl w:val="1"/>
           <w:rFonts w:cs="Calibri"/>
-          <w:szCs w:val="24"/>
+          <w:szCs w:val="22"/>
         </w:rPr>
         <w:t>تمرین 2: البستة مع الحجاز ‏(8 دقائق)‏</w:t>
       </w:r>
@@ -13274,19 +13274,19 @@
     </w:p>
     <w:p>
       <w:pPr>
+        <w:bidi w:val="1"/>
         <w:jc w:val="right"/>
-        <w:bidi w:val="1"/>
         <w:textDirection w:val="lrTb"/>
       </w:pPr>
       <w:r>
         <w:rPr>
           <w:rFonts w:ascii="Calibri" w:hAnsi="Calibri"/>
           <w:b/>
-          <w:color w:val="445588"/>
-          <w:sz w:val="24"/>
+          <w:color w:val="333333"/>
+          <w:sz w:val="22"/>
           <w:rtl w:val="1"/>
           <w:rFonts w:cs="Calibri"/>
-          <w:szCs w:val="24"/>
+          <w:szCs w:val="22"/>
         </w:rPr>
         <w:t>تمرین 3: بناء المشروع المكتمل ‏(10 دقائق)‏</w:t>
       </w:r>
@@ -13413,19 +13413,19 @@
     </w:p>
     <w:p>
       <w:pPr>
+        <w:bidi w:val="1"/>
         <w:jc w:val="right"/>
-        <w:bidi w:val="1"/>
         <w:textDirection w:val="lrTb"/>
       </w:pPr>
       <w:r>
         <w:rPr>
           <w:rFonts w:ascii="Calibri" w:hAnsi="Calibri"/>
           <w:b/>
-          <w:color w:val="445588"/>
-          <w:sz w:val="24"/>
+          <w:color w:val="333333"/>
+          <w:sz w:val="22"/>
           <w:rtl w:val="1"/>
           <w:rFonts w:cs="Calibri"/>
-          <w:szCs w:val="24"/>
+          <w:szCs w:val="22"/>
         </w:rPr>
         <w:t>تمرین 4: إضافة التفاصيل النهائية ‏(4 دقائق)‏</w:t>
       </w:r>
@@ -14211,19 +14211,19 @@
     </w:p>
     <w:p>
       <w:pPr>
+        <w:bidi w:val="1"/>
         <w:jc w:val="right"/>
-        <w:bidi w:val="1"/>
         <w:textDirection w:val="lrTb"/>
       </w:pPr>
       <w:r>
         <w:rPr>
           <w:rFonts w:ascii="Calibri" w:hAnsi="Calibri"/>
           <w:b/>
-          <w:color w:val="445588"/>
-          <w:sz w:val="24"/>
+          <w:color w:val="333333"/>
+          <w:sz w:val="22"/>
           <w:rtl w:val="1"/>
           <w:rFonts w:cs="Calibri"/>
-          <w:szCs w:val="24"/>
+          <w:szCs w:val="22"/>
         </w:rPr>
         <w:t>أسئلة المراجعة</w:t>
       </w:r>
@@ -14281,19 +14281,19 @@
     </w:p>
     <w:p>
       <w:pPr>
+        <w:bidi w:val="1"/>
         <w:jc w:val="right"/>
-        <w:bidi w:val="1"/>
         <w:textDirection w:val="lrTb"/>
       </w:pPr>
       <w:r>
         <w:rPr>
           <w:rFonts w:ascii="Calibri" w:hAnsi="Calibri"/>
           <w:b/>
-          <w:color w:val="445588"/>
-          <w:sz w:val="24"/>
+          <w:color w:val="333333"/>
+          <w:sz w:val="22"/>
           <w:rtl w:val="1"/>
           <w:rFonts w:cs="Calibri"/>
-          <w:szCs w:val="24"/>
+          <w:szCs w:val="22"/>
         </w:rPr>
         <w:t>الواجب المنزلي</w:t>
       </w:r>
@@ -16440,19 +16440,19 @@
     </w:p>
     <w:p>
       <w:pPr>
+        <w:bidi w:val="1"/>
         <w:jc w:val="right"/>
-        <w:bidi w:val="1"/>
         <w:textDirection w:val="lrTb"/>
       </w:pPr>
       <w:r>
         <w:rPr>
           <w:rFonts w:ascii="Calibri" w:hAnsi="Calibri"/>
           <w:b/>
-          <w:color w:val="445588"/>
-          <w:sz w:val="24"/>
+          <w:color w:val="333333"/>
+          <w:sz w:val="22"/>
           <w:rtl w:val="1"/>
           <w:rFonts w:cs="Calibri"/>
-          <w:szCs w:val="24"/>
+          <w:szCs w:val="22"/>
         </w:rPr>
         <w:t>مقام الكرد ‏(Maqam Kurd)‏</w:t>
       </w:r>
@@ -16507,19 +16507,19 @@
     </w:p>
     <w:p>
       <w:pPr>
+        <w:bidi w:val="1"/>
         <w:jc w:val="right"/>
-        <w:bidi w:val="1"/>
         <w:textDirection w:val="lrTb"/>
       </w:pPr>
       <w:r>
         <w:rPr>
           <w:rFonts w:ascii="Calibri" w:hAnsi="Calibri"/>
           <w:b/>
-          <w:color w:val="445588"/>
-          <w:sz w:val="24"/>
+          <w:color w:val="333333"/>
+          <w:sz w:val="22"/>
           <w:rtl w:val="1"/>
           <w:rFonts w:cs="Calibri"/>
-          <w:szCs w:val="24"/>
+          <w:szCs w:val="22"/>
         </w:rPr>
         <w:t>الفرق بين الكرد والنهاوند والعجم</w:t>
       </w:r>
@@ -17445,19 +17445,19 @@
     </w:p>
     <w:p>
       <w:pPr>
+        <w:bidi w:val="1"/>
         <w:jc w:val="right"/>
-        <w:bidi w:val="1"/>
         <w:textDirection w:val="lrTb"/>
       </w:pPr>
       <w:r>
         <w:rPr>
           <w:rFonts w:ascii="Calibri" w:hAnsi="Calibri"/>
           <w:b/>
-          <w:color w:val="445588"/>
-          <w:sz w:val="24"/>
+          <w:color w:val="333333"/>
+          <w:sz w:val="22"/>
           <w:rtl w:val="1"/>
           <w:rFonts w:cs="Calibri"/>
-          <w:szCs w:val="24"/>
+          <w:szCs w:val="22"/>
         </w:rPr>
         <w:t>أجناس مقام الكرد</w:t>
       </w:r>
@@ -17498,19 +17498,19 @@
     </w:p>
     <w:p>
       <w:pPr>
+        <w:bidi w:val="1"/>
         <w:jc w:val="right"/>
-        <w:bidi w:val="1"/>
         <w:textDirection w:val="lrTb"/>
       </w:pPr>
       <w:r>
         <w:rPr>
           <w:rFonts w:ascii="Calibri" w:hAnsi="Calibri"/>
           <w:b/>
-          <w:color w:val="445588"/>
-          <w:sz w:val="24"/>
+          <w:color w:val="333333"/>
+          <w:sz w:val="22"/>
           <w:rtl w:val="1"/>
           <w:rFonts w:cs="Calibri"/>
-          <w:szCs w:val="24"/>
+          <w:szCs w:val="22"/>
         </w:rPr>
         <w:t>الخبيتي ‏(Al-Khibiti)‏ – 2/4</w:t>
       </w:r>
@@ -17756,19 +17756,19 @@
     </w:tbl>
     <w:p>
       <w:pPr>
+        <w:bidi w:val="1"/>
         <w:jc w:val="right"/>
-        <w:bidi w:val="1"/>
         <w:textDirection w:val="lrTb"/>
       </w:pPr>
       <w:r>
         <w:rPr>
           <w:rFonts w:ascii="Calibri" w:hAnsi="Calibri"/>
           <w:b/>
-          <w:color w:val="445588"/>
-          <w:sz w:val="24"/>
+          <w:color w:val="333333"/>
+          <w:sz w:val="22"/>
           <w:rtl w:val="1"/>
           <w:rFonts w:cs="Calibri"/>
-          <w:szCs w:val="24"/>
+          <w:szCs w:val="22"/>
         </w:rPr>
         <w:t>المعلاية ‏(Al-Ma'laya)‏ – 4/4</w:t>
       </w:r>
@@ -18080,19 +18080,19 @@
     </w:p>
     <w:p>
       <w:pPr>
+        <w:bidi w:val="1"/>
         <w:jc w:val="right"/>
-        <w:bidi w:val="1"/>
         <w:textDirection w:val="lrTb"/>
       </w:pPr>
       <w:r>
         <w:rPr>
           <w:rFonts w:ascii="Calibri" w:hAnsi="Calibri"/>
           <w:b/>
-          <w:color w:val="445588"/>
-          <w:sz w:val="24"/>
+          <w:color w:val="333333"/>
+          <w:sz w:val="22"/>
           <w:rtl w:val="1"/>
           <w:rFonts w:cs="Calibri"/>
-          <w:szCs w:val="24"/>
+          <w:szCs w:val="22"/>
         </w:rPr>
         <w:t>تمرین 1: سلم الكرد ‏(8 دقائق)‏</w:t>
       </w:r>
@@ -18200,19 +18200,19 @@
     </w:p>
     <w:p>
       <w:pPr>
+        <w:bidi w:val="1"/>
         <w:jc w:val="right"/>
-        <w:bidi w:val="1"/>
         <w:textDirection w:val="lrTb"/>
       </w:pPr>
       <w:r>
         <w:rPr>
           <w:rFonts w:ascii="Calibri" w:hAnsi="Calibri"/>
           <w:b/>
-          <w:color w:val="445588"/>
-          <w:sz w:val="24"/>
+          <w:color w:val="333333"/>
+          <w:sz w:val="22"/>
           <w:rtl w:val="1"/>
           <w:rFonts w:cs="Calibri"/>
-          <w:szCs w:val="24"/>
+          <w:szCs w:val="22"/>
         </w:rPr>
         <w:t>تمرین 2: جنس الكرد ‏(7 دقائق)‏</w:t>
       </w:r>
@@ -18249,19 +18249,19 @@
     </w:p>
     <w:p>
       <w:pPr>
+        <w:bidi w:val="1"/>
         <w:jc w:val="right"/>
-        <w:bidi w:val="1"/>
         <w:textDirection w:val="lrTb"/>
       </w:pPr>
       <w:r>
         <w:rPr>
           <w:rFonts w:ascii="Calibri" w:hAnsi="Calibri"/>
           <w:b/>
-          <w:color w:val="445588"/>
-          <w:sz w:val="24"/>
+          <w:color w:val="333333"/>
+          <w:sz w:val="22"/>
           <w:rtl w:val="1"/>
           <w:rFonts w:cs="Calibri"/>
-          <w:szCs w:val="24"/>
+          <w:szCs w:val="22"/>
         </w:rPr>
         <w:t>تمرین 3: الكرد مع الخبيتي ‏(8 دقائق)‏</w:t>
       </w:r>
@@ -18335,19 +18335,19 @@
     </w:p>
     <w:p>
       <w:pPr>
+        <w:bidi w:val="1"/>
         <w:jc w:val="right"/>
-        <w:bidi w:val="1"/>
         <w:textDirection w:val="lrTb"/>
       </w:pPr>
       <w:r>
         <w:rPr>
           <w:rFonts w:ascii="Calibri" w:hAnsi="Calibri"/>
           <w:b/>
-          <w:color w:val="445588"/>
-          <w:sz w:val="24"/>
+          <w:color w:val="333333"/>
+          <w:sz w:val="22"/>
           <w:rtl w:val="1"/>
           <w:rFonts w:cs="Calibri"/>
-          <w:szCs w:val="24"/>
+          <w:szCs w:val="22"/>
         </w:rPr>
         <w:t>تمرین 4: الكرد مع المعلاية ‏(7 دقائق)‏</w:t>
       </w:r>
@@ -19073,19 +19073,19 @@
     </w:p>
     <w:p>
       <w:pPr>
+        <w:bidi w:val="1"/>
         <w:jc w:val="right"/>
-        <w:bidi w:val="1"/>
         <w:textDirection w:val="lrTb"/>
       </w:pPr>
       <w:r>
         <w:rPr>
           <w:rFonts w:ascii="Calibri" w:hAnsi="Calibri"/>
           <w:b/>
-          <w:color w:val="445588"/>
-          <w:sz w:val="24"/>
+          <w:color w:val="333333"/>
+          <w:sz w:val="22"/>
           <w:rtl w:val="1"/>
           <w:rFonts w:cs="Calibri"/>
-          <w:szCs w:val="24"/>
+          <w:szCs w:val="22"/>
         </w:rPr>
         <w:t>أسئلة المراجعة</w:t>
       </w:r>
@@ -19143,19 +19143,19 @@
     </w:p>
     <w:p>
       <w:pPr>
+        <w:bidi w:val="1"/>
         <w:jc w:val="right"/>
-        <w:bidi w:val="1"/>
         <w:textDirection w:val="lrTb"/>
       </w:pPr>
       <w:r>
         <w:rPr>
           <w:rFonts w:ascii="Calibri" w:hAnsi="Calibri"/>
           <w:b/>
-          <w:color w:val="445588"/>
-          <w:sz w:val="24"/>
+          <w:color w:val="333333"/>
+          <w:sz w:val="22"/>
           <w:rtl w:val="1"/>
           <w:rFonts w:cs="Calibri"/>
-          <w:szCs w:val="24"/>
+          <w:szCs w:val="22"/>
         </w:rPr>
         <w:t>الواجب المنزلي</w:t>
       </w:r>
@@ -21079,19 +21079,19 @@
     </w:p>
     <w:p>
       <w:pPr>
+        <w:bidi w:val="1"/>
         <w:jc w:val="right"/>
-        <w:bidi w:val="1"/>
         <w:textDirection w:val="lrTb"/>
       </w:pPr>
       <w:r>
         <w:rPr>
           <w:rFonts w:ascii="Calibri" w:hAnsi="Calibri"/>
           <w:b/>
-          <w:color w:val="445588"/>
-          <w:sz w:val="24"/>
+          <w:color w:val="333333"/>
+          <w:sz w:val="22"/>
           <w:rtl w:val="1"/>
           <w:rFonts w:cs="Calibri"/>
-          <w:szCs w:val="24"/>
+          <w:szCs w:val="22"/>
         </w:rPr>
         <w:t>مراجعة مقام الكرد ‏(Kurd Review)‏</w:t>
       </w:r>
@@ -22081,19 +22081,19 @@
     </w:p>
     <w:p>
       <w:pPr>
+        <w:bidi w:val="1"/>
         <w:jc w:val="right"/>
-        <w:bidi w:val="1"/>
         <w:textDirection w:val="lrTb"/>
       </w:pPr>
       <w:r>
         <w:rPr>
           <w:rFonts w:ascii="Calibri" w:hAnsi="Calibri"/>
           <w:b/>
-          <w:color w:val="445588"/>
-          <w:sz w:val="24"/>
+          <w:color w:val="333333"/>
+          <w:sz w:val="22"/>
           <w:rtl w:val="1"/>
           <w:rFonts w:cs="Calibri"/>
-          <w:szCs w:val="24"/>
+          <w:szCs w:val="22"/>
         </w:rPr>
         <w:t>البندري ‏(Al-Bandari)‏ – 4/4</w:t>
       </w:r>
@@ -22339,19 +22339,19 @@
     </w:tbl>
     <w:p>
       <w:pPr>
+        <w:bidi w:val="1"/>
         <w:jc w:val="right"/>
-        <w:bidi w:val="1"/>
         <w:textDirection w:val="lrTb"/>
       </w:pPr>
       <w:r>
         <w:rPr>
           <w:rFonts w:ascii="Calibri" w:hAnsi="Calibri"/>
           <w:b/>
-          <w:color w:val="445588"/>
-          <w:sz w:val="24"/>
+          <w:color w:val="333333"/>
+          <w:sz w:val="22"/>
           <w:rtl w:val="1"/>
           <w:rFonts w:cs="Calibri"/>
-          <w:szCs w:val="24"/>
+          <w:szCs w:val="22"/>
         </w:rPr>
         <w:t>رمبي حريمي ‏(Rambi Harimi)‏ – 4/4</w:t>
       </w:r>
@@ -22644,19 +22644,19 @@
     </w:p>
     <w:p>
       <w:pPr>
+        <w:bidi w:val="1"/>
         <w:jc w:val="right"/>
-        <w:bidi w:val="1"/>
         <w:textDirection w:val="lrTb"/>
       </w:pPr>
       <w:r>
         <w:rPr>
           <w:rFonts w:ascii="Calibri" w:hAnsi="Calibri"/>
           <w:b/>
-          <w:color w:val="445588"/>
-          <w:sz w:val="24"/>
+          <w:color w:val="333333"/>
+          <w:sz w:val="22"/>
           <w:rtl w:val="1"/>
           <w:rFonts w:cs="Calibri"/>
-          <w:szCs w:val="24"/>
+          <w:szCs w:val="22"/>
         </w:rPr>
         <w:t>كوردات الكرد ‏(Chords for Kurd)‏</w:t>
       </w:r>
@@ -23515,19 +23515,19 @@
     </w:p>
     <w:p>
       <w:pPr>
+        <w:bidi w:val="1"/>
         <w:jc w:val="right"/>
-        <w:bidi w:val="1"/>
         <w:textDirection w:val="lrTb"/>
       </w:pPr>
       <w:r>
         <w:rPr>
           <w:rFonts w:ascii="Calibri" w:hAnsi="Calibri"/>
           <w:b/>
-          <w:color w:val="445588"/>
-          <w:sz w:val="24"/>
+          <w:color w:val="333333"/>
+          <w:sz w:val="22"/>
           <w:rtl w:val="1"/>
           <w:rFonts w:cs="Calibri"/>
-          <w:szCs w:val="24"/>
+          <w:szCs w:val="22"/>
         </w:rPr>
         <w:t>تمرین 1: سلم الكرد على D ‏(5 دقائق)‏</w:t>
       </w:r>
@@ -23594,19 +23594,19 @@
     </w:p>
     <w:p>
       <w:pPr>
+        <w:bidi w:val="1"/>
         <w:jc w:val="right"/>
-        <w:bidi w:val="1"/>
         <w:textDirection w:val="lrTb"/>
       </w:pPr>
       <w:r>
         <w:rPr>
           <w:rFonts w:ascii="Calibri" w:hAnsi="Calibri"/>
           <w:b/>
-          <w:color w:val="445588"/>
-          <w:sz w:val="24"/>
+          <w:color w:val="333333"/>
+          <w:sz w:val="22"/>
           <w:rtl w:val="1"/>
           <w:rFonts w:cs="Calibri"/>
-          <w:szCs w:val="24"/>
+          <w:szCs w:val="22"/>
         </w:rPr>
         <w:t>تمرین 2: جنس الكرد ‏(5 دقائق)‏</w:t>
       </w:r>
@@ -23643,19 +23643,19 @@
     </w:p>
     <w:p>
       <w:pPr>
+        <w:bidi w:val="1"/>
         <w:jc w:val="right"/>
-        <w:bidi w:val="1"/>
         <w:textDirection w:val="lrTb"/>
       </w:pPr>
       <w:r>
         <w:rPr>
           <w:rFonts w:ascii="Calibri" w:hAnsi="Calibri"/>
           <w:b/>
-          <w:color w:val="445588"/>
-          <w:sz w:val="24"/>
+          <w:color w:val="333333"/>
+          <w:sz w:val="22"/>
           <w:rtl w:val="1"/>
           <w:rFonts w:cs="Calibri"/>
-          <w:szCs w:val="24"/>
+          <w:szCs w:val="22"/>
         </w:rPr>
         <w:t>تمرین 3: الكرد مع البندري ‏(10 دقائق)‏</w:t>
       </w:r>
@@ -23709,19 +23709,19 @@
     </w:p>
     <w:p>
       <w:pPr>
+        <w:bidi w:val="1"/>
         <w:jc w:val="right"/>
-        <w:bidi w:val="1"/>
         <w:textDirection w:val="lrTb"/>
       </w:pPr>
       <w:r>
         <w:rPr>
           <w:rFonts w:ascii="Calibri" w:hAnsi="Calibri"/>
           <w:b/>
-          <w:color w:val="445588"/>
-          <w:sz w:val="24"/>
+          <w:color w:val="333333"/>
+          <w:sz w:val="22"/>
           <w:rtl w:val="1"/>
           <w:rFonts w:cs="Calibri"/>
-          <w:szCs w:val="24"/>
+          <w:szCs w:val="22"/>
         </w:rPr>
         <w:t>تمرین 4: الكرد مع رمبي حريمي ‏(10 دقائق)‏</w:t>
       </w:r>
@@ -23773,19 +23773,19 @@
     </w:p>
     <w:p>
       <w:pPr>
+        <w:bidi w:val="1"/>
         <w:jc w:val="right"/>
-        <w:bidi w:val="1"/>
         <w:textDirection w:val="lrTb"/>
       </w:pPr>
       <w:r>
         <w:rPr>
           <w:rFonts w:ascii="Calibri" w:hAnsi="Calibri"/>
           <w:b/>
-          <w:color w:val="445588"/>
-          <w:sz w:val="24"/>
+          <w:color w:val="333333"/>
+          <w:sz w:val="22"/>
           <w:rtl w:val="1"/>
           <w:rFonts w:cs="Calibri"/>
-          <w:szCs w:val="24"/>
+          <w:szCs w:val="22"/>
         </w:rPr>
         <w:t>تمرین 5: إضافة كوردات ‏(بونص للمتفوقين)‏</w:t>
       </w:r>
@@ -24519,19 +24519,19 @@
     </w:p>
     <w:p>
       <w:pPr>
+        <w:bidi w:val="1"/>
         <w:jc w:val="right"/>
-        <w:bidi w:val="1"/>
         <w:textDirection w:val="lrTb"/>
       </w:pPr>
       <w:r>
         <w:rPr>
           <w:rFonts w:ascii="Calibri" w:hAnsi="Calibri"/>
           <w:b/>
-          <w:color w:val="445588"/>
-          <w:sz w:val="24"/>
+          <w:color w:val="333333"/>
+          <w:sz w:val="22"/>
           <w:rtl w:val="1"/>
           <w:rFonts w:cs="Calibri"/>
-          <w:szCs w:val="24"/>
+          <w:szCs w:val="22"/>
         </w:rPr>
         <w:t>أسئلة المراجعة</w:t>
       </w:r>
@@ -24589,19 +24589,19 @@
     </w:p>
     <w:p>
       <w:pPr>
+        <w:bidi w:val="1"/>
         <w:jc w:val="right"/>
-        <w:bidi w:val="1"/>
         <w:textDirection w:val="lrTb"/>
       </w:pPr>
       <w:r>
         <w:rPr>
           <w:rFonts w:ascii="Calibri" w:hAnsi="Calibri"/>
           <w:b/>
-          <w:color w:val="445588"/>
-          <w:sz w:val="24"/>
+          <w:color w:val="333333"/>
+          <w:sz w:val="22"/>
           <w:rtl w:val="1"/>
           <w:rFonts w:cs="Calibri"/>
-          <w:szCs w:val="24"/>
+          <w:szCs w:val="22"/>
         </w:rPr>
         <w:t>الواجب المنزلي</w:t>
       </w:r>
@@ -26548,19 +26548,19 @@
     </w:p>
     <w:p>
       <w:pPr>
+        <w:bidi w:val="1"/>
         <w:jc w:val="right"/>
-        <w:bidi w:val="1"/>
         <w:textDirection w:val="lrTb"/>
       </w:pPr>
       <w:r>
         <w:rPr>
           <w:rFonts w:ascii="Calibri" w:hAnsi="Calibri"/>
           <w:b/>
-          <w:color w:val="445588"/>
-          <w:sz w:val="24"/>
+          <w:color w:val="333333"/>
+          <w:sz w:val="22"/>
           <w:rtl w:val="1"/>
           <w:rFonts w:cs="Calibri"/>
-          <w:szCs w:val="24"/>
+          <w:szCs w:val="22"/>
         </w:rPr>
         <w:t>مراجعة مقام الكرد ‏(Kurd Review)‏</w:t>
       </w:r>
@@ -26637,19 +26637,19 @@
     </w:p>
     <w:p>
       <w:pPr>
+        <w:bidi w:val="1"/>
         <w:jc w:val="right"/>
-        <w:bidi w:val="1"/>
         <w:textDirection w:val="lrTb"/>
       </w:pPr>
       <w:r>
         <w:rPr>
           <w:rFonts w:ascii="Calibri" w:hAnsi="Calibri"/>
           <w:b/>
-          <w:color w:val="445588"/>
-          <w:sz w:val="24"/>
+          <w:color w:val="333333"/>
+          <w:sz w:val="22"/>
           <w:rtl w:val="1"/>
           <w:rFonts w:cs="Calibri"/>
-          <w:szCs w:val="24"/>
+          <w:szCs w:val="22"/>
         </w:rPr>
         <w:t>السامري ‏(Al-Sameri)‏ – 4/4</w:t>
       </w:r>
@@ -26916,19 +26916,19 @@
     </w:p>
     <w:p>
       <w:pPr>
+        <w:bidi w:val="1"/>
         <w:jc w:val="right"/>
-        <w:bidi w:val="1"/>
         <w:textDirection w:val="lrTb"/>
       </w:pPr>
       <w:r>
         <w:rPr>
           <w:rFonts w:ascii="Calibri" w:hAnsi="Calibri"/>
           <w:b/>
-          <w:color w:val="445588"/>
-          <w:sz w:val="24"/>
+          <w:color w:val="333333"/>
+          <w:sz w:val="22"/>
           <w:rtl w:val="1"/>
           <w:rFonts w:cs="Calibri"/>
-          <w:szCs w:val="24"/>
+          <w:szCs w:val="22"/>
         </w:rPr>
         <w:t>الينبعاوي ‏(Al-Yanbawi)‏ – 4/4</w:t>
       </w:r>
@@ -27221,19 +27221,19 @@
     </w:p>
     <w:p>
       <w:pPr>
+        <w:bidi w:val="1"/>
         <w:jc w:val="right"/>
-        <w:bidi w:val="1"/>
         <w:textDirection w:val="lrTb"/>
       </w:pPr>
       <w:r>
         <w:rPr>
           <w:rFonts w:ascii="Calibri" w:hAnsi="Calibri"/>
           <w:b/>
-          <w:color w:val="445588"/>
-          <w:sz w:val="24"/>
+          <w:color w:val="333333"/>
+          <w:sz w:val="22"/>
           <w:rtl w:val="1"/>
           <w:rFonts w:cs="Calibri"/>
-          <w:szCs w:val="24"/>
+          <w:szCs w:val="22"/>
         </w:rPr>
         <w:t>الفرق بين السامري والينبعاوي</w:t>
       </w:r>
@@ -27630,19 +27630,19 @@
     </w:tbl>
     <w:p>
       <w:pPr>
+        <w:bidi w:val="1"/>
         <w:jc w:val="right"/>
-        <w:bidi w:val="1"/>
         <w:textDirection w:val="lrTb"/>
       </w:pPr>
       <w:r>
         <w:rPr>
           <w:rFonts w:ascii="Calibri" w:hAnsi="Calibri"/>
           <w:b/>
-          <w:color w:val="445588"/>
-          <w:sz w:val="24"/>
+          <w:color w:val="333333"/>
+          <w:sz w:val="22"/>
           <w:rtl w:val="1"/>
           <w:rFonts w:cs="Calibri"/>
-          <w:szCs w:val="24"/>
+          <w:szCs w:val="22"/>
         </w:rPr>
         <w:t>الـ Slur ‏(الربطة التعبيرية)‏</w:t>
       </w:r>
@@ -27730,19 +27730,19 @@
     </w:p>
     <w:p>
       <w:pPr>
+        <w:bidi w:val="1"/>
         <w:jc w:val="right"/>
-        <w:bidi w:val="1"/>
         <w:textDirection w:val="lrTb"/>
       </w:pPr>
       <w:r>
         <w:rPr>
           <w:rFonts w:ascii="Calibri" w:hAnsi="Calibri"/>
           <w:b/>
-          <w:color w:val="445588"/>
-          <w:sz w:val="24"/>
+          <w:color w:val="333333"/>
+          <w:sz w:val="22"/>
           <w:rtl w:val="1"/>
           <w:rFonts w:cs="Calibri"/>
-          <w:szCs w:val="24"/>
+          <w:szCs w:val="22"/>
         </w:rPr>
         <w:t>تمرین 1: سلم الكرد مع Slurs ‏(5 دقائق)‏</w:t>
       </w:r>
@@ -27819,19 +27819,19 @@
     </w:p>
     <w:p>
       <w:pPr>
+        <w:bidi w:val="1"/>
         <w:jc w:val="right"/>
-        <w:bidi w:val="1"/>
         <w:textDirection w:val="lrTb"/>
       </w:pPr>
       <w:r>
         <w:rPr>
           <w:rFonts w:ascii="Calibri" w:hAnsi="Calibri"/>
           <w:b/>
-          <w:color w:val="445588"/>
-          <w:sz w:val="24"/>
+          <w:color w:val="333333"/>
+          <w:sz w:val="22"/>
           <w:rtl w:val="1"/>
           <w:rFonts w:cs="Calibri"/>
-          <w:szCs w:val="24"/>
+          <w:szCs w:val="22"/>
         </w:rPr>
         <w:t>تمرین 2: الكرد مع السامري ‏(10 دقائق)‏</w:t>
       </w:r>
@@ -27907,19 +27907,19 @@
     </w:p>
     <w:p>
       <w:pPr>
+        <w:bidi w:val="1"/>
         <w:jc w:val="right"/>
-        <w:bidi w:val="1"/>
         <w:textDirection w:val="lrTb"/>
       </w:pPr>
       <w:r>
         <w:rPr>
           <w:rFonts w:ascii="Calibri" w:hAnsi="Calibri"/>
           <w:b/>
-          <w:color w:val="445588"/>
-          <w:sz w:val="24"/>
+          <w:color w:val="333333"/>
+          <w:sz w:val="22"/>
           <w:rtl w:val="1"/>
           <w:rFonts w:cs="Calibri"/>
-          <w:szCs w:val="24"/>
+          <w:szCs w:val="22"/>
         </w:rPr>
         <w:t>تمرین 3: الكرد مع الينبعاوي ‏(10 دقائق)‏</w:t>
       </w:r>
@@ -27973,19 +27973,19 @@
     </w:p>
     <w:p>
       <w:pPr>
+        <w:bidi w:val="1"/>
         <w:jc w:val="right"/>
-        <w:bidi w:val="1"/>
         <w:textDirection w:val="lrTb"/>
       </w:pPr>
       <w:r>
         <w:rPr>
           <w:rFonts w:ascii="Calibri" w:hAnsi="Calibri"/>
           <w:b/>
-          <w:color w:val="445588"/>
-          <w:sz w:val="24"/>
+          <w:color w:val="333333"/>
+          <w:sz w:val="22"/>
           <w:rtl w:val="1"/>
           <w:rFonts w:cs="Calibri"/>
-          <w:szCs w:val="24"/>
+          <w:szCs w:val="22"/>
         </w:rPr>
         <w:t>تمرین 4: دمج السامري والينبعاوي ‏(5 دقائق)‏</w:t>
       </w:r>
@@ -28703,19 +28703,19 @@
     </w:p>
     <w:p>
       <w:pPr>
+        <w:bidi w:val="1"/>
         <w:jc w:val="right"/>
-        <w:bidi w:val="1"/>
         <w:textDirection w:val="lrTb"/>
       </w:pPr>
       <w:r>
         <w:rPr>
           <w:rFonts w:ascii="Calibri" w:hAnsi="Calibri"/>
           <w:b/>
-          <w:color w:val="445588"/>
-          <w:sz w:val="24"/>
+          <w:color w:val="333333"/>
+          <w:sz w:val="22"/>
           <w:rtl w:val="1"/>
           <w:rFonts w:cs="Calibri"/>
-          <w:szCs w:val="24"/>
+          <w:szCs w:val="22"/>
         </w:rPr>
         <w:t>أسئلة المراجعة</w:t>
       </w:r>
@@ -28773,19 +28773,19 @@
     </w:p>
     <w:p>
       <w:pPr>
+        <w:bidi w:val="1"/>
         <w:jc w:val="right"/>
-        <w:bidi w:val="1"/>
         <w:textDirection w:val="lrTb"/>
       </w:pPr>
       <w:r>
         <w:rPr>
           <w:rFonts w:ascii="Calibri" w:hAnsi="Calibri"/>
           <w:b/>
-          <w:color w:val="445588"/>
-          <w:sz w:val="24"/>
+          <w:color w:val="333333"/>
+          <w:sz w:val="22"/>
           <w:rtl w:val="1"/>
           <w:rFonts w:cs="Calibri"/>
-          <w:szCs w:val="24"/>
+          <w:szCs w:val="22"/>
         </w:rPr>
         <w:t>الواجب المنزلي</w:t>
       </w:r>
@@ -30738,19 +30738,19 @@
     </w:p>
     <w:p>
       <w:pPr>
+        <w:bidi w:val="1"/>
         <w:jc w:val="right"/>
-        <w:bidi w:val="1"/>
         <w:textDirection w:val="lrTb"/>
       </w:pPr>
       <w:r>
         <w:rPr>
           <w:rFonts w:ascii="Calibri" w:hAnsi="Calibri"/>
           <w:b/>
-          <w:color w:val="445588"/>
-          <w:sz w:val="24"/>
+          <w:color w:val="333333"/>
+          <w:sz w:val="22"/>
           <w:rtl w:val="1"/>
           <w:rFonts w:cs="Calibri"/>
-          <w:szCs w:val="24"/>
+          <w:szCs w:val="22"/>
         </w:rPr>
         <w:t>الإيقاعات العراقية – مراجعة | Iraqi Rhythms – Review</w:t>
       </w:r>
@@ -32187,19 +32187,19 @@
     </w:p>
     <w:p>
       <w:pPr>
+        <w:bidi w:val="1"/>
         <w:jc w:val="right"/>
-        <w:bidi w:val="1"/>
         <w:textDirection w:val="lrTb"/>
       </w:pPr>
       <w:r>
         <w:rPr>
           <w:rFonts w:ascii="Calibri" w:hAnsi="Calibri"/>
           <w:b/>
-          <w:color w:val="445588"/>
-          <w:sz w:val="24"/>
+          <w:color w:val="333333"/>
+          <w:sz w:val="22"/>
           <w:rtl w:val="1"/>
           <w:rFonts w:cs="Calibri"/>
-          <w:szCs w:val="24"/>
+          <w:szCs w:val="22"/>
         </w:rPr>
         <w:t>مقام الكرد – مراجعة سريعة</w:t>
       </w:r>
@@ -32249,19 +32249,19 @@
     </w:p>
     <w:p>
       <w:pPr>
+        <w:bidi w:val="1"/>
         <w:jc w:val="right"/>
-        <w:bidi w:val="1"/>
         <w:textDirection w:val="lrTb"/>
       </w:pPr>
       <w:r>
         <w:rPr>
           <w:rFonts w:ascii="Calibri" w:hAnsi="Calibri"/>
           <w:b/>
-          <w:color w:val="445588"/>
-          <w:sz w:val="24"/>
+          <w:color w:val="333333"/>
+          <w:sz w:val="22"/>
           <w:rtl w:val="1"/>
           <w:rFonts w:cs="Calibri"/>
-          <w:szCs w:val="24"/>
+          <w:szCs w:val="22"/>
         </w:rPr>
         <w:t>تمرين 1: كتابة إيقاعات العراقية الخمسة ‏(10 دقائق)‏</w:t>
       </w:r>
@@ -32527,19 +32527,19 @@
     </w:p>
     <w:p>
       <w:pPr>
+        <w:bidi w:val="1"/>
         <w:jc w:val="right"/>
-        <w:bidi w:val="1"/>
         <w:textDirection w:val="lrTb"/>
       </w:pPr>
       <w:r>
         <w:rPr>
           <w:rFonts w:ascii="Calibri" w:hAnsi="Calibri"/>
           <w:b/>
-          <w:color w:val="445588"/>
-          <w:sz w:val="24"/>
+          <w:color w:val="333333"/>
+          <w:sz w:val="22"/>
           <w:rtl w:val="1"/>
           <w:rFonts w:cs="Calibri"/>
-          <w:szCs w:val="24"/>
+          <w:szCs w:val="22"/>
         </w:rPr>
         <w:t>تمرين 2: إيقاع الليوا الجديد ‏(Liwa)‏ – 2/4 ‏(10 دقائق)‏</w:t>
       </w:r>
@@ -32698,19 +32698,19 @@
     </w:p>
     <w:p>
       <w:pPr>
+        <w:bidi w:val="1"/>
         <w:jc w:val="right"/>
-        <w:bidi w:val="1"/>
         <w:textDirection w:val="lrTb"/>
       </w:pPr>
       <w:r>
         <w:rPr>
           <w:rFonts w:ascii="Calibri" w:hAnsi="Calibri"/>
           <w:b/>
-          <w:color w:val="445588"/>
-          <w:sz w:val="24"/>
+          <w:color w:val="333333"/>
+          <w:sz w:val="22"/>
           <w:rtl w:val="1"/>
           <w:rFonts w:cs="Calibri"/>
-          <w:szCs w:val="24"/>
+          <w:szCs w:val="22"/>
         </w:rPr>
         <w:t>تمرين 3: مقطوعة متكاملة – إيقاعان عراقيان ‏(10 دقائق)‏</w:t>
       </w:r>

--- a/docx_output_v2/Sibelius-Semester2-Part2-Lessons-41-48.docx
+++ b/docx_output_v2/Sibelius-Semester2-Part2-Lessons-41-48.docx
@@ -921,14 +921,15 @@
       <w:r>
         <w:rPr>
           <w:rFonts w:ascii="Calibri" w:hAnsi="Calibri"/>
-          <w:b/>
-          <w:color w:val="333333"/>
+          <w:b w:val="0"/>
           <w:sz w:val="22"/>
           <w:rtl w:val="1"/>
           <w:rFonts w:cs="Calibri"/>
           <w:szCs w:val="22"/>
         </w:rPr>
         <w:t>مقام الحجاز ‏(Hijaz)‏</w:t>
+        <w:br/>
+        <w:t>الحجاز من أشهر المقامات العربية وأكثرها تميزاً، بطابعه الشرقي القوي.</w:t>
       </w:r>
     </w:p>
     <w:p>
@@ -946,7 +947,13 @@
           <w:rFonts w:cs="Calibri"/>
           <w:szCs w:val="22"/>
         </w:rPr>
-        <w:t>الحجاز من أشهر المقامات العربية وأكثرها تميزاً، بطابعه الشرقي القوي.</w:t>
+        <w:t>سلم الحجاز على D ‏(الأكثر شيوعاً)‏</w:t>
+        <w:br/>
+        <w:t>```</w:t>
+        <w:br/>
+        <w:t>D ──H── E♭ ──A2── F♯ ──H── G ──W── A ──H── B♭ ──A2── C♯ ──H── D</w:t>
+        <w:br/>
+        <w:t>```</w:t>
       </w:r>
     </w:p>
     <w:p>
@@ -958,86 +965,17 @@
       <w:r>
         <w:rPr>
           <w:rFonts w:ascii="Calibri" w:hAnsi="Calibri"/>
-          <w:b/>
-          <w:color w:val="333333"/>
-          <w:sz w:val="22"/>
-          <w:rtl w:val="1"/>
-          <w:rFonts w:cs="Calibri"/>
-          <w:szCs w:val="22"/>
-        </w:rPr>
-        <w:t>سلم الحجاز على D ‏(الأكثر شيوعاً)‏</w:t>
-      </w:r>
-    </w:p>
-    <w:p>
-      <w:pPr>
-        <w:bidi w:val="1"/>
-        <w:jc w:val="right"/>
-        <w:textDirection w:val="lrTb"/>
-        <w:shd w:fill="F5F5F5" w:val="clear"/>
-      </w:pPr>
-      <w:r>
-        <w:rPr>
-          <w:rFonts w:ascii="Courier New" w:hAnsi="Courier New"/>
-          <w:color w:val="333333"/>
-          <w:sz w:val="18"/>
-          <w:rtl w:val="1"/>
-          <w:rFonts w:cs="Calibri"/>
-          <w:szCs w:val="18"/>
-        </w:rPr>
-        <w:t>D ──H── E♭ ──A2── F♯ ──H── G ──W── A ──H── B♭ ──A2── C♯ ──H── D</w:t>
-      </w:r>
-    </w:p>
-    <w:p>
-      <w:pPr>
-        <w:bidi w:val="1"/>
-        <w:jc w:val="right"/>
-        <w:textDirection w:val="lrTb"/>
-      </w:pPr>
-      <w:r>
-        <w:rPr>
-          <w:rFonts w:ascii="Calibri" w:hAnsi="Calibri"/>
-          <w:b/>
-          <w:color w:val="333333"/>
+          <w:b w:val="0"/>
           <w:sz w:val="22"/>
           <w:rtl w:val="1"/>
           <w:rFonts w:cs="Calibri"/>
           <w:szCs w:val="22"/>
         </w:rPr>
         <w:t>الفاصلة المميزة: Augmented Second ‏(A2)‏</w:t>
-      </w:r>
-    </w:p>
-    <w:p>
-      <w:pPr>
-        <w:bidi w:val="1"/>
-        <w:jc w:val="right"/>
-        <w:textDirection w:val="lrTb"/>
-      </w:pPr>
-      <w:r>
-        <w:rPr>
-          <w:rFonts w:ascii="Calibri" w:hAnsi="Calibri"/>
-          <w:sz w:val="22"/>
-          <w:rtl w:val="1"/>
-          <w:rFonts w:cs="Calibri"/>
-          <w:szCs w:val="22"/>
-        </w:rPr>
-        <w:t>• E♭ → F♯ = 3 Semitones ‏(Augmented Second)‏</w:t>
-      </w:r>
-    </w:p>
-    <w:p>
-      <w:pPr>
-        <w:bidi w:val="1"/>
-        <w:jc w:val="right"/>
-        <w:textDirection w:val="lrTb"/>
-      </w:pPr>
-      <w:r>
-        <w:rPr>
-          <w:rFonts w:ascii="Calibri" w:hAnsi="Calibri"/>
-          <w:sz w:val="22"/>
-          <w:rtl w:val="1"/>
-          <w:rFonts w:cs="Calibri"/>
-          <w:szCs w:val="22"/>
-        </w:rPr>
-        <w:t>• هذه الفاصلة هي "روح" الحجاز</w:t>
+        <w:br/>
+        <w:t>- E♭ → F♯ = 3 Semitones ‏(Augmented Second)‏</w:t>
+        <w:br/>
+        <w:t>- هذه الفاصلة هي "روح" الحجاز</w:t>
       </w:r>
     </w:p>
     <w:p>
@@ -1050,7 +988,6 @@
         <w:rPr>
           <w:rFonts w:ascii="Calibri" w:hAnsi="Calibri"/>
           <w:b/>
-          <w:color w:val="333333"/>
           <w:sz w:val="22"/>
           <w:rtl w:val="1"/>
           <w:rFonts w:cs="Calibri"/>
@@ -1748,31 +1685,14 @@
       <w:r>
         <w:rPr>
           <w:rFonts w:ascii="Calibri" w:hAnsi="Calibri"/>
-          <w:b/>
-          <w:color w:val="333333"/>
+          <w:b w:val="0"/>
           <w:sz w:val="22"/>
           <w:rtl w:val="1"/>
           <w:rFonts w:cs="Calibri"/>
           <w:szCs w:val="22"/>
         </w:rPr>
         <w:t>رمبي حريمي ‏(Rambi Harimi)‏ – 4/4</w:t>
-      </w:r>
-    </w:p>
-    <w:p>
-      <w:pPr>
-        <w:bidi w:val="1"/>
-        <w:jc w:val="right"/>
-        <w:textDirection w:val="lrTb"/>
-      </w:pPr>
-      <w:r>
-        <w:rPr>
-          <w:rFonts w:ascii="Calibri" w:hAnsi="Calibri"/>
-          <w:b w:val="0"/>
-          <w:sz w:val="22"/>
-          <w:rtl w:val="1"/>
-          <w:rFonts w:cs="Calibri"/>
-          <w:szCs w:val="22"/>
-        </w:rPr>
+        <w:br/>
         <w:t>إيقاع خليجي بطيء، يستخدم في الأغاني الحزينة.</w:t>
       </w:r>
     </w:p>
@@ -1804,71 +1724,27 @@
       <w:r>
         <w:rPr>
           <w:rFonts w:ascii="Calibri" w:hAnsi="Calibri"/>
-          <w:b/>
-          <w:color w:val="333333"/>
+          <w:b w:val="0"/>
           <w:sz w:val="22"/>
           <w:rtl w:val="1"/>
           <w:rFonts w:cs="Calibri"/>
           <w:szCs w:val="22"/>
         </w:rPr>
         <w:t>تمرين 1: سلم الحجاز ‏(10 دقائق)‏</w:t>
-      </w:r>
-    </w:p>
-    <w:p>
-      <w:pPr>
-        <w:bidi w:val="1"/>
-        <w:jc w:val="right"/>
-        <w:textDirection w:val="lrTb"/>
-      </w:pPr>
-      <w:r>
-        <w:rPr>
-          <w:rFonts w:ascii="Calibri" w:hAnsi="Calibri"/>
-          <w:sz w:val="22"/>
-          <w:rtl w:val="1"/>
-          <w:rFonts w:cs="Calibri"/>
-          <w:szCs w:val="22"/>
-        </w:rPr>
-        <w:t>Sibelius → Treble Clef → 4/4</w:t>
-      </w:r>
-    </w:p>
-    <w:p>
-      <w:pPr>
-        <w:bidi w:val="1"/>
-        <w:jc w:val="right"/>
-        <w:textDirection w:val="lrTb"/>
-      </w:pPr>
-      <w:r>
-        <w:rPr>
-          <w:rFonts w:ascii="Calibri" w:hAnsi="Calibri"/>
-          <w:sz w:val="22"/>
-          <w:rtl w:val="1"/>
-          <w:rFonts w:cs="Calibri"/>
-          <w:szCs w:val="22"/>
-        </w:rPr>
-        <w:t>اكتب سلم الحجاز على D:</w:t>
-      </w:r>
-    </w:p>
-    <w:p>
-      <w:pPr>
-        <w:bidi w:val="1"/>
-        <w:jc w:val="right"/>
-        <w:textDirection w:val="lrTb"/>
-        <w:shd w:fill="F5F5F5" w:val="clear"/>
-      </w:pPr>
-      <w:r>
-        <w:rPr>
-          <w:rFonts w:ascii="Courier New" w:hAnsi="Courier New"/>
-          <w:color w:val="333333"/>
-          <w:sz w:val="18"/>
-          <w:rtl w:val="1"/>
-          <w:rFonts w:cs="Calibri"/>
-          <w:szCs w:val="18"/>
-        </w:rPr>
+        <w:br/>
+        <w:t>1. Sibelius → Treble Clef → 4/4</w:t>
+        <w:br/>
+        <w:t>2. اكتب سلم الحجاز على D:</w:t>
+        <w:br/>
+        <w:t>```</w:t>
+        <w:br/>
         <w:t>مازورة 1: D E♭ F♯ G | A B♭ C♯ D | ‏(صعود)‏</w:t>
         <w:br/>
         <w:t>مازورة 2: D C♯ B♭ A | G F♯ E♭ D | ‏(نزول)‏</w:t>
         <w:br/>
         <w:t>مازورة 3-4: كرر</w:t>
+        <w:br/>
+        <w:t>```</w:t>
       </w:r>
     </w:p>
     <w:p>
@@ -1898,14 +1774,23 @@
       <w:r>
         <w:rPr>
           <w:rFonts w:ascii="Calibri" w:hAnsi="Calibri"/>
-          <w:b/>
-          <w:color w:val="333333"/>
+          <w:b w:val="0"/>
           <w:sz w:val="22"/>
           <w:rtl w:val="1"/>
           <w:rFonts w:cs="Calibri"/>
           <w:szCs w:val="22"/>
         </w:rPr>
         <w:t>تمرين 2: جنس الحجاز ‏(10 دقائق)‏</w:t>
+        <w:br/>
+        <w:t>```</w:t>
+        <w:br/>
+        <w:t>جنس حجاز على D: D E♭ F♯ G</w:t>
+        <w:br/>
+        <w:t>مازورة 1: D E♭ F♯ G | D E♭ F♯ G |</w:t>
+        <w:br/>
+        <w:t>مازورة 2: G F♯ E♭ D | G F♯ E♭ D |</w:t>
+        <w:br/>
+        <w:t>```</w:t>
       </w:r>
     </w:p>
     <w:p>
@@ -1913,87 +1798,21 @@
         <w:bidi w:val="1"/>
         <w:jc w:val="right"/>
         <w:textDirection w:val="lrTb"/>
-        <w:shd w:fill="F5F5F5" w:val="clear"/>
-      </w:pPr>
-      <w:r>
-        <w:rPr>
-          <w:rFonts w:ascii="Courier New" w:hAnsi="Courier New"/>
-          <w:color w:val="333333"/>
-          <w:sz w:val="18"/>
-          <w:rtl w:val="1"/>
-          <w:rFonts w:cs="Calibri"/>
-          <w:szCs w:val="18"/>
-        </w:rPr>
-        <w:t>جنس حجاز على D: D E♭ F♯ G</w:t>
-        <w:br/>
-        <w:t>مازورة 1: D E♭ F♯ G | D E♭ F♯ G |</w:t>
-        <w:br/>
-        <w:t>مازورة 2: G F♯ E♭ D | G F♯ E♭ D |</w:t>
-      </w:r>
-    </w:p>
-    <w:p>
-      <w:pPr>
-        <w:bidi w:val="1"/>
-        <w:jc w:val="right"/>
-        <w:textDirection w:val="lrTb"/>
       </w:pPr>
       <w:r>
         <w:rPr>
           <w:rFonts w:ascii="Calibri" w:hAnsi="Calibri"/>
-          <w:b/>
-          <w:color w:val="333333"/>
+          <w:b w:val="0"/>
           <w:sz w:val="22"/>
           <w:rtl w:val="1"/>
           <w:rFonts w:cs="Calibri"/>
           <w:szCs w:val="22"/>
         </w:rPr>
         <w:t>تمرين 3: الحجاز مع خبيتي ‏(10 دقائق)‏</w:t>
-      </w:r>
-    </w:p>
-    <w:p>
-      <w:pPr>
-        <w:bidi w:val="1"/>
-        <w:jc w:val="right"/>
-        <w:textDirection w:val="lrTb"/>
-        <w:shd w:fill="F5F5F5" w:val="clear"/>
-      </w:pPr>
-      <w:r>
-        <w:rPr>
-          <w:rFonts w:ascii="Courier New" w:hAnsi="Courier New"/>
-          <w:color w:val="333333"/>
-          <w:sz w:val="18"/>
-          <w:rtl w:val="1"/>
-          <w:rFonts w:cs="Calibri"/>
-          <w:szCs w:val="18"/>
-        </w:rPr>
+        <w:br/>
+        <w:t>```</w:t>
+        <w:br/>
         <w:t>مازورة 1-2 ‏(خبيتي, 2/4)‏:</w:t>
-        <w:br/>
-        <w:t>| D ‏(Noire)‏ | ‏(Rest)‏ |  ‏(DUM -)‏</w:t>
-        <w:br/>
-        <w:t>| E♭ ‏(Croche)‏ F♯ ‏(Croche)‏ | G ‏(Croche)‏ A ‏(Croche)‏ |  ‏(TAK TAK)‏</w:t>
-        <w:br/>
-        <w:t>مازورة 3-4: | B♭ ‏(Noire)‏ | C♯ ‏(Noire)‏ |</w:t>
-        <w:br/>
-        <w:t>| D ‏(Blanche)‏ | ‏(Rest)‏ |</w:t>
-      </w:r>
-    </w:p>
-    <w:p>
-      <w:pPr>
-        <w:jc w:val="right"/>
-        <w:bidi w:val="1"/>
-        <w:textDirection w:val="lrTb"/>
-      </w:pPr>
-      <w:r>
-        <w:rPr>
-          <w:rFonts w:ascii="Calibri" w:hAnsi="Calibri"/>
-          <w:b/>
-          <w:color w:val="34497E"/>
-          <w:sz w:val="28"/>
-          <w:rtl w:val="1"/>
-          <w:rFonts w:cs="Calibri"/>
-          <w:szCs w:val="28"/>
-        </w:rPr>
-        <w:t>3. اختصارات Sibelius ‏(5 min)‏</w:t>
       </w:r>
     </w:p>
     <w:tbl>
@@ -2038,7 +1857,7 @@
                 <w:rFonts w:cs="Calibri"/>
                 <w:szCs w:val="18"/>
               </w:rPr>
-              <w:t>#</w:t>
+              <w:t>D ‏(Noire)‏</w:t>
             </w:r>
           </w:p>
         </w:tc>
@@ -2064,7 +1883,7 @@
                 <w:rFonts w:cs="Calibri"/>
                 <w:szCs w:val="18"/>
               </w:rPr>
-              <w:t>الاختصار</w:t>
+              <w:t>‏(Rest)‏</w:t>
             </w:r>
           </w:p>
         </w:tc>
@@ -2090,7 +1909,7 @@
                 <w:rFonts w:cs="Calibri"/>
                 <w:szCs w:val="18"/>
               </w:rPr>
-              <w:t>الوظيفة</w:t>
+              <w:t>‏(DUM -)‏</w:t>
             </w:r>
           </w:p>
         </w:tc>
@@ -2115,7 +1934,7 @@
                 <w:rFonts w:cs="Calibri"/>
                 <w:szCs w:val="18"/>
               </w:rPr>
-              <w:t>1</w:t>
+              <w:t>E♭ ‏(Croche)‏ F♯ ‏(Croche)‏</w:t>
             </w:r>
           </w:p>
         </w:tc>
@@ -2138,7 +1957,7 @@
                 <w:rFonts w:cs="Calibri"/>
                 <w:szCs w:val="18"/>
               </w:rPr>
-              <w:t>Ctrl+Shift+A</w:t>
+              <w:t>G ‏(Croche)‏ A ‏(Croche)‏</w:t>
             </w:r>
           </w:p>
         </w:tc>
@@ -2161,321 +1980,12 @@
                 <w:rFonts w:cs="Calibri"/>
                 <w:szCs w:val="18"/>
               </w:rPr>
-              <w:t>إضافة Accidental على دفعة واحدة</w:t>
-            </w:r>
-          </w:p>
-        </w:tc>
-      </w:tr>
-      <w:tr>
-        <w:tc>
-          <w:tcPr>
-            <w:tcW w:type="dxa" w:w="3024"/>
-            <w:shd w:fill="F0F4FF" w:val="clear"/>
-          </w:tcPr>
-          <w:p>
-            <w:pPr>
-              <w:jc w:val="right"/>
-              <w:bidi w:val="1"/>
-              <w:textDirection w:val="lrTb"/>
-            </w:pPr>
-            <w:r/>
-            <w:r>
-              <w:rPr>
-                <w:rFonts w:ascii="Calibri" w:hAnsi="Calibri"/>
-                <w:sz w:val="18"/>
-                <w:rtl w:val="1"/>
-                <w:rFonts w:cs="Calibri"/>
-                <w:szCs w:val="18"/>
-              </w:rPr>
-              <w:t>2</w:t>
-            </w:r>
-          </w:p>
-        </w:tc>
-        <w:tc>
-          <w:tcPr>
-            <w:tcW w:type="dxa" w:w="3024"/>
-            <w:shd w:fill="F0F4FF" w:val="clear"/>
-          </w:tcPr>
-          <w:p>
-            <w:pPr>
-              <w:jc w:val="right"/>
-              <w:bidi w:val="1"/>
-              <w:textDirection w:val="lrTb"/>
-            </w:pPr>
-            <w:r/>
-            <w:r>
-              <w:rPr>
-                <w:rFonts w:ascii="Calibri" w:hAnsi="Calibri"/>
-                <w:sz w:val="18"/>
-                <w:rtl w:val="1"/>
-                <w:rFonts w:cs="Calibri"/>
-                <w:szCs w:val="18"/>
-              </w:rPr>
-              <w:t>Ctrl+Shift+9</w:t>
-            </w:r>
-          </w:p>
-        </w:tc>
-        <w:tc>
-          <w:tcPr>
-            <w:tcW w:type="dxa" w:w="3024"/>
-            <w:shd w:fill="F0F4FF" w:val="clear"/>
-          </w:tcPr>
-          <w:p>
-            <w:pPr>
-              <w:jc w:val="right"/>
-              <w:bidi w:val="1"/>
-              <w:textDirection w:val="lrTb"/>
-            </w:pPr>
-            <w:r/>
-            <w:r>
-              <w:rPr>
-                <w:rFonts w:ascii="Calibri" w:hAnsi="Calibri"/>
-                <w:sz w:val="18"/>
-                <w:rtl w:val="1"/>
-                <w:rFonts w:cs="Calibri"/>
-                <w:szCs w:val="18"/>
-              </w:rPr>
-              <w:t>إظهار Microtones</w:t>
-            </w:r>
-          </w:p>
-        </w:tc>
-      </w:tr>
-      <w:tr>
-        <w:tc>
-          <w:tcPr>
-            <w:tcW w:type="dxa" w:w="3024"/>
-          </w:tcPr>
-          <w:p>
-            <w:pPr>
-              <w:jc w:val="right"/>
-              <w:bidi w:val="1"/>
-              <w:textDirection w:val="lrTb"/>
-            </w:pPr>
-            <w:r/>
-            <w:r>
-              <w:rPr>
-                <w:rFonts w:ascii="Calibri" w:hAnsi="Calibri"/>
-                <w:sz w:val="18"/>
-                <w:rtl w:val="1"/>
-                <w:rFonts w:cs="Calibri"/>
-                <w:szCs w:val="18"/>
-              </w:rPr>
-              <w:t>3</w:t>
-            </w:r>
-          </w:p>
-        </w:tc>
-        <w:tc>
-          <w:tcPr>
-            <w:tcW w:type="dxa" w:w="3024"/>
-          </w:tcPr>
-          <w:p>
-            <w:pPr>
-              <w:jc w:val="right"/>
-              <w:bidi w:val="1"/>
-              <w:textDirection w:val="lrTb"/>
-            </w:pPr>
-            <w:r/>
-            <w:r>
-              <w:rPr>
-                <w:rFonts w:ascii="Calibri" w:hAnsi="Calibri"/>
-                <w:sz w:val="18"/>
-                <w:rtl w:val="1"/>
-                <w:rFonts w:cs="Calibri"/>
-                <w:szCs w:val="18"/>
-              </w:rPr>
-              <w:t>Alt+Shift+↑/↓</w:t>
-            </w:r>
-          </w:p>
-        </w:tc>
-        <w:tc>
-          <w:tcPr>
-            <w:tcW w:type="dxa" w:w="3024"/>
-          </w:tcPr>
-          <w:p>
-            <w:pPr>
-              <w:jc w:val="right"/>
-              <w:bidi w:val="1"/>
-              <w:textDirection w:val="lrTb"/>
-            </w:pPr>
-            <w:r/>
-            <w:r>
-              <w:rPr>
-                <w:rFonts w:ascii="Calibri" w:hAnsi="Calibri"/>
-                <w:sz w:val="18"/>
-                <w:rtl w:val="1"/>
-                <w:rFonts w:cs="Calibri"/>
-                <w:szCs w:val="18"/>
-              </w:rPr>
-              <w:t>تغيير موضع Accidental</w:t>
-            </w:r>
-          </w:p>
-        </w:tc>
-      </w:tr>
-      <w:tr>
-        <w:tc>
-          <w:tcPr>
-            <w:tcW w:type="dxa" w:w="3024"/>
-            <w:shd w:fill="F0F4FF" w:val="clear"/>
-          </w:tcPr>
-          <w:p>
-            <w:pPr>
-              <w:jc w:val="right"/>
-              <w:bidi w:val="1"/>
-              <w:textDirection w:val="lrTb"/>
-            </w:pPr>
-            <w:r/>
-            <w:r>
-              <w:rPr>
-                <w:rFonts w:ascii="Calibri" w:hAnsi="Calibri"/>
-                <w:sz w:val="18"/>
-                <w:rtl w:val="1"/>
-                <w:rFonts w:cs="Calibri"/>
-                <w:szCs w:val="18"/>
-              </w:rPr>
-              <w:t>4</w:t>
-            </w:r>
-          </w:p>
-        </w:tc>
-        <w:tc>
-          <w:tcPr>
-            <w:tcW w:type="dxa" w:w="3024"/>
-            <w:shd w:fill="F0F4FF" w:val="clear"/>
-          </w:tcPr>
-          <w:p>
-            <w:pPr>
-              <w:jc w:val="right"/>
-              <w:bidi w:val="1"/>
-              <w:textDirection w:val="lrTb"/>
-            </w:pPr>
-            <w:r/>
-            <w:r>
-              <w:rPr>
-                <w:rFonts w:ascii="Calibri" w:hAnsi="Calibri"/>
-                <w:sz w:val="18"/>
-                <w:rtl w:val="1"/>
-                <w:rFonts w:cs="Calibri"/>
-                <w:szCs w:val="18"/>
-              </w:rPr>
-              <w:t>Ctrl+Shift+0</w:t>
-            </w:r>
-          </w:p>
-        </w:tc>
-        <w:tc>
-          <w:tcPr>
-            <w:tcW w:type="dxa" w:w="3024"/>
-            <w:shd w:fill="F0F4FF" w:val="clear"/>
-          </w:tcPr>
-          <w:p>
-            <w:pPr>
-              <w:jc w:val="right"/>
-              <w:bidi w:val="1"/>
-              <w:textDirection w:val="lrTb"/>
-            </w:pPr>
-            <w:r/>
-            <w:r>
-              <w:rPr>
-                <w:rFonts w:ascii="Calibri" w:hAnsi="Calibri"/>
-                <w:sz w:val="18"/>
-                <w:rtl w:val="1"/>
-                <w:rFonts w:cs="Calibri"/>
-                <w:szCs w:val="18"/>
-              </w:rPr>
-              <w:t>إعادة ضبط النوتة</w:t>
-            </w:r>
-          </w:p>
-        </w:tc>
-      </w:tr>
-      <w:tr>
-        <w:tc>
-          <w:tcPr>
-            <w:tcW w:type="dxa" w:w="3024"/>
-          </w:tcPr>
-          <w:p>
-            <w:pPr>
-              <w:jc w:val="right"/>
-              <w:bidi w:val="1"/>
-              <w:textDirection w:val="lrTb"/>
-            </w:pPr>
-            <w:r/>
-            <w:r>
-              <w:rPr>
-                <w:rFonts w:ascii="Calibri" w:hAnsi="Calibri"/>
-                <w:sz w:val="18"/>
-                <w:rtl w:val="1"/>
-                <w:rFonts w:cs="Calibri"/>
-                <w:szCs w:val="18"/>
-              </w:rPr>
-              <w:t>5</w:t>
-            </w:r>
-          </w:p>
-        </w:tc>
-        <w:tc>
-          <w:tcPr>
-            <w:tcW w:type="dxa" w:w="3024"/>
-          </w:tcPr>
-          <w:p>
-            <w:pPr>
-              <w:jc w:val="right"/>
-              <w:bidi w:val="1"/>
-              <w:textDirection w:val="lrTb"/>
-            </w:pPr>
-            <w:r/>
-            <w:r>
-              <w:rPr>
-                <w:rFonts w:ascii="Calibri" w:hAnsi="Calibri"/>
-                <w:sz w:val="18"/>
-                <w:rtl w:val="1"/>
-                <w:rFonts w:cs="Calibri"/>
-                <w:szCs w:val="18"/>
-              </w:rPr>
-              <w:t>Shift+X</w:t>
-            </w:r>
-          </w:p>
-        </w:tc>
-        <w:tc>
-          <w:tcPr>
-            <w:tcW w:type="dxa" w:w="3024"/>
-          </w:tcPr>
-          <w:p>
-            <w:pPr>
-              <w:jc w:val="right"/>
-              <w:bidi w:val="1"/>
-              <w:textDirection w:val="lrTb"/>
-            </w:pPr>
-            <w:r/>
-            <w:r>
-              <w:rPr>
-                <w:rFonts w:ascii="Calibri" w:hAnsi="Calibri"/>
-                <w:sz w:val="18"/>
-                <w:rtl w:val="1"/>
-                <w:rFonts w:cs="Calibri"/>
-                <w:szCs w:val="18"/>
-              </w:rPr>
-              <w:t>عكس اتجاه Stem</w:t>
+              <w:t>‏(TAK TAK)‏</w:t>
             </w:r>
           </w:p>
         </w:tc>
       </w:tr>
     </w:tbl>
-    <w:p>
-      <w:pPr>
-        <w:jc w:val="right"/>
-        <w:bidi w:val="1"/>
-        <w:textDirection w:val="lrTb"/>
-      </w:pPr>
-      <w:r>
-        <w:rPr>
-          <w:rFonts w:ascii="Calibri" w:hAnsi="Calibri"/>
-          <w:b/>
-          <w:color w:val="34497E"/>
-          <w:sz w:val="28"/>
-          <w:rtl w:val="1"/>
-          <w:rFonts w:cs="Calibri"/>
-          <w:szCs w:val="28"/>
-        </w:rPr>
-        <w:t>4. مراجعة وواجب | Review &amp; HW ‏(5 min)‏</w:t>
-      </w:r>
-    </w:p>
     <w:p>
       <w:pPr>
         <w:bidi w:val="1"/>
@@ -2491,103 +2001,75 @@
           <w:rFonts w:cs="Calibri"/>
           <w:szCs w:val="22"/>
         </w:rPr>
-        <w:t>أسئلة: 1. ما الفاصلة المميزة في مقام الحجاز؟ 2. كم Semitone بين E♭ و F♯؟ 3. ما الفرق بين الحجاز والعجم؟</w:t>
-        <w:br/>
-        <w:t>الواجب: اكتب 16 مازورة: سلم حجاز ‏(4)‏ + جنس حجاز ‏(4)‏ + لحن حجاز مع خبيتي ‏(8)‏. احفظ `Lesson41_Hijaz.sib`</w:t>
+        <w:t>مازورة 3-4: | B♭ ‏(Noire)‏ | C♯ ‏(Noire)‏ |</w:t>
       </w:r>
     </w:p>
     <w:p>
       <w:pPr>
-        <w:jc w:val="right"/>
-        <w:bidi w:val="1"/>
-        <w:textDirection w:val="lrTb"/>
-      </w:pPr>
-      <w:r>
-        <w:rPr>
-          <w:rFonts w:ascii="Calibri" w:hAnsi="Calibri"/>
-          <w:b/>
-          <w:color w:val="34497E"/>
-          <w:sz w:val="28"/>
-          <w:rtl w:val="1"/>
-          <w:rFonts w:cs="Calibri"/>
-          <w:szCs w:val="28"/>
-        </w:rPr>
-        <w:t>5. تطبيق العود | Oud Application</w:t>
-      </w:r>
-    </w:p>
-    <w:p>
-      <w:pPr>
         <w:bidi w:val="1"/>
         <w:jc w:val="right"/>
         <w:textDirection w:val="lrTb"/>
+        <w:shd w:fill="F5F5F5" w:val="clear"/>
       </w:pPr>
       <w:r>
         <w:rPr>
-          <w:rFonts w:ascii="Calibri" w:hAnsi="Calibri"/>
-          <w:b w:val="0"/>
-          <w:sz w:val="22"/>
+          <w:rFonts w:ascii="Courier New" w:hAnsi="Courier New"/>
+          <w:color w:val="333333"/>
+          <w:sz w:val="18"/>
           <w:rtl w:val="1"/>
           <w:rFonts w:cs="Calibri"/>
-          <w:szCs w:val="22"/>
+          <w:szCs w:val="18"/>
         </w:rPr>
+        <w:br/>
+        <w:t>---</w:t>
+        <w:br/>
+        <w:br/>
+        <w:t>### 3. اختصارات Sibelius ‏(5 min)‏</w:t>
+        <w:br/>
+        <w:t>| # | الاختصار | الوظيفة |</w:t>
+        <w:br/>
+        <w:t>|---|----------|---------|</w:t>
+        <w:br/>
+        <w:t>| 1 | Ctrl+Shift+A | إضافة Accidental على دفعة واحدة |</w:t>
+        <w:br/>
+        <w:t>| 2 | Ctrl+Shift+9 | إظهار Microtones |</w:t>
+        <w:br/>
+        <w:t>| 3 | Alt+Shift+↑/↓ | تغيير موضع Accidental |</w:t>
+        <w:br/>
+        <w:t>| 4 | Ctrl+Shift+0 | إعادة ضبط النوتة |</w:t>
+        <w:br/>
+        <w:t>| 5 | Shift+X | عكس اتجاه Stem |</w:t>
+        <w:br/>
+        <w:br/>
+        <w:t>---</w:t>
+        <w:br/>
+        <w:br/>
+        <w:t>### 4. مراجعة وواجب | Review &amp; HW ‏(5 min)‏</w:t>
+        <w:br/>
+        <w:t>أسئلة: 1. ما الفاصلة المميزة في مقام الحجاز؟ 2. كم Semitone بين E♭ و F♯؟ 3. ما الفرق بين الحجاز والعجم؟</w:t>
+        <w:br/>
+        <w:t>الواجب: اكتب 16 مازورة: سلم حجاز ‏(4)‏ + جنس حجاز ‏(4)‏ + لحن حجاز مع خبيتي ‏(8)‏. احفظ `Lesson41_Hijaz.sib`</w:t>
+        <w:br/>
+        <w:br/>
+        <w:t>---</w:t>
+        <w:br/>
+        <w:br/>
+        <w:t>### 5. تطبيق العود | Oud Application</w:t>
+        <w:br/>
         <w:t>اعزف سلم الحجاز: D ‏(الوتر الرابع عقدة 2)‏ - E♭ ‏(الوتر الثالث مطلق)‏ - F♯ ‏(الوتر الثالث عقدة 2)‏ - G ‏(الوتر الثالث عقدة 3)‏. لاحظ الطابع الشرقي القوي!</w:t>
-      </w:r>
-    </w:p>
-    <w:p>
-      <w:pPr>
-        <w:jc w:val="right"/>
-        <w:bidi w:val="1"/>
-        <w:textDirection w:val="lrTb"/>
-      </w:pPr>
-      <w:r>
-        <w:rPr>
-          <w:rFonts w:ascii="Calibri" w:hAnsi="Calibri"/>
-          <w:b/>
-          <w:color w:val="34497E"/>
-          <w:sz w:val="28"/>
-          <w:rtl w:val="1"/>
-          <w:rFonts w:cs="Calibri"/>
-          <w:szCs w:val="28"/>
-        </w:rPr>
-        <w:t>6. التقييم: سلم حجاز /5, جنس حجاز /5, خبيتي /3, أسئلة /2 = /15</w:t>
-      </w:r>
-    </w:p>
-    <w:p>
-      <w:pPr>
-        <w:jc w:val="right"/>
-        <w:bidi w:val="1"/>
-        <w:textDirection w:val="lrTb"/>
-      </w:pPr>
-      <w:r>
-        <w:rPr>
-          <w:rFonts w:ascii="Calibri" w:hAnsi="Calibri"/>
-          <w:b/>
-          <w:color w:val="34497E"/>
-          <w:sz w:val="28"/>
-          <w:rtl w:val="1"/>
-          <w:rFonts w:cs="Calibri"/>
-          <w:szCs w:val="28"/>
-        </w:rPr>
-        <w:t>7. مفردات: حجاز ‏(Hijaz)‏, Augmented Second, رمبي حريمي ‏(Rambi Harimi)‏</w:t>
-      </w:r>
-    </w:p>
-    <w:p>
-      <w:pPr>
-        <w:jc w:val="right"/>
-        <w:bidi w:val="1"/>
-        <w:textDirection w:val="lrTb"/>
-      </w:pPr>
-      <w:r>
-        <w:rPr>
-          <w:rFonts w:ascii="Calibri" w:hAnsi="Calibri"/>
-          <w:b/>
-          <w:color w:val="34497E"/>
-          <w:sz w:val="28"/>
-          <w:rtl w:val="1"/>
-          <w:rFonts w:cs="Calibri"/>
-          <w:szCs w:val="28"/>
-        </w:rPr>
-        <w:t>8. ملاحظات: الحجاز من أقوى المقامات من حيث الشخصية. استمع لـ "لزهرة" أو "إنت عمري" لأم كلثوم.</w:t>
+        <w:br/>
+        <w:br/>
+        <w:t>---</w:t>
+        <w:br/>
+        <w:br/>
+        <w:t>### 6. التقييم: سلم حجاز /5, جنس حجاز /5, خبيتي /3, أسئلة /2 = /15</w:t>
+        <w:br/>
+        <w:br/>
+        <w:t>### 7. مفردات: حجاز ‏(Hijaz)‏, Augmented Second, رمبي حريمي ‏(Rambi Harimi)‏</w:t>
+        <w:br/>
+        <w:br/>
+        <w:t>### 8. ملاحظات: الحجاز من أقوى المقامات من حيث الشخصية. استمع لـ "لزهرة" أو "إنت عمري" لأم كلثوم.</w:t>
+        <w:br/>
       </w:r>
     </w:p>
     <w:p>
@@ -3103,137 +2585,29 @@
       <w:r>
         <w:rPr>
           <w:rFonts w:ascii="Calibri" w:hAnsi="Calibri"/>
-          <w:b/>
-          <w:color w:val="333333"/>
+          <w:b w:val="0"/>
           <w:sz w:val="22"/>
           <w:rtl w:val="1"/>
           <w:rFonts w:cs="Calibri"/>
           <w:szCs w:val="22"/>
         </w:rPr>
         <w:t>مراجعة مقام الحجاز ‏(Hijaz Review)‏</w:t>
-      </w:r>
-    </w:p>
-    <w:p>
-      <w:pPr>
-        <w:bidi w:val="1"/>
-        <w:jc w:val="right"/>
-        <w:textDirection w:val="lrTb"/>
-        <w:shd w:fill="F5F5F5" w:val="clear"/>
-      </w:pPr>
-      <w:r>
-        <w:rPr>
-          <w:rFonts w:ascii="Courier New" w:hAnsi="Courier New"/>
-          <w:color w:val="333333"/>
-          <w:sz w:val="18"/>
-          <w:rtl w:val="1"/>
-          <w:rFonts w:cs="Calibri"/>
-          <w:szCs w:val="18"/>
-        </w:rPr>
+        <w:br/>
+        <w:t>```</w:t>
+        <w:br/>
         <w:t>D ──H── E♭ ──A2── F♯ ──H── G ──W── A ──H── B♭ ──A2── C♯ ──H── D</w:t>
-      </w:r>
-    </w:p>
-    <w:p>
-      <w:pPr>
-        <w:bidi w:val="1"/>
-        <w:jc w:val="right"/>
-        <w:textDirection w:val="lrTb"/>
-      </w:pPr>
-      <w:r>
-        <w:rPr>
-          <w:rFonts w:ascii="Calibri" w:hAnsi="Calibri"/>
-          <w:sz w:val="22"/>
-          <w:rtl w:val="1"/>
-          <w:rFonts w:cs="Calibri"/>
-          <w:szCs w:val="22"/>
-        </w:rPr>
-        <w:t>• الغماز: D ‏(Re)‏</w:t>
-      </w:r>
-    </w:p>
-    <w:p>
-      <w:pPr>
-        <w:bidi w:val="1"/>
-        <w:jc w:val="right"/>
-        <w:textDirection w:val="lrTb"/>
-      </w:pPr>
-      <w:r>
-        <w:rPr>
-          <w:rFonts w:ascii="Calibri" w:hAnsi="Calibri"/>
-          <w:sz w:val="22"/>
-          <w:rtl w:val="1"/>
-          <w:rFonts w:cs="Calibri"/>
-          <w:szCs w:val="22"/>
-        </w:rPr>
-        <w:t>• الفاصلة المميزة: Augmented Second بين E♭ → F♯ ‏(3 Semitones)‏</w:t>
-      </w:r>
-    </w:p>
-    <w:p>
-      <w:pPr>
-        <w:bidi w:val="1"/>
-        <w:jc w:val="right"/>
-        <w:textDirection w:val="lrTb"/>
-      </w:pPr>
-      <w:r>
-        <w:rPr>
-          <w:rFonts w:ascii="Calibri" w:hAnsi="Calibri"/>
-          <w:sz w:val="22"/>
-          <w:rtl w:val="1"/>
-          <w:rFonts w:cs="Calibri"/>
-          <w:szCs w:val="22"/>
-        </w:rPr>
-        <w:t>• الأجناس:</w:t>
-      </w:r>
-    </w:p>
-    <w:p>
-      <w:pPr>
-        <w:bidi w:val="1"/>
-        <w:jc w:val="right"/>
-        <w:textDirection w:val="lrTb"/>
-      </w:pPr>
-      <w:r>
-        <w:rPr>
-          <w:rFonts w:ascii="Calibri" w:hAnsi="Calibri"/>
-          <w:sz w:val="22"/>
-          <w:rtl w:val="1"/>
-          <w:rFonts w:cs="Calibri"/>
-          <w:szCs w:val="22"/>
-        </w:rPr>
-        <w:t>• جنس حجاز على D: D E♭ F♯ G</w:t>
-      </w:r>
-    </w:p>
-    <w:p>
-      <w:pPr>
-        <w:bidi w:val="1"/>
-        <w:jc w:val="right"/>
-        <w:textDirection w:val="lrTb"/>
-      </w:pPr>
-      <w:r>
-        <w:rPr>
-          <w:rFonts w:ascii="Calibri" w:hAnsi="Calibri"/>
-          <w:sz w:val="22"/>
-          <w:rtl w:val="1"/>
-          <w:rFonts w:cs="Calibri"/>
-          <w:szCs w:val="22"/>
-        </w:rPr>
-        <w:t>• جنس نوى على A: A B♭ C♯ D</w:t>
-      </w:r>
-    </w:p>
-    <w:p>
-      <w:pPr>
-        <w:bidi w:val="1"/>
-        <w:jc w:val="right"/>
-        <w:textDirection w:val="lrTb"/>
-      </w:pPr>
-      <w:r>
-        <w:rPr>
-          <w:rFonts w:ascii="Calibri" w:hAnsi="Calibri"/>
-          <w:b/>
-          <w:color w:val="333333"/>
-          <w:sz w:val="22"/>
-          <w:rtl w:val="1"/>
-          <w:rFonts w:cs="Calibri"/>
-          <w:szCs w:val="22"/>
-        </w:rPr>
-        <w:t>البندري ‏(Al-Bandari)‏ – 4/4</w:t>
+        <w:br/>
+        <w:t>```</w:t>
+        <w:br/>
+        <w:t>- الغماز: D ‏(Re)‏</w:t>
+        <w:br/>
+        <w:t>- الفاصلة المميزة: Augmented Second بين E♭ → F♯ ‏(3 Semitones)‏</w:t>
+        <w:br/>
+        <w:t>- الأجناس:</w:t>
+        <w:br/>
+        <w:t xml:space="preserve">  - جنس حجاز على D: D E♭ F♯ G</w:t>
+        <w:br/>
+        <w:t xml:space="preserve">  - جنس نوى على A: A B♭ C♯ D</w:t>
       </w:r>
     </w:p>
     <w:p>
@@ -3251,6 +2625,8 @@
           <w:rFonts w:cs="Calibri"/>
           <w:szCs w:val="22"/>
         </w:rPr>
+        <w:t>البندري ‏(Al-Bandari)‏ – 4/4</w:t>
+        <w:br/>
         <w:t>إيقاع خليجي شعبي حماسي، يُستخدم في الرقصات الخليجية.</w:t>
       </w:r>
     </w:p>
@@ -3505,31 +2881,14 @@
       <w:r>
         <w:rPr>
           <w:rFonts w:ascii="Calibri" w:hAnsi="Calibri"/>
-          <w:b/>
-          <w:color w:val="333333"/>
+          <w:b w:val="0"/>
           <w:sz w:val="22"/>
           <w:rtl w:val="1"/>
           <w:rFonts w:cs="Calibri"/>
           <w:szCs w:val="22"/>
         </w:rPr>
         <w:t>السامري ‏(Al-Sameri)‏ – 4/4</w:t>
-      </w:r>
-    </w:p>
-    <w:p>
-      <w:pPr>
-        <w:bidi w:val="1"/>
-        <w:jc w:val="right"/>
-        <w:textDirection w:val="lrTb"/>
-      </w:pPr>
-      <w:r>
-        <w:rPr>
-          <w:rFonts w:ascii="Calibri" w:hAnsi="Calibri"/>
-          <w:b w:val="0"/>
-          <w:sz w:val="22"/>
-          <w:rtl w:val="1"/>
-          <w:rFonts w:cs="Calibri"/>
-          <w:szCs w:val="22"/>
-        </w:rPr>
+        <w:br/>
         <w:t>إيقاع خليجي تراثي، يُستخدم في فن السامري الشعبي.</w:t>
       </w:r>
     </w:p>
@@ -3785,7 +3144,6 @@
         <w:rPr>
           <w:rFonts w:ascii="Calibri" w:hAnsi="Calibri"/>
           <w:b/>
-          <w:color w:val="333333"/>
           <w:sz w:val="22"/>
           <w:rtl w:val="1"/>
           <w:rFonts w:cs="Calibri"/>
@@ -4138,71 +3496,29 @@
       <w:r>
         <w:rPr>
           <w:rFonts w:ascii="Calibri" w:hAnsi="Calibri"/>
-          <w:b/>
-          <w:color w:val="333333"/>
+          <w:b w:val="0"/>
           <w:sz w:val="22"/>
           <w:rtl w:val="1"/>
           <w:rFonts w:cs="Calibri"/>
           <w:szCs w:val="22"/>
         </w:rPr>
         <w:t>تمرین 1: سلم الحجاز ‏(5 دقائق)‏</w:t>
-      </w:r>
-    </w:p>
-    <w:p>
-      <w:pPr>
-        <w:bidi w:val="1"/>
-        <w:jc w:val="right"/>
-        <w:textDirection w:val="lrTb"/>
-      </w:pPr>
-      <w:r>
-        <w:rPr>
-          <w:rFonts w:ascii="Calibri" w:hAnsi="Calibri"/>
-          <w:sz w:val="22"/>
-          <w:rtl w:val="1"/>
-          <w:rFonts w:cs="Calibri"/>
-          <w:szCs w:val="22"/>
-        </w:rPr>
-        <w:t>Sibelius → Blank Score → Treble Clef → 4/4 → Key Signature = C Major ‏(بدون علامات)‏</w:t>
-      </w:r>
-    </w:p>
-    <w:p>
-      <w:pPr>
-        <w:bidi w:val="1"/>
-        <w:jc w:val="right"/>
-        <w:textDirection w:val="lrTb"/>
-      </w:pPr>
-      <w:r>
-        <w:rPr>
-          <w:rFonts w:ascii="Calibri" w:hAnsi="Calibri"/>
-          <w:sz w:val="22"/>
-          <w:rtl w:val="1"/>
-          <w:rFonts w:cs="Calibri"/>
-          <w:szCs w:val="22"/>
-        </w:rPr>
-        <w:t>اكتب سلم الحجاز على D:</w:t>
-      </w:r>
-    </w:p>
-    <w:p>
-      <w:pPr>
-        <w:bidi w:val="1"/>
-        <w:jc w:val="right"/>
-        <w:textDirection w:val="lrTb"/>
-        <w:shd w:fill="F5F5F5" w:val="clear"/>
-      </w:pPr>
-      <w:r>
-        <w:rPr>
-          <w:rFonts w:ascii="Courier New" w:hAnsi="Courier New"/>
-          <w:color w:val="333333"/>
-          <w:sz w:val="18"/>
-          <w:rtl w:val="1"/>
-          <w:rFonts w:cs="Calibri"/>
-          <w:szCs w:val="18"/>
-        </w:rPr>
+        <w:br/>
+        <w:t>1. Sibelius → Blank Score → Treble Clef → 4/4 → Key Signature = C Major ‏(بدون علامات)‏</w:t>
+        <w:br/>
+        <w:t>2. اكتب سلم الحجاز على D:</w:t>
+        <w:br/>
+        <w:t>```</w:t>
+        <w:br/>
         <w:t>مازورة 1: D E♭ F♯ G | A B♭ C♯ D | ‏(صعود)‏</w:t>
         <w:br/>
         <w:t>مازورة 2: D C♯ B♭ A | G F♯ E♭ D | ‏(نزول)‏</w:t>
         <w:br/>
         <w:t>مازورة 3-4: كرر</w:t>
+        <w:br/>
+        <w:t>```</w:t>
+        <w:br/>
+        <w:t>تذكير: F♯ = F ثم + و C♯ = C ثم + / E♭ = E ثم - و B♭ = B ثم -</w:t>
       </w:r>
     </w:p>
     <w:p>
@@ -4220,44 +3536,10 @@
           <w:rFonts w:cs="Calibri"/>
           <w:szCs w:val="22"/>
         </w:rPr>
-        <w:t>تذكير: F♯ = F ثم + و C♯ = C ثم + / E♭ = E ثم - و B♭ = B ثم -</w:t>
-      </w:r>
-    </w:p>
-    <w:p>
-      <w:pPr>
-        <w:bidi w:val="1"/>
-        <w:jc w:val="right"/>
-        <w:textDirection w:val="lrTb"/>
-      </w:pPr>
-      <w:r>
-        <w:rPr>
-          <w:rFonts w:ascii="Calibri" w:hAnsi="Calibri"/>
-          <w:b/>
-          <w:color w:val="333333"/>
-          <w:sz w:val="22"/>
-          <w:rtl w:val="1"/>
-          <w:rFonts w:cs="Calibri"/>
-          <w:szCs w:val="22"/>
-        </w:rPr>
         <w:t>تمرین 2: جنس الحجاز على D ‏(5 دقائق)‏</w:t>
-      </w:r>
-    </w:p>
-    <w:p>
-      <w:pPr>
-        <w:bidi w:val="1"/>
-        <w:jc w:val="right"/>
-        <w:textDirection w:val="lrTb"/>
-        <w:shd w:fill="F5F5F5" w:val="clear"/>
-      </w:pPr>
-      <w:r>
-        <w:rPr>
-          <w:rFonts w:ascii="Courier New" w:hAnsi="Courier New"/>
-          <w:color w:val="333333"/>
-          <w:sz w:val="18"/>
-          <w:rtl w:val="1"/>
-          <w:rFonts w:cs="Calibri"/>
-          <w:szCs w:val="18"/>
-        </w:rPr>
+        <w:br/>
+        <w:t>```</w:t>
+        <w:br/>
         <w:t>جنس حجاز: D E♭ F♯ G</w:t>
         <w:br/>
         <w:t>مازورة 1: D ‏(Noire)‏ | E♭ ‏(Noire)‏ | F♯ ‏(Noire)‏ | G ‏(Noire)‏ |</w:t>
@@ -4267,135 +3549,8 @@
         <w:t>مازورة 3: D E♭ F♯ G ‏(Croches)‏ | G F♯ E♭ D ‏(Croches)‏ |</w:t>
         <w:br/>
         <w:t>مازورة 4: كرر مازورة 3</w:t>
-      </w:r>
-    </w:p>
-    <w:p>
-      <w:pPr>
-        <w:bidi w:val="1"/>
-        <w:jc w:val="right"/>
-        <w:textDirection w:val="lrTb"/>
-      </w:pPr>
-      <w:r>
-        <w:rPr>
-          <w:rFonts w:ascii="Calibri" w:hAnsi="Calibri"/>
-          <w:b/>
-          <w:color w:val="333333"/>
-          <w:sz w:val="22"/>
-          <w:rtl w:val="1"/>
-          <w:rFonts w:cs="Calibri"/>
-          <w:szCs w:val="22"/>
-        </w:rPr>
-        <w:t>تمرین 3: الحجاز مع البندري ‏(10 دقائق)‏</w:t>
-      </w:r>
-    </w:p>
-    <w:p>
-      <w:pPr>
-        <w:bidi w:val="1"/>
-        <w:jc w:val="right"/>
-        <w:textDirection w:val="lrTb"/>
-        <w:shd w:fill="F5F5F5" w:val="clear"/>
-      </w:pPr>
-      <w:r>
-        <w:rPr>
-          <w:rFonts w:ascii="Courier New" w:hAnsi="Courier New"/>
-          <w:color w:val="333333"/>
-          <w:sz w:val="18"/>
-          <w:rtl w:val="1"/>
-          <w:rFonts w:cs="Calibri"/>
-          <w:szCs w:val="18"/>
-        </w:rPr>
-        <w:t>إيقاع بندري – 8 مازوارات:</w:t>
-        <w:br/>
-        <w:br/>
-        <w:t>مازورة 1: | D ‏(Noire)‏ | D ‏(Noire)‏ | D ‏(Noire)‏ | D ‏(Croche)‏ E♭ ‏(Croche)‏ F♯ ‏(Croche)‏ ‏(Croche Rest)‏ |</w:t>
-        <w:br/>
-        <w:t xml:space="preserve">            |   DUM     |   TAK     |   DUM     |   TAK    TAK    TAK       -                 |</w:t>
-        <w:br/>
-        <w:br/>
-        <w:t>مازورة 2: | G ‏(Noire)‏ | G ‏(Noire)‏ | G ‏(Noire)‏ | A B♭ C♯ ‏(Croches)‏ ‏(Croche Rest)‏ |</w:t>
-        <w:br/>
-        <w:br/>
-        <w:t>مازورة 3: | D ‏(Noire)‏ | C♯ ‏(Noire)‏ | B♭ ‏(Noire)‏ | A G F♯ ‏(Croches)‏ ‏(Croche Rest)‏ |</w:t>
-        <w:br/>
-        <w:br/>
-        <w:t>مازورة 4: | E♭ ‏(Noire)‏ | F♯ ‏(Noire)‏ | G ‏(Noire)‏ | A B♭ C♯ ‏(Croches)‏ ‏(Croche Rest)‏ |</w:t>
-        <w:br/>
-        <w:br/>
-        <w:t>مازورة 5-8: كرر مازورة 1-4</w:t>
-      </w:r>
-    </w:p>
-    <w:p>
-      <w:pPr>
-        <w:bidi w:val="1"/>
-        <w:jc w:val="right"/>
-        <w:textDirection w:val="lrTb"/>
-      </w:pPr>
-      <w:r>
-        <w:rPr>
-          <w:rFonts w:ascii="Calibri" w:hAnsi="Calibri"/>
-          <w:b/>
-          <w:color w:val="333333"/>
-          <w:sz w:val="22"/>
-          <w:rtl w:val="1"/>
-          <w:rFonts w:cs="Calibri"/>
-          <w:szCs w:val="22"/>
-        </w:rPr>
-        <w:t>تمرین 4: الحجاز مع السامري ‏(10 دقائق)‏</w:t>
-      </w:r>
-    </w:p>
-    <w:p>
-      <w:pPr>
-        <w:bidi w:val="1"/>
-        <w:jc w:val="right"/>
-        <w:textDirection w:val="lrTb"/>
-        <w:shd w:fill="F5F5F5" w:val="clear"/>
-      </w:pPr>
-      <w:r>
-        <w:rPr>
-          <w:rFonts w:ascii="Courier New" w:hAnsi="Courier New"/>
-          <w:color w:val="333333"/>
-          <w:sz w:val="18"/>
-          <w:rtl w:val="1"/>
-          <w:rFonts w:cs="Calibri"/>
-          <w:szCs w:val="18"/>
-        </w:rPr>
-        <w:t>إيقاع سامري – 8 مازوارات:</w:t>
-        <w:br/>
-        <w:br/>
-        <w:t>مازورة 1: | D ‏(Noire)‏ | ‏(Noire Rest)‏ | D ‏(Noire)‏ | E♭ F♯ G ‏(Croches)‏ |</w:t>
-        <w:br/>
-        <w:t xml:space="preserve">            |   DUM     |      -       |   TAK     | TAK TAK TAK         |</w:t>
-        <w:br/>
-        <w:br/>
-        <w:t>مازورة 2: | A ‏(Noire)‏ | ‏(Noire Rest)‏ | B♭ ‏(Noire)‏ | C♯ D E♭ ‏(Croches)‏ |</w:t>
-        <w:br/>
-        <w:br/>
-        <w:t>مازورة 3: | F♯ ‏(Noire)‏ | ‏(Noire Rest)‏ | G ‏(Noire)‏ | A B♭ C♯ ‏(Croches)‏ |</w:t>
-        <w:br/>
-        <w:br/>
-        <w:t>مازورة 4: | D ‏(Noire)‏ | ‏(Noire Rest)‏ | C♯ ‏(Noire)‏ | B♭ A G ‏(Croches)‏ |</w:t>
-        <w:br/>
-        <w:br/>
-        <w:t>مازورة 5-8: كرر مازورة 1-4</w:t>
-      </w:r>
-    </w:p>
-    <w:p>
-      <w:pPr>
-        <w:bidi w:val="1"/>
-        <w:jc w:val="right"/>
-        <w:textDirection w:val="lrTb"/>
-      </w:pPr>
-      <w:r>
-        <w:rPr>
-          <w:rFonts w:ascii="Calibri" w:hAnsi="Calibri"/>
-          <w:b/>
-          <w:color w:val="333333"/>
-          <w:sz w:val="22"/>
-          <w:rtl w:val="1"/>
-          <w:rFonts w:cs="Calibri"/>
-          <w:szCs w:val="22"/>
-        </w:rPr>
-        <w:t>تمرین 5: الانتقال بين الإيقاعين ‏(بتنفيذ اختياري للمتفوقين)‏</w:t>
+        <w:br/>
+        <w:t>```</w:t>
       </w:r>
     </w:p>
     <w:p>
@@ -4413,6 +3568,236 @@
           <w:rFonts w:cs="Calibri"/>
           <w:szCs w:val="22"/>
         </w:rPr>
+        <w:t>تمرین 3: الحجاز مع البندري ‏(10 دقائق)‏</w:t>
+        <w:br/>
+        <w:t>```</w:t>
+        <w:br/>
+        <w:t>إيقاع بندري – 8 مازوارات:</w:t>
+      </w:r>
+    </w:p>
+    <w:p>
+      <w:pPr>
+        <w:bidi w:val="1"/>
+        <w:jc w:val="right"/>
+        <w:textDirection w:val="lrTb"/>
+      </w:pPr>
+      <w:r>
+        <w:rPr>
+          <w:rFonts w:ascii="Calibri" w:hAnsi="Calibri"/>
+          <w:b w:val="0"/>
+          <w:sz w:val="22"/>
+          <w:rtl w:val="1"/>
+          <w:rFonts w:cs="Calibri"/>
+          <w:szCs w:val="22"/>
+        </w:rPr>
+        <w:t>مازورة 1: | D ‏(Noire)‏ | D ‏(Noire)‏ | D ‏(Noire)‏ | D ‏(Croche)‏ E♭ ‏(Croche)‏ F♯ ‏(Croche)‏ ‏(Croche Rest)‏ |</w:t>
+      </w:r>
+    </w:p>
+    <w:p>
+      <w:pPr>
+        <w:bidi w:val="1"/>
+        <w:jc w:val="right"/>
+        <w:textDirection w:val="lrTb"/>
+      </w:pPr>
+      <w:r>
+        <w:rPr>
+          <w:rFonts w:ascii="Calibri" w:hAnsi="Calibri"/>
+          <w:b w:val="0"/>
+          <w:sz w:val="22"/>
+          <w:rtl w:val="1"/>
+          <w:rFonts w:cs="Calibri"/>
+          <w:szCs w:val="22"/>
+        </w:rPr>
+        <w:t>مازورة 2: | G ‏(Noire)‏ | G ‏(Noire)‏ | G ‏(Noire)‏ | A B♭ C♯ ‏(Croches)‏ ‏(Croche Rest)‏ |</w:t>
+      </w:r>
+    </w:p>
+    <w:p>
+      <w:pPr>
+        <w:bidi w:val="1"/>
+        <w:jc w:val="right"/>
+        <w:textDirection w:val="lrTb"/>
+      </w:pPr>
+      <w:r>
+        <w:rPr>
+          <w:rFonts w:ascii="Calibri" w:hAnsi="Calibri"/>
+          <w:b w:val="0"/>
+          <w:sz w:val="22"/>
+          <w:rtl w:val="1"/>
+          <w:rFonts w:cs="Calibri"/>
+          <w:szCs w:val="22"/>
+        </w:rPr>
+        <w:t>مازورة 3: | D ‏(Noire)‏ | C♯ ‏(Noire)‏ | B♭ ‏(Noire)‏ | A G F♯ ‏(Croches)‏ ‏(Croche Rest)‏ |</w:t>
+      </w:r>
+    </w:p>
+    <w:p>
+      <w:pPr>
+        <w:bidi w:val="1"/>
+        <w:jc w:val="right"/>
+        <w:textDirection w:val="lrTb"/>
+      </w:pPr>
+      <w:r>
+        <w:rPr>
+          <w:rFonts w:ascii="Calibri" w:hAnsi="Calibri"/>
+          <w:b w:val="0"/>
+          <w:sz w:val="22"/>
+          <w:rtl w:val="1"/>
+          <w:rFonts w:cs="Calibri"/>
+          <w:szCs w:val="22"/>
+        </w:rPr>
+        <w:t>مازورة 4: | E♭ ‏(Noire)‏ | F♯ ‏(Noire)‏ | G ‏(Noire)‏ | A B♭ C♯ ‏(Croches)‏ ‏(Croche Rest)‏ |</w:t>
+      </w:r>
+    </w:p>
+    <w:p>
+      <w:pPr>
+        <w:bidi w:val="1"/>
+        <w:jc w:val="right"/>
+        <w:textDirection w:val="lrTb"/>
+      </w:pPr>
+      <w:r>
+        <w:rPr>
+          <w:rFonts w:ascii="Calibri" w:hAnsi="Calibri"/>
+          <w:b w:val="0"/>
+          <w:sz w:val="22"/>
+          <w:rtl w:val="1"/>
+          <w:rFonts w:cs="Calibri"/>
+          <w:szCs w:val="22"/>
+        </w:rPr>
+        <w:t>مازورة 5-8: كرر مازورة 1-4</w:t>
+        <w:br/>
+        <w:t>```</w:t>
+      </w:r>
+    </w:p>
+    <w:p>
+      <w:pPr>
+        <w:bidi w:val="1"/>
+        <w:jc w:val="right"/>
+        <w:textDirection w:val="lrTb"/>
+      </w:pPr>
+      <w:r>
+        <w:rPr>
+          <w:rFonts w:ascii="Calibri" w:hAnsi="Calibri"/>
+          <w:b w:val="0"/>
+          <w:sz w:val="22"/>
+          <w:rtl w:val="1"/>
+          <w:rFonts w:cs="Calibri"/>
+          <w:szCs w:val="22"/>
+        </w:rPr>
+        <w:t>تمرین 4: الحجاز مع السامري ‏(10 دقائق)‏</w:t>
+        <w:br/>
+        <w:t>```</w:t>
+        <w:br/>
+        <w:t>إيقاع سامري – 8 مازوارات:</w:t>
+      </w:r>
+    </w:p>
+    <w:p>
+      <w:pPr>
+        <w:bidi w:val="1"/>
+        <w:jc w:val="right"/>
+        <w:textDirection w:val="lrTb"/>
+      </w:pPr>
+      <w:r>
+        <w:rPr>
+          <w:rFonts w:ascii="Calibri" w:hAnsi="Calibri"/>
+          <w:b w:val="0"/>
+          <w:sz w:val="22"/>
+          <w:rtl w:val="1"/>
+          <w:rFonts w:cs="Calibri"/>
+          <w:szCs w:val="22"/>
+        </w:rPr>
+        <w:t>مازورة 1: | D ‏(Noire)‏ | ‏(Noire Rest)‏ | D ‏(Noire)‏ | E♭ F♯ G ‏(Croches)‏ |</w:t>
+      </w:r>
+    </w:p>
+    <w:p>
+      <w:pPr>
+        <w:bidi w:val="1"/>
+        <w:jc w:val="right"/>
+        <w:textDirection w:val="lrTb"/>
+      </w:pPr>
+      <w:r>
+        <w:rPr>
+          <w:rFonts w:ascii="Calibri" w:hAnsi="Calibri"/>
+          <w:b w:val="0"/>
+          <w:sz w:val="22"/>
+          <w:rtl w:val="1"/>
+          <w:rFonts w:cs="Calibri"/>
+          <w:szCs w:val="22"/>
+        </w:rPr>
+        <w:t>مازورة 2: | A ‏(Noire)‏ | ‏(Noire Rest)‏ | B♭ ‏(Noire)‏ | C♯ D E♭ ‏(Croches)‏ |</w:t>
+      </w:r>
+    </w:p>
+    <w:p>
+      <w:pPr>
+        <w:bidi w:val="1"/>
+        <w:jc w:val="right"/>
+        <w:textDirection w:val="lrTb"/>
+      </w:pPr>
+      <w:r>
+        <w:rPr>
+          <w:rFonts w:ascii="Calibri" w:hAnsi="Calibri"/>
+          <w:b w:val="0"/>
+          <w:sz w:val="22"/>
+          <w:rtl w:val="1"/>
+          <w:rFonts w:cs="Calibri"/>
+          <w:szCs w:val="22"/>
+        </w:rPr>
+        <w:t>مازورة 3: | F♯ ‏(Noire)‏ | ‏(Noire Rest)‏ | G ‏(Noire)‏ | A B♭ C♯ ‏(Croches)‏ |</w:t>
+      </w:r>
+    </w:p>
+    <w:p>
+      <w:pPr>
+        <w:bidi w:val="1"/>
+        <w:jc w:val="right"/>
+        <w:textDirection w:val="lrTb"/>
+      </w:pPr>
+      <w:r>
+        <w:rPr>
+          <w:rFonts w:ascii="Calibri" w:hAnsi="Calibri"/>
+          <w:b w:val="0"/>
+          <w:sz w:val="22"/>
+          <w:rtl w:val="1"/>
+          <w:rFonts w:cs="Calibri"/>
+          <w:szCs w:val="22"/>
+        </w:rPr>
+        <w:t>مازورة 4: | D ‏(Noire)‏ | ‏(Noire Rest)‏ | C♯ ‏(Noire)‏ | B♭ A G ‏(Croches)‏ |</w:t>
+      </w:r>
+    </w:p>
+    <w:p>
+      <w:pPr>
+        <w:bidi w:val="1"/>
+        <w:jc w:val="right"/>
+        <w:textDirection w:val="lrTb"/>
+      </w:pPr>
+      <w:r>
+        <w:rPr>
+          <w:rFonts w:ascii="Calibri" w:hAnsi="Calibri"/>
+          <w:b w:val="0"/>
+          <w:sz w:val="22"/>
+          <w:rtl w:val="1"/>
+          <w:rFonts w:cs="Calibri"/>
+          <w:szCs w:val="22"/>
+        </w:rPr>
+        <w:t>مازورة 5-8: كرر مازورة 1-4</w:t>
+        <w:br/>
+        <w:t>```</w:t>
+      </w:r>
+    </w:p>
+    <w:p>
+      <w:pPr>
+        <w:bidi w:val="1"/>
+        <w:jc w:val="right"/>
+        <w:textDirection w:val="lrTb"/>
+      </w:pPr>
+      <w:r>
+        <w:rPr>
+          <w:rFonts w:ascii="Calibri" w:hAnsi="Calibri"/>
+          <w:b w:val="0"/>
+          <w:sz w:val="22"/>
+          <w:rtl w:val="1"/>
+          <w:rFonts w:cs="Calibri"/>
+          <w:szCs w:val="22"/>
+        </w:rPr>
+        <w:t>تمرین 5: الانتقال بين الإيقاعين ‏(بتنفيذ اختياري للمتفوقين)‏</w:t>
+        <w:br/>
         <w:t>أنشئ 16 مازورة: 8 مازورة بندري + 8 مازورة سامري. استخدم نفس اللحن الحجازي.</w:t>
       </w:r>
     </w:p>
@@ -5092,14 +4477,19 @@
       <w:r>
         <w:rPr>
           <w:rFonts w:ascii="Calibri" w:hAnsi="Calibri"/>
-          <w:b/>
-          <w:color w:val="333333"/>
+          <w:b w:val="0"/>
           <w:sz w:val="22"/>
           <w:rtl w:val="1"/>
           <w:rFonts w:cs="Calibri"/>
           <w:szCs w:val="22"/>
         </w:rPr>
         <w:t>أسئلة المراجعة</w:t>
+        <w:br/>
+        <w:t>1. ما الفرق بين إيقاع البندري والسامري؟</w:t>
+        <w:br/>
+        <w:t>2. في أي إيقاع توجد سكتة ‏(Rest)‏ بعد الضربة الأولى؟</w:t>
+        <w:br/>
+        <w:t>3. كم عدد Semitones بين E♭ و F♯ في مقام الحجاز؟</w:t>
       </w:r>
     </w:p>
     <w:p>
@@ -5111,167 +4501,25 @@
       <w:r>
         <w:rPr>
           <w:rFonts w:ascii="Calibri" w:hAnsi="Calibri"/>
-          <w:sz w:val="22"/>
-          <w:rtl w:val="1"/>
-          <w:rFonts w:cs="Calibri"/>
-          <w:szCs w:val="22"/>
-        </w:rPr>
-        <w:t>ما الفرق بين إيقاع البندري والسامري؟</w:t>
-      </w:r>
-    </w:p>
-    <w:p>
-      <w:pPr>
-        <w:bidi w:val="1"/>
-        <w:jc w:val="right"/>
-        <w:textDirection w:val="lrTb"/>
-      </w:pPr>
-      <w:r>
-        <w:rPr>
-          <w:rFonts w:ascii="Calibri" w:hAnsi="Calibri"/>
-          <w:sz w:val="22"/>
-          <w:rtl w:val="1"/>
-          <w:rFonts w:cs="Calibri"/>
-          <w:szCs w:val="22"/>
-        </w:rPr>
-        <w:t>في أي إيقاع توجد سكتة ‏(Rest)‏ بعد الضربة الأولى؟</w:t>
-      </w:r>
-    </w:p>
-    <w:p>
-      <w:pPr>
-        <w:bidi w:val="1"/>
-        <w:jc w:val="right"/>
-        <w:textDirection w:val="lrTb"/>
-      </w:pPr>
-      <w:r>
-        <w:rPr>
-          <w:rFonts w:ascii="Calibri" w:hAnsi="Calibri"/>
-          <w:sz w:val="22"/>
-          <w:rtl w:val="1"/>
-          <w:rFonts w:cs="Calibri"/>
-          <w:szCs w:val="22"/>
-        </w:rPr>
-        <w:t>كم عدد Semitones بين E♭ و F♯ في مقام الحجاز؟</w:t>
-      </w:r>
-    </w:p>
-    <w:p>
-      <w:pPr>
-        <w:bidi w:val="1"/>
-        <w:jc w:val="right"/>
-        <w:textDirection w:val="lrTb"/>
-      </w:pPr>
-      <w:r>
-        <w:rPr>
-          <w:rFonts w:ascii="Calibri" w:hAnsi="Calibri"/>
-          <w:b/>
-          <w:color w:val="333333"/>
+          <w:b w:val="0"/>
           <w:sz w:val="22"/>
           <w:rtl w:val="1"/>
           <w:rFonts w:cs="Calibri"/>
           <w:szCs w:val="22"/>
         </w:rPr>
         <w:t>الواجب المنزلي</w:t>
-      </w:r>
-    </w:p>
-    <w:p>
-      <w:pPr>
-        <w:bidi w:val="1"/>
-        <w:jc w:val="right"/>
-        <w:textDirection w:val="lrTb"/>
-      </w:pPr>
-      <w:r>
-        <w:rPr>
-          <w:rFonts w:ascii="Calibri" w:hAnsi="Calibri"/>
-          <w:sz w:val="22"/>
-          <w:rtl w:val="1"/>
-          <w:rFonts w:cs="Calibri"/>
-          <w:szCs w:val="22"/>
-        </w:rPr>
-        <w:t>أنشئ نوتة جديدة في Sibelius ‏(Treble Clef, 4/4)‏</w:t>
-      </w:r>
-    </w:p>
-    <w:p>
-      <w:pPr>
-        <w:bidi w:val="1"/>
-        <w:jc w:val="right"/>
-        <w:textDirection w:val="lrTb"/>
-      </w:pPr>
-      <w:r>
-        <w:rPr>
-          <w:rFonts w:ascii="Calibri" w:hAnsi="Calibri"/>
-          <w:sz w:val="22"/>
-          <w:rtl w:val="1"/>
-          <w:rFonts w:cs="Calibri"/>
-          <w:szCs w:val="22"/>
-        </w:rPr>
-        <w:t>اكتب 16 مازورة بمقام الحجاز:</w:t>
-      </w:r>
-    </w:p>
-    <w:p>
-      <w:pPr>
-        <w:bidi w:val="1"/>
-        <w:jc w:val="right"/>
-        <w:textDirection w:val="lrTb"/>
-      </w:pPr>
-      <w:r>
-        <w:rPr>
-          <w:rFonts w:ascii="Calibri" w:hAnsi="Calibri"/>
-          <w:sz w:val="22"/>
-          <w:rtl w:val="1"/>
-          <w:rFonts w:cs="Calibri"/>
-          <w:szCs w:val="22"/>
-        </w:rPr>
-        <w:t>• 8 مازورة بإيقاع البندري ‏(تذكر: DUM TAK DUM TAK TAK TAK)‏</w:t>
-      </w:r>
-    </w:p>
-    <w:p>
-      <w:pPr>
-        <w:bidi w:val="1"/>
-        <w:jc w:val="right"/>
-        <w:textDirection w:val="lrTb"/>
-      </w:pPr>
-      <w:r>
-        <w:rPr>
-          <w:rFonts w:ascii="Calibri" w:hAnsi="Calibri"/>
-          <w:sz w:val="22"/>
-          <w:rtl w:val="1"/>
-          <w:rFonts w:cs="Calibri"/>
-          <w:szCs w:val="22"/>
-        </w:rPr>
-        <w:t>• 8 مازورة بإيقاع السامري ‏(تذكر: DUM - TAK TAK TAK TAK)‏</w:t>
-      </w:r>
-    </w:p>
-    <w:p>
-      <w:pPr>
-        <w:bidi w:val="1"/>
-        <w:jc w:val="right"/>
-        <w:textDirection w:val="lrTb"/>
-      </w:pPr>
-      <w:r>
-        <w:rPr>
-          <w:rFonts w:ascii="Calibri" w:hAnsi="Calibri"/>
-          <w:sz w:val="22"/>
-          <w:rtl w:val="1"/>
-          <w:rFonts w:cs="Calibri"/>
-          <w:szCs w:val="22"/>
-        </w:rPr>
-        <w:t>أضف علامات Accent على الـ DUM</w:t>
-      </w:r>
-    </w:p>
-    <w:p>
-      <w:pPr>
-        <w:bidi w:val="1"/>
-        <w:jc w:val="right"/>
-        <w:textDirection w:val="lrTb"/>
-      </w:pPr>
-      <w:r>
-        <w:rPr>
-          <w:rFonts w:ascii="Calibri" w:hAnsi="Calibri"/>
-          <w:sz w:val="22"/>
-          <w:rtl w:val="1"/>
-          <w:rFonts w:cs="Calibri"/>
-          <w:szCs w:val="22"/>
-        </w:rPr>
-        <w:t>احفظ الملف باسم `Lesson42_Hijaz_Bandari_Sameri.sib`</w:t>
+        <w:br/>
+        <w:t>1. أنشئ نوتة جديدة في Sibelius ‏(Treble Clef, 4/4)‏</w:t>
+        <w:br/>
+        <w:t>2. اكتب 16 مازورة بمقام الحجاز:</w:t>
+        <w:br/>
+        <w:t xml:space="preserve">   - 8 مازورة بإيقاع البندري ‏(تذكر: DUM TAK DUM TAK TAK TAK)‏</w:t>
+        <w:br/>
+        <w:t xml:space="preserve">   - 8 مازورة بإيقاع السامري ‏(تذكر: DUM - TAK TAK TAK TAK)‏</w:t>
+        <w:br/>
+        <w:t>3. أضف علامات Accent على الـ DUM</w:t>
+        <w:br/>
+        <w:t>4. احفظ الملف باسم `Lesson42_Hijaz_Bandari_Sameri.sib`</w:t>
       </w:r>
     </w:p>
     <w:p>
@@ -6947,33 +6195,19 @@
       <w:r>
         <w:rPr>
           <w:rFonts w:ascii="Calibri" w:hAnsi="Calibri"/>
-          <w:b/>
-          <w:color w:val="333333"/>
+          <w:b w:val="0"/>
           <w:sz w:val="22"/>
           <w:rtl w:val="1"/>
           <w:rFonts w:cs="Calibri"/>
           <w:szCs w:val="22"/>
         </w:rPr>
         <w:t>مراجعة سريعة: مقام الحجاز</w:t>
-      </w:r>
-    </w:p>
-    <w:p>
-      <w:pPr>
-        <w:bidi w:val="1"/>
-        <w:jc w:val="right"/>
-        <w:textDirection w:val="lrTb"/>
-        <w:shd w:fill="F5F5F5" w:val="clear"/>
-      </w:pPr>
-      <w:r>
-        <w:rPr>
-          <w:rFonts w:ascii="Courier New" w:hAnsi="Courier New"/>
-          <w:color w:val="333333"/>
-          <w:sz w:val="18"/>
-          <w:rtl w:val="1"/>
-          <w:rFonts w:cs="Calibri"/>
-          <w:szCs w:val="18"/>
-        </w:rPr>
+        <w:br/>
+        <w:t>```</w:t>
+        <w:br/>
         <w:t>D ──H── E♭ ──A2── F♯ ──H── G ──W── A ──H── B♭ ──A2── C♯ ──H── D</w:t>
+        <w:br/>
+        <w:t>```</w:t>
       </w:r>
     </w:p>
     <w:p>
@@ -7007,31 +6241,14 @@
       <w:r>
         <w:rPr>
           <w:rFonts w:ascii="Calibri" w:hAnsi="Calibri"/>
-          <w:b/>
-          <w:color w:val="333333"/>
+          <w:b w:val="0"/>
           <w:sz w:val="22"/>
           <w:rtl w:val="1"/>
           <w:rFonts w:cs="Calibri"/>
           <w:szCs w:val="22"/>
         </w:rPr>
         <w:t>الهيوا ‏(Al-Haywa)‏ – 2/4</w:t>
-      </w:r>
-    </w:p>
-    <w:p>
-      <w:pPr>
-        <w:bidi w:val="1"/>
-        <w:jc w:val="right"/>
-        <w:textDirection w:val="lrTb"/>
-      </w:pPr>
-      <w:r>
-        <w:rPr>
-          <w:rFonts w:ascii="Calibri" w:hAnsi="Calibri"/>
-          <w:b w:val="0"/>
-          <w:sz w:val="22"/>
-          <w:rtl w:val="1"/>
-          <w:rFonts w:cs="Calibri"/>
-          <w:szCs w:val="22"/>
-        </w:rPr>
+        <w:br/>
         <w:t>إيقاع خليجي سريع وخفيف، يُستخدم في الأغاني الحماسية.</w:t>
       </w:r>
     </w:p>
@@ -7210,31 +6427,14 @@
       <w:r>
         <w:rPr>
           <w:rFonts w:ascii="Calibri" w:hAnsi="Calibri"/>
-          <w:b/>
-          <w:color w:val="333333"/>
+          <w:b w:val="0"/>
           <w:sz w:val="22"/>
           <w:rtl w:val="1"/>
           <w:rFonts w:cs="Calibri"/>
           <w:szCs w:val="22"/>
         </w:rPr>
         <w:t>الحربي ‏(Al-Harbi)‏ – 4/4</w:t>
-      </w:r>
-    </w:p>
-    <w:p>
-      <w:pPr>
-        <w:bidi w:val="1"/>
-        <w:jc w:val="right"/>
-        <w:textDirection w:val="lrTb"/>
-      </w:pPr>
-      <w:r>
-        <w:rPr>
-          <w:rFonts w:ascii="Calibri" w:hAnsi="Calibri"/>
-          <w:b w:val="0"/>
-          <w:sz w:val="22"/>
-          <w:rtl w:val="1"/>
-          <w:rFonts w:cs="Calibri"/>
-          <w:szCs w:val="22"/>
-        </w:rPr>
+        <w:br/>
         <w:t>إيقاع خليجي تراثي، يُنسب إلى قبائل شبه الجزيرة العربية.</w:t>
       </w:r>
     </w:p>
@@ -7514,7 +6714,6 @@
         <w:rPr>
           <w:rFonts w:ascii="Calibri" w:hAnsi="Calibri"/>
           <w:b/>
-          <w:color w:val="333333"/>
           <w:sz w:val="22"/>
           <w:rtl w:val="1"/>
           <w:rFonts w:cs="Calibri"/>
@@ -7922,31 +7121,14 @@
       <w:r>
         <w:rPr>
           <w:rFonts w:ascii="Calibri" w:hAnsi="Calibri"/>
-          <w:b/>
-          <w:color w:val="333333"/>
+          <w:b w:val="0"/>
           <w:sz w:val="22"/>
           <w:rtl w:val="1"/>
           <w:rFonts w:cs="Calibri"/>
           <w:szCs w:val="22"/>
         </w:rPr>
         <w:t>Tremolo كتقنية تعبيرية</w:t>
-      </w:r>
-    </w:p>
-    <w:p>
-      <w:pPr>
-        <w:bidi w:val="1"/>
-        <w:jc w:val="right"/>
-        <w:textDirection w:val="lrTb"/>
-      </w:pPr>
-      <w:r>
-        <w:rPr>
-          <w:rFonts w:ascii="Calibri" w:hAnsi="Calibri"/>
-          <w:b w:val="0"/>
-          <w:sz w:val="22"/>
-          <w:rtl w:val="1"/>
-          <w:rFonts w:cs="Calibri"/>
-          <w:szCs w:val="22"/>
-        </w:rPr>
+        <w:br/>
         <w:t>Tremolo = تكرار سريع لنفس النوتة. يُستخدم في مقام الحجاز لتعزيز الطابع الدرامي.</w:t>
       </w:r>
     </w:p>
@@ -8002,14 +7184,33 @@
       <w:r>
         <w:rPr>
           <w:rFonts w:ascii="Calibri" w:hAnsi="Calibri"/>
-          <w:b/>
-          <w:color w:val="333333"/>
+          <w:b w:val="0"/>
           <w:sz w:val="22"/>
           <w:rtl w:val="1"/>
           <w:rFonts w:cs="Calibri"/>
           <w:szCs w:val="22"/>
         </w:rPr>
         <w:t>تمرین 1: سلم الحجاز مع الهيوا ‏(8 دقائق)‏</w:t>
+        <w:br/>
+        <w:t>1. Sibelius → Blank Score → Treble Clef → 2/4</w:t>
+        <w:br/>
+        <w:t>2. اكتب سلم الحجاز على D بإيقاع الهيوا:</w:t>
+        <w:br/>
+        <w:t>```</w:t>
+        <w:br/>
+        <w:t>مازورة 1: D ‏(Noire)‏ | E♭ ‏(Croche)‏ F♯ ‏(Croche)‏ |   ‏(DUM - TAK TAK)‏</w:t>
+        <w:br/>
+        <w:t>مازورة 2: G ‏(Noire)‏ | A ‏(Croche)‏ B♭ ‏(Croche)‏ |</w:t>
+        <w:br/>
+        <w:t>مازورة 3: C♯ ‏(Noire)‏ | D ‏(Croche)‏ C♯ ‏(Croche)‏ |</w:t>
+        <w:br/>
+        <w:t>مازورة 4: B♭ ‏(Noire)‏ | A ‏(Croche)‏ G ‏(Croche)‏ |</w:t>
+        <w:br/>
+        <w:t>مازورة 5: F♯ ‏(Noire)‏ | E♭ ‏(Croche)‏ D ‏(Croche)‏ |</w:t>
+        <w:br/>
+        <w:t>مازورة 6-8: كرر</w:t>
+        <w:br/>
+        <w:t>```</w:t>
       </w:r>
     </w:p>
     <w:p>
@@ -8021,77 +7222,17 @@
       <w:r>
         <w:rPr>
           <w:rFonts w:ascii="Calibri" w:hAnsi="Calibri"/>
-          <w:sz w:val="22"/>
-          <w:rtl w:val="1"/>
-          <w:rFonts w:cs="Calibri"/>
-          <w:szCs w:val="22"/>
-        </w:rPr>
-        <w:t>Sibelius → Blank Score → Treble Clef → 2/4</w:t>
-      </w:r>
-    </w:p>
-    <w:p>
-      <w:pPr>
-        <w:bidi w:val="1"/>
-        <w:jc w:val="right"/>
-        <w:textDirection w:val="lrTb"/>
-      </w:pPr>
-      <w:r>
-        <w:rPr>
-          <w:rFonts w:ascii="Calibri" w:hAnsi="Calibri"/>
-          <w:sz w:val="22"/>
-          <w:rtl w:val="1"/>
-          <w:rFonts w:cs="Calibri"/>
-          <w:szCs w:val="22"/>
-        </w:rPr>
-        <w:t>اكتب سلم الحجاز على D بإيقاع الهيوا:</w:t>
-      </w:r>
-    </w:p>
-    <w:p>
-      <w:pPr>
-        <w:bidi w:val="1"/>
-        <w:jc w:val="right"/>
-        <w:textDirection w:val="lrTb"/>
-        <w:shd w:fill="F5F5F5" w:val="clear"/>
-      </w:pPr>
-      <w:r>
-        <w:rPr>
-          <w:rFonts w:ascii="Courier New" w:hAnsi="Courier New"/>
-          <w:color w:val="333333"/>
-          <w:sz w:val="18"/>
-          <w:rtl w:val="1"/>
-          <w:rFonts w:cs="Calibri"/>
-          <w:szCs w:val="18"/>
-        </w:rPr>
-        <w:t>مازورة 1: D ‏(Noire)‏ | E♭ ‏(Croche)‏ F♯ ‏(Croche)‏ |   ‏(DUM - TAK TAK)‏</w:t>
-        <w:br/>
-        <w:t>مازورة 2: G ‏(Noire)‏ | A ‏(Croche)‏ B♭ ‏(Croche)‏ |</w:t>
-        <w:br/>
-        <w:t>مازورة 3: C♯ ‏(Noire)‏ | D ‏(Croche)‏ C♯ ‏(Croche)‏ |</w:t>
-        <w:br/>
-        <w:t>مازورة 4: B♭ ‏(Noire)‏ | A ‏(Croche)‏ G ‏(Croche)‏ |</w:t>
-        <w:br/>
-        <w:t>مازورة 5: F♯ ‏(Noire)‏ | E♭ ‏(Croche)‏ D ‏(Croche)‏ |</w:t>
-        <w:br/>
-        <w:t>مازورة 6-8: كرر</w:t>
-      </w:r>
-    </w:p>
-    <w:p>
-      <w:pPr>
-        <w:bidi w:val="1"/>
-        <w:jc w:val="right"/>
-        <w:textDirection w:val="lrTb"/>
-      </w:pPr>
-      <w:r>
-        <w:rPr>
-          <w:rFonts w:ascii="Calibri" w:hAnsi="Calibri"/>
-          <w:b/>
-          <w:color w:val="333333"/>
+          <w:b w:val="0"/>
           <w:sz w:val="22"/>
           <w:rtl w:val="1"/>
           <w:rFonts w:cs="Calibri"/>
           <w:szCs w:val="22"/>
         </w:rPr>
         <w:t>تمرین 2: نمط الهيوا مع الحجاز ‏(7 دقائق)‏</w:t>
+        <w:br/>
+        <w:t>```</w:t>
+        <w:br/>
+        <w:t>لحن حجازي حيوي بهيوا - 8 مازوارات:</w:t>
       </w:r>
     </w:p>
     <w:p>
@@ -8099,20 +7240,16 @@
         <w:bidi w:val="1"/>
         <w:jc w:val="right"/>
         <w:textDirection w:val="lrTb"/>
-        <w:shd w:fill="F5F5F5" w:val="clear"/>
       </w:pPr>
       <w:r>
         <w:rPr>
-          <w:rFonts w:ascii="Courier New" w:hAnsi="Courier New"/>
-          <w:color w:val="333333"/>
-          <w:sz w:val="18"/>
+          <w:rFonts w:ascii="Calibri" w:hAnsi="Calibri"/>
+          <w:b w:val="0"/>
+          <w:sz w:val="22"/>
           <w:rtl w:val="1"/>
           <w:rFonts w:cs="Calibri"/>
-          <w:szCs w:val="18"/>
+          <w:szCs w:val="22"/>
         </w:rPr>
-        <w:t>لحن حجازي حيوي بهيوا - 8 مازوارات:</w:t>
-        <w:br/>
-        <w:br/>
         <w:t>مازورة 1: | D ‏(Noire)‏ | E♭ ‏(Croche)‏ D ‏(Croche)‏ |   ♩ ♪ ♪</w:t>
         <w:br/>
         <w:t>مازورة 2: | F♯ ‏(Noire)‏ | E♭ ‏(Croche)‏ D ‏(Croche)‏ |</w:t>
@@ -8128,6 +7265,8 @@
         <w:t>مازورة 7: | F♯ ‏(Noire)‏ | G ‏(Croche)‏ A ‏(Croche)‏ |</w:t>
         <w:br/>
         <w:t>مازورة 8: | D ‏(Noire)‏ | ‏(Rest Noire)‏ |</w:t>
+        <w:br/>
+        <w:t>```</w:t>
       </w:r>
     </w:p>
     <w:p>
@@ -8139,14 +7278,21 @@
       <w:r>
         <w:rPr>
           <w:rFonts w:ascii="Calibri" w:hAnsi="Calibri"/>
-          <w:b/>
-          <w:color w:val="333333"/>
+          <w:b w:val="0"/>
           <w:sz w:val="22"/>
           <w:rtl w:val="1"/>
           <w:rFonts w:cs="Calibri"/>
           <w:szCs w:val="22"/>
         </w:rPr>
         <w:t>تمرین 3: سلم الحجاز مع الحربي ‏(7 دقائق)‏</w:t>
+        <w:br/>
+        <w:t>1. غير Time Signature إلى 4/4</w:t>
+        <w:br/>
+        <w:t>2. اكتب سلم الحجاز بإيقاع الحربي:</w:t>
+        <w:br/>
+        <w:t>```</w:t>
+        <w:br/>
+        <w:t>مازورة 1: | D ‏(Noire)‏ | ‏(Noire Rest)‏ | E♭ ‏(Noire)‏ | F♯ G A ‏(Croches)‏ |</w:t>
       </w:r>
     </w:p>
     <w:p>
@@ -8158,12 +7304,13 @@
       <w:r>
         <w:rPr>
           <w:rFonts w:ascii="Calibri" w:hAnsi="Calibri"/>
+          <w:b w:val="0"/>
           <w:sz w:val="22"/>
           <w:rtl w:val="1"/>
           <w:rFonts w:cs="Calibri"/>
           <w:szCs w:val="22"/>
         </w:rPr>
-        <w:t>غير Time Signature إلى 4/4</w:t>
+        <w:t>مازورة 2: | B♭ ‏(Noire)‏ | ‏(Noire Rest)‏ | C♯ ‏(Noire)‏ | D E♭ F♯ ‏(Croches)‏ |</w:t>
       </w:r>
     </w:p>
     <w:p>
@@ -8175,12 +7322,13 @@
       <w:r>
         <w:rPr>
           <w:rFonts w:ascii="Calibri" w:hAnsi="Calibri"/>
+          <w:b w:val="0"/>
           <w:sz w:val="22"/>
           <w:rtl w:val="1"/>
           <w:rFonts w:cs="Calibri"/>
           <w:szCs w:val="22"/>
         </w:rPr>
-        <w:t>اكتب سلم الحجاز بإيقاع الحربي:</w:t>
+        <w:t>مازورة 3: | G ‏(Noire)‏ | ‏(Noire Rest)‏ | F♯ ‏(Noire)‏ | E♭ D C♯ ‏(Croches)‏ |</w:t>
       </w:r>
     </w:p>
     <w:p>
@@ -8188,32 +7336,17 @@
         <w:bidi w:val="1"/>
         <w:jc w:val="right"/>
         <w:textDirection w:val="lrTb"/>
-        <w:shd w:fill="F5F5F5" w:val="clear"/>
       </w:pPr>
       <w:r>
         <w:rPr>
-          <w:rFonts w:ascii="Courier New" w:hAnsi="Courier New"/>
-          <w:color w:val="333333"/>
-          <w:sz w:val="18"/>
+          <w:rFonts w:ascii="Calibri" w:hAnsi="Calibri"/>
+          <w:b w:val="0"/>
+          <w:sz w:val="22"/>
           <w:rtl w:val="1"/>
           <w:rFonts w:cs="Calibri"/>
-          <w:szCs w:val="18"/>
+          <w:szCs w:val="22"/>
         </w:rPr>
-        <w:t>مازورة 1: | D ‏(Noire)‏ | ‏(Noire Rest)‏ | E♭ ‏(Noire)‏ | F♯ G A ‏(Croches)‏ |</w:t>
-        <w:br/>
-        <w:t xml:space="preserve">            |   DUM     |      -       |   TAK       | TAK TAK TAK      |</w:t>
-        <w:br/>
-        <w:br/>
-        <w:t>مازورة 2: | B♭ ‏(Noire)‏ | ‏(Noire Rest)‏ | C♯ ‏(Noire)‏ | D E♭ F♯ ‏(Croches)‏ |</w:t>
-        <w:br/>
-        <w:br/>
-        <w:t>مازورة 3: | G ‏(Noire)‏ | ‏(Noire Rest)‏ | F♯ ‏(Noire)‏ | E♭ D C♯ ‏(Croches)‏ |</w:t>
-        <w:br/>
-        <w:br/>
         <w:t>مازورة 4: | B♭ ‏(Noire)‏ | ‏(Noire Rest)‏ | A ‏(Noire)‏ | G F♯ E♭ ‏(Croches)‏ |</w:t>
-        <w:br/>
-        <w:br/>
-        <w:t>مازورة 5-8: كرر</w:t>
       </w:r>
     </w:p>
     <w:p>
@@ -8225,14 +7358,37 @@
       <w:r>
         <w:rPr>
           <w:rFonts w:ascii="Calibri" w:hAnsi="Calibri"/>
-          <w:b/>
-          <w:color w:val="333333"/>
+          <w:b w:val="0"/>
+          <w:sz w:val="22"/>
+          <w:rtl w:val="1"/>
+          <w:rFonts w:cs="Calibri"/>
+          <w:szCs w:val="22"/>
+        </w:rPr>
+        <w:t>مازورة 5-8: كرر</w:t>
+        <w:br/>
+        <w:t>```</w:t>
+      </w:r>
+    </w:p>
+    <w:p>
+      <w:pPr>
+        <w:bidi w:val="1"/>
+        <w:jc w:val="right"/>
+        <w:textDirection w:val="lrTb"/>
+      </w:pPr>
+      <w:r>
+        <w:rPr>
+          <w:rFonts w:ascii="Calibri" w:hAnsi="Calibri"/>
+          <w:b w:val="0"/>
           <w:sz w:val="22"/>
           <w:rtl w:val="1"/>
           <w:rFonts w:cs="Calibri"/>
           <w:szCs w:val="22"/>
         </w:rPr>
         <w:t>تمرین 4: تطبيق Tremolo في الحجاز ‏(8 دقائق)‏</w:t>
+        <w:br/>
+        <w:t>```</w:t>
+        <w:br/>
+        <w:t>Tremolo على نوتات الحجاز - 8 مازوارات:</w:t>
       </w:r>
     </w:p>
     <w:p>
@@ -8240,31 +7396,57 @@
         <w:bidi w:val="1"/>
         <w:jc w:val="right"/>
         <w:textDirection w:val="lrTb"/>
-        <w:shd w:fill="F5F5F5" w:val="clear"/>
       </w:pPr>
       <w:r>
         <w:rPr>
-          <w:rFonts w:ascii="Courier New" w:hAnsi="Courier New"/>
-          <w:color w:val="333333"/>
-          <w:sz w:val="18"/>
+          <w:rFonts w:ascii="Calibri" w:hAnsi="Calibri"/>
+          <w:b w:val="0"/>
+          <w:sz w:val="22"/>
           <w:rtl w:val="1"/>
           <w:rFonts w:cs="Calibri"/>
-          <w:szCs w:val="18"/>
+          <w:szCs w:val="22"/>
         </w:rPr>
-        <w:t>Tremolo على نوتات الحجاز - 8 مازوارات:</w:t>
-        <w:br/>
-        <w:br/>
         <w:t>مازورة 1: | D ‏(Noire مع Tremolo)‏ | E♭ ‏(Noire مع Tremolo)‏ | ‏(هيوا 2/4)‏</w:t>
         <w:br/>
         <w:t>مازورة 2: | F♯ ‏(Noire مع Tremolo)‏ | G ‏(Noire مع Tremolo)‏ |</w:t>
-        <w:br/>
-        <w:br/>
+      </w:r>
+    </w:p>
+    <w:p>
+      <w:pPr>
+        <w:bidi w:val="1"/>
+        <w:jc w:val="right"/>
+        <w:textDirection w:val="lrTb"/>
+      </w:pPr>
+      <w:r>
+        <w:rPr>
+          <w:rFonts w:ascii="Calibri" w:hAnsi="Calibri"/>
+          <w:b w:val="0"/>
+          <w:sz w:val="22"/>
+          <w:rtl w:val="1"/>
+          <w:rFonts w:cs="Calibri"/>
+          <w:szCs w:val="22"/>
+        </w:rPr>
         <w:t>مازورة 3-4: | A ‏(Noire مع Tremolo)‏ | B♭ ‏(Noire مع Tremolo)‏ |</w:t>
-        <w:br/>
-        <w:t xml:space="preserve">             | C♯ ‏(Noire مع Tremolo)‏ | D ‏(Blanche مع Tremolo)‏ |</w:t>
-        <w:br/>
-        <w:br/>
+      </w:r>
+    </w:p>
+    <w:p>
+      <w:pPr>
+        <w:bidi w:val="1"/>
+        <w:jc w:val="right"/>
+        <w:textDirection w:val="lrTb"/>
+      </w:pPr>
+      <w:r>
+        <w:rPr>
+          <w:rFonts w:ascii="Calibri" w:hAnsi="Calibri"/>
+          <w:b w:val="0"/>
+          <w:sz w:val="22"/>
+          <w:rtl w:val="1"/>
+          <w:rFonts w:cs="Calibri"/>
+          <w:szCs w:val="22"/>
+        </w:rPr>
         <w:t>مازورة 5-8: كرر مع الحربي ‏(4/4)‏</w:t>
+        <w:br/>
+        <w:t>```</w:t>
       </w:r>
     </w:p>
     <w:p>
@@ -8943,14 +8125,19 @@
       <w:r>
         <w:rPr>
           <w:rFonts w:ascii="Calibri" w:hAnsi="Calibri"/>
-          <w:b/>
-          <w:color w:val="333333"/>
+          <w:b w:val="0"/>
           <w:sz w:val="22"/>
           <w:rtl w:val="1"/>
           <w:rFonts w:cs="Calibri"/>
           <w:szCs w:val="22"/>
         </w:rPr>
         <w:t>أسئلة المراجعة</w:t>
+        <w:br/>
+        <w:t>1. ما وزن إيقاع الهيوا؟</w:t>
+        <w:br/>
+        <w:t>2. ما الفرق بين إيقاع الهيوا والحربي في وجود السكتة؟</w:t>
+        <w:br/>
+        <w:t>3. كيف تضيف Tremolo على نوتة في Sibelius؟</w:t>
       </w:r>
     </w:p>
     <w:p>
@@ -8962,184 +8149,27 @@
       <w:r>
         <w:rPr>
           <w:rFonts w:ascii="Calibri" w:hAnsi="Calibri"/>
-          <w:sz w:val="22"/>
-          <w:rtl w:val="1"/>
-          <w:rFonts w:cs="Calibri"/>
-          <w:szCs w:val="22"/>
-        </w:rPr>
-        <w:t>ما وزن إيقاع الهيوا؟</w:t>
-      </w:r>
-    </w:p>
-    <w:p>
-      <w:pPr>
-        <w:bidi w:val="1"/>
-        <w:jc w:val="right"/>
-        <w:textDirection w:val="lrTb"/>
-      </w:pPr>
-      <w:r>
-        <w:rPr>
-          <w:rFonts w:ascii="Calibri" w:hAnsi="Calibri"/>
-          <w:sz w:val="22"/>
-          <w:rtl w:val="1"/>
-          <w:rFonts w:cs="Calibri"/>
-          <w:szCs w:val="22"/>
-        </w:rPr>
-        <w:t>ما الفرق بين إيقاع الهيوا والحربي في وجود السكتة؟</w:t>
-      </w:r>
-    </w:p>
-    <w:p>
-      <w:pPr>
-        <w:bidi w:val="1"/>
-        <w:jc w:val="right"/>
-        <w:textDirection w:val="lrTb"/>
-      </w:pPr>
-      <w:r>
-        <w:rPr>
-          <w:rFonts w:ascii="Calibri" w:hAnsi="Calibri"/>
-          <w:sz w:val="22"/>
-          <w:rtl w:val="1"/>
-          <w:rFonts w:cs="Calibri"/>
-          <w:szCs w:val="22"/>
-        </w:rPr>
-        <w:t>كيف تضيف Tremolo على نوتة في Sibelius؟</w:t>
-      </w:r>
-    </w:p>
-    <w:p>
-      <w:pPr>
-        <w:bidi w:val="1"/>
-        <w:jc w:val="right"/>
-        <w:textDirection w:val="lrTb"/>
-      </w:pPr>
-      <w:r>
-        <w:rPr>
-          <w:rFonts w:ascii="Calibri" w:hAnsi="Calibri"/>
-          <w:b/>
-          <w:color w:val="333333"/>
+          <w:b w:val="0"/>
           <w:sz w:val="22"/>
           <w:rtl w:val="1"/>
           <w:rFonts w:cs="Calibri"/>
           <w:szCs w:val="22"/>
         </w:rPr>
         <w:t>الواجب المنزلي</w:t>
-      </w:r>
-    </w:p>
-    <w:p>
-      <w:pPr>
-        <w:bidi w:val="1"/>
-        <w:jc w:val="right"/>
-        <w:textDirection w:val="lrTb"/>
-      </w:pPr>
-      <w:r>
-        <w:rPr>
-          <w:rFonts w:ascii="Calibri" w:hAnsi="Calibri"/>
-          <w:sz w:val="22"/>
-          <w:rtl w:val="1"/>
-          <w:rFonts w:cs="Calibri"/>
-          <w:szCs w:val="22"/>
-        </w:rPr>
-        <w:t>أنشئ نوتة جديدة ‏(Treble Clef)‏</w:t>
-      </w:r>
-    </w:p>
-    <w:p>
-      <w:pPr>
-        <w:bidi w:val="1"/>
-        <w:jc w:val="right"/>
-        <w:textDirection w:val="lrTb"/>
-      </w:pPr>
-      <w:r>
-        <w:rPr>
-          <w:rFonts w:ascii="Calibri" w:hAnsi="Calibri"/>
-          <w:sz w:val="22"/>
-          <w:rtl w:val="1"/>
-          <w:rFonts w:cs="Calibri"/>
-          <w:szCs w:val="22"/>
-        </w:rPr>
-        <w:t>اكتب 20 مازورة بمقام الحجاز:</w:t>
-      </w:r>
-    </w:p>
-    <w:p>
-      <w:pPr>
-        <w:bidi w:val="1"/>
-        <w:jc w:val="right"/>
-        <w:textDirection w:val="lrTb"/>
-      </w:pPr>
-      <w:r>
-        <w:rPr>
-          <w:rFonts w:ascii="Calibri" w:hAnsi="Calibri"/>
-          <w:sz w:val="22"/>
-          <w:rtl w:val="1"/>
-          <w:rFonts w:cs="Calibri"/>
-          <w:szCs w:val="22"/>
-        </w:rPr>
-        <w:t>• 8 مازورة بإيقاع الهيوا ‏(2/4)‏ – لحن حيوي سريع</w:t>
-      </w:r>
-    </w:p>
-    <w:p>
-      <w:pPr>
-        <w:bidi w:val="1"/>
-        <w:jc w:val="right"/>
-        <w:textDirection w:val="lrTb"/>
-      </w:pPr>
-      <w:r>
-        <w:rPr>
-          <w:rFonts w:ascii="Calibri" w:hAnsi="Calibri"/>
-          <w:sz w:val="22"/>
-          <w:rtl w:val="1"/>
-          <w:rFonts w:cs="Calibri"/>
-          <w:szCs w:val="22"/>
-        </w:rPr>
-        <w:t>• 8 مازورة بإيقاع الحربي ‏(4/4)‏ – لحن وقور مهيب</w:t>
-      </w:r>
-    </w:p>
-    <w:p>
-      <w:pPr>
-        <w:bidi w:val="1"/>
-        <w:jc w:val="right"/>
-        <w:textDirection w:val="lrTb"/>
-      </w:pPr>
-      <w:r>
-        <w:rPr>
-          <w:rFonts w:ascii="Calibri" w:hAnsi="Calibri"/>
-          <w:sz w:val="22"/>
-          <w:rtl w:val="1"/>
-          <w:rFonts w:cs="Calibri"/>
-          <w:szCs w:val="22"/>
-        </w:rPr>
-        <w:t>• 4 مازورة باستخدام Tremolo في الحجاز</w:t>
-      </w:r>
-    </w:p>
-    <w:p>
-      <w:pPr>
-        <w:bidi w:val="1"/>
-        <w:jc w:val="right"/>
-        <w:textDirection w:val="lrTb"/>
-      </w:pPr>
-      <w:r>
-        <w:rPr>
-          <w:rFonts w:ascii="Calibri" w:hAnsi="Calibri"/>
-          <w:sz w:val="22"/>
-          <w:rtl w:val="1"/>
-          <w:rFonts w:cs="Calibri"/>
-          <w:szCs w:val="22"/>
-        </w:rPr>
-        <w:t>أضف ديناميك ‏(mf للحن الحيوي، mp للحرب الوقور)‏</w:t>
-      </w:r>
-    </w:p>
-    <w:p>
-      <w:pPr>
-        <w:bidi w:val="1"/>
-        <w:jc w:val="right"/>
-        <w:textDirection w:val="lrTb"/>
-      </w:pPr>
-      <w:r>
-        <w:rPr>
-          <w:rFonts w:ascii="Calibri" w:hAnsi="Calibri"/>
-          <w:sz w:val="22"/>
-          <w:rtl w:val="1"/>
-          <w:rFonts w:cs="Calibri"/>
-          <w:szCs w:val="22"/>
-        </w:rPr>
-        <w:t>احفظ الملف باسم `Lesson43_Hijaz_Haywa_Harbi.sib`</w:t>
+        <w:br/>
+        <w:t>1. أنشئ نوتة جديدة ‏(Treble Clef)‏</w:t>
+        <w:br/>
+        <w:t>2. اكتب 20 مازورة بمقام الحجاز:</w:t>
+        <w:br/>
+        <w:t xml:space="preserve">   - 8 مازورة بإيقاع الهيوا ‏(2/4)‏ – لحن حيوي سريع</w:t>
+        <w:br/>
+        <w:t xml:space="preserve">   - 8 مازورة بإيقاع الحربي ‏(4/4)‏ – لحن وقور مهيب</w:t>
+        <w:br/>
+        <w:t xml:space="preserve">   - 4 مازورة باستخدام Tremolo في الحجاز</w:t>
+        <w:br/>
+        <w:t>3. أضف ديناميك ‏(mf للحن الحيوي، mp للحرب الوقور)‏</w:t>
+        <w:br/>
+        <w:t>4. احفظ الملف باسم `Lesson43_Hijaz_Haywa_Harbi.sib`</w:t>
       </w:r>
     </w:p>
     <w:p>
@@ -10927,31 +9957,14 @@
       <w:r>
         <w:rPr>
           <w:rFonts w:ascii="Calibri" w:hAnsi="Calibri"/>
-          <w:b/>
-          <w:color w:val="333333"/>
+          <w:b w:val="0"/>
           <w:sz w:val="22"/>
           <w:rtl w:val="1"/>
           <w:rFonts w:cs="Calibri"/>
           <w:szCs w:val="22"/>
         </w:rPr>
         <w:t>مراجعة وحدة الحجاز ‏(Hijaz Unit Review)‏</w:t>
-      </w:r>
-    </w:p>
-    <w:p>
-      <w:pPr>
-        <w:bidi w:val="1"/>
-        <w:jc w:val="right"/>
-        <w:textDirection w:val="lrTb"/>
-      </w:pPr>
-      <w:r>
-        <w:rPr>
-          <w:rFonts w:ascii="Calibri" w:hAnsi="Calibri"/>
-          <w:b w:val="0"/>
-          <w:sz w:val="22"/>
-          <w:rtl w:val="1"/>
-          <w:rFonts w:cs="Calibri"/>
-          <w:szCs w:val="22"/>
-        </w:rPr>
+        <w:br/>
         <w:t>دروس الحجاز التي قطعناها:</w:t>
       </w:r>
     </w:p>
@@ -11354,31 +10367,14 @@
       <w:r>
         <w:rPr>
           <w:rFonts w:ascii="Calibri" w:hAnsi="Calibri"/>
-          <w:b/>
-          <w:color w:val="333333"/>
+          <w:b w:val="0"/>
           <w:sz w:val="22"/>
           <w:rtl w:val="1"/>
           <w:rFonts w:cs="Calibri"/>
           <w:szCs w:val="22"/>
         </w:rPr>
         <w:t>الليوا ‏(Al-Liwa)‏ – 2/4</w:t>
-      </w:r>
-    </w:p>
-    <w:p>
-      <w:pPr>
-        <w:bidi w:val="1"/>
-        <w:jc w:val="right"/>
-        <w:textDirection w:val="lrTb"/>
-      </w:pPr>
-      <w:r>
-        <w:rPr>
-          <w:rFonts w:ascii="Calibri" w:hAnsi="Calibri"/>
-          <w:b w:val="0"/>
-          <w:sz w:val="22"/>
-          <w:rtl w:val="1"/>
-          <w:rFonts w:cs="Calibri"/>
-          <w:szCs w:val="22"/>
-        </w:rPr>
+        <w:br/>
         <w:t>إيقاع خليجي على 2/4، قريب من الهيوا لكنه أبطأ وأكثر استرخاء.</w:t>
       </w:r>
     </w:p>
@@ -11826,31 +10822,14 @@
       <w:r>
         <w:rPr>
           <w:rFonts w:ascii="Calibri" w:hAnsi="Calibri"/>
-          <w:b/>
-          <w:color w:val="333333"/>
+          <w:b w:val="0"/>
           <w:sz w:val="22"/>
           <w:rtl w:val="1"/>
           <w:rFonts w:cs="Calibri"/>
           <w:szCs w:val="22"/>
         </w:rPr>
         <w:t>البستة ‏(Al-Basta)‏ – 4/4</w:t>
-      </w:r>
-    </w:p>
-    <w:p>
-      <w:pPr>
-        <w:bidi w:val="1"/>
-        <w:jc w:val="right"/>
-        <w:textDirection w:val="lrTb"/>
-      </w:pPr>
-      <w:r>
-        <w:rPr>
-          <w:rFonts w:ascii="Calibri" w:hAnsi="Calibri"/>
-          <w:b w:val="0"/>
-          <w:sz w:val="22"/>
-          <w:rtl w:val="1"/>
-          <w:rFonts w:cs="Calibri"/>
-          <w:szCs w:val="22"/>
-        </w:rPr>
+        <w:br/>
         <w:t>إيقاع خليجي تراثي يُستخدم في فن البستة الخليجي.</w:t>
       </w:r>
     </w:p>
@@ -12106,7 +11085,6 @@
         <w:rPr>
           <w:rFonts w:ascii="Calibri" w:hAnsi="Calibri"/>
           <w:b/>
-          <w:color w:val="333333"/>
           <w:sz w:val="22"/>
           <w:rtl w:val="1"/>
           <w:rFonts w:cs="Calibri"/>
@@ -13019,32 +11997,16 @@
       <w:r>
         <w:rPr>
           <w:rFonts w:ascii="Calibri" w:hAnsi="Calibri"/>
-          <w:b/>
-          <w:color w:val="333333"/>
+          <w:b w:val="0"/>
           <w:sz w:val="22"/>
           <w:rtl w:val="1"/>
           <w:rFonts w:cs="Calibri"/>
           <w:szCs w:val="22"/>
         </w:rPr>
         <w:t>بناء المشروع ‏(32 مازورة)‏</w:t>
-      </w:r>
-    </w:p>
-    <w:p>
-      <w:pPr>
-        <w:bidi w:val="1"/>
-        <w:jc w:val="right"/>
-        <w:textDirection w:val="lrTb"/>
-        <w:shd w:fill="F5F5F5" w:val="clear"/>
-      </w:pPr>
-      <w:r>
-        <w:rPr>
-          <w:rFonts w:ascii="Courier New" w:hAnsi="Courier New"/>
-          <w:color w:val="333333"/>
-          <w:sz w:val="18"/>
-          <w:rtl w:val="1"/>
-          <w:rFonts w:cs="Calibri"/>
-          <w:szCs w:val="18"/>
-        </w:rPr>
+        <w:br/>
+        <w:t>```</w:t>
+        <w:br/>
         <w:t>┌─────────────────────────────────────────────┐</w:t>
         <w:br/>
         <w:t>│  القسم A ‏(8 مقاطع)‏ – ليوا 2/4               │</w:t>
@@ -13070,6 +12032,8 @@
         <w:t>│  خاتمة حماسية سريعة                          │</w:t>
         <w:br/>
         <w:t>└─────────────────────────────────────────────┘</w:t>
+        <w:br/>
+        <w:t>```</w:t>
       </w:r>
     </w:p>
     <w:p>
@@ -13100,48 +12064,17 @@
       <w:r>
         <w:rPr>
           <w:rFonts w:ascii="Calibri" w:hAnsi="Calibri"/>
-          <w:b/>
-          <w:color w:val="333333"/>
+          <w:b w:val="0"/>
           <w:sz w:val="22"/>
           <w:rtl w:val="1"/>
           <w:rFonts w:cs="Calibri"/>
           <w:szCs w:val="22"/>
         </w:rPr>
         <w:t>تمرین 1: الليوا مع الحجاز ‏(8 دقائق)‏</w:t>
-      </w:r>
-    </w:p>
-    <w:p>
-      <w:pPr>
-        <w:bidi w:val="1"/>
-        <w:jc w:val="right"/>
-        <w:textDirection w:val="lrTb"/>
-      </w:pPr>
-      <w:r>
-        <w:rPr>
-          <w:rFonts w:ascii="Calibri" w:hAnsi="Calibri"/>
-          <w:sz w:val="22"/>
-          <w:rtl w:val="1"/>
-          <w:rFonts w:cs="Calibri"/>
-          <w:szCs w:val="22"/>
-        </w:rPr>
-        <w:t>Sibelius → Blank Score → Treble Clef → 2/4</w:t>
-      </w:r>
-    </w:p>
-    <w:p>
-      <w:pPr>
-        <w:bidi w:val="1"/>
-        <w:jc w:val="right"/>
-        <w:textDirection w:val="lrTb"/>
-      </w:pPr>
-      <w:r>
-        <w:rPr>
-          <w:rFonts w:ascii="Calibri" w:hAnsi="Calibri"/>
-          <w:sz w:val="22"/>
-          <w:rtl w:val="1"/>
-          <w:rFonts w:cs="Calibri"/>
-          <w:szCs w:val="22"/>
-        </w:rPr>
-        <w:t>اكتب 8 مازوارات بإيقاع الليوا:</w:t>
+        <w:br/>
+        <w:t>1. Sibelius → Blank Score → Treble Clef → 2/4</w:t>
+        <w:br/>
+        <w:t>2. اكتب 8 مازوارات بإيقاع الليوا:</w:t>
       </w:r>
     </w:p>
     <w:p>
@@ -13186,48 +12119,17 @@
       <w:r>
         <w:rPr>
           <w:rFonts w:ascii="Calibri" w:hAnsi="Calibri"/>
-          <w:b/>
-          <w:color w:val="333333"/>
+          <w:b w:val="0"/>
           <w:sz w:val="22"/>
           <w:rtl w:val="1"/>
           <w:rFonts w:cs="Calibri"/>
           <w:szCs w:val="22"/>
         </w:rPr>
         <w:t>تمرین 2: البستة مع الحجاز ‏(8 دقائق)‏</w:t>
-      </w:r>
-    </w:p>
-    <w:p>
-      <w:pPr>
-        <w:bidi w:val="1"/>
-        <w:jc w:val="right"/>
-        <w:textDirection w:val="lrTb"/>
-      </w:pPr>
-      <w:r>
-        <w:rPr>
-          <w:rFonts w:ascii="Calibri" w:hAnsi="Calibri"/>
-          <w:sz w:val="22"/>
-          <w:rtl w:val="1"/>
-          <w:rFonts w:cs="Calibri"/>
-          <w:szCs w:val="22"/>
-        </w:rPr>
-        <w:t>غير Time Signature إلى 4/4</w:t>
-      </w:r>
-    </w:p>
-    <w:p>
-      <w:pPr>
-        <w:bidi w:val="1"/>
-        <w:jc w:val="right"/>
-        <w:textDirection w:val="lrTb"/>
-      </w:pPr>
-      <w:r>
-        <w:rPr>
-          <w:rFonts w:ascii="Calibri" w:hAnsi="Calibri"/>
-          <w:sz w:val="22"/>
-          <w:rtl w:val="1"/>
-          <w:rFonts w:cs="Calibri"/>
-          <w:szCs w:val="22"/>
-        </w:rPr>
-        <w:t>اكتب 8 مازوارات بإيقاع البستة:</w:t>
+        <w:br/>
+        <w:t>1. غير Time Signature إلى 4/4</w:t>
+        <w:br/>
+        <w:t>2. اكتب 8 مازوارات بإيقاع البستة:</w:t>
       </w:r>
     </w:p>
     <w:p>
@@ -13281,31 +12183,14 @@
       <w:r>
         <w:rPr>
           <w:rFonts w:ascii="Calibri" w:hAnsi="Calibri"/>
-          <w:b/>
-          <w:color w:val="333333"/>
+          <w:b w:val="0"/>
           <w:sz w:val="22"/>
           <w:rtl w:val="1"/>
           <w:rFonts w:cs="Calibri"/>
           <w:szCs w:val="22"/>
         </w:rPr>
         <w:t>تمرین 3: بناء المشروع المكتمل ‏(10 دقائق)‏</w:t>
-      </w:r>
-    </w:p>
-    <w:p>
-      <w:pPr>
-        <w:bidi w:val="1"/>
-        <w:jc w:val="right"/>
-        <w:textDirection w:val="lrTb"/>
-      </w:pPr>
-      <w:r>
-        <w:rPr>
-          <w:rFonts w:ascii="Calibri" w:hAnsi="Calibri"/>
-          <w:b w:val="0"/>
-          <w:sz w:val="22"/>
-          <w:rtl w:val="1"/>
-          <w:rFonts w:cs="Calibri"/>
-          <w:szCs w:val="22"/>
-        </w:rPr>
+        <w:br/>
         <w:t>ادمج التمرينين السابقين في مشروع واحد من 32 مازورة:</w:t>
       </w:r>
     </w:p>
@@ -13420,150 +12305,29 @@
       <w:r>
         <w:rPr>
           <w:rFonts w:ascii="Calibri" w:hAnsi="Calibri"/>
-          <w:b/>
-          <w:color w:val="333333"/>
+          <w:b w:val="0"/>
           <w:sz w:val="22"/>
           <w:rtl w:val="1"/>
           <w:rFonts w:cs="Calibri"/>
           <w:szCs w:val="22"/>
         </w:rPr>
         <w:t>تمرین 4: إضافة التفاصيل النهائية ‏(4 دقائق)‏</w:t>
-      </w:r>
-    </w:p>
-    <w:p>
-      <w:pPr>
-        <w:bidi w:val="1"/>
-        <w:jc w:val="right"/>
-        <w:textDirection w:val="lrTb"/>
-      </w:pPr>
-      <w:r>
-        <w:rPr>
-          <w:rFonts w:ascii="Calibri" w:hAnsi="Calibri"/>
-          <w:sz w:val="22"/>
-          <w:rtl w:val="1"/>
-          <w:rFonts w:cs="Calibri"/>
-          <w:szCs w:val="22"/>
-        </w:rPr>
-        <w:t>عنوان: Text → Title → اكتب "لحن حجازي – Hijaz Khaliji Melody"</w:t>
-      </w:r>
-    </w:p>
-    <w:p>
-      <w:pPr>
-        <w:bidi w:val="1"/>
-        <w:jc w:val="right"/>
-        <w:textDirection w:val="lrTb"/>
-      </w:pPr>
-      <w:r>
-        <w:rPr>
-          <w:rFonts w:ascii="Calibri" w:hAnsi="Calibri"/>
-          <w:sz w:val="22"/>
-          <w:rtl w:val="1"/>
-          <w:rFonts w:cs="Calibri"/>
-          <w:szCs w:val="22"/>
-        </w:rPr>
-        <w:t>ديناميك: أضف mp في القسم A، mf في القسم B، f في القسم D</w:t>
-      </w:r>
-    </w:p>
-    <w:p>
-      <w:pPr>
-        <w:bidi w:val="1"/>
-        <w:jc w:val="right"/>
-        <w:textDirection w:val="lrTb"/>
-      </w:pPr>
-      <w:r>
-        <w:rPr>
-          <w:rFonts w:ascii="Calibri" w:hAnsi="Calibri"/>
-          <w:sz w:val="22"/>
-          <w:rtl w:val="1"/>
-          <w:rFonts w:cs="Calibri"/>
-          <w:szCs w:val="22"/>
-        </w:rPr>
-        <w:t>Tremolo: أضف Tremolo في القسم B ‏(مازورة 12-14)‏</w:t>
-      </w:r>
-    </w:p>
-    <w:p>
-      <w:pPr>
-        <w:bidi w:val="1"/>
-        <w:jc w:val="right"/>
-        <w:textDirection w:val="lrTb"/>
-      </w:pPr>
-      <w:r>
-        <w:rPr>
-          <w:rFonts w:ascii="Calibri" w:hAnsi="Calibri"/>
-          <w:sz w:val="22"/>
-          <w:rtl w:val="1"/>
-          <w:rFonts w:cs="Calibri"/>
-          <w:szCs w:val="22"/>
-        </w:rPr>
-        <w:t>Tempo Marking: ♩ = 120 في البداية</w:t>
-      </w:r>
-    </w:p>
-    <w:p>
-      <w:pPr>
-        <w:bidi w:val="1"/>
-        <w:jc w:val="right"/>
-        <w:textDirection w:val="lrTb"/>
-      </w:pPr>
-      <w:r>
-        <w:rPr>
-          <w:rFonts w:ascii="Calibri" w:hAnsi="Calibri"/>
-          <w:sz w:val="22"/>
-          <w:rtl w:val="1"/>
-          <w:rFonts w:cs="Calibri"/>
-          <w:szCs w:val="22"/>
-        </w:rPr>
-        <w:t>تصدير:</w:t>
-      </w:r>
-    </w:p>
-    <w:p>
-      <w:pPr>
-        <w:bidi w:val="1"/>
-        <w:jc w:val="right"/>
-        <w:textDirection w:val="lrTb"/>
-      </w:pPr>
-      <w:r>
-        <w:rPr>
-          <w:rFonts w:ascii="Calibri" w:hAnsi="Calibri"/>
-          <w:sz w:val="22"/>
-          <w:rtl w:val="1"/>
-          <w:rFonts w:cs="Calibri"/>
-          <w:szCs w:val="22"/>
-        </w:rPr>
-        <w:t>• PDF: File → Export → PDF ‏(أو Ctrl+P → Print to PDF)‏</w:t>
-      </w:r>
-    </w:p>
-    <w:p>
-      <w:pPr>
-        <w:bidi w:val="1"/>
-        <w:jc w:val="right"/>
-        <w:textDirection w:val="lrTb"/>
-      </w:pPr>
-      <w:r>
-        <w:rPr>
-          <w:rFonts w:ascii="Calibri" w:hAnsi="Calibri"/>
-          <w:sz w:val="22"/>
-          <w:rtl w:val="1"/>
-          <w:rFonts w:cs="Calibri"/>
-          <w:szCs w:val="22"/>
-        </w:rPr>
-        <w:t>• MIDI: File → Export → MIDI</w:t>
-      </w:r>
-    </w:p>
-    <w:p>
-      <w:pPr>
-        <w:bidi w:val="1"/>
-        <w:jc w:val="right"/>
-        <w:textDirection w:val="lrTb"/>
-      </w:pPr>
-      <w:r>
-        <w:rPr>
-          <w:rFonts w:ascii="Calibri" w:hAnsi="Calibri"/>
-          <w:sz w:val="22"/>
-          <w:rtl w:val="1"/>
-          <w:rFonts w:cs="Calibri"/>
-          <w:szCs w:val="22"/>
-        </w:rPr>
-        <w:t>• Audio: File → Export → Audio ‏(للطلاب المتقدمين)‏</w:t>
+        <w:br/>
+        <w:t>1. عنوان: Text → Title → اكتب "لحن حجازي – Hijaz Khaliji Melody"</w:t>
+        <w:br/>
+        <w:t>2. ديناميك: أضف mp في القسم A، mf في القسم B، f في القسم D</w:t>
+        <w:br/>
+        <w:t>3. Tremolo: أضف Tremolo في القسم B ‏(مازورة 12-14)‏</w:t>
+        <w:br/>
+        <w:t>4. Tempo Marking: ♩ = 120 في البداية</w:t>
+        <w:br/>
+        <w:t>5. تصدير:</w:t>
+        <w:br/>
+        <w:t xml:space="preserve">   - PDF: File → Export → PDF ‏(أو Ctrl+P → Print to PDF)‏</w:t>
+        <w:br/>
+        <w:t xml:space="preserve">   - MIDI: File → Export → MIDI</w:t>
+        <w:br/>
+        <w:t xml:space="preserve">   - Audio: File → Export → Audio ‏(للطلاب المتقدمين)‏</w:t>
       </w:r>
     </w:p>
     <w:p>
@@ -14218,14 +12982,19 @@
       <w:r>
         <w:rPr>
           <w:rFonts w:ascii="Calibri" w:hAnsi="Calibri"/>
-          <w:b/>
-          <w:color w:val="333333"/>
+          <w:b w:val="0"/>
           <w:sz w:val="22"/>
           <w:rtl w:val="1"/>
           <w:rFonts w:cs="Calibri"/>
           <w:szCs w:val="22"/>
         </w:rPr>
         <w:t>أسئلة المراجعة</w:t>
+        <w:br/>
+        <w:t>1. ما الفرق بين إيقاعي الليوا والبستة؟</w:t>
+        <w:br/>
+        <w:t>2. ما الإيقاعات التي تعلمناها في وحدة الحجاز ‏(الدروس 41-44)‏؟</w:t>
+        <w:br/>
+        <w:t>3. ما خطوات تصدير النوتة إلى PDF في Sibelius؟</w:t>
       </w:r>
     </w:p>
     <w:p>
@@ -14237,252 +13006,35 @@
       <w:r>
         <w:rPr>
           <w:rFonts w:ascii="Calibri" w:hAnsi="Calibri"/>
-          <w:sz w:val="22"/>
-          <w:rtl w:val="1"/>
-          <w:rFonts w:cs="Calibri"/>
-          <w:szCs w:val="22"/>
-        </w:rPr>
-        <w:t>ما الفرق بين إيقاعي الليوا والبستة؟</w:t>
-      </w:r>
-    </w:p>
-    <w:p>
-      <w:pPr>
-        <w:bidi w:val="1"/>
-        <w:jc w:val="right"/>
-        <w:textDirection w:val="lrTb"/>
-      </w:pPr>
-      <w:r>
-        <w:rPr>
-          <w:rFonts w:ascii="Calibri" w:hAnsi="Calibri"/>
-          <w:sz w:val="22"/>
-          <w:rtl w:val="1"/>
-          <w:rFonts w:cs="Calibri"/>
-          <w:szCs w:val="22"/>
-        </w:rPr>
-        <w:t>ما الإيقاعات التي تعلمناها في وحدة الحجاز ‏(الدروس 41-44)‏؟</w:t>
-      </w:r>
-    </w:p>
-    <w:p>
-      <w:pPr>
-        <w:bidi w:val="1"/>
-        <w:jc w:val="right"/>
-        <w:textDirection w:val="lrTb"/>
-      </w:pPr>
-      <w:r>
-        <w:rPr>
-          <w:rFonts w:ascii="Calibri" w:hAnsi="Calibri"/>
-          <w:sz w:val="22"/>
-          <w:rtl w:val="1"/>
-          <w:rFonts w:cs="Calibri"/>
-          <w:szCs w:val="22"/>
-        </w:rPr>
-        <w:t>ما خطوات تصدير النوتة إلى PDF في Sibelius؟</w:t>
-      </w:r>
-    </w:p>
-    <w:p>
-      <w:pPr>
-        <w:bidi w:val="1"/>
-        <w:jc w:val="right"/>
-        <w:textDirection w:val="lrTb"/>
-      </w:pPr>
-      <w:r>
-        <w:rPr>
-          <w:rFonts w:ascii="Calibri" w:hAnsi="Calibri"/>
-          <w:b/>
-          <w:color w:val="333333"/>
+          <w:b w:val="0"/>
           <w:sz w:val="22"/>
           <w:rtl w:val="1"/>
           <w:rFonts w:cs="Calibri"/>
           <w:szCs w:val="22"/>
         </w:rPr>
         <w:t>الواجب المنزلي</w:t>
-      </w:r>
-    </w:p>
-    <w:p>
-      <w:pPr>
-        <w:bidi w:val="1"/>
-        <w:jc w:val="right"/>
-        <w:textDirection w:val="lrTb"/>
-      </w:pPr>
-      <w:r>
-        <w:rPr>
-          <w:rFonts w:ascii="Calibri" w:hAnsi="Calibri"/>
-          <w:sz w:val="22"/>
-          <w:rtl w:val="1"/>
-          <w:rFonts w:cs="Calibri"/>
-          <w:szCs w:val="22"/>
-        </w:rPr>
-        <w:t>أكمل مشروع 32 مازورة بمقام الحجاز</w:t>
-      </w:r>
-    </w:p>
-    <w:p>
-      <w:pPr>
-        <w:bidi w:val="1"/>
-        <w:jc w:val="right"/>
-        <w:textDirection w:val="lrTb"/>
-      </w:pPr>
-      <w:r>
-        <w:rPr>
-          <w:rFonts w:ascii="Calibri" w:hAnsi="Calibri"/>
-          <w:sz w:val="22"/>
-          <w:rtl w:val="1"/>
-          <w:rFonts w:cs="Calibri"/>
-          <w:szCs w:val="22"/>
-        </w:rPr>
-        <w:t>وزع الإيقاعات كالتالي:</w:t>
-      </w:r>
-    </w:p>
-    <w:p>
-      <w:pPr>
-        <w:bidi w:val="1"/>
-        <w:jc w:val="right"/>
-        <w:textDirection w:val="lrTb"/>
-      </w:pPr>
-      <w:r>
-        <w:rPr>
-          <w:rFonts w:ascii="Calibri" w:hAnsi="Calibri"/>
-          <w:sz w:val="22"/>
-          <w:rtl w:val="1"/>
-          <w:rFonts w:cs="Calibri"/>
-          <w:szCs w:val="22"/>
-        </w:rPr>
-        <w:t>• القسم A: ليوا ‏(2/4)‏ - 8 مازوارات</w:t>
-      </w:r>
-    </w:p>
-    <w:p>
-      <w:pPr>
-        <w:bidi w:val="1"/>
-        <w:jc w:val="right"/>
-        <w:textDirection w:val="lrTb"/>
-      </w:pPr>
-      <w:r>
-        <w:rPr>
-          <w:rFonts w:ascii="Calibri" w:hAnsi="Calibri"/>
-          <w:sz w:val="22"/>
-          <w:rtl w:val="1"/>
-          <w:rFonts w:cs="Calibri"/>
-          <w:szCs w:val="22"/>
-        </w:rPr>
-        <w:t>• القسم B: بستة ‏(4/4)‏ - 8 مازوارات</w:t>
-      </w:r>
-    </w:p>
-    <w:p>
-      <w:pPr>
-        <w:bidi w:val="1"/>
-        <w:jc w:val="right"/>
-        <w:textDirection w:val="lrTb"/>
-      </w:pPr>
-      <w:r>
-        <w:rPr>
-          <w:rFonts w:ascii="Calibri" w:hAnsi="Calibri"/>
-          <w:sz w:val="22"/>
-          <w:rtl w:val="1"/>
-          <w:rFonts w:cs="Calibri"/>
-          <w:szCs w:val="22"/>
-        </w:rPr>
-        <w:t>• القسم C: سامري ‏(4/4)‏ - 8 مازوارات ‏(من اختيارك)‏</w:t>
-      </w:r>
-    </w:p>
-    <w:p>
-      <w:pPr>
-        <w:bidi w:val="1"/>
-        <w:jc w:val="right"/>
-        <w:textDirection w:val="lrTb"/>
-      </w:pPr>
-      <w:r>
-        <w:rPr>
-          <w:rFonts w:ascii="Calibri" w:hAnsi="Calibri"/>
-          <w:sz w:val="22"/>
-          <w:rtl w:val="1"/>
-          <w:rFonts w:cs="Calibri"/>
-          <w:szCs w:val="22"/>
-        </w:rPr>
-        <w:t>• القسم D: خبيتي ‏(2/4)‏ - 8 مازوارات</w:t>
-      </w:r>
-    </w:p>
-    <w:p>
-      <w:pPr>
-        <w:bidi w:val="1"/>
-        <w:jc w:val="right"/>
-        <w:textDirection w:val="lrTb"/>
-      </w:pPr>
-      <w:r>
-        <w:rPr>
-          <w:rFonts w:ascii="Calibri" w:hAnsi="Calibri"/>
-          <w:sz w:val="22"/>
-          <w:rtl w:val="1"/>
-          <w:rFonts w:cs="Calibri"/>
-          <w:szCs w:val="22"/>
-        </w:rPr>
-        <w:t>أضف عنواناً و Composer</w:t>
-      </w:r>
-    </w:p>
-    <w:p>
-      <w:pPr>
-        <w:bidi w:val="1"/>
-        <w:jc w:val="right"/>
-        <w:textDirection w:val="lrTb"/>
-      </w:pPr>
-      <w:r>
-        <w:rPr>
-          <w:rFonts w:ascii="Calibri" w:hAnsi="Calibri"/>
-          <w:sz w:val="22"/>
-          <w:rtl w:val="1"/>
-          <w:rFonts w:cs="Calibri"/>
-          <w:szCs w:val="22"/>
-        </w:rPr>
-        <w:t>صدر الملف بـ:</w:t>
-      </w:r>
-    </w:p>
-    <w:p>
-      <w:pPr>
-        <w:bidi w:val="1"/>
-        <w:jc w:val="right"/>
-        <w:textDirection w:val="lrTb"/>
-      </w:pPr>
-      <w:r>
-        <w:rPr>
-          <w:rFonts w:ascii="Calibri" w:hAnsi="Calibri"/>
-          <w:sz w:val="22"/>
-          <w:rtl w:val="1"/>
-          <w:rFonts w:cs="Calibri"/>
-          <w:szCs w:val="22"/>
-        </w:rPr>
-        <w:t>• `Lesson44_Hijaz_Project.sib` ‏(ملف Sibelius)‏</w:t>
-      </w:r>
-    </w:p>
-    <w:p>
-      <w:pPr>
-        <w:bidi w:val="1"/>
-        <w:jc w:val="right"/>
-        <w:textDirection w:val="lrTb"/>
-      </w:pPr>
-      <w:r>
-        <w:rPr>
-          <w:rFonts w:ascii="Calibri" w:hAnsi="Calibri"/>
-          <w:sz w:val="22"/>
-          <w:rtl w:val="1"/>
-          <w:rFonts w:cs="Calibri"/>
-          <w:szCs w:val="22"/>
-        </w:rPr>
-        <w:t>• `Lesson44_Hijaz_Project.pdf` ‏(ملف PDF)‏</w:t>
-      </w:r>
-    </w:p>
-    <w:p>
-      <w:pPr>
-        <w:bidi w:val="1"/>
-        <w:jc w:val="right"/>
-        <w:textDirection w:val="lrTb"/>
-      </w:pPr>
-      <w:r>
-        <w:rPr>
-          <w:rFonts w:ascii="Calibri" w:hAnsi="Calibri"/>
-          <w:sz w:val="22"/>
-          <w:rtl w:val="1"/>
-          <w:rFonts w:cs="Calibri"/>
-          <w:szCs w:val="22"/>
-        </w:rPr>
-        <w:t>• `Lesson44_Hijaz_Project.mid` ‏(ملف MIDI)‏</w:t>
+        <w:br/>
+        <w:t>1. أكمل مشروع 32 مازورة بمقام الحجاز</w:t>
+        <w:br/>
+        <w:t>2. وزع الإيقاعات كالتالي:</w:t>
+        <w:br/>
+        <w:t xml:space="preserve">   - القسم A: ليوا ‏(2/4)‏ - 8 مازوارات</w:t>
+        <w:br/>
+        <w:t xml:space="preserve">   - القسم B: بستة ‏(4/4)‏ - 8 مازوارات</w:t>
+        <w:br/>
+        <w:t xml:space="preserve">   - القسم C: سامري ‏(4/4)‏ - 8 مازوارات ‏(من اختيارك)‏</w:t>
+        <w:br/>
+        <w:t xml:space="preserve">   - القسم D: خبيتي ‏(2/4)‏ - 8 مازوارات</w:t>
+        <w:br/>
+        <w:t>3. أضف عنواناً و Composer</w:t>
+        <w:br/>
+        <w:t>4. صدر الملف بـ:</w:t>
+        <w:br/>
+        <w:t xml:space="preserve">   - `Lesson44_Hijaz_Project.sib` ‏(ملف Sibelius)‏</w:t>
+        <w:br/>
+        <w:t xml:space="preserve">   - `Lesson44_Hijaz_Project.pdf` ‏(ملف PDF)‏</w:t>
+        <w:br/>
+        <w:t xml:space="preserve">   - `Lesson44_Hijaz_Project.mid` ‏(ملف MIDI)‏</w:t>
       </w:r>
     </w:p>
     <w:p>
@@ -16447,31 +14999,14 @@
       <w:r>
         <w:rPr>
           <w:rFonts w:ascii="Calibri" w:hAnsi="Calibri"/>
-          <w:b/>
-          <w:color w:val="333333"/>
+          <w:b w:val="0"/>
           <w:sz w:val="22"/>
           <w:rtl w:val="1"/>
           <w:rFonts w:cs="Calibri"/>
           <w:szCs w:val="22"/>
         </w:rPr>
         <w:t>مقام الكرد ‏(Maqam Kurd)‏</w:t>
-      </w:r>
-    </w:p>
-    <w:p>
-      <w:pPr>
-        <w:bidi w:val="1"/>
-        <w:jc w:val="right"/>
-        <w:textDirection w:val="lrTb"/>
-      </w:pPr>
-      <w:r>
-        <w:rPr>
-          <w:rFonts w:ascii="Calibri" w:hAnsi="Calibri"/>
-          <w:b w:val="0"/>
-          <w:sz w:val="22"/>
-          <w:rtl w:val="1"/>
-          <w:rFonts w:cs="Calibri"/>
-          <w:szCs w:val="22"/>
-        </w:rPr>
+        <w:br/>
         <w:t>الكرد هو المقام الرابع في الفصل الثاني، ويقابل Dorian Mode في الموسيقى الغربية. طابع حزين شجيّ.</w:t>
       </w:r>
     </w:p>
@@ -16515,7 +15050,6 @@
         <w:rPr>
           <w:rFonts w:ascii="Calibri" w:hAnsi="Calibri"/>
           <w:b/>
-          <w:color w:val="333333"/>
           <w:sz w:val="22"/>
           <w:rtl w:val="1"/>
           <w:rFonts w:cs="Calibri"/>
@@ -17452,67 +15986,17 @@
       <w:r>
         <w:rPr>
           <w:rFonts w:ascii="Calibri" w:hAnsi="Calibri"/>
-          <w:b/>
-          <w:color w:val="333333"/>
+          <w:b w:val="0"/>
           <w:sz w:val="22"/>
           <w:rtl w:val="1"/>
           <w:rFonts w:cs="Calibri"/>
           <w:szCs w:val="22"/>
         </w:rPr>
         <w:t>أجناس مقام الكرد</w:t>
-      </w:r>
-    </w:p>
-    <w:p>
-      <w:pPr>
-        <w:bidi w:val="1"/>
-        <w:jc w:val="right"/>
-        <w:textDirection w:val="lrTb"/>
-      </w:pPr>
-      <w:r>
-        <w:rPr>
-          <w:rFonts w:ascii="Calibri" w:hAnsi="Calibri"/>
-          <w:sz w:val="22"/>
-          <w:rtl w:val="1"/>
-          <w:rFonts w:cs="Calibri"/>
-          <w:szCs w:val="22"/>
-        </w:rPr>
-        <w:t>• جنس كرد على D: D E F G ‏(رباعي)‏</w:t>
-      </w:r>
-    </w:p>
-    <w:p>
-      <w:pPr>
-        <w:bidi w:val="1"/>
-        <w:jc w:val="right"/>
-        <w:textDirection w:val="lrTb"/>
-      </w:pPr>
-      <w:r>
-        <w:rPr>
-          <w:rFonts w:ascii="Calibri" w:hAnsi="Calibri"/>
-          <w:sz w:val="22"/>
-          <w:rtl w:val="1"/>
-          <w:rFonts w:cs="Calibri"/>
-          <w:szCs w:val="22"/>
-        </w:rPr>
-        <w:t>• جنس كرد على A: A B C D ‏(رباعي)‏</w:t>
-      </w:r>
-    </w:p>
-    <w:p>
-      <w:pPr>
-        <w:bidi w:val="1"/>
-        <w:jc w:val="right"/>
-        <w:textDirection w:val="lrTb"/>
-      </w:pPr>
-      <w:r>
-        <w:rPr>
-          <w:rFonts w:ascii="Calibri" w:hAnsi="Calibri"/>
-          <w:b/>
-          <w:color w:val="333333"/>
-          <w:sz w:val="22"/>
-          <w:rtl w:val="1"/>
-          <w:rFonts w:cs="Calibri"/>
-          <w:szCs w:val="22"/>
-        </w:rPr>
-        <w:t>الخبيتي ‏(Al-Khibiti)‏ – 2/4</w:t>
+        <w:br/>
+        <w:t>- جنس كرد على D: D E F G ‏(رباعي)‏</w:t>
+        <w:br/>
+        <w:t>- جنس كرد على A: A B C D ‏(رباعي)‏</w:t>
       </w:r>
     </w:p>
     <w:p>
@@ -17530,6 +16014,8 @@
           <w:rFonts w:cs="Calibri"/>
           <w:szCs w:val="22"/>
         </w:rPr>
+        <w:t>الخبيتي ‏(Al-Khibiti)‏ – 2/4</w:t>
+        <w:br/>
         <w:t>إيقاع خليجي سريع حماسي ‏(تم تقديمه في الدرس 37 و 41)‏.</w:t>
       </w:r>
     </w:p>
@@ -17763,31 +16249,14 @@
       <w:r>
         <w:rPr>
           <w:rFonts w:ascii="Calibri" w:hAnsi="Calibri"/>
-          <w:b/>
-          <w:color w:val="333333"/>
+          <w:b w:val="0"/>
           <w:sz w:val="22"/>
           <w:rtl w:val="1"/>
           <w:rFonts w:cs="Calibri"/>
           <w:szCs w:val="22"/>
         </w:rPr>
         <w:t>المعلاية ‏(Al-Ma'laya)‏ – 4/4</w:t>
-      </w:r>
-    </w:p>
-    <w:p>
-      <w:pPr>
-        <w:bidi w:val="1"/>
-        <w:jc w:val="right"/>
-        <w:textDirection w:val="lrTb"/>
-      </w:pPr>
-      <w:r>
-        <w:rPr>
-          <w:rFonts w:ascii="Calibri" w:hAnsi="Calibri"/>
-          <w:b w:val="0"/>
-          <w:sz w:val="22"/>
-          <w:rtl w:val="1"/>
-          <w:rFonts w:cs="Calibri"/>
-          <w:szCs w:val="22"/>
-        </w:rPr>
+        <w:br/>
         <w:t>إيقاع خليجي تراثي من منطقة الإمارات.</w:t>
       </w:r>
     </w:p>
@@ -18087,14 +16556,27 @@
       <w:r>
         <w:rPr>
           <w:rFonts w:ascii="Calibri" w:hAnsi="Calibri"/>
-          <w:b/>
-          <w:color w:val="333333"/>
+          <w:b w:val="0"/>
           <w:sz w:val="22"/>
           <w:rtl w:val="1"/>
           <w:rFonts w:cs="Calibri"/>
           <w:szCs w:val="22"/>
         </w:rPr>
         <w:t>تمرین 1: سلم الكرد ‏(8 دقائق)‏</w:t>
+        <w:br/>
+        <w:t>1. Sibelius → Blank Score → Treble Clef → Key Signature: C Major</w:t>
+        <w:br/>
+        <w:t>2. اختر 4/4</w:t>
+        <w:br/>
+        <w:t>3. اكتب سلم الكرد على D:</w:t>
+        <w:br/>
+        <w:t>```</w:t>
+        <w:br/>
+        <w:t>مازورة 1: D E F G | A B C D | ‏(صعود)‏</w:t>
+        <w:br/>
+        <w:t>مازورة 2: D C B A | G F E D | ‏(نزول)‏</w:t>
+        <w:br/>
+        <w:t>مازورة 3-4: كرر</w:t>
       </w:r>
     </w:p>
     <w:p>
@@ -18106,72 +16588,15 @@
       <w:r>
         <w:rPr>
           <w:rFonts w:ascii="Calibri" w:hAnsi="Calibri"/>
+          <w:b w:val="0"/>
           <w:sz w:val="22"/>
           <w:rtl w:val="1"/>
           <w:rFonts w:cs="Calibri"/>
           <w:szCs w:val="22"/>
         </w:rPr>
-        <w:t>Sibelius → Blank Score → Treble Clef → Key Signature: C Major</w:t>
-      </w:r>
-    </w:p>
-    <w:p>
-      <w:pPr>
-        <w:bidi w:val="1"/>
-        <w:jc w:val="right"/>
-        <w:textDirection w:val="lrTb"/>
-      </w:pPr>
-      <w:r>
-        <w:rPr>
-          <w:rFonts w:ascii="Calibri" w:hAnsi="Calibri"/>
-          <w:sz w:val="22"/>
-          <w:rtl w:val="1"/>
-          <w:rFonts w:cs="Calibri"/>
-          <w:szCs w:val="22"/>
-        </w:rPr>
-        <w:t>اختر 4/4</w:t>
-      </w:r>
-    </w:p>
-    <w:p>
-      <w:pPr>
-        <w:bidi w:val="1"/>
-        <w:jc w:val="right"/>
-        <w:textDirection w:val="lrTb"/>
-      </w:pPr>
-      <w:r>
-        <w:rPr>
-          <w:rFonts w:ascii="Calibri" w:hAnsi="Calibri"/>
-          <w:sz w:val="22"/>
-          <w:rtl w:val="1"/>
-          <w:rFonts w:cs="Calibri"/>
-          <w:szCs w:val="22"/>
-        </w:rPr>
-        <w:t>اكتب سلم الكرد على D:</w:t>
-      </w:r>
-    </w:p>
-    <w:p>
-      <w:pPr>
-        <w:bidi w:val="1"/>
-        <w:jc w:val="right"/>
-        <w:textDirection w:val="lrTb"/>
-        <w:shd w:fill="F5F5F5" w:val="clear"/>
-      </w:pPr>
-      <w:r>
-        <w:rPr>
-          <w:rFonts w:ascii="Courier New" w:hAnsi="Courier New"/>
-          <w:color w:val="333333"/>
-          <w:sz w:val="18"/>
-          <w:rtl w:val="1"/>
-          <w:rFonts w:cs="Calibri"/>
-          <w:szCs w:val="18"/>
-        </w:rPr>
-        <w:t>مازورة 1: D E F G | A B C D | ‏(صعود)‏</w:t>
-        <w:br/>
-        <w:t>مازورة 2: D C B A | G F E D | ‏(نزول)‏</w:t>
-        <w:br/>
-        <w:t>مازورة 3-4: كرر</w:t>
-        <w:br/>
-        <w:br/>
         <w:t>ملاحظة: جميع النوتات طبيعية! لا توجد ♭ أو ♯</w:t>
+        <w:br/>
+        <w:t>```</w:t>
       </w:r>
     </w:p>
     <w:p>
@@ -18207,14 +16632,21 @@
       <w:r>
         <w:rPr>
           <w:rFonts w:ascii="Calibri" w:hAnsi="Calibri"/>
-          <w:b/>
-          <w:color w:val="333333"/>
+          <w:b w:val="0"/>
           <w:sz w:val="22"/>
           <w:rtl w:val="1"/>
           <w:rFonts w:cs="Calibri"/>
           <w:szCs w:val="22"/>
         </w:rPr>
         <w:t>تمرین 2: جنس الكرد ‏(7 دقائق)‏</w:t>
+        <w:br/>
+        <w:t>```</w:t>
+        <w:br/>
+        <w:t>جنس كرد على D:</w:t>
+        <w:br/>
+        <w:t>مازورة 1: D ‏(Noire)‏ | E ‏(Noire)‏ | F ‏(Noire)‏ | G ‏(Noire)‏ |</w:t>
+        <w:br/>
+        <w:t>مازورة 2: G ‏(Noire)‏ | F ‏(Noire)‏ | E ‏(Noire)‏ | D ‏(Noire)‏ |</w:t>
       </w:r>
     </w:p>
     <w:p>
@@ -18222,29 +16654,23 @@
         <w:bidi w:val="1"/>
         <w:jc w:val="right"/>
         <w:textDirection w:val="lrTb"/>
-        <w:shd w:fill="F5F5F5" w:val="clear"/>
       </w:pPr>
       <w:r>
         <w:rPr>
-          <w:rFonts w:ascii="Courier New" w:hAnsi="Courier New"/>
-          <w:color w:val="333333"/>
-          <w:sz w:val="18"/>
+          <w:rFonts w:ascii="Calibri" w:hAnsi="Calibri"/>
+          <w:b w:val="0"/>
+          <w:sz w:val="22"/>
           <w:rtl w:val="1"/>
           <w:rFonts w:cs="Calibri"/>
-          <w:szCs w:val="18"/>
+          <w:szCs w:val="22"/>
         </w:rPr>
-        <w:t>جنس كرد على D:</w:t>
-        <w:br/>
-        <w:t>مازورة 1: D ‏(Noire)‏ | E ‏(Noire)‏ | F ‏(Noire)‏ | G ‏(Noire)‏ |</w:t>
-        <w:br/>
-        <w:t>مازورة 2: G ‏(Noire)‏ | F ‏(Noire)‏ | E ‏(Noire)‏ | D ‏(Noire)‏ |</w:t>
-        <w:br/>
-        <w:br/>
         <w:t>جنس كرد على A:</w:t>
         <w:br/>
         <w:t>مازورة 3: A ‏(Noire)‏ | B ‏(Noire)‏ | C ‏(Noire)‏ | D ‏(Noire)‏ |</w:t>
         <w:br/>
         <w:t>مازورة 4: D ‏(Noire)‏ | C ‏(Noire)‏ | B ‏(Noire)‏ | A ‏(Noire)‏ |</w:t>
+        <w:br/>
+        <w:t>```</w:t>
       </w:r>
     </w:p>
     <w:p>
@@ -18256,14 +16682,37 @@
       <w:r>
         <w:rPr>
           <w:rFonts w:ascii="Calibri" w:hAnsi="Calibri"/>
-          <w:b/>
-          <w:color w:val="333333"/>
+          <w:b w:val="0"/>
           <w:sz w:val="22"/>
           <w:rtl w:val="1"/>
           <w:rFonts w:cs="Calibri"/>
           <w:szCs w:val="22"/>
         </w:rPr>
         <w:t>تمرین 3: الكرد مع الخبيتي ‏(8 دقائق)‏</w:t>
+        <w:br/>
+        <w:t>1. غير Time Signature إلى 2/4</w:t>
+        <w:br/>
+        <w:t>2. اكتب لحناً كردياً بخبيتي:</w:t>
+        <w:br/>
+        <w:t>```</w:t>
+        <w:br/>
+        <w:t>مازورة 1: | D ‏(Noire)‏ | ‏(Noire Rest)‏ |  ‏(DUM -)‏</w:t>
+        <w:br/>
+        <w:t>مازورة 2: | E ‏(Croche)‏ F ‏(Croche)‏ | G ‏(Croche)‏ A ‏(Croche)‏ |  ‏(TAK TAK TAK TAK)‏</w:t>
+        <w:br/>
+        <w:t>مازورة 3: | B ‏(Noire)‏ | ‏(Noire Rest)‏ |</w:t>
+        <w:br/>
+        <w:t>مازورة 4: | C ‏(Croche)‏ B ‏(Croche)‏ | A ‏(Croche)‏ G ‏(Croche)‏ |</w:t>
+        <w:br/>
+        <w:t>مازورة 5: | F ‏(Noire)‏ | ‏(Noire Rest)‏ |</w:t>
+        <w:br/>
+        <w:t>مازورة 6: | E ‏(Croche)‏ F ‏(Croche)‏ | G ‏(Croche)‏ A ‏(Croche)‏ |</w:t>
+        <w:br/>
+        <w:t>مازورة 7: | B ‏(Noire)‏ | C ‏(Noire)‏ |</w:t>
+        <w:br/>
+        <w:t>مازورة 8: | D ‏(Blanche)‏ | ‏(Rest)‏ |</w:t>
+        <w:br/>
+        <w:t>```</w:t>
       </w:r>
     </w:p>
     <w:p>
@@ -18275,81 +16724,21 @@
       <w:r>
         <w:rPr>
           <w:rFonts w:ascii="Calibri" w:hAnsi="Calibri"/>
-          <w:sz w:val="22"/>
-          <w:rtl w:val="1"/>
-          <w:rFonts w:cs="Calibri"/>
-          <w:szCs w:val="22"/>
-        </w:rPr>
-        <w:t>غير Time Signature إلى 2/4</w:t>
-      </w:r>
-    </w:p>
-    <w:p>
-      <w:pPr>
-        <w:bidi w:val="1"/>
-        <w:jc w:val="right"/>
-        <w:textDirection w:val="lrTb"/>
-      </w:pPr>
-      <w:r>
-        <w:rPr>
-          <w:rFonts w:ascii="Calibri" w:hAnsi="Calibri"/>
-          <w:sz w:val="22"/>
-          <w:rtl w:val="1"/>
-          <w:rFonts w:cs="Calibri"/>
-          <w:szCs w:val="22"/>
-        </w:rPr>
-        <w:t>اكتب لحناً كردياً بخبيتي:</w:t>
-      </w:r>
-    </w:p>
-    <w:p>
-      <w:pPr>
-        <w:bidi w:val="1"/>
-        <w:jc w:val="right"/>
-        <w:textDirection w:val="lrTb"/>
-        <w:shd w:fill="F5F5F5" w:val="clear"/>
-      </w:pPr>
-      <w:r>
-        <w:rPr>
-          <w:rFonts w:ascii="Courier New" w:hAnsi="Courier New"/>
-          <w:color w:val="333333"/>
-          <w:sz w:val="18"/>
-          <w:rtl w:val="1"/>
-          <w:rFonts w:cs="Calibri"/>
-          <w:szCs w:val="18"/>
-        </w:rPr>
-        <w:t>مازورة 1: | D ‏(Noire)‏ | ‏(Noire Rest)‏ |  ‏(DUM -)‏</w:t>
-        <w:br/>
-        <w:t>مازورة 2: | E ‏(Croche)‏ F ‏(Croche)‏ | G ‏(Croche)‏ A ‏(Croche)‏ |  ‏(TAK TAK TAK TAK)‏</w:t>
-        <w:br/>
-        <w:t>مازورة 3: | B ‏(Noire)‏ | ‏(Noire Rest)‏ |</w:t>
-        <w:br/>
-        <w:t>مازورة 4: | C ‏(Croche)‏ B ‏(Croche)‏ | A ‏(Croche)‏ G ‏(Croche)‏ |</w:t>
-        <w:br/>
-        <w:t>مازورة 5: | F ‏(Noire)‏ | ‏(Noire Rest)‏ |</w:t>
-        <w:br/>
-        <w:t>مازورة 6: | E ‏(Croche)‏ F ‏(Croche)‏ | G ‏(Croche)‏ A ‏(Croche)‏ |</w:t>
-        <w:br/>
-        <w:t>مازورة 7: | B ‏(Noire)‏ | C ‏(Noire)‏ |</w:t>
-        <w:br/>
-        <w:t>مازورة 8: | D ‏(Blanche)‏ | ‏(Rest)‏ |</w:t>
-      </w:r>
-    </w:p>
-    <w:p>
-      <w:pPr>
-        <w:bidi w:val="1"/>
-        <w:jc w:val="right"/>
-        <w:textDirection w:val="lrTb"/>
-      </w:pPr>
-      <w:r>
-        <w:rPr>
-          <w:rFonts w:ascii="Calibri" w:hAnsi="Calibri"/>
-          <w:b/>
-          <w:color w:val="333333"/>
+          <w:b w:val="0"/>
           <w:sz w:val="22"/>
           <w:rtl w:val="1"/>
           <w:rFonts w:cs="Calibri"/>
           <w:szCs w:val="22"/>
         </w:rPr>
         <w:t>تمرین 4: الكرد مع المعلاية ‏(7 دقائق)‏</w:t>
+        <w:br/>
+        <w:t>1. غير Time Signature إلى 4/4</w:t>
+        <w:br/>
+        <w:t>2. اكتب لحناً كردياً بمعلاية:</w:t>
+        <w:br/>
+        <w:t>```</w:t>
+        <w:br/>
+        <w:t>مازورة 1: | D ‏(Noire)‏ | D ‏(Noire)‏ | D ‏(Noire)‏ | E ‏(Croche)‏ F ‏(Croche)‏ ‏(Noire Rest)‏ |</w:t>
       </w:r>
     </w:p>
     <w:p>
@@ -18361,12 +16750,13 @@
       <w:r>
         <w:rPr>
           <w:rFonts w:ascii="Calibri" w:hAnsi="Calibri"/>
+          <w:b w:val="0"/>
           <w:sz w:val="22"/>
           <w:rtl w:val="1"/>
           <w:rFonts w:cs="Calibri"/>
           <w:szCs w:val="22"/>
         </w:rPr>
-        <w:t>غير Time Signature إلى 4/4</w:t>
+        <w:t>مازورة 2: | G ‏(Noire)‏ | G ‏(Noire)‏ | G ‏(Noire)‏ | A ‏(Croche)‏ B ‏(Croche)‏ ‏(Noire Rest)‏ |</w:t>
       </w:r>
     </w:p>
     <w:p>
@@ -18378,12 +16768,13 @@
       <w:r>
         <w:rPr>
           <w:rFonts w:ascii="Calibri" w:hAnsi="Calibri"/>
+          <w:b w:val="0"/>
           <w:sz w:val="22"/>
           <w:rtl w:val="1"/>
           <w:rFonts w:cs="Calibri"/>
           <w:szCs w:val="22"/>
         </w:rPr>
-        <w:t>اكتب لحناً كردياً بمعلاية:</w:t>
+        <w:t>مازورة 3: | C ‏(Noire)‏ | C ‏(Noire)‏ | B ‏(Noire)‏ | A ‏(Croche)‏ G ‏(Croche)‏ ‏(Noire Rest)‏ |</w:t>
       </w:r>
     </w:p>
     <w:p>
@@ -18391,41 +16782,91 @@
         <w:bidi w:val="1"/>
         <w:jc w:val="right"/>
         <w:textDirection w:val="lrTb"/>
-        <w:shd w:fill="F5F5F5" w:val="clear"/>
       </w:pPr>
       <w:r>
         <w:rPr>
-          <w:rFonts w:ascii="Courier New" w:hAnsi="Courier New"/>
-          <w:color w:val="333333"/>
-          <w:sz w:val="18"/>
+          <w:rFonts w:ascii="Calibri" w:hAnsi="Calibri"/>
+          <w:b w:val="0"/>
+          <w:sz w:val="22"/>
           <w:rtl w:val="1"/>
           <w:rFonts w:cs="Calibri"/>
-          <w:szCs w:val="18"/>
+          <w:szCs w:val="22"/>
         </w:rPr>
-        <w:t>مازورة 1: | D ‏(Noire)‏ | D ‏(Noire)‏ | D ‏(Noire)‏ | E ‏(Croche)‏ F ‏(Croche)‏ ‏(Noire Rest)‏ |</w:t>
-        <w:br/>
-        <w:t xml:space="preserve">            |   DUM     |   TAK     |   DUM     | DUM   TAK       -                 |</w:t>
-        <w:br/>
-        <w:br/>
-        <w:t>مازورة 2: | G ‏(Noire)‏ | G ‏(Noire)‏ | G ‏(Noire)‏ | A ‏(Croche)‏ B ‏(Croche)‏ ‏(Noire Rest)‏ |</w:t>
-        <w:br/>
-        <w:br/>
-        <w:t>مازورة 3: | C ‏(Noire)‏ | C ‏(Noire)‏ | B ‏(Noire)‏ | A ‏(Croche)‏ G ‏(Croche)‏ ‏(Noire Rest)‏ |</w:t>
-        <w:br/>
-        <w:br/>
         <w:t>مازورة 4: | F ‏(Noire)‏ | E ‏(Noire)‏ | D ‏(Noire)‏ | C ‏(Croche)‏ B ‏(Croche)‏ ‏(Noire Rest)‏ |</w:t>
-        <w:br/>
-        <w:br/>
+      </w:r>
+    </w:p>
+    <w:p>
+      <w:pPr>
+        <w:bidi w:val="1"/>
+        <w:jc w:val="right"/>
+        <w:textDirection w:val="lrTb"/>
+      </w:pPr>
+      <w:r>
+        <w:rPr>
+          <w:rFonts w:ascii="Calibri" w:hAnsi="Calibri"/>
+          <w:b w:val="0"/>
+          <w:sz w:val="22"/>
+          <w:rtl w:val="1"/>
+          <w:rFonts w:cs="Calibri"/>
+          <w:szCs w:val="22"/>
+        </w:rPr>
         <w:t>مازورة 5: | D ‏(Noire)‏ | F ‏(Noire)‏ | A ‏(Noire)‏ | B ‏(Croche)‏ C ‏(Croche)‏ ‏(Noire Rest)‏ |  ‏(قفزات)‏</w:t>
-        <w:br/>
-        <w:br/>
+      </w:r>
+    </w:p>
+    <w:p>
+      <w:pPr>
+        <w:bidi w:val="1"/>
+        <w:jc w:val="right"/>
+        <w:textDirection w:val="lrTb"/>
+      </w:pPr>
+      <w:r>
+        <w:rPr>
+          <w:rFonts w:ascii="Calibri" w:hAnsi="Calibri"/>
+          <w:b w:val="0"/>
+          <w:sz w:val="22"/>
+          <w:rtl w:val="1"/>
+          <w:rFonts w:cs="Calibri"/>
+          <w:szCs w:val="22"/>
+        </w:rPr>
         <w:t>مازورة 6: | D ‏(Noire)‏ | C ‏(Noire)‏ | B ‏(Noire)‏ | A ‏(Croche)‏ G ‏(Croche)‏ ‏(Noire Rest)‏ |</w:t>
-        <w:br/>
-        <w:br/>
+      </w:r>
+    </w:p>
+    <w:p>
+      <w:pPr>
+        <w:bidi w:val="1"/>
+        <w:jc w:val="right"/>
+        <w:textDirection w:val="lrTb"/>
+      </w:pPr>
+      <w:r>
+        <w:rPr>
+          <w:rFonts w:ascii="Calibri" w:hAnsi="Calibri"/>
+          <w:b w:val="0"/>
+          <w:sz w:val="22"/>
+          <w:rtl w:val="1"/>
+          <w:rFonts w:cs="Calibri"/>
+          <w:szCs w:val="22"/>
+        </w:rPr>
         <w:t>مازورة 7: | F ‏(Noire)‏ | E ‏(Noire)‏ | D ‏(Noire)‏ | C ‏(Croche)‏ D ‏(Croche)‏ ‏(Noire Rest)‏ |</w:t>
-        <w:br/>
-        <w:br/>
+      </w:r>
+    </w:p>
+    <w:p>
+      <w:pPr>
+        <w:bidi w:val="1"/>
+        <w:jc w:val="right"/>
+        <w:textDirection w:val="lrTb"/>
+      </w:pPr>
+      <w:r>
+        <w:rPr>
+          <w:rFonts w:ascii="Calibri" w:hAnsi="Calibri"/>
+          <w:b w:val="0"/>
+          <w:sz w:val="22"/>
+          <w:rtl w:val="1"/>
+          <w:rFonts w:cs="Calibri"/>
+          <w:szCs w:val="22"/>
+        </w:rPr>
         <w:t>مازورة 8: | D ‏(Blanche)‏ | ‏(Noire Rest)‏ | ‏(Noire Rest)‏ | ‏(Croche Rest)‏‏(Croche Rest)‏‏(Noire Rest)‏ |</w:t>
+        <w:br/>
+        <w:t>```</w:t>
       </w:r>
     </w:p>
     <w:p>
@@ -19080,14 +17521,19 @@
       <w:r>
         <w:rPr>
           <w:rFonts w:ascii="Calibri" w:hAnsi="Calibri"/>
-          <w:b/>
-          <w:color w:val="333333"/>
+          <w:b w:val="0"/>
           <w:sz w:val="22"/>
           <w:rtl w:val="1"/>
           <w:rFonts w:cs="Calibri"/>
           <w:szCs w:val="22"/>
         </w:rPr>
         <w:t>أسئلة المراجعة</w:t>
+        <w:br/>
+        <w:t>1. ما الفرق بين مقام الكرد والنهاوند من حيث درجة F؟</w:t>
+        <w:br/>
+        <w:t>2. ما وزن إيقاع الخبيتي؟</w:t>
+        <w:br/>
+        <w:t>3. ما الفرق بين إيقاعي الخبيتي والمعلاية؟</w:t>
       </w:r>
     </w:p>
     <w:p>
@@ -19099,184 +17545,27 @@
       <w:r>
         <w:rPr>
           <w:rFonts w:ascii="Calibri" w:hAnsi="Calibri"/>
-          <w:sz w:val="22"/>
-          <w:rtl w:val="1"/>
-          <w:rFonts w:cs="Calibri"/>
-          <w:szCs w:val="22"/>
-        </w:rPr>
-        <w:t>ما الفرق بين مقام الكرد والنهاوند من حيث درجة F؟</w:t>
-      </w:r>
-    </w:p>
-    <w:p>
-      <w:pPr>
-        <w:bidi w:val="1"/>
-        <w:jc w:val="right"/>
-        <w:textDirection w:val="lrTb"/>
-      </w:pPr>
-      <w:r>
-        <w:rPr>
-          <w:rFonts w:ascii="Calibri" w:hAnsi="Calibri"/>
-          <w:sz w:val="22"/>
-          <w:rtl w:val="1"/>
-          <w:rFonts w:cs="Calibri"/>
-          <w:szCs w:val="22"/>
-        </w:rPr>
-        <w:t>ما وزن إيقاع الخبيتي؟</w:t>
-      </w:r>
-    </w:p>
-    <w:p>
-      <w:pPr>
-        <w:bidi w:val="1"/>
-        <w:jc w:val="right"/>
-        <w:textDirection w:val="lrTb"/>
-      </w:pPr>
-      <w:r>
-        <w:rPr>
-          <w:rFonts w:ascii="Calibri" w:hAnsi="Calibri"/>
-          <w:sz w:val="22"/>
-          <w:rtl w:val="1"/>
-          <w:rFonts w:cs="Calibri"/>
-          <w:szCs w:val="22"/>
-        </w:rPr>
-        <w:t>ما الفرق بين إيقاعي الخبيتي والمعلاية؟</w:t>
-      </w:r>
-    </w:p>
-    <w:p>
-      <w:pPr>
-        <w:bidi w:val="1"/>
-        <w:jc w:val="right"/>
-        <w:textDirection w:val="lrTb"/>
-      </w:pPr>
-      <w:r>
-        <w:rPr>
-          <w:rFonts w:ascii="Calibri" w:hAnsi="Calibri"/>
-          <w:b/>
-          <w:color w:val="333333"/>
+          <w:b w:val="0"/>
           <w:sz w:val="22"/>
           <w:rtl w:val="1"/>
           <w:rFonts w:cs="Calibri"/>
           <w:szCs w:val="22"/>
         </w:rPr>
         <w:t>الواجب المنزلي</w:t>
-      </w:r>
-    </w:p>
-    <w:p>
-      <w:pPr>
-        <w:bidi w:val="1"/>
-        <w:jc w:val="right"/>
-        <w:textDirection w:val="lrTb"/>
-      </w:pPr>
-      <w:r>
-        <w:rPr>
-          <w:rFonts w:ascii="Calibri" w:hAnsi="Calibri"/>
-          <w:sz w:val="22"/>
-          <w:rtl w:val="1"/>
-          <w:rFonts w:cs="Calibri"/>
-          <w:szCs w:val="22"/>
-        </w:rPr>
-        <w:t>أنشئ نوتة جديدة ‏(Treble Clef)‏</w:t>
-      </w:r>
-    </w:p>
-    <w:p>
-      <w:pPr>
-        <w:bidi w:val="1"/>
-        <w:jc w:val="right"/>
-        <w:textDirection w:val="lrTb"/>
-      </w:pPr>
-      <w:r>
-        <w:rPr>
-          <w:rFonts w:ascii="Calibri" w:hAnsi="Calibri"/>
-          <w:sz w:val="22"/>
-          <w:rtl w:val="1"/>
-          <w:rFonts w:cs="Calibri"/>
-          <w:szCs w:val="22"/>
-        </w:rPr>
-        <w:t>اكتب 16 مازورة بمقام الكرد:</w:t>
-      </w:r>
-    </w:p>
-    <w:p>
-      <w:pPr>
-        <w:bidi w:val="1"/>
-        <w:jc w:val="right"/>
-        <w:textDirection w:val="lrTb"/>
-      </w:pPr>
-      <w:r>
-        <w:rPr>
-          <w:rFonts w:ascii="Calibri" w:hAnsi="Calibri"/>
-          <w:sz w:val="22"/>
-          <w:rtl w:val="1"/>
-          <w:rFonts w:cs="Calibri"/>
-          <w:szCs w:val="22"/>
-        </w:rPr>
-        <w:t>• اكتب سلم الكرد صعوداً ونزولاً ‏(4 مازوارات)‏</w:t>
-      </w:r>
-    </w:p>
-    <w:p>
-      <w:pPr>
-        <w:bidi w:val="1"/>
-        <w:jc w:val="right"/>
-        <w:textDirection w:val="lrTb"/>
-      </w:pPr>
-      <w:r>
-        <w:rPr>
-          <w:rFonts w:ascii="Calibri" w:hAnsi="Calibri"/>
-          <w:sz w:val="22"/>
-          <w:rtl w:val="1"/>
-          <w:rFonts w:cs="Calibri"/>
-          <w:szCs w:val="22"/>
-        </w:rPr>
-        <w:t>• 4 مازوارات بإيقاع الخبيتي ‏(2/4)‏</w:t>
-      </w:r>
-    </w:p>
-    <w:p>
-      <w:pPr>
-        <w:bidi w:val="1"/>
-        <w:jc w:val="right"/>
-        <w:textDirection w:val="lrTb"/>
-      </w:pPr>
-      <w:r>
-        <w:rPr>
-          <w:rFonts w:ascii="Calibri" w:hAnsi="Calibri"/>
-          <w:sz w:val="22"/>
-          <w:rtl w:val="1"/>
-          <w:rFonts w:cs="Calibri"/>
-          <w:szCs w:val="22"/>
-        </w:rPr>
-        <w:t>• 8 مازوارات بإيقاع المعلاية ‏(4/4)‏</w:t>
-      </w:r>
-    </w:p>
-    <w:p>
-      <w:pPr>
-        <w:bidi w:val="1"/>
-        <w:jc w:val="right"/>
-        <w:textDirection w:val="lrTb"/>
-      </w:pPr>
-      <w:r>
-        <w:rPr>
-          <w:rFonts w:ascii="Calibri" w:hAnsi="Calibri"/>
-          <w:sz w:val="22"/>
-          <w:rtl w:val="1"/>
-          <w:rFonts w:cs="Calibri"/>
-          <w:szCs w:val="22"/>
-        </w:rPr>
-        <w:t>اكتب ديناميك: p في سلم الكرد، mf في الخبيتي، f في المعلاية</w:t>
-      </w:r>
-    </w:p>
-    <w:p>
-      <w:pPr>
-        <w:bidi w:val="1"/>
-        <w:jc w:val="right"/>
-        <w:textDirection w:val="lrTb"/>
-      </w:pPr>
-      <w:r>
-        <w:rPr>
-          <w:rFonts w:ascii="Calibri" w:hAnsi="Calibri"/>
-          <w:sz w:val="22"/>
-          <w:rtl w:val="1"/>
-          <w:rFonts w:cs="Calibri"/>
-          <w:szCs w:val="22"/>
-        </w:rPr>
-        <w:t>احفظ الملف باسم `Lesson45_Kurd_Intro.sib`</w:t>
+        <w:br/>
+        <w:t>1. أنشئ نوتة جديدة ‏(Treble Clef)‏</w:t>
+        <w:br/>
+        <w:t>2. اكتب 16 مازورة بمقام الكرد:</w:t>
+        <w:br/>
+        <w:t xml:space="preserve">   - اكتب سلم الكرد صعوداً ونزولاً ‏(4 مازوارات)‏</w:t>
+        <w:br/>
+        <w:t xml:space="preserve">   - 4 مازوارات بإيقاع الخبيتي ‏(2/4)‏</w:t>
+        <w:br/>
+        <w:t xml:space="preserve">   - 8 مازوارات بإيقاع المعلاية ‏(4/4)‏</w:t>
+        <w:br/>
+        <w:t>3. اكتب ديناميك: p في سلم الكرد، mf في الخبيتي، f في المعلاية</w:t>
+        <w:br/>
+        <w:t>4. احفظ الملف باسم `Lesson45_Kurd_Intro.sib`</w:t>
       </w:r>
     </w:p>
     <w:p>
@@ -21086,31 +19375,14 @@
       <w:r>
         <w:rPr>
           <w:rFonts w:ascii="Calibri" w:hAnsi="Calibri"/>
-          <w:b/>
-          <w:color w:val="333333"/>
+          <w:b w:val="0"/>
           <w:sz w:val="22"/>
           <w:rtl w:val="1"/>
           <w:rFonts w:cs="Calibri"/>
           <w:szCs w:val="22"/>
         </w:rPr>
         <w:t>مراجعة مقام الكرد ‏(Kurd Review)‏</w:t>
-      </w:r>
-    </w:p>
-    <w:p>
-      <w:pPr>
-        <w:bidi w:val="1"/>
-        <w:jc w:val="right"/>
-        <w:textDirection w:val="lrTb"/>
-      </w:pPr>
-      <w:r>
-        <w:rPr>
-          <w:rFonts w:ascii="Calibri" w:hAnsi="Calibri"/>
-          <w:b w:val="0"/>
-          <w:sz w:val="22"/>
-          <w:rtl w:val="1"/>
-          <w:rFonts w:cs="Calibri"/>
-          <w:szCs w:val="22"/>
-        </w:rPr>
+        <w:br/>
         <w:t>الكرد يقابل Dorian mode الغربي. طابع حزين شجيّ مع لمسة أمل.</w:t>
       </w:r>
     </w:p>
@@ -22088,31 +20360,14 @@
       <w:r>
         <w:rPr>
           <w:rFonts w:ascii="Calibri" w:hAnsi="Calibri"/>
-          <w:b/>
-          <w:color w:val="333333"/>
+          <w:b w:val="0"/>
           <w:sz w:val="22"/>
           <w:rtl w:val="1"/>
           <w:rFonts w:cs="Calibri"/>
           <w:szCs w:val="22"/>
         </w:rPr>
         <w:t>البندري ‏(Al-Bandari)‏ – 4/4</w:t>
-      </w:r>
-    </w:p>
-    <w:p>
-      <w:pPr>
-        <w:bidi w:val="1"/>
-        <w:jc w:val="right"/>
-        <w:textDirection w:val="lrTb"/>
-      </w:pPr>
-      <w:r>
-        <w:rPr>
-          <w:rFonts w:ascii="Calibri" w:hAnsi="Calibri"/>
-          <w:b w:val="0"/>
-          <w:sz w:val="22"/>
-          <w:rtl w:val="1"/>
-          <w:rFonts w:cs="Calibri"/>
-          <w:szCs w:val="22"/>
-        </w:rPr>
+        <w:br/>
         <w:t>إيقاع خليجي شعبي ‏(تم شرحه في الدرس 37 و 42)‏.</w:t>
       </w:r>
     </w:p>
@@ -22346,31 +20601,14 @@
       <w:r>
         <w:rPr>
           <w:rFonts w:ascii="Calibri" w:hAnsi="Calibri"/>
-          <w:b/>
-          <w:color w:val="333333"/>
+          <w:b w:val="0"/>
           <w:sz w:val="22"/>
           <w:rtl w:val="1"/>
           <w:rFonts w:cs="Calibri"/>
           <w:szCs w:val="22"/>
         </w:rPr>
         <w:t>رمبي حريمي ‏(Rambi Harimi)‏ – 4/4</w:t>
-      </w:r>
-    </w:p>
-    <w:p>
-      <w:pPr>
-        <w:bidi w:val="1"/>
-        <w:jc w:val="right"/>
-        <w:textDirection w:val="lrTb"/>
-      </w:pPr>
-      <w:r>
-        <w:rPr>
-          <w:rFonts w:ascii="Calibri" w:hAnsi="Calibri"/>
-          <w:b w:val="0"/>
-          <w:sz w:val="22"/>
-          <w:rtl w:val="1"/>
-          <w:rFonts w:cs="Calibri"/>
-          <w:szCs w:val="22"/>
-        </w:rPr>
+        <w:br/>
         <w:t>إيقاع خليجي حزين بطيء، يُستخدم في الأغاني العاطفية.</w:t>
       </w:r>
     </w:p>
@@ -22651,31 +20889,14 @@
       <w:r>
         <w:rPr>
           <w:rFonts w:ascii="Calibri" w:hAnsi="Calibri"/>
-          <w:b/>
-          <w:color w:val="333333"/>
+          <w:b w:val="0"/>
           <w:sz w:val="22"/>
           <w:rtl w:val="1"/>
           <w:rFonts w:cs="Calibri"/>
           <w:szCs w:val="22"/>
         </w:rPr>
         <w:t>كوردات الكرد ‏(Chords for Kurd)‏</w:t>
-      </w:r>
-    </w:p>
-    <w:p>
-      <w:pPr>
-        <w:bidi w:val="1"/>
-        <w:jc w:val="right"/>
-        <w:textDirection w:val="lrTb"/>
-      </w:pPr>
-      <w:r>
-        <w:rPr>
-          <w:rFonts w:ascii="Calibri" w:hAnsi="Calibri"/>
-          <w:b w:val="0"/>
-          <w:sz w:val="22"/>
-          <w:rtl w:val="1"/>
-          <w:rFonts w:cs="Calibri"/>
-          <w:szCs w:val="22"/>
-        </w:rPr>
+        <w:br/>
         <w:t>الكرد يقابل Dorian Mode، لذا:</w:t>
       </w:r>
     </w:p>
@@ -23522,14 +21743,23 @@
       <w:r>
         <w:rPr>
           <w:rFonts w:ascii="Calibri" w:hAnsi="Calibri"/>
-          <w:b/>
-          <w:color w:val="333333"/>
+          <w:b w:val="0"/>
           <w:sz w:val="22"/>
           <w:rtl w:val="1"/>
           <w:rFonts w:cs="Calibri"/>
           <w:szCs w:val="22"/>
         </w:rPr>
         <w:t>تمرین 1: سلم الكرد على D ‏(5 دقائق)‏</w:t>
+        <w:br/>
+        <w:t>1. Sibelius → Blank Score → Treble Clef → 4/4 → Key Signature = C Major</w:t>
+        <w:br/>
+        <w:t>2. اكتب سلم الكرد:</w:t>
+        <w:br/>
+        <w:t>```</w:t>
+        <w:br/>
+        <w:t>مازورة 1: D ‏(Noire)‏ | E ‏(Noire)‏ | F ‏(Noire)‏ | G ‏(Noire)‏ |</w:t>
+        <w:br/>
+        <w:t>مازورة 2: A ‏(Noire)‏ | B ‏(Noire)‏ | C ‏(Noire)‏ | D ‏(Noire)‏ |</w:t>
       </w:r>
     </w:p>
     <w:p>
@@ -23541,12 +21771,17 @@
       <w:r>
         <w:rPr>
           <w:rFonts w:ascii="Calibri" w:hAnsi="Calibri"/>
+          <w:b w:val="0"/>
           <w:sz w:val="22"/>
           <w:rtl w:val="1"/>
           <w:rFonts w:cs="Calibri"/>
           <w:szCs w:val="22"/>
         </w:rPr>
-        <w:t>Sibelius → Blank Score → Treble Clef → 4/4 → Key Signature = C Major</w:t>
+        <w:t>مازورة 3: D ‏(Noire)‏ | C ‏(Noire)‏ | B ‏(Noire)‏ | A ‏(Noire)‏ |</w:t>
+        <w:br/>
+        <w:t>مازورة 4: G ‏(Noire)‏ | F ‏(Noire)‏ | E ‏(Noire)‏ | D ‏(Noire)‏ |</w:t>
+        <w:br/>
+        <w:t>```</w:t>
       </w:r>
     </w:p>
     <w:p>
@@ -23558,12 +21793,211 @@
       <w:r>
         <w:rPr>
           <w:rFonts w:ascii="Calibri" w:hAnsi="Calibri"/>
+          <w:b w:val="0"/>
           <w:sz w:val="22"/>
           <w:rtl w:val="1"/>
           <w:rFonts w:cs="Calibri"/>
           <w:szCs w:val="22"/>
         </w:rPr>
-        <w:t>اكتب سلم الكرد:</w:t>
+        <w:t>تمرین 2: جنس الكرد ‏(5 دقائق)‏</w:t>
+        <w:br/>
+        <w:t>```</w:t>
+        <w:br/>
+        <w:t>جنس كرد على D: D E F G</w:t>
+        <w:br/>
+        <w:t>مازورة 1: D ‏(Blanche)‏ | E F G ‏(Croches)‏ |   ‏(3/4 شعور)‏</w:t>
+        <w:br/>
+        <w:t>مازورة 2: G ‏(Blanche)‏ | F E D ‏(Croches)‏ |</w:t>
+      </w:r>
+    </w:p>
+    <w:p>
+      <w:pPr>
+        <w:bidi w:val="1"/>
+        <w:jc w:val="right"/>
+        <w:textDirection w:val="lrTb"/>
+      </w:pPr>
+      <w:r>
+        <w:rPr>
+          <w:rFonts w:ascii="Calibri" w:hAnsi="Calibri"/>
+          <w:b w:val="0"/>
+          <w:sz w:val="22"/>
+          <w:rtl w:val="1"/>
+          <w:rFonts w:cs="Calibri"/>
+          <w:szCs w:val="22"/>
+        </w:rPr>
+        <w:t xml:space="preserve">جنس كرد على A: A B C D  </w:t>
+        <w:br/>
+        <w:t>مازورة 3: A B C D ‏(Croches)‏ | D C B A ‏(Croches)‏ |</w:t>
+        <w:br/>
+        <w:t>مازورة 4: كرر</w:t>
+        <w:br/>
+        <w:t>```</w:t>
+      </w:r>
+    </w:p>
+    <w:p>
+      <w:pPr>
+        <w:bidi w:val="1"/>
+        <w:jc w:val="right"/>
+        <w:textDirection w:val="lrTb"/>
+      </w:pPr>
+      <w:r>
+        <w:rPr>
+          <w:rFonts w:ascii="Calibri" w:hAnsi="Calibri"/>
+          <w:b w:val="0"/>
+          <w:sz w:val="22"/>
+          <w:rtl w:val="1"/>
+          <w:rFonts w:cs="Calibri"/>
+          <w:szCs w:val="22"/>
+        </w:rPr>
+        <w:t>تمرین 3: الكرد مع البندري ‏(10 دقائق)‏</w:t>
+        <w:br/>
+        <w:t>```</w:t>
+        <w:br/>
+        <w:t>لحن كردي بإيقاع بندري – 8 مازوارات:</w:t>
+      </w:r>
+    </w:p>
+    <w:p>
+      <w:pPr>
+        <w:bidi w:val="1"/>
+        <w:jc w:val="right"/>
+        <w:textDirection w:val="lrTb"/>
+      </w:pPr>
+      <w:r>
+        <w:rPr>
+          <w:rFonts w:ascii="Calibri" w:hAnsi="Calibri"/>
+          <w:b w:val="0"/>
+          <w:sz w:val="22"/>
+          <w:rtl w:val="1"/>
+          <w:rFonts w:cs="Calibri"/>
+          <w:szCs w:val="22"/>
+        </w:rPr>
+        <w:t>مازورة 1: | D ‏(Noire)‏ | D ‏(Noire)‏ | D ‏(Noire)‏ | E F G ‏(Croches)‏ ‏(Croche Rest)‏ |</w:t>
+      </w:r>
+    </w:p>
+    <w:p>
+      <w:pPr>
+        <w:bidi w:val="1"/>
+        <w:jc w:val="right"/>
+        <w:textDirection w:val="lrTb"/>
+      </w:pPr>
+      <w:r>
+        <w:rPr>
+          <w:rFonts w:ascii="Calibri" w:hAnsi="Calibri"/>
+          <w:b w:val="0"/>
+          <w:sz w:val="22"/>
+          <w:rtl w:val="1"/>
+          <w:rFonts w:cs="Calibri"/>
+          <w:szCs w:val="22"/>
+        </w:rPr>
+        <w:t>مازورة 2: | A ‏(Noire)‏ | A ‏(Noire)‏ | A ‏(Noire)‏ | B C D ‏(Croches)‏ ‏(Croche Rest)‏ |</w:t>
+      </w:r>
+    </w:p>
+    <w:p>
+      <w:pPr>
+        <w:bidi w:val="1"/>
+        <w:jc w:val="right"/>
+        <w:textDirection w:val="lrTb"/>
+      </w:pPr>
+      <w:r>
+        <w:rPr>
+          <w:rFonts w:ascii="Calibri" w:hAnsi="Calibri"/>
+          <w:b w:val="0"/>
+          <w:sz w:val="22"/>
+          <w:rtl w:val="1"/>
+          <w:rFonts w:cs="Calibri"/>
+          <w:szCs w:val="22"/>
+        </w:rPr>
+        <w:t>مازورة 3: | C ‏(Noire)‏ | B ‏(Noire)‏ | A ‏(Noire)‏ | G F E ‏(Croches)‏ ‏(Croche Rest)‏ |</w:t>
+      </w:r>
+    </w:p>
+    <w:p>
+      <w:pPr>
+        <w:bidi w:val="1"/>
+        <w:jc w:val="right"/>
+        <w:textDirection w:val="lrTb"/>
+      </w:pPr>
+      <w:r>
+        <w:rPr>
+          <w:rFonts w:ascii="Calibri" w:hAnsi="Calibri"/>
+          <w:b w:val="0"/>
+          <w:sz w:val="22"/>
+          <w:rtl w:val="1"/>
+          <w:rFonts w:cs="Calibri"/>
+          <w:szCs w:val="22"/>
+        </w:rPr>
+        <w:t>مازورة 4: | D ‏(Noire)‏ | D ‏(Noire)‏ | E ‏(Noire)‏ | F G A ‏(Croches)‏ ‏(Croche Rest)‏ |</w:t>
+      </w:r>
+    </w:p>
+    <w:p>
+      <w:pPr>
+        <w:bidi w:val="1"/>
+        <w:jc w:val="right"/>
+        <w:textDirection w:val="lrTb"/>
+      </w:pPr>
+      <w:r>
+        <w:rPr>
+          <w:rFonts w:ascii="Calibri" w:hAnsi="Calibri"/>
+          <w:b w:val="0"/>
+          <w:sz w:val="22"/>
+          <w:rtl w:val="1"/>
+          <w:rFonts w:cs="Calibri"/>
+          <w:szCs w:val="22"/>
+        </w:rPr>
+        <w:t>مازورة 5: | B ‏(Noire)‏ | B ‏(Noire)‏ | A ‏(Noire)‏ | G F E ‏(Croches)‏ ‏(Croche Rest)‏ |</w:t>
+      </w:r>
+    </w:p>
+    <w:p>
+      <w:pPr>
+        <w:bidi w:val="1"/>
+        <w:jc w:val="right"/>
+        <w:textDirection w:val="lrTb"/>
+      </w:pPr>
+      <w:r>
+        <w:rPr>
+          <w:rFonts w:ascii="Calibri" w:hAnsi="Calibri"/>
+          <w:b w:val="0"/>
+          <w:sz w:val="22"/>
+          <w:rtl w:val="1"/>
+          <w:rFonts w:cs="Calibri"/>
+          <w:szCs w:val="22"/>
+        </w:rPr>
+        <w:t>مازورة 6: | D ‏(Noire)‏ | C ‏(Noire)‏ | B ‏(Noire)‏ | A G F ‏(Croches)‏ ‏(Croche Rest)‏ |</w:t>
+      </w:r>
+    </w:p>
+    <w:p>
+      <w:pPr>
+        <w:bidi w:val="1"/>
+        <w:jc w:val="right"/>
+        <w:textDirection w:val="lrTb"/>
+      </w:pPr>
+      <w:r>
+        <w:rPr>
+          <w:rFonts w:ascii="Calibri" w:hAnsi="Calibri"/>
+          <w:b w:val="0"/>
+          <w:sz w:val="22"/>
+          <w:rtl w:val="1"/>
+          <w:rFonts w:cs="Calibri"/>
+          <w:szCs w:val="22"/>
+        </w:rPr>
+        <w:t>مازورة 7: | E ‏(Noire)‏ | F ‏(Noire)‏ | G ‏(Noire)‏ | A B C ‏(Croches)‏ ‏(Croche Rest)‏ |</w:t>
+      </w:r>
+    </w:p>
+    <w:p>
+      <w:pPr>
+        <w:bidi w:val="1"/>
+        <w:jc w:val="right"/>
+        <w:textDirection w:val="lrTb"/>
+      </w:pPr>
+      <w:r>
+        <w:rPr>
+          <w:rFonts w:ascii="Calibri" w:hAnsi="Calibri"/>
+          <w:b w:val="0"/>
+          <w:sz w:val="22"/>
+          <w:rtl w:val="1"/>
+          <w:rFonts w:cs="Calibri"/>
+          <w:szCs w:val="22"/>
+        </w:rPr>
+        <w:t>مازورة 8: | D ‏(Noire)‏ | C B A G ‏(Croches)‏ | F ‏(Noire)‏ | E D ‏(Croche)‏‏(Croche Rest)‏ |</w:t>
       </w:r>
     </w:p>
     <w:p>
@@ -23582,14 +22016,8 @@
           <w:rFonts w:cs="Calibri"/>
           <w:szCs w:val="18"/>
         </w:rPr>
-        <w:t>مازورة 1: D ‏(Noire)‏ | E ‏(Noire)‏ | F ‏(Noire)‏ | G ‏(Noire)‏ |</w:t>
-        <w:br/>
-        <w:t>مازورة 2: A ‏(Noire)‏ | B ‏(Noire)‏ | C ‏(Noire)‏ | D ‏(Noire)‏ |</w:t>
-        <w:br/>
-        <w:br/>
-        <w:t>مازورة 3: D ‏(Noire)‏ | C ‏(Noire)‏ | B ‏(Noire)‏ | A ‏(Noire)‏ |</w:t>
-        <w:br/>
-        <w:t>مازورة 4: G ‏(Noire)‏ | F ‏(Noire)‏ | E ‏(Noire)‏ | D ‏(Noire)‏ |</w:t>
+        <w:br/>
+        <w:t>تمرین 4: الكرد مع رمبي حريمي ‏(10 دقائق)‏</w:t>
       </w:r>
     </w:p>
     <w:p>
@@ -23601,14 +22029,13 @@
       <w:r>
         <w:rPr>
           <w:rFonts w:ascii="Calibri" w:hAnsi="Calibri"/>
-          <w:b/>
-          <w:color w:val="333333"/>
+          <w:b w:val="0"/>
           <w:sz w:val="22"/>
           <w:rtl w:val="1"/>
           <w:rFonts w:cs="Calibri"/>
           <w:szCs w:val="22"/>
         </w:rPr>
-        <w:t>تمرین 2: جنس الكرد ‏(5 دقائق)‏</w:t>
+        <w:t>لحن كردي حزين بإيقاع رمبي حريمي – 8 مازوارات:</w:t>
       </w:r>
     </w:p>
     <w:p>
@@ -23616,48 +22043,17 @@
         <w:bidi w:val="1"/>
         <w:jc w:val="right"/>
         <w:textDirection w:val="lrTb"/>
-        <w:shd w:fill="F5F5F5" w:val="clear"/>
-      </w:pPr>
-      <w:r>
-        <w:rPr>
-          <w:rFonts w:ascii="Courier New" w:hAnsi="Courier New"/>
-          <w:color w:val="333333"/>
-          <w:sz w:val="18"/>
-          <w:rtl w:val="1"/>
-          <w:rFonts w:cs="Calibri"/>
-          <w:szCs w:val="18"/>
-        </w:rPr>
-        <w:t>جنس كرد على D: D E F G</w:t>
-        <w:br/>
-        <w:t>مازورة 1: D ‏(Blanche)‏ | E F G ‏(Croches)‏ |   ‏(3/4 شعور)‏</w:t>
-        <w:br/>
-        <w:t>مازورة 2: G ‏(Blanche)‏ | F E D ‏(Croches)‏ |</w:t>
-        <w:br/>
-        <w:br/>
-        <w:t xml:space="preserve">جنس كرد على A: A B C D  </w:t>
-        <w:br/>
-        <w:t>مازورة 3: A B C D ‏(Croches)‏ | D C B A ‏(Croches)‏ |</w:t>
-        <w:br/>
-        <w:t>مازورة 4: كرر</w:t>
-      </w:r>
-    </w:p>
-    <w:p>
-      <w:pPr>
-        <w:bidi w:val="1"/>
-        <w:jc w:val="right"/>
-        <w:textDirection w:val="lrTb"/>
       </w:pPr>
       <w:r>
         <w:rPr>
           <w:rFonts w:ascii="Calibri" w:hAnsi="Calibri"/>
-          <w:b/>
-          <w:color w:val="333333"/>
+          <w:b w:val="0"/>
           <w:sz w:val="22"/>
           <w:rtl w:val="1"/>
           <w:rFonts w:cs="Calibri"/>
           <w:szCs w:val="22"/>
         </w:rPr>
-        <w:t>تمرین 3: الكرد مع البندري ‏(10 دقائق)‏</w:t>
+        <w:t>مازورة 1: | D ‏(Noire)‏ | ‏(Noire Rest)‏ | D ‏(Noire)‏ | E ‏(Croche)‏ F ‏(Croche)‏ ‏(Noire Rest)‏ |</w:t>
       </w:r>
     </w:p>
     <w:p>
@@ -23665,65 +22061,17 @@
         <w:bidi w:val="1"/>
         <w:jc w:val="right"/>
         <w:textDirection w:val="lrTb"/>
-        <w:shd w:fill="F5F5F5" w:val="clear"/>
-      </w:pPr>
-      <w:r>
-        <w:rPr>
-          <w:rFonts w:ascii="Courier New" w:hAnsi="Courier New"/>
-          <w:color w:val="333333"/>
-          <w:sz w:val="18"/>
-          <w:rtl w:val="1"/>
-          <w:rFonts w:cs="Calibri"/>
-          <w:szCs w:val="18"/>
-        </w:rPr>
-        <w:t>لحن كردي بإيقاع بندري – 8 مازوارات:</w:t>
-        <w:br/>
-        <w:br/>
-        <w:t>مازورة 1: | D ‏(Noire)‏ | D ‏(Noire)‏ | D ‏(Noire)‏ | E F G ‏(Croches)‏ ‏(Croche Rest)‏ |</w:t>
-        <w:br/>
-        <w:t xml:space="preserve">            |   DUM     |   TAK     |   DUM     | TAK TAK TAK      -           |</w:t>
-        <w:br/>
-        <w:br/>
-        <w:t>مازورة 2: | A ‏(Noire)‏ | A ‏(Noire)‏ | A ‏(Noire)‏ | B C D ‏(Croches)‏ ‏(Croche Rest)‏ |</w:t>
-        <w:br/>
-        <w:br/>
-        <w:t>مازورة 3: | C ‏(Noire)‏ | B ‏(Noire)‏ | A ‏(Noire)‏ | G F E ‏(Croches)‏ ‏(Croche Rest)‏ |</w:t>
-        <w:br/>
-        <w:br/>
-        <w:t>مازورة 4: | D ‏(Noire)‏ | D ‏(Noire)‏ | E ‏(Noire)‏ | F G A ‏(Croches)‏ ‏(Croche Rest)‏ |</w:t>
-        <w:br/>
-        <w:br/>
-        <w:t>مازورة 5: | B ‏(Noire)‏ | B ‏(Noire)‏ | A ‏(Noire)‏ | G F E ‏(Croches)‏ ‏(Croche Rest)‏ |</w:t>
-        <w:br/>
-        <w:br/>
-        <w:t>مازورة 6: | D ‏(Noire)‏ | C ‏(Noire)‏ | B ‏(Noire)‏ | A G F ‏(Croches)‏ ‏(Croche Rest)‏ |</w:t>
-        <w:br/>
-        <w:br/>
-        <w:t>مازورة 7: | E ‏(Noire)‏ | F ‏(Noire)‏ | G ‏(Noire)‏ | A B C ‏(Croches)‏ ‏(Croche Rest)‏ |</w:t>
-        <w:br/>
-        <w:br/>
-        <w:t>مازورة 8: | D ‏(Noire)‏ | C B A G ‏(Croches)‏ | F ‏(Noire)‏ | E D ‏(Croche)‏‏(Croche Rest)‏ |</w:t>
-        <w:br/>
-        <w:t xml:space="preserve">            |   DUM     | TAK TAK TAK TAK   |   DUM     | TAK TAK   -              |</w:t>
-      </w:r>
-    </w:p>
-    <w:p>
-      <w:pPr>
-        <w:bidi w:val="1"/>
-        <w:jc w:val="right"/>
-        <w:textDirection w:val="lrTb"/>
       </w:pPr>
       <w:r>
         <w:rPr>
           <w:rFonts w:ascii="Calibri" w:hAnsi="Calibri"/>
-          <w:b/>
-          <w:color w:val="333333"/>
+          <w:b w:val="0"/>
           <w:sz w:val="22"/>
           <w:rtl w:val="1"/>
           <w:rFonts w:cs="Calibri"/>
           <w:szCs w:val="22"/>
         </w:rPr>
-        <w:t>تمرین 4: الكرد مع رمبي حريمي ‏(10 دقائق)‏</w:t>
+        <w:t>مازورة 2: | G ‏(Noire)‏ | ‏(Noire Rest)‏ | G ‏(Noire)‏ | A ‏(Croche)‏ B ‏(Croche)‏ ‏(Noire Rest)‏ |</w:t>
       </w:r>
     </w:p>
     <w:p>
@@ -23731,44 +22079,17 @@
         <w:bidi w:val="1"/>
         <w:jc w:val="right"/>
         <w:textDirection w:val="lrTb"/>
-        <w:shd w:fill="F5F5F5" w:val="clear"/>
       </w:pPr>
       <w:r>
         <w:rPr>
-          <w:rFonts w:ascii="Courier New" w:hAnsi="Courier New"/>
-          <w:color w:val="333333"/>
-          <w:sz w:val="18"/>
+          <w:rFonts w:ascii="Calibri" w:hAnsi="Calibri"/>
+          <w:b w:val="0"/>
+          <w:sz w:val="22"/>
           <w:rtl w:val="1"/>
           <w:rFonts w:cs="Calibri"/>
-          <w:szCs w:val="18"/>
+          <w:szCs w:val="22"/>
         </w:rPr>
-        <w:t>لحن كردي حزين بإيقاع رمبي حريمي – 8 مازوارات:</w:t>
-        <w:br/>
-        <w:br/>
-        <w:t>مازورة 1: | D ‏(Noire)‏ | ‏(Noire Rest)‏ | D ‏(Noire)‏ | E ‏(Croche)‏ F ‏(Croche)‏ ‏(Noire Rest)‏ |</w:t>
-        <w:br/>
-        <w:t xml:space="preserve">            |   DUM     |      -       |   DUM     | TAK    TAK       -                |</w:t>
-        <w:br/>
-        <w:br/>
-        <w:t>مازورة 2: | G ‏(Noire)‏ | ‏(Noire Rest)‏ | G ‏(Noire)‏ | A ‏(Croche)‏ B ‏(Croche)‏ ‏(Noire Rest)‏ |</w:t>
-        <w:br/>
-        <w:br/>
         <w:t>مازورة 3: | C ‏(Noire)‏ | ‏(Noire Rest)‏ | B ‏(Noire)‏ | A ‏(Croche)‏ G ‏(Croche)‏ ‏(Noire Rest)‏ |</w:t>
-        <w:br/>
-        <w:br/>
-        <w:t>مازورة 4: | F ‏(Noire)‏ | ‏(Noire Rest)‏ | E ‏(Noire)‏ | D ‏(Croche)‏ C ‏(Croche)‏ ‏(Noire Rest)‏ |</w:t>
-        <w:br/>
-        <w:br/>
-        <w:t>مازورة 5: | D ‏(Noire)‏ | ‏(Noire Rest)‏ | F ‏(Noire)‏ | A ‏(Croche)‏ C ‏(Croche)‏ ‏(Noire Rest)‏ |</w:t>
-        <w:br/>
-        <w:br/>
-        <w:t>مازورة 6: | B ‏(Noire)‏ | ‏(Noire Rest)‏ | G ‏(Noire)‏ | F ‏(Croche)‏ E ‏(Croche)‏ ‏(Noire Rest)‏ |</w:t>
-        <w:br/>
-        <w:br/>
-        <w:t>مازورة 7: | D ‏(Blanche)‏ | ‏(Noire Rest)‏ | F ‏(Noire)‏ | A ‏(Croche)‏ D ‏(Croche)‏ ‏(Noire Rest)‏ |</w:t>
-        <w:br/>
-        <w:br/>
-        <w:t>مازورة 8: | D ‏(Noire)‏ | C B A G ‏(Croches)‏ | F ‏(Noire)‏ | E D ‏(Croche)‏‏(Croche Rest)‏ |</w:t>
       </w:r>
     </w:p>
     <w:p>
@@ -23780,83 +22101,114 @@
       <w:r>
         <w:rPr>
           <w:rFonts w:ascii="Calibri" w:hAnsi="Calibri"/>
-          <w:b/>
-          <w:color w:val="333333"/>
+          <w:b w:val="0"/>
+          <w:sz w:val="22"/>
+          <w:rtl w:val="1"/>
+          <w:rFonts w:cs="Calibri"/>
+          <w:szCs w:val="22"/>
+        </w:rPr>
+        <w:t>مازورة 4: | F ‏(Noire)‏ | ‏(Noire Rest)‏ | E ‏(Noire)‏ | D ‏(Croche)‏ C ‏(Croche)‏ ‏(Noire Rest)‏ |</w:t>
+      </w:r>
+    </w:p>
+    <w:p>
+      <w:pPr>
+        <w:bidi w:val="1"/>
+        <w:jc w:val="right"/>
+        <w:textDirection w:val="lrTb"/>
+      </w:pPr>
+      <w:r>
+        <w:rPr>
+          <w:rFonts w:ascii="Calibri" w:hAnsi="Calibri"/>
+          <w:b w:val="0"/>
+          <w:sz w:val="22"/>
+          <w:rtl w:val="1"/>
+          <w:rFonts w:cs="Calibri"/>
+          <w:szCs w:val="22"/>
+        </w:rPr>
+        <w:t>مازورة 5: | D ‏(Noire)‏ | ‏(Noire Rest)‏ | F ‏(Noire)‏ | A ‏(Croche)‏ C ‏(Croche)‏ ‏(Noire Rest)‏ |</w:t>
+      </w:r>
+    </w:p>
+    <w:p>
+      <w:pPr>
+        <w:bidi w:val="1"/>
+        <w:jc w:val="right"/>
+        <w:textDirection w:val="lrTb"/>
+      </w:pPr>
+      <w:r>
+        <w:rPr>
+          <w:rFonts w:ascii="Calibri" w:hAnsi="Calibri"/>
+          <w:b w:val="0"/>
+          <w:sz w:val="22"/>
+          <w:rtl w:val="1"/>
+          <w:rFonts w:cs="Calibri"/>
+          <w:szCs w:val="22"/>
+        </w:rPr>
+        <w:t>مازورة 6: | B ‏(Noire)‏ | ‏(Noire Rest)‏ | G ‏(Noire)‏ | F ‏(Croche)‏ E ‏(Croche)‏ ‏(Noire Rest)‏ |</w:t>
+      </w:r>
+    </w:p>
+    <w:p>
+      <w:pPr>
+        <w:bidi w:val="1"/>
+        <w:jc w:val="right"/>
+        <w:textDirection w:val="lrTb"/>
+      </w:pPr>
+      <w:r>
+        <w:rPr>
+          <w:rFonts w:ascii="Calibri" w:hAnsi="Calibri"/>
+          <w:b w:val="0"/>
+          <w:sz w:val="22"/>
+          <w:rtl w:val="1"/>
+          <w:rFonts w:cs="Calibri"/>
+          <w:szCs w:val="22"/>
+        </w:rPr>
+        <w:t>مازورة 7: | D ‏(Blanche)‏ | ‏(Noire Rest)‏ | F ‏(Noire)‏ | A ‏(Croche)‏ D ‏(Croche)‏ ‏(Noire Rest)‏ |</w:t>
+      </w:r>
+    </w:p>
+    <w:p>
+      <w:pPr>
+        <w:bidi w:val="1"/>
+        <w:jc w:val="right"/>
+        <w:textDirection w:val="lrTb"/>
+      </w:pPr>
+      <w:r>
+        <w:rPr>
+          <w:rFonts w:ascii="Calibri" w:hAnsi="Calibri"/>
+          <w:b w:val="0"/>
+          <w:sz w:val="22"/>
+          <w:rtl w:val="1"/>
+          <w:rFonts w:cs="Calibri"/>
+          <w:szCs w:val="22"/>
+        </w:rPr>
+        <w:t>مازورة 8: | D ‏(Noire)‏ | C B A G ‏(Croches)‏ | F ‏(Noire)‏ | E D ‏(Croche)‏‏(Croche Rest)‏ |</w:t>
+        <w:br/>
+        <w:t>```</w:t>
+      </w:r>
+    </w:p>
+    <w:p>
+      <w:pPr>
+        <w:bidi w:val="1"/>
+        <w:jc w:val="right"/>
+        <w:textDirection w:val="lrTb"/>
+      </w:pPr>
+      <w:r>
+        <w:rPr>
+          <w:rFonts w:ascii="Calibri" w:hAnsi="Calibri"/>
+          <w:b w:val="0"/>
           <w:sz w:val="22"/>
           <w:rtl w:val="1"/>
           <w:rFonts w:cs="Calibri"/>
           <w:szCs w:val="22"/>
         </w:rPr>
         <w:t>تمرین 5: إضافة كوردات ‏(بونص للمتفوقين)‏</w:t>
-      </w:r>
-    </w:p>
-    <w:p>
-      <w:pPr>
-        <w:bidi w:val="1"/>
-        <w:jc w:val="right"/>
-        <w:textDirection w:val="lrTb"/>
-      </w:pPr>
-      <w:r>
-        <w:rPr>
-          <w:rFonts w:ascii="Calibri" w:hAnsi="Calibri"/>
-          <w:sz w:val="22"/>
-          <w:rtl w:val="1"/>
-          <w:rFonts w:cs="Calibri"/>
-          <w:szCs w:val="22"/>
-        </w:rPr>
-        <w:t>اختر النوتة الأولى من كل مازورة من تمرین البندري</w:t>
-      </w:r>
-    </w:p>
-    <w:p>
-      <w:pPr>
-        <w:bidi w:val="1"/>
-        <w:jc w:val="right"/>
-        <w:textDirection w:val="lrTb"/>
-      </w:pPr>
-      <w:r>
-        <w:rPr>
-          <w:rFonts w:ascii="Calibri" w:hAnsi="Calibri"/>
-          <w:sz w:val="22"/>
-          <w:rtl w:val="1"/>
-          <w:rFonts w:cs="Calibri"/>
-          <w:szCs w:val="22"/>
-        </w:rPr>
-        <w:t>أضف كورد: Ctrl+K ثم اكتب اسم الكورد</w:t>
-      </w:r>
-    </w:p>
-    <w:p>
-      <w:pPr>
-        <w:bidi w:val="1"/>
-        <w:jc w:val="right"/>
-        <w:textDirection w:val="lrTb"/>
-      </w:pPr>
-      <w:r>
-        <w:rPr>
-          <w:rFonts w:ascii="Calibri" w:hAnsi="Calibri"/>
-          <w:sz w:val="22"/>
-          <w:rtl w:val="1"/>
-          <w:rFonts w:cs="Calibri"/>
-          <w:szCs w:val="22"/>
-        </w:rPr>
-        <w:t>كوردات مقترحة:</w:t>
-      </w:r>
-    </w:p>
-    <w:p>
-      <w:pPr>
-        <w:bidi w:val="1"/>
-        <w:jc w:val="right"/>
-        <w:textDirection w:val="lrTb"/>
-        <w:shd w:fill="F5F5F5" w:val="clear"/>
-      </w:pPr>
-      <w:r>
-        <w:rPr>
-          <w:rFonts w:ascii="Courier New" w:hAnsi="Courier New"/>
-          <w:color w:val="333333"/>
-          <w:sz w:val="18"/>
-          <w:rtl w:val="1"/>
-          <w:rFonts w:cs="Calibri"/>
-          <w:szCs w:val="18"/>
-        </w:rPr>
+        <w:br/>
+        <w:t>1. اختر النوتة الأولى من كل مازورة من تمرین البندري</w:t>
+        <w:br/>
+        <w:t>2. أضف كورد: Ctrl+K ثم اكتب اسم الكورد</w:t>
+        <w:br/>
+        <w:t>3. كوردات مقترحة:</w:t>
+        <w:br/>
+        <w:t>```</w:t>
+        <w:br/>
         <w:t>مازورة 1: Dm ‏(D F A)‏</w:t>
         <w:br/>
         <w:t>مازورة 2: Am ‏(A C E)‏</w:t>
@@ -23872,6 +22224,8 @@
         <w:t>مازورة 7: F</w:t>
         <w:br/>
         <w:t>مازورة 8: Dm</w:t>
+        <w:br/>
+        <w:t>```</w:t>
       </w:r>
     </w:p>
     <w:p>
@@ -24526,14 +22880,19 @@
       <w:r>
         <w:rPr>
           <w:rFonts w:ascii="Calibri" w:hAnsi="Calibri"/>
-          <w:b/>
-          <w:color w:val="333333"/>
+          <w:b w:val="0"/>
           <w:sz w:val="22"/>
           <w:rtl w:val="1"/>
           <w:rFonts w:cs="Calibri"/>
           <w:szCs w:val="22"/>
         </w:rPr>
         <w:t>أسئلة المراجعة</w:t>
+        <w:br/>
+        <w:t>1. ما الفرق بين مقام الكرد ومقام النهاوند من حيث درجة F؟</w:t>
+        <w:br/>
+        <w:t>2. ما الفرق بين إيقاعي البندري ورمبي حريمي؟</w:t>
+        <w:br/>
+        <w:t>3. ما هي كورد ‏(Chord)‏ الدرجة الأولى في مقام الكرد على D؟</w:t>
       </w:r>
     </w:p>
     <w:p>
@@ -24545,167 +22904,25 @@
       <w:r>
         <w:rPr>
           <w:rFonts w:ascii="Calibri" w:hAnsi="Calibri"/>
-          <w:sz w:val="22"/>
-          <w:rtl w:val="1"/>
-          <w:rFonts w:cs="Calibri"/>
-          <w:szCs w:val="22"/>
-        </w:rPr>
-        <w:t>ما الفرق بين مقام الكرد ومقام النهاوند من حيث درجة F؟</w:t>
-      </w:r>
-    </w:p>
-    <w:p>
-      <w:pPr>
-        <w:bidi w:val="1"/>
-        <w:jc w:val="right"/>
-        <w:textDirection w:val="lrTb"/>
-      </w:pPr>
-      <w:r>
-        <w:rPr>
-          <w:rFonts w:ascii="Calibri" w:hAnsi="Calibri"/>
-          <w:sz w:val="22"/>
-          <w:rtl w:val="1"/>
-          <w:rFonts w:cs="Calibri"/>
-          <w:szCs w:val="22"/>
-        </w:rPr>
-        <w:t>ما الفرق بين إيقاعي البندري ورمبي حريمي؟</w:t>
-      </w:r>
-    </w:p>
-    <w:p>
-      <w:pPr>
-        <w:bidi w:val="1"/>
-        <w:jc w:val="right"/>
-        <w:textDirection w:val="lrTb"/>
-      </w:pPr>
-      <w:r>
-        <w:rPr>
-          <w:rFonts w:ascii="Calibri" w:hAnsi="Calibri"/>
-          <w:sz w:val="22"/>
-          <w:rtl w:val="1"/>
-          <w:rFonts w:cs="Calibri"/>
-          <w:szCs w:val="22"/>
-        </w:rPr>
-        <w:t>ما هي كورد ‏(Chord)‏ الدرجة الأولى في مقام الكرد على D؟</w:t>
-      </w:r>
-    </w:p>
-    <w:p>
-      <w:pPr>
-        <w:bidi w:val="1"/>
-        <w:jc w:val="right"/>
-        <w:textDirection w:val="lrTb"/>
-      </w:pPr>
-      <w:r>
-        <w:rPr>
-          <w:rFonts w:ascii="Calibri" w:hAnsi="Calibri"/>
-          <w:b/>
-          <w:color w:val="333333"/>
+          <w:b w:val="0"/>
           <w:sz w:val="22"/>
           <w:rtl w:val="1"/>
           <w:rFonts w:cs="Calibri"/>
           <w:szCs w:val="22"/>
         </w:rPr>
         <w:t>الواجب المنزلي</w:t>
-      </w:r>
-    </w:p>
-    <w:p>
-      <w:pPr>
-        <w:bidi w:val="1"/>
-        <w:jc w:val="right"/>
-        <w:textDirection w:val="lrTb"/>
-      </w:pPr>
-      <w:r>
-        <w:rPr>
-          <w:rFonts w:ascii="Calibri" w:hAnsi="Calibri"/>
-          <w:sz w:val="22"/>
-          <w:rtl w:val="1"/>
-          <w:rFonts w:cs="Calibri"/>
-          <w:szCs w:val="22"/>
-        </w:rPr>
-        <w:t>أنشئ نوتة جديدة ‏(Treble Clef, 4/4)‏</w:t>
-      </w:r>
-    </w:p>
-    <w:p>
-      <w:pPr>
-        <w:bidi w:val="1"/>
-        <w:jc w:val="right"/>
-        <w:textDirection w:val="lrTb"/>
-      </w:pPr>
-      <w:r>
-        <w:rPr>
-          <w:rFonts w:ascii="Calibri" w:hAnsi="Calibri"/>
-          <w:sz w:val="22"/>
-          <w:rtl w:val="1"/>
-          <w:rFonts w:cs="Calibri"/>
-          <w:szCs w:val="22"/>
-        </w:rPr>
-        <w:t>اكتب 16 مازورة بمقام الكرد:</w:t>
-      </w:r>
-    </w:p>
-    <w:p>
-      <w:pPr>
-        <w:bidi w:val="1"/>
-        <w:jc w:val="right"/>
-        <w:textDirection w:val="lrTb"/>
-      </w:pPr>
-      <w:r>
-        <w:rPr>
-          <w:rFonts w:ascii="Calibri" w:hAnsi="Calibri"/>
-          <w:sz w:val="22"/>
-          <w:rtl w:val="1"/>
-          <w:rFonts w:cs="Calibri"/>
-          <w:szCs w:val="22"/>
-        </w:rPr>
-        <w:t>• 8 مازورة بإيقاع البندري ‏(DUM TAK DUM TAK TAK TAK)‏</w:t>
-      </w:r>
-    </w:p>
-    <w:p>
-      <w:pPr>
-        <w:bidi w:val="1"/>
-        <w:jc w:val="right"/>
-        <w:textDirection w:val="lrTb"/>
-      </w:pPr>
-      <w:r>
-        <w:rPr>
-          <w:rFonts w:ascii="Calibri" w:hAnsi="Calibri"/>
-          <w:sz w:val="22"/>
-          <w:rtl w:val="1"/>
-          <w:rFonts w:cs="Calibri"/>
-          <w:szCs w:val="22"/>
-        </w:rPr>
-        <w:t>• 8 مازورة بإيقاع رمبي حريمي ‏(DUM - DUM TAK TAK -)‏</w:t>
-      </w:r>
-    </w:p>
-    <w:p>
-      <w:pPr>
-        <w:bidi w:val="1"/>
-        <w:jc w:val="right"/>
-        <w:textDirection w:val="lrTb"/>
-      </w:pPr>
-      <w:r>
-        <w:rPr>
-          <w:rFonts w:ascii="Calibri" w:hAnsi="Calibri"/>
-          <w:sz w:val="22"/>
-          <w:rtl w:val="1"/>
-          <w:rFonts w:cs="Calibri"/>
-          <w:szCs w:val="22"/>
-        </w:rPr>
-        <w:t>أضف كوردات لـ 4 مازوارات على الأقل</w:t>
-      </w:r>
-    </w:p>
-    <w:p>
-      <w:pPr>
-        <w:bidi w:val="1"/>
-        <w:jc w:val="right"/>
-        <w:textDirection w:val="lrTb"/>
-      </w:pPr>
-      <w:r>
-        <w:rPr>
-          <w:rFonts w:ascii="Calibri" w:hAnsi="Calibri"/>
-          <w:sz w:val="22"/>
-          <w:rtl w:val="1"/>
-          <w:rFonts w:cs="Calibri"/>
-          <w:szCs w:val="22"/>
-        </w:rPr>
-        <w:t>احفظ الملف باسم `Lesson46_Kurd_Bandari_Rambi.sib`</w:t>
+        <w:br/>
+        <w:t>1. أنشئ نوتة جديدة ‏(Treble Clef, 4/4)‏</w:t>
+        <w:br/>
+        <w:t>2. اكتب 16 مازورة بمقام الكرد:</w:t>
+        <w:br/>
+        <w:t xml:space="preserve">   - 8 مازورة بإيقاع البندري ‏(DUM TAK DUM TAK TAK TAK)‏</w:t>
+        <w:br/>
+        <w:t xml:space="preserve">   - 8 مازورة بإيقاع رمبي حريمي ‏(DUM - DUM TAK TAK -)‏</w:t>
+        <w:br/>
+        <w:t>3. أضف كوردات لـ 4 مازوارات على الأقل</w:t>
+        <w:br/>
+        <w:t>4. احفظ الملف باسم `Lesson46_Kurd_Bandari_Rambi.sib`</w:t>
       </w:r>
     </w:p>
     <w:p>
@@ -26555,31 +24772,14 @@
       <w:r>
         <w:rPr>
           <w:rFonts w:ascii="Calibri" w:hAnsi="Calibri"/>
-          <w:b/>
-          <w:color w:val="333333"/>
+          <w:b w:val="0"/>
           <w:sz w:val="22"/>
           <w:rtl w:val="1"/>
           <w:rFonts w:cs="Calibri"/>
           <w:szCs w:val="22"/>
         </w:rPr>
         <w:t>مراجعة مقام الكرد ‏(Kurd Review)‏</w:t>
-      </w:r>
-    </w:p>
-    <w:p>
-      <w:pPr>
-        <w:bidi w:val="1"/>
-        <w:jc w:val="right"/>
-        <w:textDirection w:val="lrTb"/>
-      </w:pPr>
-      <w:r>
-        <w:rPr>
-          <w:rFonts w:ascii="Calibri" w:hAnsi="Calibri"/>
-          <w:b w:val="0"/>
-          <w:sz w:val="22"/>
-          <w:rtl w:val="1"/>
-          <w:rFonts w:cs="Calibri"/>
-          <w:szCs w:val="22"/>
-        </w:rPr>
+        <w:br/>
         <w:t>سلم الكرد على D ‏(Modal Dorian)‏:</w:t>
         <w:br/>
         <w:t>```</w:t>
@@ -26644,31 +24844,14 @@
       <w:r>
         <w:rPr>
           <w:rFonts w:ascii="Calibri" w:hAnsi="Calibri"/>
-          <w:b/>
-          <w:color w:val="333333"/>
+          <w:b w:val="0"/>
           <w:sz w:val="22"/>
           <w:rtl w:val="1"/>
           <w:rFonts w:cs="Calibri"/>
           <w:szCs w:val="22"/>
         </w:rPr>
         <w:t>السامري ‏(Al-Sameri)‏ – 4/4</w:t>
-      </w:r>
-    </w:p>
-    <w:p>
-      <w:pPr>
-        <w:bidi w:val="1"/>
-        <w:jc w:val="right"/>
-        <w:textDirection w:val="lrTb"/>
-      </w:pPr>
-      <w:r>
-        <w:rPr>
-          <w:rFonts w:ascii="Calibri" w:hAnsi="Calibri"/>
-          <w:b w:val="0"/>
-          <w:sz w:val="22"/>
-          <w:rtl w:val="1"/>
-          <w:rFonts w:cs="Calibri"/>
-          <w:szCs w:val="22"/>
-        </w:rPr>
+        <w:br/>
         <w:t>إيقاع خليجي تراثي تم تقديمه في الدرس 42.</w:t>
       </w:r>
     </w:p>
@@ -26923,31 +25106,14 @@
       <w:r>
         <w:rPr>
           <w:rFonts w:ascii="Calibri" w:hAnsi="Calibri"/>
-          <w:b/>
-          <w:color w:val="333333"/>
+          <w:b w:val="0"/>
           <w:sz w:val="22"/>
           <w:rtl w:val="1"/>
           <w:rFonts w:cs="Calibri"/>
           <w:szCs w:val="22"/>
         </w:rPr>
         <w:t>الينبعاوي ‏(Al-Yanbawi)‏ – 4/4</w:t>
-      </w:r>
-    </w:p>
-    <w:p>
-      <w:pPr>
-        <w:bidi w:val="1"/>
-        <w:jc w:val="right"/>
-        <w:textDirection w:val="lrTb"/>
-      </w:pPr>
-      <w:r>
-        <w:rPr>
-          <w:rFonts w:ascii="Calibri" w:hAnsi="Calibri"/>
-          <w:b w:val="0"/>
-          <w:sz w:val="22"/>
-          <w:rtl w:val="1"/>
-          <w:rFonts w:cs="Calibri"/>
-          <w:szCs w:val="22"/>
-        </w:rPr>
+        <w:br/>
         <w:t>إيقاع خليجي ساحلي، من منطقة ينبع في السعودية.</w:t>
       </w:r>
     </w:p>
@@ -27229,7 +25395,6 @@
         <w:rPr>
           <w:rFonts w:ascii="Calibri" w:hAnsi="Calibri"/>
           <w:b/>
-          <w:color w:val="333333"/>
           <w:sz w:val="22"/>
           <w:rtl w:val="1"/>
           <w:rFonts w:cs="Calibri"/>
@@ -27637,31 +25802,14 @@
       <w:r>
         <w:rPr>
           <w:rFonts w:ascii="Calibri" w:hAnsi="Calibri"/>
-          <w:b/>
-          <w:color w:val="333333"/>
+          <w:b w:val="0"/>
           <w:sz w:val="22"/>
           <w:rtl w:val="1"/>
           <w:rFonts w:cs="Calibri"/>
           <w:szCs w:val="22"/>
         </w:rPr>
         <w:t>الـ Slur ‏(الربطة التعبيرية)‏</w:t>
-      </w:r>
-    </w:p>
-    <w:p>
-      <w:pPr>
-        <w:bidi w:val="1"/>
-        <w:jc w:val="right"/>
-        <w:textDirection w:val="lrTb"/>
-      </w:pPr>
-      <w:r>
-        <w:rPr>
-          <w:rFonts w:ascii="Calibri" w:hAnsi="Calibri"/>
-          <w:b w:val="0"/>
-          <w:sz w:val="22"/>
-          <w:rtl w:val="1"/>
-          <w:rFonts w:cs="Calibri"/>
-          <w:szCs w:val="22"/>
-        </w:rPr>
+        <w:br/>
         <w:t>Slur = قوس يربط نوتتين أو أكثر لعزفها متصلة ‏(Legato)‏.</w:t>
       </w:r>
     </w:p>
@@ -27737,14 +25885,25 @@
       <w:r>
         <w:rPr>
           <w:rFonts w:ascii="Calibri" w:hAnsi="Calibri"/>
-          <w:b/>
-          <w:color w:val="333333"/>
+          <w:b w:val="0"/>
           <w:sz w:val="22"/>
           <w:rtl w:val="1"/>
           <w:rFonts w:cs="Calibri"/>
           <w:szCs w:val="22"/>
         </w:rPr>
         <w:t>تمرین 1: سلم الكرد مع Slurs ‏(5 دقائق)‏</w:t>
+        <w:br/>
+        <w:t>1. Sibelius → Blank Score → Treble Clef → 4/4</w:t>
+        <w:br/>
+        <w:t>2. اكتب سلم الكرد مع Slurs:</w:t>
+        <w:br/>
+        <w:t>```</w:t>
+        <w:br/>
+        <w:t>مازورة 1: D ‏(Noire)‏ ~ E ‏(Noire)‏ ~ F ‏(Noire)‏ ~ G ‏(Noire)‏ |</w:t>
+        <w:br/>
+        <w:t>مازورة 2: A ‏(Noire)‏ ~ B ‏(Noire)‏ ~ C ‏(Noire)‏ ~ D ‏(Noire)‏ |</w:t>
+        <w:br/>
+        <w:t>‏(~ = Slur بين كل نوتتين)‏</w:t>
       </w:r>
     </w:p>
     <w:p>
@@ -27756,12 +25915,25 @@
       <w:r>
         <w:rPr>
           <w:rFonts w:ascii="Calibri" w:hAnsi="Calibri"/>
+          <w:b w:val="0"/>
           <w:sz w:val="22"/>
           <w:rtl w:val="1"/>
           <w:rFonts w:cs="Calibri"/>
           <w:szCs w:val="22"/>
         </w:rPr>
-        <w:t>Sibelius → Blank Score → Treble Clef → 4/4</w:t>
+        <w:t>طريقة العمل:</w:t>
+        <w:br/>
+        <w:t>- اكتب جميع النوتات أولاً</w:t>
+        <w:br/>
+        <w:t>- اختر D + E → اضغط S</w:t>
+        <w:br/>
+        <w:t>- اختر E + F → اضغط S</w:t>
+        <w:br/>
+        <w:t>- اختر F + G → اضغط S</w:t>
+        <w:br/>
+        <w:t>- أكمل هكذا</w:t>
+        <w:br/>
+        <w:t>```</w:t>
       </w:r>
     </w:p>
     <w:p>
@@ -27773,12 +25945,161 @@
       <w:r>
         <w:rPr>
           <w:rFonts w:ascii="Calibri" w:hAnsi="Calibri"/>
+          <w:b w:val="0"/>
           <w:sz w:val="22"/>
           <w:rtl w:val="1"/>
           <w:rFonts w:cs="Calibri"/>
           <w:szCs w:val="22"/>
         </w:rPr>
-        <w:t>اكتب سلم الكرد مع Slurs:</w:t>
+        <w:t>تمرین 2: الكرد مع السامري ‏(10 دقائق)‏</w:t>
+        <w:br/>
+        <w:t>```</w:t>
+        <w:br/>
+        <w:t>لحن كردي بإيقاع سامري – 8 مازوارات:</w:t>
+      </w:r>
+    </w:p>
+    <w:p>
+      <w:pPr>
+        <w:bidi w:val="1"/>
+        <w:jc w:val="right"/>
+        <w:textDirection w:val="lrTb"/>
+      </w:pPr>
+      <w:r>
+        <w:rPr>
+          <w:rFonts w:ascii="Calibri" w:hAnsi="Calibri"/>
+          <w:b w:val="0"/>
+          <w:sz w:val="22"/>
+          <w:rtl w:val="1"/>
+          <w:rFonts w:cs="Calibri"/>
+          <w:szCs w:val="22"/>
+        </w:rPr>
+        <w:t>مازورة 1: | D ‏(Noire)‏ | ‏(Noire Rest)‏ | D ‏(Noire)‏ | E F G ‏(Croches)‏ |</w:t>
+      </w:r>
+    </w:p>
+    <w:p>
+      <w:pPr>
+        <w:bidi w:val="1"/>
+        <w:jc w:val="right"/>
+        <w:textDirection w:val="lrTb"/>
+      </w:pPr>
+      <w:r>
+        <w:rPr>
+          <w:rFonts w:ascii="Calibri" w:hAnsi="Calibri"/>
+          <w:b w:val="0"/>
+          <w:sz w:val="22"/>
+          <w:rtl w:val="1"/>
+          <w:rFonts w:cs="Calibri"/>
+          <w:szCs w:val="22"/>
+        </w:rPr>
+        <w:t>مازورة 2: | A ‏(Noire)‏ | ‏(Noire Rest)‏ | A ‏(Noire)‏ | B C D ‏(Croches)‏ |</w:t>
+      </w:r>
+    </w:p>
+    <w:p>
+      <w:pPr>
+        <w:bidi w:val="1"/>
+        <w:jc w:val="right"/>
+        <w:textDirection w:val="lrTb"/>
+      </w:pPr>
+      <w:r>
+        <w:rPr>
+          <w:rFonts w:ascii="Calibri" w:hAnsi="Calibri"/>
+          <w:b w:val="0"/>
+          <w:sz w:val="22"/>
+          <w:rtl w:val="1"/>
+          <w:rFonts w:cs="Calibri"/>
+          <w:szCs w:val="22"/>
+        </w:rPr>
+        <w:t>مازورة 3: | C ‏(Noire)‏ | ‏(Noire Rest)‏ | B ‏(Noire)‏ | A G F ‏(Croches)‏ |</w:t>
+      </w:r>
+    </w:p>
+    <w:p>
+      <w:pPr>
+        <w:bidi w:val="1"/>
+        <w:jc w:val="right"/>
+        <w:textDirection w:val="lrTb"/>
+      </w:pPr>
+      <w:r>
+        <w:rPr>
+          <w:rFonts w:ascii="Calibri" w:hAnsi="Calibri"/>
+          <w:b w:val="0"/>
+          <w:sz w:val="22"/>
+          <w:rtl w:val="1"/>
+          <w:rFonts w:cs="Calibri"/>
+          <w:szCs w:val="22"/>
+        </w:rPr>
+        <w:t>مازورة 4: | E ‏(Noire)‏ | ‏(Noire Rest)‏ | D ‏(Noire)‏ | C B A ‏(Croches)‏ |</w:t>
+      </w:r>
+    </w:p>
+    <w:p>
+      <w:pPr>
+        <w:bidi w:val="1"/>
+        <w:jc w:val="right"/>
+        <w:textDirection w:val="lrTb"/>
+      </w:pPr>
+      <w:r>
+        <w:rPr>
+          <w:rFonts w:ascii="Calibri" w:hAnsi="Calibri"/>
+          <w:b w:val="0"/>
+          <w:sz w:val="22"/>
+          <w:rtl w:val="1"/>
+          <w:rFonts w:cs="Calibri"/>
+          <w:szCs w:val="22"/>
+        </w:rPr>
+        <w:t>مازورة 5: | G ‏(Noire)‏ | ‏(Noire Rest)‏ | F ‏(Noire)‏ | E D E ‏(Croches)‏ |  ‏(تنويع)‏</w:t>
+      </w:r>
+    </w:p>
+    <w:p>
+      <w:pPr>
+        <w:bidi w:val="1"/>
+        <w:jc w:val="right"/>
+        <w:textDirection w:val="lrTb"/>
+      </w:pPr>
+      <w:r>
+        <w:rPr>
+          <w:rFonts w:ascii="Calibri" w:hAnsi="Calibri"/>
+          <w:b w:val="0"/>
+          <w:sz w:val="22"/>
+          <w:rtl w:val="1"/>
+          <w:rFonts w:cs="Calibri"/>
+          <w:szCs w:val="22"/>
+        </w:rPr>
+        <w:t>مازورة 6: | F ‏(Noire)‏ | ‏(Noire Rest)‏ | G ‏(Noire)‏ | A B C ‏(Croches)‏ |</w:t>
+      </w:r>
+    </w:p>
+    <w:p>
+      <w:pPr>
+        <w:bidi w:val="1"/>
+        <w:jc w:val="right"/>
+        <w:textDirection w:val="lrTb"/>
+      </w:pPr>
+      <w:r>
+        <w:rPr>
+          <w:rFonts w:ascii="Calibri" w:hAnsi="Calibri"/>
+          <w:b w:val="0"/>
+          <w:sz w:val="22"/>
+          <w:rtl w:val="1"/>
+          <w:rFonts w:cs="Calibri"/>
+          <w:szCs w:val="22"/>
+        </w:rPr>
+        <w:t>مازورة 7: | D ‏(Noire)‏ | C ‏(Noire)‏ | B ‏(Noire)‏ | A G F ‏(Croches)‏ |  ‏(تغيير: DUM بدون سكتة)‏</w:t>
+      </w:r>
+    </w:p>
+    <w:p>
+      <w:pPr>
+        <w:bidi w:val="1"/>
+        <w:jc w:val="right"/>
+        <w:textDirection w:val="lrTb"/>
+      </w:pPr>
+      <w:r>
+        <w:rPr>
+          <w:rFonts w:ascii="Calibri" w:hAnsi="Calibri"/>
+          <w:b w:val="0"/>
+          <w:sz w:val="22"/>
+          <w:rtl w:val="1"/>
+          <w:rFonts w:cs="Calibri"/>
+          <w:szCs w:val="22"/>
+        </w:rPr>
+        <w:t>مازورة 8: | E ‏(Noire)‏ | ‏(Noire Rest)‏ | D ‏(Noire)‏ | ‏(Croche Rest)‏‏(Croche Rest)‏‏(Croche Rest)‏‏(Croche Rest)‏ |</w:t>
       </w:r>
     </w:p>
     <w:p>
@@ -27797,24 +26118,15 @@
           <w:rFonts w:cs="Calibri"/>
           <w:szCs w:val="18"/>
         </w:rPr>
-        <w:t>مازورة 1: D ‏(Noire)‏ ~ E ‏(Noire)‏ ~ F ‏(Noire)‏ ~ G ‏(Noire)‏ |</w:t>
-        <w:br/>
-        <w:t>مازورة 2: A ‏(Noire)‏ ~ B ‏(Noire)‏ ~ C ‏(Noire)‏ ~ D ‏(Noire)‏ |</w:t>
-        <w:br/>
-        <w:t>‏(~ = Slur بين كل نوتتين)‏</w:t>
-        <w:br/>
-        <w:br/>
-        <w:t>طريقة العمل:</w:t>
-        <w:br/>
-        <w:t>- اكتب جميع النوتات أولاً</w:t>
-        <w:br/>
-        <w:t>- اختر D + E → اضغط S</w:t>
-        <w:br/>
-        <w:t>- اختر E + F → اضغط S</w:t>
-        <w:br/>
-        <w:t>- اختر F + G → اضغط S</w:t>
-        <w:br/>
-        <w:t>- أكمل هكذا</w:t>
+        <w:br/>
+        <w:t>إضافة Slurs للسامري:</w:t>
+        <w:br/>
+        <w:t>أضف Slur بين نوتات الـ TAK TAK TAK ‏(E F G في المازورة 1)‏ لتجعلها متصلة:</w:t>
+        <w:br/>
+        <w:t>- اختر E → Shift+Click G → اضغط S</w:t>
+        <w:br/>
+        <w:br/>
+        <w:t>تمرین 3: الكرد مع الينبعاوي ‏(10 دقائق)‏</w:t>
       </w:r>
     </w:p>
     <w:p>
@@ -27826,14 +26138,157 @@
       <w:r>
         <w:rPr>
           <w:rFonts w:ascii="Calibri" w:hAnsi="Calibri"/>
-          <w:b/>
-          <w:color w:val="333333"/>
+          <w:b w:val="0"/>
           <w:sz w:val="22"/>
           <w:rtl w:val="1"/>
           <w:rFonts w:cs="Calibri"/>
           <w:szCs w:val="22"/>
         </w:rPr>
-        <w:t>تمرین 2: الكرد مع السامري ‏(10 دقائق)‏</w:t>
+        <w:t>لحن كردي بإيقاع ينبعاوي – 8 مازوارات:</w:t>
+      </w:r>
+    </w:p>
+    <w:p>
+      <w:pPr>
+        <w:bidi w:val="1"/>
+        <w:jc w:val="right"/>
+        <w:textDirection w:val="lrTb"/>
+      </w:pPr>
+      <w:r>
+        <w:rPr>
+          <w:rFonts w:ascii="Calibri" w:hAnsi="Calibri"/>
+          <w:b w:val="0"/>
+          <w:sz w:val="22"/>
+          <w:rtl w:val="1"/>
+          <w:rFonts w:cs="Calibri"/>
+          <w:szCs w:val="22"/>
+        </w:rPr>
+        <w:t>مازورة 1: | D ‏(Noire)‏ | ‏(Noire Rest)‏ | E ‏(Croche)‏ F ‏(Croche)‏ | ‏(Croche Rest)‏ ‏(Croche Rest)‏ |</w:t>
+      </w:r>
+    </w:p>
+    <w:p>
+      <w:pPr>
+        <w:bidi w:val="1"/>
+        <w:jc w:val="right"/>
+        <w:textDirection w:val="lrTb"/>
+      </w:pPr>
+      <w:r>
+        <w:rPr>
+          <w:rFonts w:ascii="Calibri" w:hAnsi="Calibri"/>
+          <w:b w:val="0"/>
+          <w:sz w:val="22"/>
+          <w:rtl w:val="1"/>
+          <w:rFonts w:cs="Calibri"/>
+          <w:szCs w:val="22"/>
+        </w:rPr>
+        <w:t>مازورة 2: | G ‏(Noire)‏ | ‏(Noire Rest)‏ | A ‏(Croche)‏ B ‏(Croche)‏ | ‏(Croche Rest)‏ ‏(Croche Rest)‏ |</w:t>
+      </w:r>
+    </w:p>
+    <w:p>
+      <w:pPr>
+        <w:bidi w:val="1"/>
+        <w:jc w:val="right"/>
+        <w:textDirection w:val="lrTb"/>
+      </w:pPr>
+      <w:r>
+        <w:rPr>
+          <w:rFonts w:ascii="Calibri" w:hAnsi="Calibri"/>
+          <w:b w:val="0"/>
+          <w:sz w:val="22"/>
+          <w:rtl w:val="1"/>
+          <w:rFonts w:cs="Calibri"/>
+          <w:szCs w:val="22"/>
+        </w:rPr>
+        <w:t>مازورة 3: | C ‏(Noire)‏ | ‏(Noire Rest)‏ | B ‏(Croche)‏ A ‏(Croche)‏ | ‏(Croche Rest)‏ ‏(Croche Rest)‏ |</w:t>
+      </w:r>
+    </w:p>
+    <w:p>
+      <w:pPr>
+        <w:bidi w:val="1"/>
+        <w:jc w:val="right"/>
+        <w:textDirection w:val="lrTb"/>
+      </w:pPr>
+      <w:r>
+        <w:rPr>
+          <w:rFonts w:ascii="Calibri" w:hAnsi="Calibri"/>
+          <w:b w:val="0"/>
+          <w:sz w:val="22"/>
+          <w:rtl w:val="1"/>
+          <w:rFonts w:cs="Calibri"/>
+          <w:szCs w:val="22"/>
+        </w:rPr>
+        <w:t>مازورة 4: | G ‏(Noire)‏ | ‏(Noire Rest)‏ | F ‏(Croche)‏ E ‏(Croche)‏ | ‏(Croche Rest)‏ ‏(Croche Rest)‏ |</w:t>
+      </w:r>
+    </w:p>
+    <w:p>
+      <w:pPr>
+        <w:bidi w:val="1"/>
+        <w:jc w:val="right"/>
+        <w:textDirection w:val="lrTb"/>
+      </w:pPr>
+      <w:r>
+        <w:rPr>
+          <w:rFonts w:ascii="Calibri" w:hAnsi="Calibri"/>
+          <w:b w:val="0"/>
+          <w:sz w:val="22"/>
+          <w:rtl w:val="1"/>
+          <w:rFonts w:cs="Calibri"/>
+          <w:szCs w:val="22"/>
+        </w:rPr>
+        <w:t>مازورة 5: | D ‏(Noire)‏ | F ‏(Noire)‏ | A ‏(Croche)‏ C ‏(Croche)‏ | ‏(Croche Rest)‏ ‏(Croche Rest)‏ |  ‏(تنويع مع قفزات)‏</w:t>
+      </w:r>
+    </w:p>
+    <w:p>
+      <w:pPr>
+        <w:bidi w:val="1"/>
+        <w:jc w:val="right"/>
+        <w:textDirection w:val="lrTb"/>
+      </w:pPr>
+      <w:r>
+        <w:rPr>
+          <w:rFonts w:ascii="Calibri" w:hAnsi="Calibri"/>
+          <w:b w:val="0"/>
+          <w:sz w:val="22"/>
+          <w:rtl w:val="1"/>
+          <w:rFonts w:cs="Calibri"/>
+          <w:szCs w:val="22"/>
+        </w:rPr>
+        <w:t>مازورة 6: | B ‏(Noire)‏ | ‏(Noire Rest)‏ | A ‏(Croche)‏ G ‏(Croche)‏ | ‏(Croche Rest)‏ ‏(Croche Rest)‏ |</w:t>
+      </w:r>
+    </w:p>
+    <w:p>
+      <w:pPr>
+        <w:bidi w:val="1"/>
+        <w:jc w:val="right"/>
+        <w:textDirection w:val="lrTb"/>
+      </w:pPr>
+      <w:r>
+        <w:rPr>
+          <w:rFonts w:ascii="Calibri" w:hAnsi="Calibri"/>
+          <w:b w:val="0"/>
+          <w:sz w:val="22"/>
+          <w:rtl w:val="1"/>
+          <w:rFonts w:cs="Calibri"/>
+          <w:szCs w:val="22"/>
+        </w:rPr>
+        <w:t>مازورة 7: | F ‏(Noire)‏ | E ‏(Noire)‏ | D ‏(Croche)‏ C ‏(Croche)‏ | ‏(Croche Rest)‏ ‏(Croche Rest)‏ |</w:t>
+      </w:r>
+    </w:p>
+    <w:p>
+      <w:pPr>
+        <w:bidi w:val="1"/>
+        <w:jc w:val="right"/>
+        <w:textDirection w:val="lrTb"/>
+      </w:pPr>
+      <w:r>
+        <w:rPr>
+          <w:rFonts w:ascii="Calibri" w:hAnsi="Calibri"/>
+          <w:b w:val="0"/>
+          <w:sz w:val="22"/>
+          <w:rtl w:val="1"/>
+          <w:rFonts w:cs="Calibri"/>
+          <w:szCs w:val="22"/>
+        </w:rPr>
+        <w:t>مازورة 8: | D ‏(Blanche)‏ | ‏(Noire Rest)‏ | D ‏(Noire)‏ | ‏(Croche Rest)‏‏(Croche Rest)‏‏(Croche Rest)‏‏(Croche Rest)‏ |</w:t>
       </w:r>
     </w:p>
     <w:p>
@@ -27852,35 +26307,10 @@
           <w:rFonts w:cs="Calibri"/>
           <w:szCs w:val="18"/>
         </w:rPr>
-        <w:t>لحن كردي بإيقاع سامري – 8 مازوارات:</w:t>
-        <w:br/>
-        <w:br/>
-        <w:t>مازورة 1: | D ‏(Noire)‏ | ‏(Noire Rest)‏ | D ‏(Noire)‏ | E F G ‏(Croches)‏ |</w:t>
-        <w:br/>
-        <w:t xml:space="preserve">            |   DUM     |      -       |   TAK     | TAK TAK TAK     |</w:t>
-        <w:br/>
-        <w:br/>
-        <w:t>مازورة 2: | A ‏(Noire)‏ | ‏(Noire Rest)‏ | A ‏(Noire)‏ | B C D ‏(Croches)‏ |</w:t>
-        <w:br/>
-        <w:br/>
-        <w:t>مازورة 3: | C ‏(Noire)‏ | ‏(Noire Rest)‏ | B ‏(Noire)‏ | A G F ‏(Croches)‏ |</w:t>
-        <w:br/>
-        <w:br/>
-        <w:t>مازورة 4: | E ‏(Noire)‏ | ‏(Noire Rest)‏ | D ‏(Noire)‏ | C B A ‏(Croches)‏ |</w:t>
-        <w:br/>
-        <w:br/>
-        <w:t>مازورة 5: | G ‏(Noire)‏ | ‏(Noire Rest)‏ | F ‏(Noire)‏ | E D E ‏(Croches)‏ |  ‏(تنويع)‏</w:t>
-        <w:br/>
-        <w:br/>
-        <w:t>مازورة 6: | F ‏(Noire)‏ | ‏(Noire Rest)‏ | G ‏(Noire)‏ | A B C ‏(Croches)‏ |</w:t>
-        <w:br/>
-        <w:br/>
-        <w:t>مازورة 7: | D ‏(Noire)‏ | C ‏(Noire)‏ | B ‏(Noire)‏ | A G F ‏(Croches)‏ |  ‏(تغيير: DUM بدون سكتة)‏</w:t>
-        <w:br/>
-        <w:br/>
-        <w:t>مازورة 8: | E ‏(Noire)‏ | ‏(Noire Rest)‏ | D ‏(Noire)‏ | ‏(Croche Rest)‏‏(Croche Rest)‏‏(Croche Rest)‏‏(Croche Rest)‏ |</w:t>
-        <w:br/>
-        <w:t xml:space="preserve">            |   DUM     |      -       |   TAK     |     -    -    -    -                                   |</w:t>
+        <w:br/>
+        <w:t>تمرین 4: دمج السامري والينبعاوي ‏(5 دقائق)‏</w:t>
+        <w:br/>
+        <w:t>تحدي الدمج – 16 مازورة:</w:t>
       </w:r>
     </w:p>
     <w:p>
@@ -27898,117 +26328,6 @@
           <w:rFonts w:cs="Calibri"/>
           <w:szCs w:val="22"/>
         </w:rPr>
-        <w:t>إضافة Slurs للسامري:</w:t>
-        <w:br/>
-        <w:t>أضف Slur بين نوتات الـ TAK TAK TAK ‏(E F G في المازورة 1)‏ لتجعلها متصلة:</w:t>
-        <w:br/>
-        <w:t>- اختر E → Shift+Click G → اضغط S</w:t>
-      </w:r>
-    </w:p>
-    <w:p>
-      <w:pPr>
-        <w:bidi w:val="1"/>
-        <w:jc w:val="right"/>
-        <w:textDirection w:val="lrTb"/>
-      </w:pPr>
-      <w:r>
-        <w:rPr>
-          <w:rFonts w:ascii="Calibri" w:hAnsi="Calibri"/>
-          <w:b/>
-          <w:color w:val="333333"/>
-          <w:sz w:val="22"/>
-          <w:rtl w:val="1"/>
-          <w:rFonts w:cs="Calibri"/>
-          <w:szCs w:val="22"/>
-        </w:rPr>
-        <w:t>تمرین 3: الكرد مع الينبعاوي ‏(10 دقائق)‏</w:t>
-      </w:r>
-    </w:p>
-    <w:p>
-      <w:pPr>
-        <w:bidi w:val="1"/>
-        <w:jc w:val="right"/>
-        <w:textDirection w:val="lrTb"/>
-        <w:shd w:fill="F5F5F5" w:val="clear"/>
-      </w:pPr>
-      <w:r>
-        <w:rPr>
-          <w:rFonts w:ascii="Courier New" w:hAnsi="Courier New"/>
-          <w:color w:val="333333"/>
-          <w:sz w:val="18"/>
-          <w:rtl w:val="1"/>
-          <w:rFonts w:cs="Calibri"/>
-          <w:szCs w:val="18"/>
-        </w:rPr>
-        <w:t>لحن كردي بإيقاع ينبعاوي – 8 مازوارات:</w:t>
-        <w:br/>
-        <w:br/>
-        <w:t>مازورة 1: | D ‏(Noire)‏ | ‏(Noire Rest)‏ | E ‏(Croche)‏ F ‏(Croche)‏ | ‏(Croche Rest)‏ ‏(Croche Rest)‏ |</w:t>
-        <w:br/>
-        <w:t xml:space="preserve">            |   DUM     |      -       | TAK    TAK            | TAK          -             |</w:t>
-        <w:br/>
-        <w:br/>
-        <w:t>مازورة 2: | G ‏(Noire)‏ | ‏(Noire Rest)‏ | A ‏(Croche)‏ B ‏(Croche)‏ | ‏(Croche Rest)‏ ‏(Croche Rest)‏ |</w:t>
-        <w:br/>
-        <w:br/>
-        <w:t>مازورة 3: | C ‏(Noire)‏ | ‏(Noire Rest)‏ | B ‏(Croche)‏ A ‏(Croche)‏ | ‏(Croche Rest)‏ ‏(Croche Rest)‏ |</w:t>
-        <w:br/>
-        <w:br/>
-        <w:t>مازورة 4: | G ‏(Noire)‏ | ‏(Noire Rest)‏ | F ‏(Croche)‏ E ‏(Croche)‏ | ‏(Croche Rest)‏ ‏(Croche Rest)‏ |</w:t>
-        <w:br/>
-        <w:br/>
-        <w:t>مازورة 5: | D ‏(Noire)‏ | F ‏(Noire)‏ | A ‏(Croche)‏ C ‏(Croche)‏ | ‏(Croche Rest)‏ ‏(Croche Rest)‏ |  ‏(تنويع مع قفزات)‏</w:t>
-        <w:br/>
-        <w:br/>
-        <w:t>مازورة 6: | B ‏(Noire)‏ | ‏(Noire Rest)‏ | A ‏(Croche)‏ G ‏(Croche)‏ | ‏(Croche Rest)‏ ‏(Croche Rest)‏ |</w:t>
-        <w:br/>
-        <w:br/>
-        <w:t>مازورة 7: | F ‏(Noire)‏ | E ‏(Noire)‏ | D ‏(Croche)‏ C ‏(Croche)‏ | ‏(Croche Rest)‏ ‏(Croche Rest)‏ |</w:t>
-        <w:br/>
-        <w:br/>
-        <w:t>مازورة 8: | D ‏(Blanche)‏ | ‏(Noire Rest)‏ | D ‏(Noire)‏ | ‏(Croche Rest)‏‏(Croche Rest)‏‏(Croche Rest)‏‏(Croche Rest)‏ |</w:t>
-        <w:br/>
-        <w:t xml:space="preserve">            |   DUM       |      -       |   DUM     |     -    -    -    -                                   |</w:t>
-      </w:r>
-    </w:p>
-    <w:p>
-      <w:pPr>
-        <w:bidi w:val="1"/>
-        <w:jc w:val="right"/>
-        <w:textDirection w:val="lrTb"/>
-      </w:pPr>
-      <w:r>
-        <w:rPr>
-          <w:rFonts w:ascii="Calibri" w:hAnsi="Calibri"/>
-          <w:b/>
-          <w:color w:val="333333"/>
-          <w:sz w:val="22"/>
-          <w:rtl w:val="1"/>
-          <w:rFonts w:cs="Calibri"/>
-          <w:szCs w:val="22"/>
-        </w:rPr>
-        <w:t>تمرین 4: دمج السامري والينبعاوي ‏(5 دقائق)‏</w:t>
-      </w:r>
-    </w:p>
-    <w:p>
-      <w:pPr>
-        <w:bidi w:val="1"/>
-        <w:jc w:val="right"/>
-        <w:textDirection w:val="lrTb"/>
-      </w:pPr>
-      <w:r>
-        <w:rPr>
-          <w:rFonts w:ascii="Calibri" w:hAnsi="Calibri"/>
-          <w:b w:val="0"/>
-          <w:sz w:val="22"/>
-          <w:rtl w:val="1"/>
-          <w:rFonts w:cs="Calibri"/>
-          <w:szCs w:val="22"/>
-        </w:rPr>
-        <w:t>تحدي الدمج – 16 مازورة:</w:t>
-        <w:br/>
-        <w:t>```</w:t>
-        <w:br/>
         <w:t>المقطع A ‏(سامري – 8 مقاطع)‏:</w:t>
         <w:br/>
         <w:t>مازورة 1-8: لحن السامري من تمرین 2</w:t>
@@ -28710,14 +27029,19 @@
       <w:r>
         <w:rPr>
           <w:rFonts w:ascii="Calibri" w:hAnsi="Calibri"/>
-          <w:b/>
-          <w:color w:val="333333"/>
+          <w:b w:val="0"/>
           <w:sz w:val="22"/>
           <w:rtl w:val="1"/>
           <w:rFonts w:cs="Calibri"/>
           <w:szCs w:val="22"/>
         </w:rPr>
         <w:t>أسئلة المراجعة</w:t>
+        <w:br/>
+        <w:t>1. كيف تختلف إيقاعات السامري والينبعاوي في عدد الـ TAKs؟</w:t>
+        <w:br/>
+        <w:t>2. ما اختصار Slur في Sibelius؟</w:t>
+        <w:br/>
+        <w:t>3. لماذا الـ Slur مناسب لمقام الكرد أكثر من الحجاز مثلاً؟</w:t>
       </w:r>
     </w:p>
     <w:p>
@@ -28729,184 +27053,27 @@
       <w:r>
         <w:rPr>
           <w:rFonts w:ascii="Calibri" w:hAnsi="Calibri"/>
-          <w:sz w:val="22"/>
-          <w:rtl w:val="1"/>
-          <w:rFonts w:cs="Calibri"/>
-          <w:szCs w:val="22"/>
-        </w:rPr>
-        <w:t>كيف تختلف إيقاعات السامري والينبعاوي في عدد الـ TAKs؟</w:t>
-      </w:r>
-    </w:p>
-    <w:p>
-      <w:pPr>
-        <w:bidi w:val="1"/>
-        <w:jc w:val="right"/>
-        <w:textDirection w:val="lrTb"/>
-      </w:pPr>
-      <w:r>
-        <w:rPr>
-          <w:rFonts w:ascii="Calibri" w:hAnsi="Calibri"/>
-          <w:sz w:val="22"/>
-          <w:rtl w:val="1"/>
-          <w:rFonts w:cs="Calibri"/>
-          <w:szCs w:val="22"/>
-        </w:rPr>
-        <w:t>ما اختصار Slur في Sibelius؟</w:t>
-      </w:r>
-    </w:p>
-    <w:p>
-      <w:pPr>
-        <w:bidi w:val="1"/>
-        <w:jc w:val="right"/>
-        <w:textDirection w:val="lrTb"/>
-      </w:pPr>
-      <w:r>
-        <w:rPr>
-          <w:rFonts w:ascii="Calibri" w:hAnsi="Calibri"/>
-          <w:sz w:val="22"/>
-          <w:rtl w:val="1"/>
-          <w:rFonts w:cs="Calibri"/>
-          <w:szCs w:val="22"/>
-        </w:rPr>
-        <w:t>لماذا الـ Slur مناسب لمقام الكرد أكثر من الحجاز مثلاً؟</w:t>
-      </w:r>
-    </w:p>
-    <w:p>
-      <w:pPr>
-        <w:bidi w:val="1"/>
-        <w:jc w:val="right"/>
-        <w:textDirection w:val="lrTb"/>
-      </w:pPr>
-      <w:r>
-        <w:rPr>
-          <w:rFonts w:ascii="Calibri" w:hAnsi="Calibri"/>
-          <w:b/>
-          <w:color w:val="333333"/>
+          <w:b w:val="0"/>
           <w:sz w:val="22"/>
           <w:rtl w:val="1"/>
           <w:rFonts w:cs="Calibri"/>
           <w:szCs w:val="22"/>
         </w:rPr>
         <w:t>الواجب المنزلي</w:t>
-      </w:r>
-    </w:p>
-    <w:p>
-      <w:pPr>
-        <w:bidi w:val="1"/>
-        <w:jc w:val="right"/>
-        <w:textDirection w:val="lrTb"/>
-      </w:pPr>
-      <w:r>
-        <w:rPr>
-          <w:rFonts w:ascii="Calibri" w:hAnsi="Calibri"/>
-          <w:sz w:val="22"/>
-          <w:rtl w:val="1"/>
-          <w:rFonts w:cs="Calibri"/>
-          <w:szCs w:val="22"/>
-        </w:rPr>
-        <w:t>أنشئ نوتة جديدة ‏(Treble Clef, 4/4)‏</w:t>
-      </w:r>
-    </w:p>
-    <w:p>
-      <w:pPr>
-        <w:bidi w:val="1"/>
-        <w:jc w:val="right"/>
-        <w:textDirection w:val="lrTb"/>
-      </w:pPr>
-      <w:r>
-        <w:rPr>
-          <w:rFonts w:ascii="Calibri" w:hAnsi="Calibri"/>
-          <w:sz w:val="22"/>
-          <w:rtl w:val="1"/>
-          <w:rFonts w:cs="Calibri"/>
-          <w:szCs w:val="22"/>
-        </w:rPr>
-        <w:t>اكتب 16 مازورة بمقام الكرد:</w:t>
-      </w:r>
-    </w:p>
-    <w:p>
-      <w:pPr>
-        <w:bidi w:val="1"/>
-        <w:jc w:val="right"/>
-        <w:textDirection w:val="lrTb"/>
-      </w:pPr>
-      <w:r>
-        <w:rPr>
-          <w:rFonts w:ascii="Calibri" w:hAnsi="Calibri"/>
-          <w:sz w:val="22"/>
-          <w:rtl w:val="1"/>
-          <w:rFonts w:cs="Calibri"/>
-          <w:szCs w:val="22"/>
-        </w:rPr>
-        <w:t>• 8 مازورة بإيقاع السامري مع Slurs</w:t>
-      </w:r>
-    </w:p>
-    <w:p>
-      <w:pPr>
-        <w:bidi w:val="1"/>
-        <w:jc w:val="right"/>
-        <w:textDirection w:val="lrTb"/>
-      </w:pPr>
-      <w:r>
-        <w:rPr>
-          <w:rFonts w:ascii="Calibri" w:hAnsi="Calibri"/>
-          <w:sz w:val="22"/>
-          <w:rtl w:val="1"/>
-          <w:rFonts w:cs="Calibri"/>
-          <w:szCs w:val="22"/>
-        </w:rPr>
-        <w:t>• 8 مازورة بإيقاع الينبعاوي ‏(مع السكتات)‏</w:t>
-      </w:r>
-    </w:p>
-    <w:p>
-      <w:pPr>
-        <w:bidi w:val="1"/>
-        <w:jc w:val="right"/>
-        <w:textDirection w:val="lrTb"/>
-      </w:pPr>
-      <w:r>
-        <w:rPr>
-          <w:rFonts w:ascii="Calibri" w:hAnsi="Calibri"/>
-          <w:sz w:val="22"/>
-          <w:rtl w:val="1"/>
-          <w:rFonts w:cs="Calibri"/>
-          <w:szCs w:val="22"/>
-        </w:rPr>
-        <w:t>في المازورة 4 و 12، استخدم Tremolo كنوع من التعبير</w:t>
-      </w:r>
-    </w:p>
-    <w:p>
-      <w:pPr>
-        <w:bidi w:val="1"/>
-        <w:jc w:val="right"/>
-        <w:textDirection w:val="lrTb"/>
-      </w:pPr>
-      <w:r>
-        <w:rPr>
-          <w:rFonts w:ascii="Calibri" w:hAnsi="Calibri"/>
-          <w:sz w:val="22"/>
-          <w:rtl w:val="1"/>
-          <w:rFonts w:cs="Calibri"/>
-          <w:szCs w:val="22"/>
-        </w:rPr>
-        <w:t>أضف ديناميك ‏(mp للمقدمة، mf للجواب)‏</w:t>
-      </w:r>
-    </w:p>
-    <w:p>
-      <w:pPr>
-        <w:bidi w:val="1"/>
-        <w:jc w:val="right"/>
-        <w:textDirection w:val="lrTb"/>
-      </w:pPr>
-      <w:r>
-        <w:rPr>
-          <w:rFonts w:ascii="Calibri" w:hAnsi="Calibri"/>
-          <w:sz w:val="22"/>
-          <w:rtl w:val="1"/>
-          <w:rFonts w:cs="Calibri"/>
-          <w:szCs w:val="22"/>
-        </w:rPr>
-        <w:t>احفظ الملف باسم `Lesson47_Kurd_Sameri_Yanbawi.sib`</w:t>
+        <w:br/>
+        <w:t>1. أنشئ نوتة جديدة ‏(Treble Clef, 4/4)‏</w:t>
+        <w:br/>
+        <w:t>2. اكتب 16 مازورة بمقام الكرد:</w:t>
+        <w:br/>
+        <w:t xml:space="preserve">   - 8 مازورة بإيقاع السامري مع Slurs</w:t>
+        <w:br/>
+        <w:t xml:space="preserve">   - 8 مازورة بإيقاع الينبعاوي ‏(مع السكتات)‏</w:t>
+        <w:br/>
+        <w:t>3. في المازورة 4 و 12، استخدم Tremolo كنوع من التعبير</w:t>
+        <w:br/>
+        <w:t>4. أضف ديناميك ‏(mp للمقدمة، mf للجواب)‏</w:t>
+        <w:br/>
+        <w:t>5. احفظ الملف باسم `Lesson47_Kurd_Sameri_Yanbawi.sib`</w:t>
       </w:r>
     </w:p>
     <w:p>
@@ -30746,7 +28913,6 @@
         <w:rPr>
           <w:rFonts w:ascii="Calibri" w:hAnsi="Calibri"/>
           <w:b/>
-          <w:color w:val="333333"/>
           <w:sz w:val="22"/>
           <w:rtl w:val="1"/>
           <w:rFonts w:cs="Calibri"/>
@@ -32194,31 +30360,14 @@
       <w:r>
         <w:rPr>
           <w:rFonts w:ascii="Calibri" w:hAnsi="Calibri"/>
-          <w:b/>
-          <w:color w:val="333333"/>
+          <w:b w:val="0"/>
           <w:sz w:val="22"/>
           <w:rtl w:val="1"/>
           <w:rFonts w:cs="Calibri"/>
           <w:szCs w:val="22"/>
         </w:rPr>
         <w:t>مقام الكرد – مراجعة سريعة</w:t>
-      </w:r>
-    </w:p>
-    <w:p>
-      <w:pPr>
-        <w:bidi w:val="1"/>
-        <w:jc w:val="right"/>
-        <w:textDirection w:val="lrTb"/>
-      </w:pPr>
-      <w:r>
-        <w:rPr>
-          <w:rFonts w:ascii="Calibri" w:hAnsi="Calibri"/>
-          <w:b w:val="0"/>
-          <w:sz w:val="22"/>
-          <w:rtl w:val="1"/>
-          <w:rFonts w:cs="Calibri"/>
-          <w:szCs w:val="22"/>
-        </w:rPr>
+        <w:br/>
         <w:t>سلم الكرد على D:</w:t>
         <w:br/>
         <w:t>```</w:t>
@@ -32257,7 +30406,6 @@
         <w:rPr>
           <w:rFonts w:ascii="Calibri" w:hAnsi="Calibri"/>
           <w:b/>
-          <w:color w:val="333333"/>
           <w:sz w:val="22"/>
           <w:rtl w:val="1"/>
           <w:rFonts w:cs="Calibri"/>
@@ -32535,7 +30683,6 @@
         <w:rPr>
           <w:rFonts w:ascii="Calibri" w:hAnsi="Calibri"/>
           <w:b/>
-          <w:color w:val="333333"/>
           <w:sz w:val="22"/>
           <w:rtl w:val="1"/>
           <w:rFonts w:cs="Calibri"/>
@@ -32706,7 +30853,6 @@
         <w:rPr>
           <w:rFonts w:ascii="Calibri" w:hAnsi="Calibri"/>
           <w:b/>
-          <w:color w:val="333333"/>
           <w:sz w:val="22"/>
           <w:rtl w:val="1"/>
           <w:rFonts w:cs="Calibri"/>

--- a/docx_output_v2/Sibelius-Semester2-Part2-Lessons-41-48.docx
+++ b/docx_output_v2/Sibelius-Semester2-Part2-Lessons-41-48.docx
@@ -2054,7 +2054,7 @@
         <w:t>---</w:t>
         <w:br/>
         <w:br/>
-        <w:t>### 5. تطبيق العود | Oud Application</w:t>
+        <w:t>### 5. تطبيق عملي | Practical Application</w:t>
         <w:br/>
         <w:t>اعزف سلم الحجاز: D ‏(الوتر الرابع عقدة 2)‏ - E♭ ‏(الوتر الثالث مطلق)‏ - F♯ ‏(الوتر الثالث عقدة 2)‏ - G ‏(الوتر الثالث عقدة 3)‏. لاحظ الطابع الشرقي القوي!</w:t>
         <w:br/>
@@ -4538,7 +4538,7 @@
           <w:rFonts w:cs="Calibri"/>
           <w:szCs w:val="28"/>
         </w:rPr>
-        <w:t>5. تطبيق العود | Oud Application</w:t>
+        <w:t>5. تطبيق عملي | Practical Application</w:t>
       </w:r>
     </w:p>
     <w:p>
@@ -4574,7 +4574,7 @@
           <w:rFonts w:cs="Calibri"/>
           <w:szCs w:val="22"/>
         </w:rPr>
-        <w:t>اعزف سلم الحجاز على العود:</w:t>
+        <w:t>اعزف سلم الحجاز على آلتك الموسيقية:</w:t>
         <w:br/>
         <w:t>- D: الوتر الرابع ‏(بم)‏ عقدة 2</w:t>
         <w:br/>
@@ -4608,7 +4608,7 @@
           <w:rFonts w:cs="Calibri"/>
           <w:szCs w:val="22"/>
         </w:rPr>
-        <w:t>نمط البندري على العود:</w:t>
+        <w:t>نمط البندري على آلتك الموسيقية:</w:t>
         <w:br/>
         <w:t>```</w:t>
         <w:br/>
@@ -8188,7 +8188,7 @@
           <w:rFonts w:cs="Calibri"/>
           <w:szCs w:val="28"/>
         </w:rPr>
-        <w:t>5. تطبيق العود | Oud Application</w:t>
+        <w:t>5. تطبيق عملي | Practical Application</w:t>
       </w:r>
     </w:p>
     <w:p>
@@ -8242,7 +8242,7 @@
           <w:rFonts w:cs="Calibri"/>
           <w:szCs w:val="22"/>
         </w:rPr>
-        <w:t>سلم الحجاز على العود:</w:t>
+        <w:t>سلم الحجاز على آلتك الموسيقية:</w:t>
         <w:br/>
         <w:t>```</w:t>
         <w:br/>
@@ -8298,7 +8298,7 @@
           <w:rFonts w:cs="Calibri"/>
           <w:szCs w:val="22"/>
         </w:rPr>
-        <w:t>تطبيق Tremolo على العود الطبيعي:</w:t>
+        <w:t>تطبيق Tremolo على آلتك الموسيقية الطبيعي:</w:t>
         <w:br/>
         <w:t>- العود لا يحتاج Tremolo صناعياً، لكن استخدم الريشة بسرعة:</w:t>
         <w:br/>
@@ -13053,7 +13053,7 @@
           <w:rFonts w:cs="Calibri"/>
           <w:szCs w:val="28"/>
         </w:rPr>
-        <w:t>5. تطبيق العود | Oud Application</w:t>
+        <w:t>5. تطبيق عملي | Practical Application</w:t>
       </w:r>
     </w:p>
     <w:p>
@@ -13089,7 +13089,7 @@
           <w:rFonts w:cs="Calibri"/>
           <w:szCs w:val="22"/>
         </w:rPr>
-        <w:t>اعزف على العود مقطعاً حراً بمقام الحجاز لمدة دقيقتين:</w:t>
+        <w:t>اعزف على آلتك الموسيقية مقطعاً حراً بمقام الحجاز لمدة دقيقتين:</w:t>
       </w:r>
     </w:p>
     <w:p>
@@ -13131,7 +13131,7 @@
           <w:rFonts w:cs="Calibri"/>
           <w:szCs w:val="22"/>
         </w:rPr>
-        <w:t>الليوا على العود:</w:t>
+        <w:t>الليوا على آلتك الموسيقية:</w:t>
         <w:br/>
         <w:t>```</w:t>
         <w:br/>
@@ -13157,7 +13157,7 @@
           <w:rFonts w:cs="Calibri"/>
           <w:szCs w:val="22"/>
         </w:rPr>
-        <w:t>البستة على العود:</w:t>
+        <w:t>البستة على آلتك الموسيقية:</w:t>
         <w:br/>
         <w:t>```</w:t>
         <w:br/>
@@ -17584,7 +17584,7 @@
           <w:rFonts w:cs="Calibri"/>
           <w:szCs w:val="28"/>
         </w:rPr>
-        <w:t>5. تطبيق العود | Oud Application</w:t>
+        <w:t>5. تطبيق عملي | Practical Application</w:t>
       </w:r>
     </w:p>
     <w:p>
@@ -17620,7 +17620,7 @@
           <w:rFonts w:cs="Calibri"/>
           <w:szCs w:val="22"/>
         </w:rPr>
-        <w:t>سلم الكرد على العود:</w:t>
+        <w:t>سلم الكرد على آلتك الموسيقية:</w:t>
         <w:br/>
         <w:t>```</w:t>
         <w:br/>
@@ -17658,7 +17658,7 @@
           <w:rFonts w:cs="Calibri"/>
           <w:szCs w:val="22"/>
         </w:rPr>
-        <w:t>الخبيتي على العود:</w:t>
+        <w:t>الخبيتي على آلتك الموسيقية:</w:t>
         <w:br/>
         <w:t>```</w:t>
         <w:br/>
@@ -17688,7 +17688,7 @@
           <w:rFonts w:cs="Calibri"/>
           <w:szCs w:val="22"/>
         </w:rPr>
-        <w:t>المعلاية على العود:</w:t>
+        <w:t>المعلاية على آلتك الموسيقية:</w:t>
         <w:br/>
         <w:t>```</w:t>
         <w:br/>
@@ -22941,7 +22941,7 @@
           <w:rFonts w:cs="Calibri"/>
           <w:szCs w:val="28"/>
         </w:rPr>
-        <w:t>5. تطبيق العود | Oud Application</w:t>
+        <w:t>5. تطبيق عملي | Practical Application</w:t>
       </w:r>
     </w:p>
     <w:p>
@@ -22977,7 +22977,7 @@
           <w:rFonts w:cs="Calibri"/>
           <w:szCs w:val="22"/>
         </w:rPr>
-        <w:t>سلم الكرد على العود:</w:t>
+        <w:t>سلم الكرد على آلتك الموسيقية:</w:t>
         <w:br/>
         <w:t>```</w:t>
         <w:br/>
@@ -27092,7 +27092,7 @@
           <w:rFonts w:cs="Calibri"/>
           <w:szCs w:val="28"/>
         </w:rPr>
-        <w:t>5. تطبيق العود | Oud Application</w:t>
+        <w:t>5. تطبيق عملي | Practical Application</w:t>
       </w:r>
     </w:p>
     <w:p>
@@ -27154,7 +27154,7 @@
           <w:rFonts w:cs="Calibri"/>
           <w:szCs w:val="22"/>
         </w:rPr>
-        <w:t>السامري على العود:</w:t>
+        <w:t>السامري على آلتك الموسيقية:</w:t>
         <w:br/>
         <w:t>```</w:t>
         <w:br/>
@@ -27184,7 +27184,7 @@
           <w:rFonts w:cs="Calibri"/>
           <w:szCs w:val="22"/>
         </w:rPr>
-        <w:t>الينبعاوي على العود:</w:t>
+        <w:t>الينبعاوي على آلتك الموسيقية:</w:t>
         <w:br/>
         <w:t>```</w:t>
         <w:br/>
@@ -27216,9 +27216,9 @@
           <w:rFonts w:cs="Calibri"/>
           <w:szCs w:val="22"/>
         </w:rPr>
-        <w:t>تطبيق Slur على العود:</w:t>
-        <w:br/>
-        <w:t>Slur على العود = عزف النوتات بدون توقف الريشة:</w:t>
+        <w:t>تطبيق Slur على آلتك الموسيقية:</w:t>
+        <w:br/>
+        <w:t>Slur على آلتك الموسيقية = عزف النوتات بدون توقف الريشة:</w:t>
         <w:br/>
         <w:t>```</w:t>
         <w:br/>
@@ -31591,7 +31591,7 @@
           <w:rFonts w:cs="Calibri"/>
           <w:szCs w:val="28"/>
         </w:rPr>
-        <w:t>5. تطبيق العود | Oud Application</w:t>
+        <w:t>5. تطبيق عملي | Practical Application</w:t>
       </w:r>
     </w:p>
     <w:p>
@@ -31609,7 +31609,7 @@
           <w:rFonts w:cs="Calibri"/>
           <w:szCs w:val="22"/>
         </w:rPr>
-        <w:t>اعزف إيقاع الليوا على العود:</w:t>
+        <w:t>اعزف إيقاع الليوا على آلتك الموسيقية:</w:t>
         <w:br/>
         <w:t>- DUM = ضربة ريشة تحت ‏(ثقيلة)‏ على وتر D ‏(Re)‏</w:t>
         <w:br/>

--- a/docx_output_v2/Sibelius-Semester2-Part2-Lessons-41-48.docx
+++ b/docx_output_v2/Sibelius-Semester2-Part2-Lessons-41-48.docx
@@ -2021,10 +2021,9 @@
           <w:szCs w:val="18"/>
         </w:rPr>
         <w:br/>
-        <w:t>---</w:t>
-        <w:br/>
-        <w:br/>
-        <w:t>### 3. اختصارات Sibelius ‏(5 min)‏</w:t>
+        <w:br/>
+        <w:br/>
+        <w:t>3. اختصارات Sibelius ‏(5 min)‏</w:t>
         <w:br/>
         <w:t>| # | الاختصار | الوظيفة |</w:t>
         <w:br/>
@@ -2041,34 +2040,31 @@
         <w:t>| 5 | Shift+X | عكس اتجاه Stem |</w:t>
         <w:br/>
         <w:br/>
-        <w:t>---</w:t>
-        <w:br/>
-        <w:br/>
-        <w:t>### 4. مراجعة وواجب | Review &amp; HW ‏(5 min)‏</w:t>
+        <w:br/>
+        <w:br/>
+        <w:t>4. مراجعة وواجب | Review &amp; HW ‏(5 min)‏</w:t>
         <w:br/>
         <w:t>أسئلة: 1. ما الفاصلة المميزة في مقام الحجاز؟ 2. كم Semitone بين E♭ و F♯؟ 3. ما الفرق بين الحجاز والعجم؟</w:t>
         <w:br/>
         <w:t>الواجب: اكتب 16 مازورة: سلم حجاز ‏(4)‏ + جنس حجاز ‏(4)‏ + لحن حجاز مع خبيتي ‏(8)‏. احفظ `Lesson41_Hijaz.sib`</w:t>
         <w:br/>
         <w:br/>
-        <w:t>---</w:t>
-        <w:br/>
-        <w:br/>
-        <w:t>### 5. تطبيق عملي | Practical Application</w:t>
+        <w:br/>
+        <w:br/>
+        <w:t>5. تطبيق عملي | Practical Application</w:t>
         <w:br/>
         <w:t>اعزف سلم الحجاز: D ‏(الوتر الرابع عقدة 2)‏ - E♭ ‏(الوتر الثالث مطلق)‏ - F♯ ‏(الوتر الثالث عقدة 2)‏ - G ‏(الوتر الثالث عقدة 3)‏. لاحظ الطابع الشرقي القوي!</w:t>
         <w:br/>
         <w:br/>
-        <w:t>---</w:t>
-        <w:br/>
-        <w:br/>
-        <w:t>### 6. التقييم: سلم حجاز /5, جنس حجاز /5, خبيتي /3, أسئلة /2 = /15</w:t>
-        <w:br/>
-        <w:br/>
-        <w:t>### 7. مفردات: حجاز ‏(Hijaz)‏, Augmented Second, رمبي حريمي ‏(Rambi Harimi)‏</w:t>
-        <w:br/>
-        <w:br/>
-        <w:t>### 8. ملاحظات: الحجاز من أقوى المقامات من حيث الشخصية. استمع لـ "لزهرة" أو "إنت عمري" لأم كلثوم.</w:t>
+        <w:br/>
+        <w:br/>
+        <w:t>6. التقييم: سلم حجاز /5, جنس حجاز /5, خبيتي /3, أسئلة /2 = /15</w:t>
+        <w:br/>
+        <w:br/>
+        <w:t>7. مفردات: حجاز ‏(Hijaz)‏, Augmented Second, رمبي حريمي ‏(Rambi Harimi)‏</w:t>
+        <w:br/>
+        <w:br/>
+        <w:t>8. ملاحظات: الحجاز من أقوى المقامات من حيث الشخصية. استمع لـ "لزهرة" أو "إنت عمري" لأم كلثوم.</w:t>
         <w:br/>
       </w:r>
     </w:p>

--- a/docx_output_v2/Sibelius-Semester2-Part2-Lessons-41-48.docx
+++ b/docx_output_v2/Sibelius-Semester2-Part2-Lessons-41-48.docx
@@ -2045,6 +2045,10 @@
         <w:t>4. مراجعة وواجب | Review &amp; HW ‏(5 min)‏</w:t>
         <w:br/>
         <w:t>أسئلة: 1. ما الفاصلة المميزة في مقام الحجاز؟ 2. كم Semitone بين E♭ و F♯؟ 3. ما الفرق بين الحجاز والعجم؟</w:t>
+        <w:br/>
+        <w:t>الواجب المنزلي</w:t>
+        <w:br/>
+        <w:t>1. اكتب تمرين رقم ‏(———)‏ في كتاب الصولفيج المقرر</w:t>
         <w:br/>
         <w:t>الواجب: اكتب 16 مازورة: سلم حجاز ‏(4)‏ + جنس حجاز ‏(4)‏ + لحن حجاز مع خبيتي ‏(8)‏. احفظ `Lesson41_Hijaz.sib`</w:t>
         <w:br/>
@@ -4505,6 +4509,8 @@
         </w:rPr>
         <w:t>الواجب المنزلي</w:t>
         <w:br/>
+        <w:t>1. اكتب تمرين رقم ‏(———)‏ في كتاب الصولفيج المقرر</w:t>
+        <w:br/>
         <w:t>1. أنشئ نوتة جديدة في Sibelius ‏(Treble Clef, 4/4)‏</w:t>
         <w:br/>
         <w:t>2. اكتب 16 مازورة بمقام الحجاز:</w:t>
@@ -8153,6 +8159,8 @@
         </w:rPr>
         <w:t>الواجب المنزلي</w:t>
         <w:br/>
+        <w:t>1. اكتب تمرين رقم ‏(———)‏ في كتاب الصولفيج المقرر</w:t>
+        <w:br/>
         <w:t>1. أنشئ نوتة جديدة ‏(Treble Clef)‏</w:t>
         <w:br/>
         <w:t>2. اكتب 20 مازورة بمقام الحجاز:</w:t>
@@ -13010,6 +13018,8 @@
         </w:rPr>
         <w:t>الواجب المنزلي</w:t>
         <w:br/>
+        <w:t>1. اكتب تمرين رقم ‏(———)‏ في كتاب الصولفيج المقرر</w:t>
+        <w:br/>
         <w:t>1. أكمل مشروع 32 مازورة بمقام الحجاز</w:t>
         <w:br/>
         <w:t>2. وزع الإيقاعات كالتالي:</w:t>
@@ -17549,6 +17559,8 @@
         </w:rPr>
         <w:t>الواجب المنزلي</w:t>
         <w:br/>
+        <w:t>1. اكتب تمرين رقم ‏(———)‏ في كتاب الصولفيج المقرر</w:t>
+        <w:br/>
         <w:t>1. أنشئ نوتة جديدة ‏(Treble Clef)‏</w:t>
         <w:br/>
         <w:t>2. اكتب 16 مازورة بمقام الكرد:</w:t>
@@ -22908,6 +22920,8 @@
         </w:rPr>
         <w:t>الواجب المنزلي</w:t>
         <w:br/>
+        <w:t>1. اكتب تمرين رقم ‏(———)‏ في كتاب الصولفيج المقرر</w:t>
+        <w:br/>
         <w:t>1. أنشئ نوتة جديدة ‏(Treble Clef, 4/4)‏</w:t>
         <w:br/>
         <w:t>2. اكتب 16 مازورة بمقام الكرد:</w:t>
@@ -27057,6 +27071,8 @@
         </w:rPr>
         <w:t>الواجب المنزلي</w:t>
         <w:br/>
+        <w:t>1. اكتب تمرين رقم ‏(———)‏ في كتاب الصولفيج المقرر</w:t>
+        <w:br/>
         <w:t>1. أنشئ نوتة جديدة ‏(Treble Clef, 4/4)‏</w:t>
         <w:br/>
         <w:t>2. اكتب 16 مازورة بمقام الكرد:</w:t>
@@ -31554,6 +31570,10 @@
           <w:rFonts w:cs="Calibri"/>
           <w:szCs w:val="22"/>
         </w:rPr>
+        <w:t>الواجب المنزلي</w:t>
+        <w:br/>
+        <w:t>1. اكتب تمرين رقم ‏(———)‏ في كتاب الصولفيج المقرر</w:t>
+        <w:br/>
         <w:t>الواجب:</w:t>
         <w:br/>
         <w:t>1. اكتب مقطوعة من 24 مازورة في مقام الكرد تجمع بين 3 إيقاعات عراقية على الأقل</w:t>
